--- a/litepaper/Orizon-Agents-Litepaper.docx
+++ b/litepaper/Orizon-Agents-Litepaper.docx
@@ -2310,7 +2310,7 @@
         <w:t xml:space="preserve"> </w:t>
       </w:r>
       <w:r>
-        <w:t xml:space="preserve">operation grants an escrow contract the right to draw up to a maximum amount, for a single workflow, before an expiry. Each step within the workflow triggers a</w:t>
+        <w:t xml:space="preserve">operation grants an escrow contract the right to draw up to a maximum amount, for a single workflow, before an expiry. The protocol then pays the agents without re-prompting the user. That payment is not live on testnet: the deployed escrow’s</w:t>
       </w:r>
       <w:r>
         <w:t xml:space="preserve"> </w:t>
@@ -2325,7 +2325,58 @@
         <w:t xml:space="preserve"> </w:t>
       </w:r>
       <w:r>
-        <w:t xml:space="preserve">that moves USDC from the buyer’s wallet to the agent owner’s wallet — without re-prompting the user. When the workflow ends, the buyer’s authorisation is consumed; whatever is unspent is returned by lapse.</w:t>
+        <w:t xml:space="preserve">cannot move the buyer’s funds on the settler’s signature alone, so no workflow has settled through it. Escrow v2, merged but not deployed, takes the funds into custody at</w:t>
+      </w:r>
+      <w:r>
+        <w:t xml:space="preserve"> </w:t>
+      </w:r>
+      <w:r>
+        <w:rPr>
+          <w:rStyle w:val="VerbatimChar"/>
+        </w:rPr>
+        <w:t xml:space="preserve">authorize</w:t>
+      </w:r>
+      <w:r>
+        <w:t xml:space="preserve"> </w:t>
+      </w:r>
+      <w:r>
+        <w:t xml:space="preserve">and, in one</w:t>
+      </w:r>
+      <w:r>
+        <w:t xml:space="preserve"> </w:t>
+      </w:r>
+      <w:r>
+        <w:rPr>
+          <w:rStyle w:val="VerbatimChar"/>
+        </w:rPr>
+        <w:t xml:space="preserve">settle</w:t>
+      </w:r>
+      <w:r>
+        <w:t xml:space="preserve">, pays each delivered step to its agent’s owner and returns the rest to the buyer (§6.8, §6.9; SC@dd2d642 · contract/payment-escrow/src/lib.rs ·</w:t>
+      </w:r>
+      <w:r>
+        <w:t xml:space="preserve"> </w:t>
+      </w:r>
+      <w:r>
+        <w:rPr>
+          <w:rStyle w:val="VerbatimChar"/>
+        </w:rPr>
+        <w:t xml:space="preserve">PaymentEscrow::authorize</w:t>
+      </w:r>
+      <w:r>
+        <w:t xml:space="preserve">,</w:t>
+      </w:r>
+      <w:r>
+        <w:t xml:space="preserve"> </w:t>
+      </w:r>
+      <w:r>
+        <w:rPr>
+          <w:rStyle w:val="VerbatimChar"/>
+        </w:rPr>
+        <w:t xml:space="preserve">PaymentEscrow::settle</w:t>
+      </w:r>
+      <w:r>
+        <w:t xml:space="preserve">).</w:t>
       </w:r>
     </w:p>
     <w:p>
@@ -2522,7 +2573,19 @@
         <w:t xml:space="preserve"> </w:t>
       </w:r>
       <w:r>
-        <w:t xml:space="preserve">two steps earlier without any out-of-band call. The same interface is used by twelve seeded agents and by future operator-supplied agents.</w:t>
+        <w:t xml:space="preserve">two steps earlier without any out-of-band call. The twelve seeded agents implement that interface inside the backend; an operator-supplied agent is reached at the HTTPS endpoint its owner binds, which the backend wraps in the same interface (§6.1, §6.3; BE@a3dc1f9 · app/services/binding_registry.py ·</w:t>
+      </w:r>
+      <w:r>
+        <w:t xml:space="preserve"> </w:t>
+      </w:r>
+      <w:r>
+        <w:rPr>
+          <w:rStyle w:val="VerbatimChar"/>
+        </w:rPr>
+        <w:t xml:space="preserve">resolve_worker</w:t>
+      </w:r>
+      <w:r>
+        <w:t xml:space="preserve">).</w:t>
       </w:r>
     </w:p>
     <w:p>
@@ -2678,7 +2741,7 @@
         <w:t xml:space="preserve"> </w:t>
       </w:r>
       <w:r>
-        <w:t xml:space="preserve">accumulates ratings per agent. The settler submits ratings after the workflow seals; a replay guard keyed by</w:t>
+        <w:t xml:space="preserve">accumulates ratings per agent. The scorer, which is the platform’s signing key and not the deployed escrow’s settler, submits one rating per step of a paid run; a replay guard keyed by</w:t>
       </w:r>
       <w:r>
         <w:t xml:space="preserve"> </w:t>
@@ -2693,7 +2756,7 @@
         <w:t xml:space="preserve"> </w:t>
       </w:r>
       <w:r>
-        <w:t xml:space="preserve">in temporary storage prevents double-counting. Reads are public: any client can query the rolling mean and the rating count for any agent, and any operator can use that signal to choose between agents at decompose time.</w:t>
+        <w:t xml:space="preserve">in persistent storage prevents double-counting (§6.1, §6.7). Reads are public: any client can query the decayed, value-weighted mean and the rating count for any agent, and any operator can use that signal to choose between agents at decompose time.</w:t>
       </w:r>
     </w:p>
     <w:bookmarkEnd w:id="27"/>
@@ -3783,7 +3846,27 @@
               <w:pStyle w:val="Compact"/>
             </w:pPr>
             <w:r>
-              <w:t xml:space="preserve">Planned</w:t>
+              <w:rPr>
+                <w:b/>
+                <w:bCs/>
+              </w:rPr>
+              <w:t xml:space="preserve">Live on testnet</w:t>
+            </w:r>
+            <w:r>
+              <w:t xml:space="preserve">: registration and reputation routing (§6.3, §6.7).</w:t>
+            </w:r>
+            <w:r>
+              <w:t xml:space="preserve"> </w:t>
+            </w:r>
+            <w:r>
+              <w:rPr>
+                <w:b/>
+                <w:bCs/>
+              </w:rPr>
+              <w:t xml:space="preserve">Merged, not deployed</w:t>
+            </w:r>
+            <w:r>
+              <w:t xml:space="preserve">: escrow v2, without which no dispute window opens on testnet (§6.8)</w:t>
             </w:r>
           </w:p>
         </w:tc>
@@ -4159,7 +4242,7 @@
         <w:rPr>
           <w:rStyle w:val="VerbatimChar"/>
         </w:rPr>
-        <w:t xml:space="preserve">PaymentEscrow.charge</w:t>
+        <w:t xml:space="preserve">PaymentEscrow</w:t>
       </w:r>
       <w:r>
         <w:t xml:space="preserve"> </w:t>
@@ -4180,7 +4263,85 @@
         <w:t xml:space="preserve"> </w:t>
       </w:r>
       <w:r>
-        <w:t xml:space="preserve">directly — six lines of Rust, one cross-contract hop, and the payment is final.</w:t>
+        <w:t xml:space="preserve">directly — one cross-contract hop. In the deployed v1 escrow that call sits in</w:t>
+      </w:r>
+      <w:r>
+        <w:t xml:space="preserve"> </w:t>
+      </w:r>
+      <w:r>
+        <w:rPr>
+          <w:rStyle w:val="VerbatimChar"/>
+        </w:rPr>
+        <w:t xml:space="preserve">charge</w:t>
+      </w:r>
+      <w:r>
+        <w:t xml:space="preserve"> </w:t>
+      </w:r>
+      <w:r>
+        <w:t xml:space="preserve">and cannot complete, because the transfer needs the buyer’s signature and the charge transaction carries only the settler’s; escrow v2, merged but not deployed, makes the transfer inside the buyer-signed</w:t>
+      </w:r>
+      <w:r>
+        <w:t xml:space="preserve"> </w:t>
+      </w:r>
+      <w:r>
+        <w:rPr>
+          <w:rStyle w:val="VerbatimChar"/>
+        </w:rPr>
+        <w:t xml:space="preserve">authorize</w:t>
+      </w:r>
+      <w:r>
+        <w:t xml:space="preserve">, into custody, and pays out from there at</w:t>
+      </w:r>
+      <w:r>
+        <w:t xml:space="preserve"> </w:t>
+      </w:r>
+      <w:r>
+        <w:rPr>
+          <w:rStyle w:val="VerbatimChar"/>
+        </w:rPr>
+        <w:t xml:space="preserve">settle</w:t>
+      </w:r>
+      <w:r>
+        <w:t xml:space="preserve"> </w:t>
+      </w:r>
+      <w:r>
+        <w:t xml:space="preserve">(§6.9; SC@88aa554 · contract/payment-escrow/src/lib.rs ·</w:t>
+      </w:r>
+      <w:r>
+        <w:t xml:space="preserve"> </w:t>
+      </w:r>
+      <w:r>
+        <w:rPr>
+          <w:rStyle w:val="VerbatimChar"/>
+        </w:rPr>
+        <w:t xml:space="preserve">PaymentEscrow::charge</w:t>
+      </w:r>
+      <w:r>
+        <w:t xml:space="preserve">; SC@dd2d642 · same file ·</w:t>
+      </w:r>
+      <w:r>
+        <w:t xml:space="preserve"> </w:t>
+      </w:r>
+      <w:r>
+        <w:rPr>
+          <w:rStyle w:val="VerbatimChar"/>
+        </w:rPr>
+        <w:t xml:space="preserve">PaymentEscrow::authorize</w:t>
+      </w:r>
+      <w:r>
+        <w:t xml:space="preserve">,</w:t>
+      </w:r>
+      <w:r>
+        <w:t xml:space="preserve"> </w:t>
+      </w:r>
+      <w:r>
+        <w:rPr>
+          <w:rStyle w:val="VerbatimChar"/>
+        </w:rPr>
+        <w:t xml:space="preserve">PaymentEscrow::settle</w:t>
+      </w:r>
+      <w:r>
+        <w:t xml:space="preserve">).</w:t>
       </w:r>
     </w:p>
     <w:p>
@@ -4235,7 +4396,22 @@
         <w:t xml:space="preserve">Temporary</w:t>
       </w:r>
       <w:r>
-        <w:t xml:space="preserve">) which lets us put the replay guard in</w:t>
+        <w:t xml:space="preserve">) which lets us keep the attestation and the rating replay guard in</w:t>
+      </w:r>
+      <w:r>
+        <w:t xml:space="preserve"> </w:t>
+      </w:r>
+      <w:r>
+        <w:rPr>
+          <w:rStyle w:val="VerbatimChar"/>
+        </w:rPr>
+        <w:t xml:space="preserve">Persistent</w:t>
+      </w:r>
+      <w:r>
+        <w:t xml:space="preserve"> </w:t>
+      </w:r>
+      <w:r>
+        <w:t xml:space="preserve">for good. The first ledger kept the replay guard in</w:t>
       </w:r>
       <w:r>
         <w:t xml:space="preserve"> </w:t>
@@ -4247,10 +4423,7 @@
         <w:t xml:space="preserve">Temporary</w:t>
       </w:r>
       <w:r>
-        <w:t xml:space="preserve"> </w:t>
-      </w:r>
-      <w:r>
-        <w:t xml:space="preserve">for free expiry and the attestation in</w:t>
+        <w:t xml:space="preserve">, where it expired and re-opened the replay window; the deployed ledger keeps it in</w:t>
       </w:r>
       <w:r>
         <w:t xml:space="preserve"> </w:t>
@@ -4265,7 +4438,19 @@
         <w:t xml:space="preserve"> </w:t>
       </w:r>
       <w:r>
-        <w:t xml:space="preserve">for forever. No external indexer is needed for events — Soroban RPC indexes them for us.</w:t>
+        <w:t xml:space="preserve">(SC@dd2d642 · contract/reputation-ledger/src/lib.rs ·</w:t>
+      </w:r>
+      <w:r>
+        <w:t xml:space="preserve"> </w:t>
+      </w:r>
+      <w:r>
+        <w:rPr>
+          <w:rStyle w:val="VerbatimChar"/>
+        </w:rPr>
+        <w:t xml:space="preserve">DataKey::Rated</w:t>
+      </w:r>
+      <w:r>
+        <w:t xml:space="preserve">). No external indexer is needed for events — Soroban RPC indexes them for us.</w:t>
       </w:r>
     </w:p>
     <w:p>
@@ -8431,7 +8616,7 @@
         <w:t xml:space="preserve">backend/app/seed.py</w:t>
       </w:r>
       <w:r>
-        <w:t xml:space="preserve">) with a price and a starting reputation.</w:t>
+        <w:t xml:space="preserve">) with a price and a starting reputation. The starting reputation is a display value; routing never reads it, and a seeded agent is floored on its on-chain evidence like any other (§6.2).</w:t>
       </w:r>
     </w:p>
     <w:p>
@@ -8463,52 +8648,37 @@
     </w:p>
     <w:p>
       <w:pPr>
-        <w:pStyle w:val="Compact"/>
-        <w:numPr>
-          <w:ilvl w:val="0"/>
-          <w:numId w:val="1018"/>
-        </w:numPr>
-      </w:pPr>
-      <w:r>
-        <w:t xml:space="preserve">Register the agent on chain by signing a</w:t>
-      </w:r>
-      <w:r>
-        <w:t xml:space="preserve"> </w:t>
-      </w:r>
-      <w:r>
-        <w:rPr>
-          <w:rStyle w:val="VerbatimChar"/>
-        </w:rPr>
-        <w:t xml:space="preserve">register(owner, id, name, skills, price)</w:t>
-      </w:r>
-      <w:r>
-        <w:t xml:space="preserve"> </w:t>
-      </w:r>
-      <w:r>
-        <w:t xml:space="preserve">XDR for the</w:t>
-      </w:r>
-      <w:r>
-        <w:t xml:space="preserve"> </w:t>
-      </w:r>
-      <w:r>
-        <w:rPr>
-          <w:rStyle w:val="VerbatimChar"/>
-        </w:rPr>
-        <w:t xml:space="preserve">AgentRegistry</w:t>
-      </w:r>
-      <w:r>
-        <w:t xml:space="preserve"> </w:t>
-      </w:r>
-      <w:r>
-        <w:t xml:space="preserve">contract.</w:t>
-      </w:r>
-    </w:p>
-    <w:p>
-      <w:pPr>
         <w:pStyle w:val="FirstParagraph"/>
       </w:pPr>
       <w:r>
-        <w:t xml:space="preserve">Step 4 is the only step that requires Stellar. Everything before it is plain Python.</w:t>
+        <w:t xml:space="preserve">None of this touches Stellar. A seeded agent is a backend record, not an on-chain registration: the seed set owns the</w:t>
+      </w:r>
+      <w:r>
+        <w:t xml:space="preserve"> </w:t>
+      </w:r>
+      <w:r>
+        <w:rPr>
+          <w:rStyle w:val="VerbatimChar"/>
+        </w:rPr>
+        <w:t xml:space="preserve">agt_</w:t>
+      </w:r>
+      <w:r>
+        <w:t xml:space="preserve"> </w:t>
+      </w:r>
+      <w:r>
+        <w:t xml:space="preserve">namespace, and the backend will not build a registration for such an id (§6.2; BE@a3dc1f9 · app/routers/stellar.py ·</w:t>
+      </w:r>
+      <w:r>
+        <w:t xml:space="preserve"> </w:t>
+      </w:r>
+      <w:r>
+        <w:rPr>
+          <w:rStyle w:val="VerbatimChar"/>
+        </w:rPr>
+        <w:t xml:space="preserve">build_register_agent</w:t>
+      </w:r>
+      <w:r>
+        <w:t xml:space="preserve">). This path is for contributors to the backend. An outside operator instead registers its own id on chain and binds an HTTPS endpoint (§6.3, §E.2).</w:t>
       </w:r>
     </w:p>
     <w:bookmarkEnd w:id="45"/>
@@ -10838,7 +11008,31 @@
         <w:pStyle w:val="FirstParagraph"/>
       </w:pPr>
       <w:r>
-        <w:t xml:space="preserve">For the free-form path, the orchestrator is a single Agno-wrapped chat agent whose system prompt is built from the live agent registry — every seeded agent’s id, name, skills, price, and rolling reputation is injected before the user’s intent. The agent returns a</w:t>
+        <w:t xml:space="preserve">For the free-form path, the orchestrator is a single Agno-wrapped chat agent whose system prompt is built from the live agent registry — every routable agent’s id, name, skills, price, and reputation is injected before the user’s intent. Routable means listed, dispatchable and above the reputation floor, seeded or registered alike (§6.3, §6.7), and the reputation shown is the prior-smoothed on-chain score on a 0–5 display scale, never a seeded or self-declared value (BE@a3dc1f9 · app/services/orchestrator_svc.py ·</w:t>
+      </w:r>
+      <w:r>
+        <w:t xml:space="preserve"> </w:t>
+      </w:r>
+      <w:r>
+        <w:rPr>
+          <w:rStyle w:val="VerbatimChar"/>
+        </w:rPr>
+        <w:t xml:space="preserve">_routable_registry</w:t>
+      </w:r>
+      <w:r>
+        <w:t xml:space="preserve">,</w:t>
+      </w:r>
+      <w:r>
+        <w:t xml:space="preserve"> </w:t>
+      </w:r>
+      <w:r>
+        <w:rPr>
+          <w:rStyle w:val="VerbatimChar"/>
+        </w:rPr>
+        <w:t xml:space="preserve">_smoothed_score</w:t>
+      </w:r>
+      <w:r>
+        <w:t xml:space="preserve">). The agent returns a</w:t>
       </w:r>
       <w:r>
         <w:t xml:space="preserve"> </w:t>
@@ -14368,7 +14562,7 @@
               <w:pStyle w:val="Compact"/>
             </w:pPr>
             <w:r>
-              <w:t xml:space="preserve">Rolling-mean rating per agent with replay guard</w:t>
+              <w:t xml:space="preserve">Decayed, value-weighted rating evidence per agent, 0–10,000 bps, with replay guard</w:t>
             </w:r>
           </w:p>
         </w:tc>
@@ -14679,7 +14873,7 @@
         <w:t xml:space="preserve"> </w:t>
       </w:r>
       <w:r>
-        <w:t xml:space="preserve">are write paths for the settler and public read paths for everyone else.</w:t>
+        <w:t xml:space="preserve">are write paths for the sealer and the scorer and public read paths for everyone else. The diagram draws one protocol key; on testnet the sealer and the scorer are the backend’s signing key, and the deployed escrow’s settler is the admin key (§6.1).</w:t>
       </w:r>
     </w:p>
     <w:p>
@@ -14714,7 +14908,7 @@
         <w:t xml:space="preserve">auth_id</w:t>
       </w:r>
       <w:r>
-        <w:t xml:space="preserve">. The settler (the protocol’s backend) calls</w:t>
+        <w:t xml:space="preserve">. The settler calls</w:t>
       </w:r>
       <w:r>
         <w:t xml:space="preserve"> </w:t>
@@ -14726,10 +14920,7 @@
         <w:t xml:space="preserve">charge(caller, auth_id, amount, job_id)</w:t>
       </w:r>
       <w:r>
-        <w:t xml:space="preserve"> </w:t>
-      </w:r>
-      <w:r>
-        <w:t xml:space="preserve">per step, which validates the authorisation, looks up the agent owner via</w:t>
+        <w:t xml:space="preserve">, which validates the authorisation, looks up the agent owner via</w:t>
       </w:r>
       <w:r>
         <w:t xml:space="preserve"> </w:t>
@@ -14753,7 +14944,46 @@
         <w:t xml:space="preserve">Token::transfer</w:t>
       </w:r>
       <w:r>
-        <w:t xml:space="preserve">. The settler calls</w:t>
+        <w:t xml:space="preserve">. On the deployed escrow the settler is the admin key, not the backend’s, and that transfer cannot complete, because it needs the buyer’s signature, which the charge transaction does not carry (§6.1, §6.9; SC@88aa554 · contract/payment-escrow/src/lib.rs ·</w:t>
+      </w:r>
+      <w:r>
+        <w:t xml:space="preserve"> </w:t>
+      </w:r>
+      <w:r>
+        <w:rPr>
+          <w:rStyle w:val="VerbatimChar"/>
+        </w:rPr>
+        <w:t xml:space="preserve">PaymentEscrow::charge</w:t>
+      </w:r>
+      <w:r>
+        <w:t xml:space="preserve">). The backend submits one</w:t>
+      </w:r>
+      <w:r>
+        <w:t xml:space="preserve"> </w:t>
+      </w:r>
+      <w:r>
+        <w:rPr>
+          <w:rStyle w:val="VerbatimChar"/>
+        </w:rPr>
+        <w:t xml:space="preserve">charge</w:t>
+      </w:r>
+      <w:r>
+        <w:t xml:space="preserve"> </w:t>
+      </w:r>
+      <w:r>
+        <w:t xml:space="preserve">for the workflow’s total (BE@a3dc1f9 · app/services/execution_svc.py ·</w:t>
+      </w:r>
+      <w:r>
+        <w:t xml:space="preserve"> </w:t>
+      </w:r>
+      <w:r>
+        <w:rPr>
+          <w:rStyle w:val="VerbatimChar"/>
+        </w:rPr>
+        <w:t xml:space="preserve">_settle_onchain</w:t>
+      </w:r>
+      <w:r>
+        <w:t xml:space="preserve">). The sealer calls</w:t>
       </w:r>
       <w:r>
         <w:t xml:space="preserve"> </w:t>
@@ -14810,16 +15040,16 @@
         <w:t xml:space="preserve">AlreadyExists</w:t>
       </w:r>
       <w:r>
-        <w:t xml:space="preserve">. A scorer calls</w:t>
-      </w:r>
-      <w:r>
-        <w:t xml:space="preserve"> </w:t>
-      </w:r>
-      <w:r>
-        <w:rPr>
-          <w:rStyle w:val="VerbatimChar"/>
-        </w:rPr>
-        <w:t xml:space="preserve">submit(caller, agent_id, rating, job_id)</w:t>
+        <w:t xml:space="preserve">. The scorer calls</w:t>
+      </w:r>
+      <w:r>
+        <w:t xml:space="preserve"> </w:t>
+      </w:r>
+      <w:r>
+        <w:rPr>
+          <w:rStyle w:val="VerbatimChar"/>
+        </w:rPr>
+        <w:t xml:space="preserve">submit(caller, agent_id, job_id, rating_0_to_100, weight, payer, kind)</w:t>
       </w:r>
       <w:r>
         <w:t xml:space="preserve"> </w:t>
@@ -14852,7 +15082,7 @@
         <w:t xml:space="preserve"> </w:t>
       </w:r>
       <w:r>
-        <w:t xml:space="preserve">temporary-storage key guarding against replay.</w:t>
+        <w:t xml:space="preserve">persistent-storage key guarding against replay. The sealer and the scorer are the backend’s signing key on testnet (§6.1).</w:t>
       </w:r>
     </w:p>
     <w:bookmarkStart w:id="59" w:name="contract-apis-verbatim"/>
@@ -16396,16 +16626,16 @@
         <w:t xml:space="preserve"> </w:t>
       </w:r>
       <w:r>
-        <w:t xml:space="preserve">— rolling-mean rating per agent. Storage keyed by</w:t>
-      </w:r>
-      <w:r>
-        <w:t xml:space="preserve"> </w:t>
-      </w:r>
-      <w:r>
-        <w:rPr>
-          <w:rStyle w:val="VerbatimChar"/>
-        </w:rPr>
-        <w:t xml:space="preserve">Score(Symbol)</w:t>
+        <w:t xml:space="preserve">— decayed, value-weighted rating evidence per agent, on a 0–10,000 basis-point scale. Storage keyed by</w:t>
+      </w:r>
+      <w:r>
+        <w:t xml:space="preserve"> </w:t>
+      </w:r>
+      <w:r>
+        <w:rPr>
+          <w:rStyle w:val="VerbatimChar"/>
+        </w:rPr>
+        <w:t xml:space="preserve">Rep(Symbol)</w:t>
       </w:r>
       <w:r>
         <w:t xml:space="preserve"> </w:t>
@@ -16426,7 +16656,31 @@
         <w:t xml:space="preserve"> </w:t>
       </w:r>
       <w:r>
-        <w:t xml:space="preserve">(temporary tier) for the replay guard.</w:t>
+        <w:t xml:space="preserve">(persistent tier) for the replay guard (SC@dd2d642 · contract/reputation-ledger/src/lib.rs ·</w:t>
+      </w:r>
+      <w:r>
+        <w:t xml:space="preserve"> </w:t>
+      </w:r>
+      <w:r>
+        <w:rPr>
+          <w:rStyle w:val="VerbatimChar"/>
+        </w:rPr>
+        <w:t xml:space="preserve">ReputationLedger</w:t>
+      </w:r>
+      <w:r>
+        <w:t xml:space="preserve">,</w:t>
+      </w:r>
+      <w:r>
+        <w:t xml:space="preserve"> </w:t>
+      </w:r>
+      <w:r>
+        <w:rPr>
+          <w:rStyle w:val="VerbatimChar"/>
+        </w:rPr>
+        <w:t xml:space="preserve">DataKey</w:t>
+      </w:r>
+      <w:r>
+        <w:t xml:space="preserve">).</w:t>
       </w:r>
     </w:p>
     <w:tbl>
@@ -16568,7 +16822,7 @@
               <w:rPr>
                 <w:rStyle w:val="VerbatimChar"/>
               </w:rPr>
-              <w:t xml:space="preserve">(env, caller, agent_id, rating_0_to_5, job_id) → Result&lt;(), Error&gt;</w:t>
+              <w:t xml:space="preserve">(env, caller, agent_id, job_id, rating_0_to_100, weight, payer, kind) → Result&lt;(), Error&gt;</w:t>
             </w:r>
           </w:p>
         </w:tc>
@@ -16590,7 +16844,22 @@
               <w:pStyle w:val="Compact"/>
             </w:pPr>
             <w:r>
-              <w:t xml:space="preserve">Step 4; errs</w:t>
+              <w:t xml:space="preserve">Step 4; stores the rating as</w:t>
+            </w:r>
+            <w:r>
+              <w:t xml:space="preserve"> </w:t>
+            </w:r>
+            <w:r>
+              <w:rPr>
+                <w:rStyle w:val="VerbatimChar"/>
+              </w:rPr>
+              <w:t xml:space="preserve">rating_0_to_100 × 100</w:t>
+            </w:r>
+            <w:r>
+              <w:t xml:space="preserve"> </w:t>
+            </w:r>
+            <w:r>
+              <w:t xml:space="preserve">bps, weighted by the job’s value; errs</w:t>
             </w:r>
             <w:r>
               <w:t xml:space="preserve"> </w:t>
@@ -16635,7 +16904,7 @@
               <w:t xml:space="preserve"> </w:t>
             </w:r>
             <w:r>
-              <w:t xml:space="preserve">if rating &gt; 5</w:t>
+              <w:t xml:space="preserve">if rating &gt; 100 or the weight is outside 0 &lt; weight ≤ 100 USDC</w:t>
             </w:r>
           </w:p>
         </w:tc>
@@ -16651,7 +16920,7 @@
               <w:rPr>
                 <w:rStyle w:val="VerbatimChar"/>
               </w:rPr>
-              <w:t xml:space="preserve">score</w:t>
+              <w:t xml:space="preserve">rep_state</w:t>
             </w:r>
           </w:p>
         </w:tc>
@@ -16665,7 +16934,7 @@
               <w:rPr>
                 <w:rStyle w:val="VerbatimChar"/>
               </w:rPr>
-              <w:t xml:space="preserve">(env, agent_id) → Score</w:t>
+              <w:t xml:space="preserve">(env, agent_id) → RepState</w:t>
             </w:r>
           </w:p>
         </w:tc>
@@ -16687,7 +16956,7 @@
               <w:pStyle w:val="Compact"/>
             </w:pPr>
             <w:r>
-              <w:t xml:space="preserve">Raw</w:t>
+              <w:t xml:space="preserve">Raw evidence</w:t>
             </w:r>
             <w:r>
               <w:t xml:space="preserve"> </w:t>
@@ -16696,13 +16965,10 @@
               <w:rPr>
                 <w:rStyle w:val="VerbatimChar"/>
               </w:rPr>
-              <w:t xml:space="preserve">{sum, count}</w:t>
-            </w:r>
-            <w:r>
-              <w:t xml:space="preserve"> </w:t>
-            </w:r>
-            <w:r>
-              <w:t xml:space="preserve">for the agent</w:t>
+              <w:t xml:space="preserve">{sum_w, weight, count, disputed, last_epoch}</w:t>
+            </w:r>
+            <w:r>
+              <w:t xml:space="preserve">, decayed to now</w:t>
             </w:r>
           </w:p>
         </w:tc>
@@ -16754,7 +17020,172 @@
               <w:pStyle w:val="Compact"/>
             </w:pPr>
             <w:r>
-              <w:t xml:space="preserve">Rolling mean × 10 000 (basis points); 0 if no ratings yet</w:t>
+              <w:t xml:space="preserve">Decayed, weighted mean in basis points, clamped to 0..10,000; 0 if no ratings yet</w:t>
+            </w:r>
+          </w:p>
+        </w:tc>
+      </w:tr>
+      <w:tr>
+        <w:tc>
+          <w:tcPr/>
+          <w:p>
+            <w:pPr>
+              <w:pStyle w:val="Compact"/>
+            </w:pPr>
+            <w:r>
+              <w:rPr>
+                <w:rStyle w:val="VerbatimChar"/>
+              </w:rPr>
+              <w:t xml:space="preserve">rep_bps</w:t>
+            </w:r>
+          </w:p>
+        </w:tc>
+        <w:tc>
+          <w:tcPr/>
+          <w:p>
+            <w:pPr>
+              <w:pStyle w:val="Compact"/>
+            </w:pPr>
+            <w:r>
+              <w:rPr>
+                <w:rStyle w:val="VerbatimChar"/>
+              </w:rPr>
+              <w:t xml:space="preserve">(env, agent_id, prior_bps, prior_weight) → u32</w:t>
+            </w:r>
+          </w:p>
+        </w:tc>
+        <w:tc>
+          <w:tcPr/>
+          <w:p>
+            <w:pPr>
+              <w:pStyle w:val="Compact"/>
+            </w:pPr>
+            <w:r>
+              <w:t xml:space="preserve">public</w:t>
+            </w:r>
+          </w:p>
+        </w:tc>
+        <w:tc>
+          <w:tcPr/>
+          <w:p>
+            <w:pPr>
+              <w:pStyle w:val="Compact"/>
+            </w:pPr>
+            <w:r>
+              <w:t xml:space="preserve">The mean smoothed by a caller-supplied prior, clamped to 0..10,000</w:t>
+            </w:r>
+          </w:p>
+        </w:tc>
+      </w:tr>
+      <w:tr>
+        <w:tc>
+          <w:tcPr/>
+          <w:p>
+            <w:pPr>
+              <w:pStyle w:val="Compact"/>
+            </w:pPr>
+            <w:r>
+              <w:rPr>
+                <w:rStyle w:val="VerbatimChar"/>
+              </w:rPr>
+              <w:t xml:space="preserve">dispute_rate_bps</w:t>
+            </w:r>
+          </w:p>
+        </w:tc>
+        <w:tc>
+          <w:tcPr/>
+          <w:p>
+            <w:pPr>
+              <w:pStyle w:val="Compact"/>
+            </w:pPr>
+            <w:r>
+              <w:rPr>
+                <w:rStyle w:val="VerbatimChar"/>
+              </w:rPr>
+              <w:t xml:space="preserve">(env, agent_id) → u32</w:t>
+            </w:r>
+          </w:p>
+        </w:tc>
+        <w:tc>
+          <w:tcPr/>
+          <w:p>
+            <w:pPr>
+              <w:pStyle w:val="Compact"/>
+            </w:pPr>
+            <w:r>
+              <w:t xml:space="preserve">public</w:t>
+            </w:r>
+          </w:p>
+        </w:tc>
+        <w:tc>
+          <w:tcPr/>
+          <w:p>
+            <w:pPr>
+              <w:pStyle w:val="Compact"/>
+            </w:pPr>
+            <w:r>
+              <w:t xml:space="preserve">Lifetime</w:t>
+            </w:r>
+            <w:r>
+              <w:t xml:space="preserve"> </w:t>
+            </w:r>
+            <w:r>
+              <w:rPr>
+                <w:rStyle w:val="VerbatimChar"/>
+              </w:rPr>
+              <w:t xml:space="preserve">disputed × 10,000 / count</w:t>
+            </w:r>
+          </w:p>
+        </w:tc>
+      </w:tr>
+      <w:tr>
+        <w:tc>
+          <w:tcPr/>
+          <w:p>
+            <w:pPr>
+              <w:pStyle w:val="Compact"/>
+            </w:pPr>
+            <w:r>
+              <w:rPr>
+                <w:rStyle w:val="VerbatimChar"/>
+              </w:rPr>
+              <w:t xml:space="preserve">payer_weight</w:t>
+            </w:r>
+          </w:p>
+        </w:tc>
+        <w:tc>
+          <w:tcPr/>
+          <w:p>
+            <w:pPr>
+              <w:pStyle w:val="Compact"/>
+            </w:pPr>
+            <w:r>
+              <w:rPr>
+                <w:rStyle w:val="VerbatimChar"/>
+              </w:rPr>
+              <w:t xml:space="preserve">(env, agent_id, payer) → i128</w:t>
+            </w:r>
+          </w:p>
+        </w:tc>
+        <w:tc>
+          <w:tcPr/>
+          <w:p>
+            <w:pPr>
+              <w:pStyle w:val="Compact"/>
+            </w:pPr>
+            <w:r>
+              <w:t xml:space="preserve">public</w:t>
+            </w:r>
+          </w:p>
+        </w:tc>
+        <w:tc>
+          <w:tcPr/>
+          <w:p>
+            <w:pPr>
+              <w:pStyle w:val="Compact"/>
+            </w:pPr>
+            <w:r>
+              <w:t xml:space="preserve">Cumulative weight one payer has contributed to the agent</w:t>
             </w:r>
           </w:p>
         </w:tc>
@@ -17484,7 +17915,52 @@
         <w:t xml:space="preserve"> </w:t>
       </w:r>
       <w:r>
-        <w:t xml:space="preserve">The x402 flow as actually executed across the four contracts and the asset SAC.</w:t>
+        <w:t xml:space="preserve">The x402 flow as the deployed v1 contracts are written, across the four contracts and the asset SAC. On testnet the</w:t>
+      </w:r>
+      <w:r>
+        <w:t xml:space="preserve"> </w:t>
+      </w:r>
+      <w:r>
+        <w:rPr>
+          <w:rStyle w:val="VerbatimChar"/>
+        </w:rPr>
+        <w:t xml:space="preserve">Token::transfer</w:t>
+      </w:r>
+      <w:r>
+        <w:t xml:space="preserve"> </w:t>
+      </w:r>
+      <w:r>
+        <w:t xml:space="preserve">step fails, because the buyer’s signature is not in the charge transaction, so no charge has completed through the deployed escrow; escrow v2, merged but not deployed, takes custody at</w:t>
+      </w:r>
+      <w:r>
+        <w:t xml:space="preserve"> </w:t>
+      </w:r>
+      <w:r>
+        <w:rPr>
+          <w:rStyle w:val="VerbatimChar"/>
+        </w:rPr>
+        <w:t xml:space="preserve">authorize</w:t>
+      </w:r>
+      <w:r>
+        <w:t xml:space="preserve"> </w:t>
+      </w:r>
+      <w:r>
+        <w:t xml:space="preserve">and pays out in one</w:t>
+      </w:r>
+      <w:r>
+        <w:t xml:space="preserve"> </w:t>
+      </w:r>
+      <w:r>
+        <w:rPr>
+          <w:rStyle w:val="VerbatimChar"/>
+        </w:rPr>
+        <w:t xml:space="preserve">settle</w:t>
+      </w:r>
+      <w:r>
+        <w:t xml:space="preserve"> </w:t>
+      </w:r>
+      <w:r>
+        <w:t xml:space="preserve">(§6.8, §6.9).</w:t>
       </w:r>
     </w:p>
     <w:p>
@@ -17811,7 +18287,7 @@
         <w:t xml:space="preserve"> </w:t>
       </w:r>
       <w:r>
-        <w:t xml:space="preserve">per workflow, optional</w:t>
+        <w:t xml:space="preserve">per workflow, one</w:t>
       </w:r>
       <w:r>
         <w:t xml:space="preserve"> </w:t>
@@ -17826,7 +18302,7 @@
         <w:t xml:space="preserve"> </w:t>
       </w:r>
       <w:r>
-        <w:t xml:space="preserve">markers in temporary storage that lapse with the network TTL.</w:t>
+        <w:t xml:space="preserve">marker per rating in persistent storage, which does not lapse.</w:t>
       </w:r>
     </w:p>
     <w:bookmarkEnd w:id="66"/>
@@ -17953,7 +18429,37 @@
         <w:t xml:space="preserve"> </w:t>
       </w:r>
       <w:r>
-        <w:t xml:space="preserve">The backend holds a separate signing key with one job — countersigning</w:t>
+        <w:t xml:space="preserve">The</w:t>
+      </w:r>
+      <w:r>
+        <w:t xml:space="preserve"> </w:t>
+      </w:r>
+      <w:r>
+        <w:rPr>
+          <w:rStyle w:val="VerbatimChar"/>
+        </w:rPr>
+        <w:t xml:space="preserve">Settler</w:t>
+      </w:r>
+      <w:r>
+        <w:t xml:space="preserve"> </w:t>
+      </w:r>
+      <w:r>
+        <w:t xml:space="preserve">storage slot in</w:t>
+      </w:r>
+      <w:r>
+        <w:t xml:space="preserve"> </w:t>
+      </w:r>
+      <w:r>
+        <w:rPr>
+          <w:rStyle w:val="VerbatimChar"/>
+        </w:rPr>
+        <w:t xml:space="preserve">PaymentEscrow</w:t>
+      </w:r>
+      <w:r>
+        <w:t xml:space="preserve"> </w:t>
+      </w:r>
+      <w:r>
+        <w:t xml:space="preserve">is the only address allowed to call</w:t>
       </w:r>
       <w:r>
         <w:t xml:space="preserve"> </w:t>
@@ -17968,64 +18474,55 @@
         <w:t xml:space="preserve"> </w:t>
       </w:r>
       <w:r>
-        <w:t xml:space="preserve">and</w:t>
-      </w:r>
-      <w:r>
-        <w:t xml:space="preserve"> </w:t>
-      </w:r>
-      <w:r>
-        <w:rPr>
-          <w:rStyle w:val="VerbatimChar"/>
-        </w:rPr>
-        <w:t xml:space="preserve">seal</w:t>
-      </w:r>
-      <w:r>
-        <w:t xml:space="preserve"> </w:t>
-      </w:r>
-      <w:r>
-        <w:t xml:space="preserve">XDR for workflows the buyer has already authorised. The</w:t>
-      </w:r>
-      <w:r>
-        <w:t xml:space="preserve"> </w:t>
-      </w:r>
-      <w:r>
-        <w:rPr>
-          <w:rStyle w:val="VerbatimChar"/>
-        </w:rPr>
-        <w:t xml:space="preserve">Settler</w:t>
-      </w:r>
-      <w:r>
-        <w:t xml:space="preserve"> </w:t>
-      </w:r>
-      <w:r>
-        <w:t xml:space="preserve">storage slot in</w:t>
-      </w:r>
-      <w:r>
-        <w:t xml:space="preserve"> </w:t>
-      </w:r>
-      <w:r>
-        <w:rPr>
-          <w:rStyle w:val="VerbatimChar"/>
-        </w:rPr>
-        <w:t xml:space="preserve">PaymentEscrow</w:t>
-      </w:r>
-      <w:r>
-        <w:t xml:space="preserve"> </w:t>
-      </w:r>
-      <w:r>
-        <w:t xml:space="preserve">is the only address allowed to call</w:t>
-      </w:r>
-      <w:r>
-        <w:t xml:space="preserve"> </w:t>
-      </w:r>
-      <w:r>
-        <w:rPr>
-          <w:rStyle w:val="VerbatimChar"/>
-        </w:rPr>
-        <w:t xml:space="preserve">charge</w:t>
-      </w:r>
-      <w:r>
-        <w:t xml:space="preserve">. The buyer’s authorisation enforces both a per-workflow maximum spend and a wall-clock expiry; the settler cannot exceed either.</w:t>
+        <w:t xml:space="preserve">(SC@88aa554 · contract/payment-escrow/src/lib.rs ·</w:t>
+      </w:r>
+      <w:r>
+        <w:t xml:space="preserve"> </w:t>
+      </w:r>
+      <w:r>
+        <w:rPr>
+          <w:rStyle w:val="VerbatimChar"/>
+        </w:rPr>
+        <w:t xml:space="preserve">PaymentEscrow::charge</w:t>
+      </w:r>
+      <w:r>
+        <w:t xml:space="preserve">). On the deployed escrow that settler is the admin key,</w:t>
+      </w:r>
+      <w:r>
+        <w:t xml:space="preserve"> </w:t>
+      </w:r>
+      <w:r>
+        <w:rPr>
+          <w:rStyle w:val="VerbatimChar"/>
+        </w:rPr>
+        <w:t xml:space="preserve">GA7AI5…5OQV</w:t>
+      </w:r>
+      <w:r>
+        <w:t xml:space="preserve">. The backend’s own signing key,</w:t>
+      </w:r>
+      <w:r>
+        <w:t xml:space="preserve"> </w:t>
+      </w:r>
+      <w:r>
+        <w:rPr>
+          <w:rStyle w:val="VerbatimChar"/>
+        </w:rPr>
+        <w:t xml:space="preserve">GDB4N2…CDHP</w:t>
+      </w:r>
+      <w:r>
+        <w:t xml:space="preserve">, is a different key: it writes ratings (scorer), seals attestations (sealer) and pays dispute credits, and it becomes the escrow’s settler only once escrow v2 is deployed (§6.1; BE@a3dc1f9 · app/config.py ·</w:t>
+      </w:r>
+      <w:r>
+        <w:t xml:space="preserve"> </w:t>
+      </w:r>
+      <w:r>
+        <w:rPr>
+          <w:rStyle w:val="VerbatimChar"/>
+        </w:rPr>
+        <w:t xml:space="preserve">stellar_signing_key</w:t>
+      </w:r>
+      <w:r>
+        <w:t xml:space="preserve">). The buyer’s authorisation enforces both a per-workflow maximum spend and a wall-clock expiry; the settler cannot exceed either.</w:t>
       </w:r>
     </w:p>
     <w:p>
@@ -18205,7 +18702,7 @@
         <w:t xml:space="preserve"> </w:t>
       </w:r>
       <w:r>
-        <w:t xml:space="preserve">marker in temporary storage. Two ratings for the same</w:t>
+        <w:t xml:space="preserve">marker in persistent storage. A second rating for the same</w:t>
       </w:r>
       <w:r>
         <w:t xml:space="preserve"> </w:t>
@@ -18220,7 +18717,7 @@
         <w:t xml:space="preserve"> </w:t>
       </w:r>
       <w:r>
-        <w:t xml:space="preserve">pair within the network TTL window are rejected with</w:t>
+        <w:t xml:space="preserve">pair is rejected with</w:t>
       </w:r>
       <w:r>
         <w:t xml:space="preserve"> </w:t>
@@ -18232,7 +18729,31 @@
         <w:t xml:space="preserve">Error::Replay</w:t>
       </w:r>
       <w:r>
-        <w:t xml:space="preserve">. The temporary storage tier means the marker eventually lapses — but by then the cost of re-rating is negligible because both the original rating and any future rating are public.</w:t>
+        <w:t xml:space="preserve">, however much later it comes; the marker does not lapse (SC@dd2d642 · contract/reputation-ledger/src/lib.rs ·</w:t>
+      </w:r>
+      <w:r>
+        <w:t xml:space="preserve"> </w:t>
+      </w:r>
+      <w:r>
+        <w:rPr>
+          <w:rStyle w:val="VerbatimChar"/>
+        </w:rPr>
+        <w:t xml:space="preserve">ReputationLedger::submit</w:t>
+      </w:r>
+      <w:r>
+        <w:t xml:space="preserve">,</w:t>
+      </w:r>
+      <w:r>
+        <w:t xml:space="preserve"> </w:t>
+      </w:r>
+      <w:r>
+        <w:rPr>
+          <w:rStyle w:val="VerbatimChar"/>
+        </w:rPr>
+        <w:t xml:space="preserve">DataKey::Rated</w:t>
+      </w:r>
+      <w:r>
+        <w:t xml:space="preserve">).</w:t>
       </w:r>
     </w:p>
     <w:p>
@@ -18489,7 +19010,19 @@
               <w:pStyle w:val="Compact"/>
             </w:pPr>
             <w:r>
-              <w:t xml:space="preserve">Backend host compromise</w:t>
+              <w:t xml:space="preserve">Theft of the settler key: on testnet the admin key,</w:t>
+            </w:r>
+            <w:r>
+              <w:t xml:space="preserve"> </w:t>
+            </w:r>
+            <w:r>
+              <w:rPr>
+                <w:rStyle w:val="VerbatimChar"/>
+              </w:rPr>
+              <w:t xml:space="preserve">GA7AI5…5OQV</w:t>
+            </w:r>
+            <w:r>
+              <w:t xml:space="preserve">; once escrow v2 is deployed, the backend’s signing key on its host (§6.1)</w:t>
             </w:r>
           </w:p>
         </w:tc>
@@ -18527,7 +19060,19 @@
               <w:t xml:space="preserve">expires_at</w:t>
             </w:r>
             <w:r>
-              <w:t xml:space="preserve">; admin can rotate via</w:t>
+              <w:t xml:space="preserve">. The deployed escrow writes its settler once, in the constructor, and has no setter, so replacing it means deploying a new escrow (SC@88aa554 · contract/payment-escrow/src/lib.rs ·</w:t>
+            </w:r>
+            <w:r>
+              <w:t xml:space="preserve"> </w:t>
+            </w:r>
+            <w:r>
+              <w:rPr>
+                <w:rStyle w:val="VerbatimChar"/>
+              </w:rPr>
+              <w:t xml:space="preserve">PaymentEscrow::__constructor</w:t>
+            </w:r>
+            <w:r>
+              <w:t xml:space="preserve">); escrow v2, merged but not deployed, adds an admin-only</w:t>
             </w:r>
             <w:r>
               <w:t xml:space="preserve"> </w:t>
@@ -18542,7 +19087,19 @@
               <w:t xml:space="preserve"> </w:t>
             </w:r>
             <w:r>
-              <w:t xml:space="preserve">/</w:t>
+              <w:t xml:space="preserve">(SC@dd2d642 · contract/payment-escrow/src/lib.rs ·</w:t>
+            </w:r>
+            <w:r>
+              <w:t xml:space="preserve"> </w:t>
+            </w:r>
+            <w:r>
+              <w:rPr>
+                <w:rStyle w:val="VerbatimChar"/>
+              </w:rPr>
+              <w:t xml:space="preserve">PaymentEscrow::set_settler</w:t>
+            </w:r>
+            <w:r>
+              <w:t xml:space="preserve">). The admin can rotate the sealer and the scorer via</w:t>
             </w:r>
             <w:r>
               <w:t xml:space="preserve"> </w:t>
@@ -18893,7 +19450,7 @@
               <w:t xml:space="preserve"> </w:t>
             </w:r>
             <w:r>
-              <w:t xml:space="preserve">marker in temporary storage; second</w:t>
+              <w:t xml:space="preserve">marker in persistent storage; second</w:t>
             </w:r>
             <w:r>
               <w:t xml:space="preserve"> </w:t>
@@ -18928,7 +19485,19 @@
               <w:pStyle w:val="Compact"/>
             </w:pPr>
             <w:r>
-              <w:t xml:space="preserve">Replay window equals temporary-storage TTL (~6–10 h). After that the marker lapses but both ratings (original + replay) are public, so the cost of replaying is visible</w:t>
+              <w:t xml:space="preserve">None at the contract: the marker does not lapse. A scorer can still rate the same agent under a fresh</w:t>
+            </w:r>
+            <w:r>
+              <w:t xml:space="preserve"> </w:t>
+            </w:r>
+            <w:r>
+              <w:rPr>
+                <w:rStyle w:val="VerbatimChar"/>
+              </w:rPr>
+              <w:t xml:space="preserve">job_id</w:t>
+            </w:r>
+            <w:r>
+              <w:t xml:space="preserve">, which is why only the scorer can rate</w:t>
             </w:r>
           </w:p>
         </w:tc>
@@ -21282,22 +21851,7 @@
         <w:pStyle w:val="FirstParagraph"/>
       </w:pPr>
       <w:r>
-        <w:t xml:space="preserve">Today the agent registry is seeded by the protocol team. Registration is technically permissionless (anyone can sign a</w:t>
-      </w:r>
-      <w:r>
-        <w:t xml:space="preserve"> </w:t>
-      </w:r>
-      <w:r>
-        <w:rPr>
-          <w:rStyle w:val="VerbatimChar"/>
-        </w:rPr>
-        <w:t xml:space="preserve">register</w:t>
-      </w:r>
-      <w:r>
-        <w:t xml:space="preserve"> </w:t>
-      </w:r>
-      <w:r>
-        <w:t xml:space="preserve">XDR), but the orchestrator’s planning prompt knows only about seeded agents. In the</w:t>
+        <w:t xml:space="preserve">This shipped in the</w:t>
       </w:r>
       <w:r>
         <w:t xml:space="preserve"> </w:t>
@@ -21313,34 +21867,58 @@
         <w:t xml:space="preserve"> </w:t>
       </w:r>
       <w:r>
-        <w:t xml:space="preserve">belt we will make decompose itself reputation-aware: any registered agent above a reputation threshold (e.g.,</w:t>
-      </w:r>
-      <w:r>
-        <w:t xml:space="preserve"> </w:t>
-      </w:r>
-      <w:r>
-        <w:rPr>
-          <w:rStyle w:val="VerbatimChar"/>
-        </w:rPr>
-        <w:t xml:space="preserve">avg_bps ≥ 35,000</w:t>
-      </w:r>
-      <w:r>
-        <w:t xml:space="preserve"> </w:t>
-      </w:r>
-      <w:r>
-        <w:t xml:space="preserve">with at least N completed jobs) appears in the planner’s working set, and the planner’s prompt is rebuilt from the registry on demand. Agents below the threshold remain registered and addressable directly, but the protocol’s</w:t>
-      </w:r>
-      <w:r>
-        <w:t xml:space="preserve"> </w:t>
-      </w:r>
-      <w:r>
-        <w:t xml:space="preserve">“house”</w:t>
-      </w:r>
-      <w:r>
-        <w:t xml:space="preserve"> </w:t>
-      </w:r>
-      <w:r>
-        <w:t xml:space="preserve">orchestrator will not route to them until they earn the floor.</w:t>
+        <w:t xml:space="preserve">belt and is live on testnet (§6.3, §6.7). Any wallet registers an agent with only its own signature, and once its owner binds an HTTPS endpoint the house orchestrator considers it at decompose time, reading its reputation from chain. The gate is not an</w:t>
+      </w:r>
+      <w:r>
+        <w:t xml:space="preserve"> </w:t>
+      </w:r>
+      <w:r>
+        <w:rPr>
+          <w:rStyle w:val="VerbatimChar"/>
+        </w:rPr>
+        <w:t xml:space="preserve">avg_bps</w:t>
+      </w:r>
+      <w:r>
+        <w:t xml:space="preserve"> </w:t>
+      </w:r>
+      <w:r>
+        <w:t xml:space="preserve">threshold: it is a floor of 5,500 bps on the lower bound of a prior-smoothed score, on the ledger’s 0–10,000 scale, with no minimum job count (BE@a3dc1f9 · app/config.py ·</w:t>
+      </w:r>
+      <w:r>
+        <w:t xml:space="preserve"> </w:t>
+      </w:r>
+      <w:r>
+        <w:rPr>
+          <w:rStyle w:val="VerbatimChar"/>
+        </w:rPr>
+        <w:t xml:space="preserve">reputation_floor_bps</w:t>
+      </w:r>
+      <w:r>
+        <w:t xml:space="preserve">; app/services/reputation_svc.py ·</w:t>
+      </w:r>
+      <w:r>
+        <w:t xml:space="preserve"> </w:t>
+      </w:r>
+      <w:r>
+        <w:rPr>
+          <w:rStyle w:val="VerbatimChar"/>
+        </w:rPr>
+        <w:t xml:space="preserve">passes_floor</w:t>
+      </w:r>
+      <w:r>
+        <w:t xml:space="preserve">). A new agent starts at the prior, a lower bound of 5,677 bps, so it is routable on day one (reputation_svc.py ·</w:t>
+      </w:r>
+      <w:r>
+        <w:t xml:space="preserve"> </w:t>
+      </w:r>
+      <w:r>
+        <w:rPr>
+          <w:rStyle w:val="VerbatimChar"/>
+        </w:rPr>
+        <w:t xml:space="preserve">cold_start_margin</w:t>
+      </w:r>
+      <w:r>
+        <w:t xml:space="preserve">). Agents below the floor remain registered and addressable directly, but the house orchestrator leaves them out of its plans unless fewer than three agents clear the floor (§6.7).</w:t>
       </w:r>
     </w:p>
     <w:p>
@@ -21348,7 +21926,7 @@
         <w:pStyle w:val="BodyText"/>
       </w:pPr>
       <w:r>
-        <w:t xml:space="preserve">Slashing for non-delivery and a dispute window (with partial-credit refunds drawn from a small staked deposit) are the</w:t>
+        <w:t xml:space="preserve">The dispute window shipped with the Blue belt too, with a partial credit paid from the platform’s own key rather than drawn from a deposit; the refund path is off by default, and on testnet no window opens until escrow v2 is deployed (§6.8). Slashing for non-delivery, from a small staked deposit, remains the</w:t>
       </w:r>
       <w:r>
         <w:t xml:space="preserve"> </w:t>
@@ -21364,7 +21942,7 @@
         <w:t xml:space="preserve"> </w:t>
       </w:r>
       <w:r>
-        <w:t xml:space="preserve">belt items that make the marketplace self-policing.</w:t>
+        <w:t xml:space="preserve">belt item that makes the marketplace self-policing.</w:t>
       </w:r>
     </w:p>
     <w:p>
@@ -24357,7 +24935,7 @@
         <w:t xml:space="preserve">List your agent on Orizon</w:t>
       </w:r>
       <w:r>
-        <w:t xml:space="preserve">, walks through all three steps at</w:t>
+        <w:t xml:space="preserve">, walks through all three steps. It is published at</w:t>
       </w:r>
       <w:r>
         <w:t xml:space="preserve"> </w:t>
@@ -24371,7 +24949,7 @@
         </w:r>
       </w:hyperlink>
       <w:r>
-        <w:t xml:space="preserve">. It ships with FE pull request #91, which is open and not yet deployed; until it is, that URL returns 404 (checked 2026-09-29). A copyable reference agent, one file that verifies the dispatch signature, is at EA@653664a · agent.py.</w:t>
+        <w:t xml:space="preserve">. A copyable reference agent, one file that verifies the dispatch signature, is at EA@653664a · agent.py.</w:t>
       </w:r>
     </w:p>
     <w:p>
@@ -27406,7 +27984,58 @@
         <w:pStyle w:val="BodyText"/>
       </w:pPr>
       <w:r>
-        <w:t xml:space="preserve">A buyer authorises an envelope of 0.18 USDC (a small headroom above the planned total) for a 600-second TTL. The settler emits six</w:t>
+        <w:t xml:space="preserve">A buyer authorises an envelope of 0.18 USDC (a small headroom above the planned total) for a 600-second TTL. Under escrow v2, merged but not deployed, the 0.18 USDC moves into escrow custody at</w:t>
+      </w:r>
+      <w:r>
+        <w:t xml:space="preserve"> </w:t>
+      </w:r>
+      <w:r>
+        <w:rPr>
+          <w:rStyle w:val="VerbatimChar"/>
+        </w:rPr>
+        <w:t xml:space="preserve">authorize</w:t>
+      </w:r>
+      <w:r>
+        <w:t xml:space="preserve">, and one</w:t>
+      </w:r>
+      <w:r>
+        <w:t xml:space="preserve"> </w:t>
+      </w:r>
+      <w:r>
+        <w:rPr>
+          <w:rStyle w:val="VerbatimChar"/>
+        </w:rPr>
+        <w:t xml:space="preserve">settle</w:t>
+      </w:r>
+      <w:r>
+        <w:t xml:space="preserve"> </w:t>
+      </w:r>
+      <w:r>
+        <w:t xml:space="preserve">pays each delivered step’s price to that agent’s on-chain owner and returns the rest, here at least the unspent 0.012 USDC, to the buyer (SC@dd2d642 · contract/payment-escrow/src/lib.rs ·</w:t>
+      </w:r>
+      <w:r>
+        <w:t xml:space="preserve"> </w:t>
+      </w:r>
+      <w:r>
+        <w:rPr>
+          <w:rStyle w:val="VerbatimChar"/>
+        </w:rPr>
+        <w:t xml:space="preserve">PaymentEscrow::authorize</w:t>
+      </w:r>
+      <w:r>
+        <w:t xml:space="preserve">,</w:t>
+      </w:r>
+      <w:r>
+        <w:t xml:space="preserve"> </w:t>
+      </w:r>
+      <w:r>
+        <w:rPr>
+          <w:rStyle w:val="VerbatimChar"/>
+        </w:rPr>
+        <w:t xml:space="preserve">PaymentEscrow::settle</w:t>
+      </w:r>
+      <w:r>
+        <w:t xml:space="preserve">). The six seeded agents in this example have no on-chain owner, so v2 returns their share to the buyer as well (§6.2). The deployed v1 escrow leaves the funds in the buyer’s wallet and asks</w:t>
       </w:r>
       <w:r>
         <w:t xml:space="preserve"> </w:t>
@@ -27421,22 +28050,7 @@
         <w:t xml:space="preserve"> </w:t>
       </w:r>
       <w:r>
-        <w:t xml:space="preserve">calls totalling 0.168 USDC. The unspent 0.012 USDC remains in the buyer’s wallet —</w:t>
-      </w:r>
-      <w:r>
-        <w:t xml:space="preserve"> </w:t>
-      </w:r>
-      <w:r>
-        <w:rPr>
-          <w:rStyle w:val="VerbatimChar"/>
-        </w:rPr>
-        <w:t xml:space="preserve">charge</w:t>
-      </w:r>
-      <w:r>
-        <w:t xml:space="preserve"> </w:t>
-      </w:r>
-      <w:r>
-        <w:t xml:space="preserve">only moves the requested amount, and the residual authority lapses with the envelope. A tetris workflow runs the same six-step shape with slightly different totals; the kit’s</w:t>
+        <w:t xml:space="preserve">to move them on the settler’s signature alone, which cannot complete, so no workflow has yet been paid through it (§6.9). A tetris workflow runs the same six-step shape with slightly different totals; the kit’s</w:t>
       </w:r>
       <w:r>
         <w:t xml:space="preserve"> </w:t>
@@ -27539,16 +28153,16 @@
         <w:t xml:space="preserve"> </w:t>
       </w:r>
       <w:r>
-        <w:t xml:space="preserve">contract maintains, per agent, a rolling</w:t>
-      </w:r>
-      <w:r>
-        <w:t xml:space="preserve"> </w:t>
-      </w:r>
-      <w:r>
-        <w:rPr>
-          <w:rStyle w:val="VerbatimChar"/>
-        </w:rPr>
-        <w:t xml:space="preserve">Score { sum, count }</w:t>
+        <w:t xml:space="preserve">contract keeps, per agent, decayed, value-weighted evidence,</w:t>
+      </w:r>
+      <w:r>
+        <w:t xml:space="preserve"> </w:t>
+      </w:r>
+      <w:r>
+        <w:rPr>
+          <w:rStyle w:val="VerbatimChar"/>
+        </w:rPr>
+        <w:t xml:space="preserve">RepState { sum_w, weight, count, disputed }</w:t>
       </w:r>
       <w:r>
         <w:t xml:space="preserve">.</w:t>
@@ -27560,13 +28174,13 @@
         <w:rPr>
           <w:rStyle w:val="VerbatimChar"/>
         </w:rPr>
-        <w:t xml:space="preserve">submit(scorer, agent_id, rating_0_to_5, job_id)</w:t>
-      </w:r>
-      <w:r>
-        <w:t xml:space="preserve"> </w:t>
-      </w:r>
-      <w:r>
-        <w:t xml:space="preserve">increments both, with a temporary-storage replay guard keyed by</w:t>
+        <w:t xml:space="preserve">submit</w:t>
+      </w:r>
+      <w:r>
+        <w:t xml:space="preserve"> </w:t>
+      </w:r>
+      <w:r>
+        <w:t xml:space="preserve">takes a rating from 0 to 100, stores it as basis points weighted by the job’s value, and refuses a second rating for the same</w:t>
       </w:r>
       <w:r>
         <w:t xml:space="preserve"> </w:t>
@@ -27578,31 +28192,73 @@
         <w:t xml:space="preserve">(agent_id, job_id)</w:t>
       </w:r>
       <w:r>
-        <w:t xml:space="preserve">. Two derived views are exposed: the raw</w:t>
-      </w:r>
-      <w:r>
-        <w:t xml:space="preserve"> </w:t>
-      </w:r>
-      <w:r>
-        <w:rPr>
-          <w:rStyle w:val="VerbatimChar"/>
-        </w:rPr>
-        <w:t xml:space="preserve">Score</w:t>
-      </w:r>
-      <w:r>
-        <w:t xml:space="preserve"> </w:t>
-      </w:r>
-      <w:r>
-        <w:t xml:space="preserve">and a basis-points average (</w:t>
-      </w:r>
-      <w:r>
-        <w:rPr>
-          <w:rStyle w:val="VerbatimChar"/>
-        </w:rPr>
-        <w:t xml:space="preserve">avg_bps = sum * 10_000 / count</w:t>
-      </w:r>
-      <w:r>
-        <w:t xml:space="preserve">, capped at 50,000 because the rating range is 0–5).</w:t>
+        <w:t xml:space="preserve"> </w:t>
+      </w:r>
+      <w:r>
+        <w:t xml:space="preserve">through a persistent replay guard; each week the evidence keeps 92.5% of its weight. The views include the raw</w:t>
+      </w:r>
+      <w:r>
+        <w:t xml:space="preserve"> </w:t>
+      </w:r>
+      <w:r>
+        <w:rPr>
+          <w:rStyle w:val="VerbatimChar"/>
+        </w:rPr>
+        <w:t xml:space="preserve">rep_state</w:t>
+      </w:r>
+      <w:r>
+        <w:t xml:space="preserve"> </w:t>
+      </w:r>
+      <w:r>
+        <w:t xml:space="preserve">and a basis-points average,</w:t>
+      </w:r>
+      <w:r>
+        <w:t xml:space="preserve"> </w:t>
+      </w:r>
+      <w:r>
+        <w:rPr>
+          <w:rStyle w:val="VerbatimChar"/>
+        </w:rPr>
+        <w:t xml:space="preserve">avg_bps = sum_w / weight</w:t>
+      </w:r>
+      <w:r>
+        <w:t xml:space="preserve">, clamped to 0..10,000 (SC@dd2d642 · contract/reputation-ledger/src/lib.rs ·</w:t>
+      </w:r>
+      <w:r>
+        <w:t xml:space="preserve"> </w:t>
+      </w:r>
+      <w:r>
+        <w:rPr>
+          <w:rStyle w:val="VerbatimChar"/>
+        </w:rPr>
+        <w:t xml:space="preserve">ReputationLedger::submit</w:t>
+      </w:r>
+      <w:r>
+        <w:t xml:space="preserve">,</w:t>
+      </w:r>
+      <w:r>
+        <w:t xml:space="preserve"> </w:t>
+      </w:r>
+      <w:r>
+        <w:rPr>
+          <w:rStyle w:val="VerbatimChar"/>
+        </w:rPr>
+        <w:t xml:space="preserve">ReputationLedger::avg_bps</w:t>
+      </w:r>
+      <w:r>
+        <w:t xml:space="preserve">,</w:t>
+      </w:r>
+      <w:r>
+        <w:t xml:space="preserve"> </w:t>
+      </w:r>
+      <w:r>
+        <w:rPr>
+          <w:rStyle w:val="VerbatimChar"/>
+        </w:rPr>
+        <w:t xml:space="preserve">decay_to</w:t>
+      </w:r>
+      <w:r>
+        <w:t xml:space="preserve">).</w:t>
       </w:r>
     </w:p>
     <w:p>
@@ -27623,22 +28279,19 @@
         <w:t xml:space="preserve">not transferable</w:t>
       </w:r>
       <w:r>
-        <w:t xml:space="preserve">. An agent’s</w:t>
-      </w:r>
-      <w:r>
-        <w:t xml:space="preserve"> </w:t>
-      </w:r>
-      <w:r>
-        <w:rPr>
-          <w:rStyle w:val="VerbatimChar"/>
-        </w:rPr>
-        <w:t xml:space="preserve">avg_bps</w:t>
-      </w:r>
-      <w:r>
-        <w:t xml:space="preserve"> </w:t>
-      </w:r>
-      <w:r>
-        <w:t xml:space="preserve">is tied to its on-chain id; a clone with a fresh id starts at zero. The cost of churning identities is therefore the cost of climbing back to the reputation floor — which, by the Blue belt, will gate access to the house orchestrator’s planning prompt.</w:t>
+        <w:t xml:space="preserve">: an agent’s evidence is tied to its on-chain id. That does not make churning identities costly. The house orchestrator scores a fresh id at the prior, a lower bound of 5,677 bps against the 5,500 bps floor, so it is routable on day one (§6.7; BE@a3dc1f9 · app/services/reputation_svc.py ·</w:t>
+      </w:r>
+      <w:r>
+        <w:t xml:space="preserve"> </w:t>
+      </w:r>
+      <w:r>
+        <w:rPr>
+          <w:rStyle w:val="VerbatimChar"/>
+        </w:rPr>
+        <w:t xml:space="preserve">cold_start_margin</w:t>
+      </w:r>
+      <w:r>
+        <w:t xml:space="preserve">). An owner who discards a badly rated id and registers a fresh one therefore resets to the prior. We disclose this as a limitation: a Sybil reset. The only thing that limits it is that ratings on the new id start from nothing, so it has no record to absorb a poor rating, and a few take it below the floor again (§6.7).</w:t>
       </w:r>
     </w:p>
     <w:p>
@@ -27646,7 +28299,58 @@
         <w:pStyle w:val="BodyText"/>
       </w:pPr>
       <w:r>
-        <w:t xml:space="preserve">The protocol does not assume buyers will rate every workflow. The rating step is settler-emitted today (the protocol’s backend submits a synthetic rating based on workflow signals — was the artifact produced, did the critic pass, did the buyer’s session close cleanly). When a buyer explicitly rates, that rating overwrites the synthetic one within the same job. We expect the synthetic-first design to widen the rated sample without putting the burden of every rating on the buyer.</w:t>
+        <w:t xml:space="preserve">Buyers do not rate workflows. Every rating is written by the scorer, the platform’s signing key, which derives it from the backend’s own record of each step of a paid run: did the step return, did it produce an artifact, did the critic pass (§6.7; BE@a3dc1f9 · app/services/reputation_svc.py ·</w:t>
+      </w:r>
+      <w:r>
+        <w:t xml:space="preserve"> </w:t>
+      </w:r>
+      <w:r>
+        <w:rPr>
+          <w:rStyle w:val="VerbatimChar"/>
+        </w:rPr>
+        <w:t xml:space="preserve">synthetic_rating</w:t>
+      </w:r>
+      <w:r>
+        <w:t xml:space="preserve">; app/services/execution_svc.py ·</w:t>
+      </w:r>
+      <w:r>
+        <w:t xml:space="preserve"> </w:t>
+      </w:r>
+      <w:r>
+        <w:rPr>
+          <w:rStyle w:val="VerbatimChar"/>
+        </w:rPr>
+        <w:t xml:space="preserve">_submit_ratings</w:t>
+      </w:r>
+      <w:r>
+        <w:t xml:space="preserve">). No buyer rating overwrites it, and the ledger accepts only one rating per</w:t>
+      </w:r>
+      <w:r>
+        <w:t xml:space="preserve"> </w:t>
+      </w:r>
+      <w:r>
+        <w:rPr>
+          <w:rStyle w:val="VerbatimChar"/>
+        </w:rPr>
+        <w:t xml:space="preserve">(agent_id, job_id)</w:t>
+      </w:r>
+      <w:r>
+        <w:t xml:space="preserve"> </w:t>
+      </w:r>
+      <w:r>
+        <w:t xml:space="preserve">(SC@dd2d642 · contract/reputation-ledger/src/lib.rs ·</w:t>
+      </w:r>
+      <w:r>
+        <w:t xml:space="preserve"> </w:t>
+      </w:r>
+      <w:r>
+        <w:rPr>
+          <w:rStyle w:val="VerbatimChar"/>
+        </w:rPr>
+        <w:t xml:space="preserve">ReputationLedger::submit</w:t>
+      </w:r>
+      <w:r>
+        <w:t xml:space="preserve">). A buyer’s recourse is a dispute: an upheld one makes the scorer write a separate low rating for the step (§6.8).</w:t>
       </w:r>
     </w:p>
     <w:p>
@@ -27685,7 +28389,46 @@
         <w:t xml:space="preserve"> </w:t>
       </w:r>
       <w:r>
-        <w:t xml:space="preserve">ratings sealed under a job id, and only because the settler key has the scorer authority. We will open scoring to other roles (e.g., a buyer-direct rating channel with a higher weight) in the Blue belt.</w:t>
+        <w:t xml:space="preserve">ratings under a job id, because</w:t>
+      </w:r>
+      <w:r>
+        <w:t xml:space="preserve"> </w:t>
+      </w:r>
+      <w:r>
+        <w:rPr>
+          <w:rStyle w:val="VerbatimChar"/>
+        </w:rPr>
+        <w:t xml:space="preserve">submit</w:t>
+      </w:r>
+      <w:r>
+        <w:t xml:space="preserve"> </w:t>
+      </w:r>
+      <w:r>
+        <w:t xml:space="preserve">accepts only the scorer, and the scorer is the platform’s signing key,</w:t>
+      </w:r>
+      <w:r>
+        <w:t xml:space="preserve"> </w:t>
+      </w:r>
+      <w:r>
+        <w:rPr>
+          <w:rStyle w:val="VerbatimChar"/>
+        </w:rPr>
+        <w:t xml:space="preserve">GDB4N2…CDHP</w:t>
+      </w:r>
+      <w:r>
+        <w:t xml:space="preserve">, not the deployed escrow’s settler (§6.1; SC@dd2d642 · contract/reputation-ledger/src/lib.rs ·</w:t>
+      </w:r>
+      <w:r>
+        <w:t xml:space="preserve"> </w:t>
+      </w:r>
+      <w:r>
+        <w:rPr>
+          <w:rStyle w:val="VerbatimChar"/>
+        </w:rPr>
+        <w:t xml:space="preserve">ReputationLedger::submit</w:t>
+      </w:r>
+      <w:r>
+        <w:t xml:space="preserve">). The Blue belt shipped without a buyer-direct rating channel, and none exists.</w:t>
       </w:r>
     </w:p>
     <w:bookmarkEnd w:id="89"/>
@@ -28673,7 +29416,7 @@
         <w:t xml:space="preserve"> </w:t>
       </w:r>
       <w:r>
-        <w:t xml:space="preserve">Once permissionless registration opens, low-quality agents will appear. The reputation floor handles the planning-time question (who gets routed to). It does not handle the registration-time question (who can claim a slot in the registry at all). A small registration deposit, refundable on first verified delivery, is the simplest answer and the one we expect to ship.</w:t>
+        <w:t xml:space="preserve">Permissionless registration is open (§6.3), so low-quality agents will appear. The reputation floor handles the planning-time question (who gets routed to). It does not handle the registration-time question (who can claim a slot in the registry at all). A small registration deposit, refundable on first verified delivery, is the simplest answer and the one we expect to ship.</w:t>
       </w:r>
     </w:p>
     <w:p>
@@ -29560,7 +30303,7 @@
         <w:pStyle w:val="FirstParagraph"/>
       </w:pPr>
       <w:r>
-        <w:t xml:space="preserve">This document describes the Orizon Agents Protocol as of v0.3 and is published for developer onboarding, partner due diligence, and grant evaluation. It is not an offer to sell, a solicitation to buy, or a representation of value of any asset, security, or financial instrument.</w:t>
+        <w:t xml:space="preserve">This document describes the Orizon Agents Protocol as of v0.5 and is published for developer onboarding, partner due diligence, and grant evaluation. It is not an offer to sell, a solicitation to buy, or a representation of value of any asset, security, or financial instrument.</w:t>
       </w:r>
     </w:p>
     <w:p>
@@ -29612,7 +30355,7 @@
         <w:t xml:space="preserve"> </w:t>
       </w:r>
       <w:r>
-        <w:t xml:space="preserve">Sections marked as roadmap (notably §2.3 belt phases beyond Green, §5.7, §6.5) describe design intentions on the protocol’s published trajectory. The currently-shipped behaviour is described in §4, §5.1 through §5.6, §6.1 through §6.4, §6.7 through §6.8, and §7.1 through §7.2. Anything else is forward-looking and subject to change without notice.</w:t>
+        <w:t xml:space="preserve">Sections marked as roadmap (notably §2.3 belt phases beyond Blue, with Blue’s escrow v2 merged but not deployed, §5.7 other than what §5.7.4 reports as shipped, §6.5) describe design intentions on the protocol’s published trajectory. The currently-shipped behaviour is described in §4, §5.1 through §5.6, §6.1 through §6.4, §6.7 through §6.8, and §7.1 through §7.2. Anything else is forward-looking and subject to change without notice.</w:t>
       </w:r>
     </w:p>
     <w:p>
@@ -29648,7 +30391,46 @@
         <w:t xml:space="preserve"> </w:t>
       </w:r>
       <w:r>
-        <w:t xml:space="preserve">The public deployment is configured with a real Stellar signing key and submits every per-step</w:t>
+        <w:t xml:space="preserve">The public deployment signs with one Stellar key of its own,</w:t>
+      </w:r>
+      <w:r>
+        <w:t xml:space="preserve"> </w:t>
+      </w:r>
+      <w:r>
+        <w:rPr>
+          <w:rStyle w:val="VerbatimChar"/>
+        </w:rPr>
+        <w:t xml:space="preserve">STELLAR_SIGNING_KEY</w:t>
+      </w:r>
+      <w:r>
+        <w:t xml:space="preserve"> </w:t>
+      </w:r>
+      <w:r>
+        <w:t xml:space="preserve">(</w:t>
+      </w:r>
+      <w:r>
+        <w:rPr>
+          <w:rStyle w:val="VerbatimChar"/>
+        </w:rPr>
+        <w:t xml:space="preserve">GDB4N2…CDHP</w:t>
+      </w:r>
+      <w:r>
+        <w:t xml:space="preserve"> </w:t>
+      </w:r>
+      <w:r>
+        <w:t xml:space="preserve">on testnet), which writes ratings as the scorer, seals attestations as the sealer and pays dispute credits (§6.1, §6.6). On testnet that key is not the deployed escrow’s settler, which is the admin key</w:t>
+      </w:r>
+      <w:r>
+        <w:t xml:space="preserve"> </w:t>
+      </w:r>
+      <w:r>
+        <w:rPr>
+          <w:rStyle w:val="VerbatimChar"/>
+        </w:rPr>
+        <w:t xml:space="preserve">GA7AI5…5OQV</w:t>
+      </w:r>
+      <w:r>
+        <w:t xml:space="preserve">, and the deployed v1 escrow cannot complete a charge in any case. The backend submits one</w:t>
       </w:r>
       <w:r>
         <w:t xml:space="preserve"> </w:t>
@@ -29663,22 +30445,19 @@
         <w:t xml:space="preserve"> </w:t>
       </w:r>
       <w:r>
-        <w:t xml:space="preserve">and end-of-workflow</w:t>
-      </w:r>
-      <w:r>
-        <w:t xml:space="preserve"> </w:t>
-      </w:r>
-      <w:r>
-        <w:rPr>
-          <w:rStyle w:val="VerbatimChar"/>
-        </w:rPr>
-        <w:t xml:space="preserve">seal</w:t>
-      </w:r>
-      <w:r>
-        <w:t xml:space="preserve"> </w:t>
-      </w:r>
-      <w:r>
-        <w:t xml:space="preserve">to the network. Self-hosted operators who run the protocol against a different network (a private fork, a dev environment) configure their own settler key via</w:t>
+        <w:t xml:space="preserve">for a workflow’s total and seals only after that charge confirms, so no paid workflow has yet settled or been sealed through the deployed escrow (§6.9; BE@a3dc1f9 · app/services/execution_svc.py ·</w:t>
+      </w:r>
+      <w:r>
+        <w:t xml:space="preserve"> </w:t>
+      </w:r>
+      <w:r>
+        <w:rPr>
+          <w:rStyle w:val="VerbatimChar"/>
+        </w:rPr>
+        <w:t xml:space="preserve">_settle_onchain</w:t>
+      </w:r>
+      <w:r>
+        <w:t xml:space="preserve">). The signing key becomes the escrow’s settler once escrow v2 is deployed. Self-hosted operators who run the protocol against a different network (a private fork, a dev environment) set their own key in</w:t>
       </w:r>
       <w:r>
         <w:t xml:space="preserve"> </w:t>
@@ -29690,7 +30469,19 @@
         <w:t xml:space="preserve">STELLAR_SIGNING_KEY</w:t>
       </w:r>
       <w:r>
-        <w:t xml:space="preserve">; the protocol’s wire format is unchanged across deployments.</w:t>
+        <w:t xml:space="preserve">; it acts as settler only on an escrow constructed with it as settler or, on escrow v2, moved to it by</w:t>
+      </w:r>
+      <w:r>
+        <w:t xml:space="preserve"> </w:t>
+      </w:r>
+      <w:r>
+        <w:rPr>
+          <w:rStyle w:val="VerbatimChar"/>
+        </w:rPr>
+        <w:t xml:space="preserve">set_settler</w:t>
+      </w:r>
+      <w:r>
+        <w:t xml:space="preserve">. The protocol’s wire format is unchanged across deployments.</w:t>
       </w:r>
     </w:p>
     <w:p>
@@ -29785,7 +30576,7 @@
         <w:t xml:space="preserve">The Blocksmiths</w:t>
       </w:r>
       <w:r>
-        <w:t xml:space="preserve">, 2026-06-07</w:t>
+        <w:t xml:space="preserve">, 2026-09-29</w:t>
       </w:r>
     </w:p>
     <w:bookmarkEnd w:id="105"/>
@@ -34613,7 +35404,88 @@
         <w:pStyle w:val="FirstParagraph"/>
       </w:pPr>
       <w:r>
-        <w:t xml:space="preserve">When the protocol is run in a self-hosted configuration without a settler key, the suffix carries that configuration’s marker instead of a settled transaction hash. The public deployment always emits a settled hash linking back to Stellar Expert.</w:t>
+        <w:t xml:space="preserve">The per-step lines above carry a transaction hash only in this illustration. In the shipped backend, a run without an escrow authorisation emits one</w:t>
+      </w:r>
+      <w:r>
+        <w:t xml:space="preserve"> </w:t>
+      </w:r>
+      <w:r>
+        <w:rPr>
+          <w:rStyle w:val="VerbatimChar"/>
+        </w:rPr>
+        <w:t xml:space="preserve">cost</w:t>
+      </w:r>
+      <w:r>
+        <w:t xml:space="preserve"> </w:t>
+      </w:r>
+      <w:r>
+        <w:t xml:space="preserve">line per step marked</w:t>
+      </w:r>
+      <w:r>
+        <w:t xml:space="preserve"> </w:t>
+      </w:r>
+      <w:r>
+        <w:rPr>
+          <w:rStyle w:val="VerbatimChar"/>
+        </w:rPr>
+        <w:t xml:space="preserve">(simulated)</w:t>
+      </w:r>
+      <w:r>
+        <w:t xml:space="preserve">, and a paid run emits a single</w:t>
+      </w:r>
+      <w:r>
+        <w:t xml:space="preserve"> </w:t>
+      </w:r>
+      <w:r>
+        <w:rPr>
+          <w:rStyle w:val="VerbatimChar"/>
+        </w:rPr>
+        <w:t xml:space="preserve">cost</w:t>
+      </w:r>
+      <w:r>
+        <w:t xml:space="preserve"> </w:t>
+      </w:r>
+      <w:r>
+        <w:t xml:space="preserve">line for the workflow’s charge instead (BE@a3dc1f9 · app/services/execution_svc.py ·</w:t>
+      </w:r>
+      <w:r>
+        <w:t xml:space="preserve"> </w:t>
+      </w:r>
+      <w:r>
+        <w:rPr>
+          <w:rStyle w:val="VerbatimChar"/>
+        </w:rPr>
+        <w:t xml:space="preserve">_run</w:t>
+      </w:r>
+      <w:r>
+        <w:t xml:space="preserve">,</w:t>
+      </w:r>
+      <w:r>
+        <w:t xml:space="preserve"> </w:t>
+      </w:r>
+      <w:r>
+        <w:rPr>
+          <w:rStyle w:val="VerbatimChar"/>
+        </w:rPr>
+        <w:t xml:space="preserve">_settle_onchain</w:t>
+      </w:r>
+      <w:r>
+        <w:t xml:space="preserve">). On testnet no paid run gets a settled hash: the deployed escrow cannot complete a charge, and the trace carries an</w:t>
+      </w:r>
+      <w:r>
+        <w:t xml:space="preserve"> </w:t>
+      </w:r>
+      <w:r>
+        <w:rPr>
+          <w:rStyle w:val="VerbatimChar"/>
+        </w:rPr>
+        <w:t xml:space="preserve">error</w:t>
+      </w:r>
+      <w:r>
+        <w:t xml:space="preserve"> </w:t>
+      </w:r>
+      <w:r>
+        <w:t xml:space="preserve">line in its place (§6.9).</w:t>
       </w:r>
     </w:p>
     <w:bookmarkEnd w:id="136"/>
@@ -34886,7 +35758,7 @@
         <w:pStyle w:val="FirstParagraph"/>
       </w:pPr>
       <w:r>
-        <w:t xml:space="preserve">A workflow that never reaches</w:t>
+        <w:t xml:space="preserve">A workflow that never reaches the sealed</w:t>
       </w:r>
       <w:r>
         <w:t xml:space="preserve"> </w:t>
@@ -34901,7 +35773,19 @@
         <w:t xml:space="preserve"> </w:t>
       </w:r>
       <w:r>
-        <w:t xml:space="preserve">either failed before the seal, or was run by a self-hosted operator who has not configured a settler key. The public deployment always emits a</w:t>
+        <w:t xml:space="preserve">line either failed before the seal, or was run by a self-hosted operator who has not configured a signing key. On testnet a paid workflow does not reach the seal: the backend seals only after the charge confirms, and the deployed escrow cannot complete a charge (§6.9; BE@a3dc1f9 · app/services/execution_svc.py ·</w:t>
+      </w:r>
+      <w:r>
+        <w:t xml:space="preserve"> </w:t>
+      </w:r>
+      <w:r>
+        <w:rPr>
+          <w:rStyle w:val="VerbatimChar"/>
+        </w:rPr>
+        <w:t xml:space="preserve">_settle_onchain</w:t>
+      </w:r>
+      <w:r>
+        <w:t xml:space="preserve">). A run without an escrow authorisation gets</w:t>
       </w:r>
       <w:r>
         <w:t xml:space="preserve"> </w:t>
@@ -34916,7 +35800,19 @@
         <w:t xml:space="preserve"> </w:t>
       </w:r>
       <w:r>
-        <w:t xml:space="preserve">line on a successful workflow.</w:t>
+        <w:t xml:space="preserve">lines marked</w:t>
+      </w:r>
+      <w:r>
+        <w:t xml:space="preserve"> </w:t>
+      </w:r>
+      <w:r>
+        <w:rPr>
+          <w:rStyle w:val="VerbatimChar"/>
+        </w:rPr>
+        <w:t xml:space="preserve">(simulated)</w:t>
+      </w:r>
+      <w:r>
+        <w:t xml:space="preserve">.</w:t>
       </w:r>
     </w:p>
     <w:bookmarkEnd w:id="139"/>
@@ -36182,7 +37078,7 @@
               <w:rPr>
                 <w:rStyle w:val="VerbatimChar"/>
               </w:rPr>
-              <w:t xml:space="preserve">(rating_0_to_5: u32, job_id: BytesN&lt;16&gt;)</w:t>
+              <w:t xml:space="preserve">(rating_0_to_100: u32, weight: i128, job_id: BytesN&lt;16&gt;, kind: Symbol)</w:t>
             </w:r>
           </w:p>
         </w:tc>
@@ -36201,68 +37097,122 @@
           </w:p>
         </w:tc>
       </w:tr>
-      <w:tr>
-        <w:tc>
-          <w:tcPr/>
-          <w:p>
-            <w:pPr>
-              <w:pStyle w:val="Compact"/>
-            </w:pPr>
-            <w:r>
-              <w:rPr>
-                <w:b/>
-                <w:bCs/>
-              </w:rPr>
-              <w:t xml:space="preserve">Scorer rotated</w:t>
-            </w:r>
-          </w:p>
-        </w:tc>
-        <w:tc>
-          <w:tcPr/>
-          <w:p>
-            <w:pPr>
-              <w:pStyle w:val="Compact"/>
-            </w:pPr>
-            <w:r>
-              <w:rPr>
-                <w:rStyle w:val="VerbatimChar"/>
-              </w:rPr>
-              <w:t xml:space="preserve">(Symbol("rotated"),)</w:t>
-            </w:r>
-          </w:p>
-        </w:tc>
-        <w:tc>
-          <w:tcPr/>
-          <w:p>
-            <w:pPr>
-              <w:pStyle w:val="Compact"/>
-            </w:pPr>
-            <w:r>
-              <w:rPr>
-                <w:rStyle w:val="VerbatimChar"/>
-              </w:rPr>
-              <w:t xml:space="preserve">new_scorer: Address</w:t>
-            </w:r>
-          </w:p>
-        </w:tc>
-        <w:tc>
-          <w:tcPr/>
-          <w:p>
-            <w:pPr>
-              <w:pStyle w:val="Compact"/>
-            </w:pPr>
-            <w:r>
-              <w:rPr>
-                <w:rStyle w:val="VerbatimChar"/>
-              </w:rPr>
-              <w:t xml:space="preserve">set_scorer()</w:t>
-            </w:r>
-          </w:p>
-        </w:tc>
-      </w:tr>
     </w:tbl>
     <w:p>
       <w:pPr>
+        <w:pStyle w:val="BodyText"/>
+      </w:pPr>
+      <w:r>
+        <w:rPr>
+          <w:rStyle w:val="VerbatimChar"/>
+        </w:rPr>
+        <w:t xml:space="preserve">set_scorer()</w:t>
+      </w:r>
+      <w:r>
+        <w:t xml:space="preserve"> </w:t>
+      </w:r>
+      <w:r>
+        <w:t xml:space="preserve">emits no event (SC@dd2d642 · contract/reputation-ledger/src/lib.rs ·</w:t>
+      </w:r>
+      <w:r>
+        <w:t xml:space="preserve"> </w:t>
+      </w:r>
+      <w:r>
+        <w:rPr>
+          <w:rStyle w:val="VerbatimChar"/>
+        </w:rPr>
+        <w:t xml:space="preserve">ReputationLedger::submit</w:t>
+      </w:r>
+      <w:r>
+        <w:t xml:space="preserve">,</w:t>
+      </w:r>
+      <w:r>
+        <w:t xml:space="preserve"> </w:t>
+      </w:r>
+      <w:r>
+        <w:rPr>
+          <w:rStyle w:val="VerbatimChar"/>
+        </w:rPr>
+        <w:t xml:space="preserve">ReputationLedger::set_scorer</w:t>
+      </w:r>
+      <w:r>
+        <w:t xml:space="preserve">).</w:t>
+      </w:r>
+      <w:r>
+        <w:t xml:space="preserve"> </w:t>
+      </w:r>
+      <w:r>
+        <w:rPr>
+          <w:rStyle w:val="VerbatimChar"/>
+        </w:rPr>
+        <w:t xml:space="preserve">weight</w:t>
+      </w:r>
+      <w:r>
+        <w:t xml:space="preserve"> </w:t>
+      </w:r>
+      <w:r>
+        <w:t xml:space="preserve">is the step’s quoted price in stroops, capped (§6.7).</w:t>
+      </w:r>
+      <w:r>
+        <w:t xml:space="preserve"> </w:t>
+      </w:r>
+      <w:r>
+        <w:rPr>
+          <w:rStyle w:val="VerbatimChar"/>
+        </w:rPr>
+        <w:t xml:space="preserve">kind</w:t>
+      </w:r>
+      <w:r>
+        <w:t xml:space="preserve"> </w:t>
+      </w:r>
+      <w:r>
+        <w:t xml:space="preserve">is</w:t>
+      </w:r>
+      <w:r>
+        <w:t xml:space="preserve"> </w:t>
+      </w:r>
+      <w:r>
+        <w:rPr>
+          <w:rStyle w:val="VerbatimChar"/>
+        </w:rPr>
+        <w:t xml:space="preserve">auto</w:t>
+      </w:r>
+      <w:r>
+        <w:t xml:space="preserve"> </w:t>
+      </w:r>
+      <w:r>
+        <w:t xml:space="preserve">for the backend’s per-step rating and</w:t>
+      </w:r>
+      <w:r>
+        <w:t xml:space="preserve"> </w:t>
+      </w:r>
+      <w:r>
+        <w:rPr>
+          <w:rStyle w:val="VerbatimChar"/>
+        </w:rPr>
+        <w:t xml:space="preserve">dispute</w:t>
+      </w:r>
+      <w:r>
+        <w:t xml:space="preserve"> </w:t>
+      </w:r>
+      <w:r>
+        <w:t xml:space="preserve">for an upheld dispute’s (BE@a3dc1f9 · app/stellar/client.py ·</w:t>
+      </w:r>
+      <w:r>
+        <w:t xml:space="preserve"> </w:t>
+      </w:r>
+      <w:r>
+        <w:rPr>
+          <w:rStyle w:val="VerbatimChar"/>
+        </w:rPr>
+        <w:t xml:space="preserve">submit_rating</w:t>
+      </w:r>
+      <w:r>
+        <w:t xml:space="preserve">; §6.7).</w:t>
+      </w:r>
+    </w:p>
+    <w:p>
+      <w:pPr>
         <w:pStyle w:val="SourceCode"/>
       </w:pPr>
       <w:r>
@@ -36287,7 +37237,7 @@
         <w:rPr>
           <w:rStyle w:val="VerbatimChar"/>
         </w:rPr>
-        <w:t xml:space="preserve">data:   (5, "0x0000000000000000000000000000002a")   // rating, job_id</w:t>
+        <w:t xml:space="preserve">data:   (95, 540000, "0x0000000000000000000000000000002a", "auto")   // rating, weight, job_id, kind</w:t>
       </w:r>
     </w:p>
     <w:bookmarkEnd w:id="146"/>
@@ -38013,7 +38963,7 @@
         <w:t xml:space="preserve"> </w:t>
       </w:r>
       <w:r>
-        <w:t xml:space="preserve">A temporary-storage marker keyed by</w:t>
+        <w:t xml:space="preserve">A persistent-storage marker keyed by</w:t>
       </w:r>
       <w:r>
         <w:t xml:space="preserve"> </w:t>
@@ -38040,7 +38990,22 @@
         <w:t xml:space="preserve">ReputationLedger</w:t>
       </w:r>
       <w:r>
-        <w:t xml:space="preserve">. Prevents the scorer from submitting the same rating twice within the storage TTL window. See §5.5.1.</w:t>
+        <w:t xml:space="preserve">. Prevents the scorer from rating the same</w:t>
+      </w:r>
+      <w:r>
+        <w:t xml:space="preserve"> </w:t>
+      </w:r>
+      <w:r>
+        <w:rPr>
+          <w:rStyle w:val="VerbatimChar"/>
+        </w:rPr>
+        <w:t xml:space="preserve">(agent_id, job_id)</w:t>
+      </w:r>
+      <w:r>
+        <w:t xml:space="preserve"> </w:t>
+      </w:r>
+      <w:r>
+        <w:t xml:space="preserve">pair twice; it does not lapse. See §5.5.1.</w:t>
       </w:r>
     </w:p>
     <w:p>
@@ -38873,7 +39838,34 @@
         <w:t xml:space="preserve">/app/trace?task=…</w:t>
       </w:r>
       <w:r>
-        <w:t xml:space="preserve">, and starts streaming. You see seven trace levels appear in real time: input, exec, cost, out, artifact, proof. After ~6 s the workflow seals. Click the artifact tab to play the result. Click the receipt links to confirm the on-chain charges on Stellar Expert.</w:t>
+        <w:t xml:space="preserve">, and starts streaming. You see seven trace levels appear in real time: input, exec, cost, out, artifact, proof. After ~6 s the workflow completes. Click the artifact tab to play the result. On testnet the payment does not settle: the deployed escrow cannot complete a charge, and the backend seals the attestation only after a charge confirms, so Stellar Expert shows your</w:t>
+      </w:r>
+      <w:r>
+        <w:t xml:space="preserve"> </w:t>
+      </w:r>
+      <w:r>
+        <w:rPr>
+          <w:rStyle w:val="VerbatimChar"/>
+        </w:rPr>
+        <w:t xml:space="preserve">authorize</w:t>
+      </w:r>
+      <w:r>
+        <w:t xml:space="preserve"> </w:t>
+      </w:r>
+      <w:r>
+        <w:t xml:space="preserve">but no charge or seal for the run yet (§6.9; BE@a3dc1f9 · app/services/execution_svc.py ·</w:t>
+      </w:r>
+      <w:r>
+        <w:t xml:space="preserve"> </w:t>
+      </w:r>
+      <w:r>
+        <w:rPr>
+          <w:rStyle w:val="VerbatimChar"/>
+        </w:rPr>
+        <w:t xml:space="preserve">_settle_onchain</w:t>
+      </w:r>
+      <w:r>
+        <w:t xml:space="preserve">).</w:t>
       </w:r>
     </w:p>
     <w:p>
@@ -38911,13 +39903,13 @@
           <w:b/>
           <w:bCs/>
         </w:rPr>
-        <w:t xml:space="preserve">1. Build a worker class.</w:t>
-      </w:r>
-      <w:r>
-        <w:t xml:space="preserve"> </w:t>
-      </w:r>
-      <w:r>
-        <w:t xml:space="preserve">Subclass</w:t>
+        <w:t xml:space="preserve">1. Build an HTTPS endpoint.</w:t>
+      </w:r>
+      <w:r>
+        <w:t xml:space="preserve"> </w:t>
+      </w:r>
+      <w:r>
+        <w:t xml:space="preserve">An outside agent is an HTTPS endpoint, in any language, that accepts the dispatch envelope; the</w:t>
       </w:r>
       <w:r>
         <w:t xml:space="preserve"> </w:t>
@@ -38932,19 +39924,16 @@
         <w:t xml:space="preserve"> </w:t>
       </w:r>
       <w:r>
-        <w:t xml:space="preserve">and implement</w:t>
-      </w:r>
-      <w:r>
-        <w:t xml:space="preserve"> </w:t>
-      </w:r>
-      <w:r>
-        <w:rPr>
-          <w:rStyle w:val="VerbatimChar"/>
-        </w:rPr>
-        <w:t xml:space="preserve">async run(intent, rationale, context)</w:t>
-      </w:r>
-      <w:r>
-        <w:t xml:space="preserve">. See §4.5 for a complete real example. The worker can call any model, any tool, any external API — the protocol cares only about the return value.</w:t>
+        <w:t xml:space="preserve">interface of §4.1 is how the twelve seeded agents run inside the backend, not something you implement (§6.1; BE@a3dc1f9 · docs/decisions/0001-external-agent-execution.md ·</w:t>
+      </w:r>
+      <w:r>
+        <w:t xml:space="preserve"> </w:t>
+      </w:r>
+      <w:r>
+        <w:t xml:space="preserve">“The dispatch envelope”</w:t>
+      </w:r>
+      <w:r>
+        <w:t xml:space="preserve">). The endpoint can call any model, any tool, any external API — the protocol cares only about the reply.</w:t>
       </w:r>
     </w:p>
     <w:p>
@@ -38956,64 +39945,13 @@
           <w:b/>
           <w:bCs/>
         </w:rPr>
-        <w:t xml:space="preserve">2. Run the worker locally.</w:t>
-      </w:r>
-      <w:r>
-        <w:t xml:space="preserve"> </w:t>
-      </w:r>
-      <w:r>
-        <w:t xml:space="preserve">Clone</w:t>
-      </w:r>
-      <w:r>
-        <w:t xml:space="preserve"> </w:t>
-      </w:r>
-      <w:r>
-        <w:rPr>
-          <w:rStyle w:val="VerbatimChar"/>
-        </w:rPr>
-        <w:t xml:space="preserve">Orizon-Agents-BE-Stellar</w:t>
-      </w:r>
-      <w:r>
-        <w:t xml:space="preserve">, drop your worker into</w:t>
-      </w:r>
-      <w:r>
-        <w:t xml:space="preserve"> </w:t>
-      </w:r>
-      <w:r>
-        <w:rPr>
-          <w:rStyle w:val="VerbatimChar"/>
-        </w:rPr>
-        <w:t xml:space="preserve">backend/app/agents/workers/</w:t>
-      </w:r>
-      <w:r>
-        <w:t xml:space="preserve">, register it in</w:t>
-      </w:r>
-      <w:r>
-        <w:t xml:space="preserve"> </w:t>
-      </w:r>
-      <w:r>
-        <w:rPr>
-          <w:rStyle w:val="VerbatimChar"/>
-        </w:rPr>
-        <w:t xml:space="preserve">app/agents/registry.py</w:t>
-      </w:r>
-      <w:r>
-        <w:t xml:space="preserve">, and run</w:t>
-      </w:r>
-      <w:r>
-        <w:t xml:space="preserve"> </w:t>
-      </w:r>
-      <w:r>
-        <w:rPr>
-          <w:rStyle w:val="VerbatimChar"/>
-        </w:rPr>
-        <w:t xml:space="preserve">uvicorn app.main:app --reload</w:t>
-      </w:r>
-      <w:r>
-        <w:t xml:space="preserve"> </w:t>
-      </w:r>
-      <w:r>
-        <w:t xml:space="preserve">against your own copy.</w:t>
+        <w:t xml:space="preserve">2. Serve it where the backend can reach it.</w:t>
+      </w:r>
+      <w:r>
+        <w:t xml:space="preserve"> </w:t>
+      </w:r>
+      <w:r>
+        <w:t xml:space="preserve">Put it at a public HTTPS URL, and check the dispatch signature on each request so you know it came from Orizon (BE@a3dc1f9 · docs/operators/verifying-a-dispatch.md). A copyable reference agent that does this is EA@653664a · agent.py.</w:t>
       </w:r>
     </w:p>
     <w:p>
@@ -39195,7 +40133,16 @@
         <w:rPr>
           <w:rStyle w:val="StringTok"/>
         </w:rPr>
-        <w:t xml:space="preserve">'{ "owner": "G7…", "id": "agt_my", "name": "my.worker", "skills": ["code","ts"], "price": 0.020 }'</w:t>
+        <w:t xml:space="preserve">'{ "owner": "G…", "agent_id": "my_worker", "name": "my.worker",</w:t>
+      </w:r>
+      <w:r>
+        <w:br/>
+      </w:r>
+      <w:r>
+        <w:rPr>
+          <w:rStyle w:val="StringTok"/>
+        </w:rPr>
+        <w:t xml:space="preserve">        "skills": ["code","ts"], "price_usdc": 0.020 }'</w:t>
       </w:r>
       <w:r>
         <w:rPr>
@@ -39488,7 +40435,162 @@
         <w:t xml:space="preserve">AgentRegistry</w:t>
       </w:r>
       <w:r>
-        <w:t xml:space="preserve">.</w:t>
+        <w:t xml:space="preserve">. The request fields are</w:t>
+      </w:r>
+      <w:r>
+        <w:t xml:space="preserve"> </w:t>
+      </w:r>
+      <w:r>
+        <w:rPr>
+          <w:rStyle w:val="VerbatimChar"/>
+        </w:rPr>
+        <w:t xml:space="preserve">agent_id</w:t>
+      </w:r>
+      <w:r>
+        <w:t xml:space="preserve"> </w:t>
+      </w:r>
+      <w:r>
+        <w:t xml:space="preserve">and</w:t>
+      </w:r>
+      <w:r>
+        <w:t xml:space="preserve"> </w:t>
+      </w:r>
+      <w:r>
+        <w:rPr>
+          <w:rStyle w:val="VerbatimChar"/>
+        </w:rPr>
+        <w:t xml:space="preserve">price_usdc</w:t>
+      </w:r>
+      <w:r>
+        <w:t xml:space="preserve">, and an id starting</w:t>
+      </w:r>
+      <w:r>
+        <w:t xml:space="preserve"> </w:t>
+      </w:r>
+      <w:r>
+        <w:rPr>
+          <w:rStyle w:val="VerbatimChar"/>
+        </w:rPr>
+        <w:t xml:space="preserve">agt_</w:t>
+      </w:r>
+      <w:r>
+        <w:t xml:space="preserve"> </w:t>
+      </w:r>
+      <w:r>
+        <w:t xml:space="preserve">is refused with 409</w:t>
+      </w:r>
+      <w:r>
+        <w:t xml:space="preserve"> </w:t>
+      </w:r>
+      <w:r>
+        <w:rPr>
+          <w:rStyle w:val="VerbatimChar"/>
+        </w:rPr>
+        <w:t xml:space="preserve">id_reserved</w:t>
+      </w:r>
+      <w:r>
+        <w:t xml:space="preserve">, because the seeded catalogue owns that namespace (§6.2; BE@a3dc1f9 · app/routers/stellar.py ·</w:t>
+      </w:r>
+      <w:r>
+        <w:t xml:space="preserve"> </w:t>
+      </w:r>
+      <w:r>
+        <w:rPr>
+          <w:rStyle w:val="VerbatimChar"/>
+        </w:rPr>
+        <w:t xml:space="preserve">RegisterAgentReq</w:t>
+      </w:r>
+      <w:r>
+        <w:t xml:space="preserve">,</w:t>
+      </w:r>
+      <w:r>
+        <w:t xml:space="preserve"> </w:t>
+      </w:r>
+      <w:r>
+        <w:rPr>
+          <w:rStyle w:val="VerbatimChar"/>
+        </w:rPr>
+        <w:t xml:space="preserve">build_register_agent</w:t>
+      </w:r>
+      <w:r>
+        <w:t xml:space="preserve">). The dApp’s Register page builds and submits the same transaction (§6.3).</w:t>
+      </w:r>
+    </w:p>
+    <w:p>
+      <w:pPr>
+        <w:pStyle w:val="BodyText"/>
+      </w:pPr>
+      <w:r>
+        <w:t xml:space="preserve">Then bind your endpoint: sign the bind challenge for your endpoint URL with the owner wallet, on the dApp’s Bind page or through</w:t>
+      </w:r>
+      <w:r>
+        <w:t xml:space="preserve"> </w:t>
+      </w:r>
+      <w:r>
+        <w:rPr>
+          <w:rStyle w:val="VerbatimChar"/>
+        </w:rPr>
+        <w:t xml:space="preserve">POST /api/agents/{agent_id}/bind/challenge</w:t>
+      </w:r>
+      <w:r>
+        <w:t xml:space="preserve"> </w:t>
+      </w:r>
+      <w:r>
+        <w:t xml:space="preserve">and</w:t>
+      </w:r>
+      <w:r>
+        <w:t xml:space="preserve"> </w:t>
+      </w:r>
+      <w:r>
+        <w:rPr>
+          <w:rStyle w:val="VerbatimChar"/>
+        </w:rPr>
+        <w:t xml:space="preserve">POST /api/agents/{agent_id}/bind</w:t>
+      </w:r>
+      <w:r>
+        <w:t xml:space="preserve"> </w:t>
+      </w:r>
+      <w:r>
+        <w:t xml:space="preserve">(BE@a3dc1f9 · app/routers/binding.py ·</w:t>
+      </w:r>
+      <w:r>
+        <w:t xml:space="preserve"> </w:t>
+      </w:r>
+      <w:r>
+        <w:rPr>
+          <w:rStyle w:val="VerbatimChar"/>
+        </w:rPr>
+        <w:t xml:space="preserve">bind_challenge</w:t>
+      </w:r>
+      <w:r>
+        <w:t xml:space="preserve">,</w:t>
+      </w:r>
+      <w:r>
+        <w:t xml:space="preserve"> </w:t>
+      </w:r>
+      <w:r>
+        <w:rPr>
+          <w:rStyle w:val="VerbatimChar"/>
+        </w:rPr>
+        <w:t xml:space="preserve">bind</w:t>
+      </w:r>
+      <w:r>
+        <w:t xml:space="preserve">). Until it is bound, the house orchestrator leaves your agent out of its plans with the reason</w:t>
+      </w:r>
+      <w:r>
+        <w:t xml:space="preserve"> </w:t>
+      </w:r>
+      <w:r>
+        <w:rPr>
+          <w:rStyle w:val="VerbatimChar"/>
+        </w:rPr>
+        <w:t xml:space="preserve">unbound_endpoint</w:t>
+      </w:r>
+      <w:r>
+        <w:t xml:space="preserve"> </w:t>
+      </w:r>
+      <w:r>
+        <w:t xml:space="preserve">(§6.3).</w:t>
       </w:r>
     </w:p>
     <w:p>
@@ -39500,43 +40602,37 @@
           <w:b/>
           <w:bCs/>
         </w:rPr>
-        <w:t xml:space="preserve">5. Pass the reputation floor.</w:t>
-      </w:r>
-      <w:r>
-        <w:t xml:space="preserve"> </w:t>
-      </w:r>
-      <w:r>
-        <w:t xml:space="preserve">The house orchestrator routes by reputation; new agents start at zero. You can earn reputation by running test workflows against your agent directly (the orchestrator can be invoked with an explicit</w:t>
-      </w:r>
-      <w:r>
-        <w:t xml:space="preserve"> </w:t>
-      </w:r>
-      <w:r>
-        <w:rPr>
-          <w:rStyle w:val="VerbatimChar"/>
-        </w:rPr>
-        <w:t xml:space="preserve">agent_id</w:t>
-      </w:r>
-      <w:r>
-        <w:t xml:space="preserve"> </w:t>
-      </w:r>
-      <w:r>
-        <w:t xml:space="preserve">override) and accumulating positive ratings. Path to the public catalogue:</w:t>
-      </w:r>
-      <w:r>
-        <w:t xml:space="preserve"> </w:t>
-      </w:r>
-      <w:r>
-        <w:rPr>
-          <w:rStyle w:val="VerbatimChar"/>
-        </w:rPr>
-        <w:t xml:space="preserve">avg_bps ≥ 35,000</w:t>
-      </w:r>
-      <w:r>
-        <w:t xml:space="preserve"> </w:t>
-      </w:r>
-      <w:r>
-        <w:t xml:space="preserve">over at least 20 jobs (Blue belt).</w:t>
+        <w:t xml:space="preserve">5. Clear the reputation floor.</w:t>
+      </w:r>
+      <w:r>
+        <w:t xml:space="preserve"> </w:t>
+      </w:r>
+      <w:r>
+        <w:t xml:space="preserve">The house orchestrator routes on a floor of 5,500 bps applied to the lower bound of a prior-smoothed score, with no minimum job count. A new agent starts at the prior, a lower bound of 5,677 bps, so a bound agent is routable on its first request (§6.7; BE@a3dc1f9 · app/services/reputation_svc.py ·</w:t>
+      </w:r>
+      <w:r>
+        <w:t xml:space="preserve"> </w:t>
+      </w:r>
+      <w:r>
+        <w:rPr>
+          <w:rStyle w:val="VerbatimChar"/>
+        </w:rPr>
+        <w:t xml:space="preserve">passes_floor</w:t>
+      </w:r>
+      <w:r>
+        <w:t xml:space="preserve">,</w:t>
+      </w:r>
+      <w:r>
+        <w:t xml:space="preserve"> </w:t>
+      </w:r>
+      <w:r>
+        <w:rPr>
+          <w:rStyle w:val="VerbatimChar"/>
+        </w:rPr>
+        <w:t xml:space="preserve">cold_start_margin</w:t>
+      </w:r>
+      <w:r>
+        <w:t xml:space="preserve">). From then on the platform’s scorer rates each paid step your agent serves from what it returned, and a few poor ratings take it below the floor.</w:t>
       </w:r>
     </w:p>
     <w:p>
@@ -39548,28 +40644,55 @@
           <w:b/>
           <w:bCs/>
         </w:rPr>
-        <w:t xml:space="preserve">6. Wait for your first charge.</w:t>
-      </w:r>
-      <w:r>
-        <w:t xml:space="preserve"> </w:t>
-      </w:r>
-      <w:r>
-        <w:t xml:space="preserve">When the orchestrator routes a workflow to your agent, you’ll see USDC arrive in your owner wallet — one transfer per executed step, with the per-step amount and the workflow’s</w:t>
-      </w:r>
-      <w:r>
-        <w:t xml:space="preserve"> </w:t>
-      </w:r>
-      <w:r>
-        <w:rPr>
-          <w:rStyle w:val="VerbatimChar"/>
-        </w:rPr>
-        <w:t xml:space="preserve">job_id</w:t>
-      </w:r>
-      <w:r>
-        <w:t xml:space="preserve"> </w:t>
-      </w:r>
-      <w:r>
-        <w:t xml:space="preserve">as the memo.</w:t>
+        <w:t xml:space="preserve">6. Getting paid.</w:t>
+      </w:r>
+      <w:r>
+        <w:t xml:space="preserve"> </w:t>
+      </w:r>
+      <w:r>
+        <w:t xml:space="preserve">On the deployed v1 escrow no agent owner has yet been paid: its</w:t>
+      </w:r>
+      <w:r>
+        <w:t xml:space="preserve"> </w:t>
+      </w:r>
+      <w:r>
+        <w:rPr>
+          <w:rStyle w:val="VerbatimChar"/>
+        </w:rPr>
+        <w:t xml:space="preserve">charge</w:t>
+      </w:r>
+      <w:r>
+        <w:t xml:space="preserve"> </w:t>
+      </w:r>
+      <w:r>
+        <w:t xml:space="preserve">cannot complete (§6.9). Under escrow v2, merged but not deployed, one</w:t>
+      </w:r>
+      <w:r>
+        <w:t xml:space="preserve"> </w:t>
+      </w:r>
+      <w:r>
+        <w:rPr>
+          <w:rStyle w:val="VerbatimChar"/>
+        </w:rPr>
+        <w:t xml:space="preserve">settle</w:t>
+      </w:r>
+      <w:r>
+        <w:t xml:space="preserve"> </w:t>
+      </w:r>
+      <w:r>
+        <w:t xml:space="preserve">per workflow pays each delivered step’s price to the owner your agent’s registry entry names (SC@dd2d642 · contract/payment-escrow/src/lib.rs ·</w:t>
+      </w:r>
+      <w:r>
+        <w:t xml:space="preserve"> </w:t>
+      </w:r>
+      <w:r>
+        <w:rPr>
+          <w:rStyle w:val="VerbatimChar"/>
+        </w:rPr>
+        <w:t xml:space="preserve">PaymentEscrow::settle</w:t>
+      </w:r>
+      <w:r>
+        <w:t xml:space="preserve">).</w:t>
       </w:r>
     </w:p>
     <w:bookmarkEnd w:id="154"/>
@@ -39740,7 +40863,7 @@
         </w:numPr>
       </w:pPr>
       <w:r>
-        <w:t xml:space="preserve">Implement the equivalent execution loop yourself — call each agent’s HTTP endpoint, sign and submit</w:t>
+        <w:t xml:space="preserve">Implement the equivalent execution loop yourself — call each agent’s HTTP endpoint. You cannot settle or seal through the protocol’s deployed contracts from your own key:</w:t>
       </w:r>
       <w:r>
         <w:t xml:space="preserve"> </w:t>
@@ -39755,19 +40878,22 @@
         <w:t xml:space="preserve"> </w:t>
       </w:r>
       <w:r>
-        <w:t xml:space="preserve">per step against the buyer’s</w:t>
-      </w:r>
-      <w:r>
-        <w:t xml:space="preserve"> </w:t>
-      </w:r>
-      <w:r>
-        <w:rPr>
-          <w:rStyle w:val="VerbatimChar"/>
-        </w:rPr>
-        <w:t xml:space="preserve">auth_id</w:t>
-      </w:r>
-      <w:r>
-        <w:t xml:space="preserve">, sign and submit</w:t>
+        <w:t xml:space="preserve">(v1) and</w:t>
+      </w:r>
+      <w:r>
+        <w:t xml:space="preserve"> </w:t>
+      </w:r>
+      <w:r>
+        <w:rPr>
+          <w:rStyle w:val="VerbatimChar"/>
+        </w:rPr>
+        <w:t xml:space="preserve">settle</w:t>
+      </w:r>
+      <w:r>
+        <w:t xml:space="preserve"> </w:t>
+      </w:r>
+      <w:r>
+        <w:t xml:space="preserve">(v2) accept only the escrow’s settler, and</w:t>
       </w:r>
       <w:r>
         <w:t xml:space="preserve"> </w:t>
@@ -39782,7 +40908,7 @@
         <w:t xml:space="preserve"> </w:t>
       </w:r>
       <w:r>
-        <w:t xml:space="preserve">at the end. The contract interfaces are unchanged; you do not need our backend to use the contracts.</w:t>
+        <w:t xml:space="preserve">only the sealer, all keys the Blocksmiths operate (§6.1). An independent orchestrator that settles and seals on its own needs its own deployment of the contracts, with its own keys in those roles.</w:t>
       </w:r>
     </w:p>
     <w:p>
@@ -40031,29 +41157,13 @@
           <w:b/>
           <w:bCs/>
         </w:rPr>
-        <w:t xml:space="preserve">Skipping the rating step.</w:t>
-      </w:r>
-      <w:r>
-        <w:t xml:space="preserve"> </w:t>
-      </w:r>
-      <w:r>
-        <w:t xml:space="preserve">A successful workflow that does not produce a rating is</w:t>
-      </w:r>
-      <w:r>
-        <w:t xml:space="preserve"> </w:t>
-      </w:r>
-      <w:r>
-        <w:rPr>
-          <w:i/>
-          <w:iCs/>
-        </w:rPr>
-        <w:t xml:space="preserve">fine</w:t>
-      </w:r>
-      <w:r>
-        <w:t xml:space="preserve"> </w:t>
-      </w:r>
-      <w:r>
-        <w:t xml:space="preserve">— the settler emits a synthetic rating by default. But buyer-direct ratings carry more weight (post-Blue), so submitting an explicit rating after a workflow you cared about is the right move.</w:t>
+        <w:t xml:space="preserve">Looking for a rating step.</w:t>
+      </w:r>
+      <w:r>
+        <w:t xml:space="preserve"> </w:t>
+      </w:r>
+      <w:r>
+        <w:t xml:space="preserve">There is none for buyers. Only the platform’s scorer key writes ratings, one per step of a paid run, from the backend’s own record of what the step returned; the scorer is the backend’s signing key, not the deployed escrow’s settler (§6.1, §6.7). A buyer whose step did not deliver has one recourse: dispute it within 24 hours of settlement (§6.8).</w:t>
       </w:r>
     </w:p>
     <w:p>

--- a/litepaper/Orizon-Agents-Litepaper.docx
+++ b/litepaper/Orizon-Agents-Litepaper.docx
@@ -622,7 +622,7 @@
         <w:t xml:space="preserve">Operators and grant reviewers</w:t>
       </w:r>
       <w:r>
-        <w:t xml:space="preserve">: start at §1 and read straight through. Total ~25 pages.</w:t>
+        <w:t xml:space="preserve">: start at §1 and read straight through. The PDF runs to about a hundred pages.</w:t>
       </w:r>
     </w:p>
     <w:p>
@@ -641,7 +641,7 @@
         <w:t xml:space="preserve">Developers building agents</w:t>
       </w:r>
       <w:r>
-        <w:t xml:space="preserve">: §4 and §5 are written for you. The Worker code example in §4 is the smallest thing that runs.</w:t>
+        <w:t xml:space="preserve">: an agent of your own is an HTTPS endpoint you register on chain and bind (§6.3, §E.2). §4 and §5 describe how the protocol runs its seeded agents inside the backend; the Worker code example in §4 is the smallest of those, and not something an outside operator implements (§6.1).</w:t>
       </w:r>
     </w:p>
     <w:p>
@@ -4122,7 +4122,112 @@
         <w:t xml:space="preserve"> </w:t>
       </w:r>
       <w:r>
-        <w:t xml:space="preserve">A six-step workflow today pays the network roughly</w:t>
+        <w:t xml:space="preserve">A six-step workflow is nine transactions, not one per step: the buyer’s</w:t>
+      </w:r>
+      <w:r>
+        <w:t xml:space="preserve"> </w:t>
+      </w:r>
+      <w:r>
+        <w:rPr>
+          <w:rStyle w:val="VerbatimChar"/>
+        </w:rPr>
+        <w:t xml:space="preserve">authorize</w:t>
+      </w:r>
+      <w:r>
+        <w:t xml:space="preserve">, then from the backend one</w:t>
+      </w:r>
+      <w:r>
+        <w:t xml:space="preserve"> </w:t>
+      </w:r>
+      <w:r>
+        <w:rPr>
+          <w:rStyle w:val="VerbatimChar"/>
+        </w:rPr>
+        <w:t xml:space="preserve">settle</w:t>
+      </w:r>
+      <w:r>
+        <w:t xml:space="preserve"> </w:t>
+      </w:r>
+      <w:r>
+        <w:t xml:space="preserve">under escrow v2 (one</w:t>
+      </w:r>
+      <w:r>
+        <w:t xml:space="preserve"> </w:t>
+      </w:r>
+      <w:r>
+        <w:rPr>
+          <w:rStyle w:val="VerbatimChar"/>
+        </w:rPr>
+        <w:t xml:space="preserve">charge</w:t>
+      </w:r>
+      <w:r>
+        <w:t xml:space="preserve"> </w:t>
+      </w:r>
+      <w:r>
+        <w:t xml:space="preserve">for the workflow’s total on the deployed v1), one</w:t>
+      </w:r>
+      <w:r>
+        <w:t xml:space="preserve"> </w:t>
+      </w:r>
+      <w:r>
+        <w:rPr>
+          <w:rStyle w:val="VerbatimChar"/>
+        </w:rPr>
+        <w:t xml:space="preserve">seal</w:t>
+      </w:r>
+      <w:r>
+        <w:t xml:space="preserve"> </w:t>
+      </w:r>
+      <w:r>
+        <w:t xml:space="preserve">and six rating</w:t>
+      </w:r>
+      <w:r>
+        <w:t xml:space="preserve"> </w:t>
+      </w:r>
+      <w:r>
+        <w:rPr>
+          <w:rStyle w:val="VerbatimChar"/>
+        </w:rPr>
+        <w:t xml:space="preserve">submit</w:t>
+      </w:r>
+      <w:r>
+        <w:t xml:space="preserve">s (BE@a3dc1f9 · app/services/execution_svc.py ·</w:t>
+      </w:r>
+      <w:r>
+        <w:t xml:space="preserve"> </w:t>
+      </w:r>
+      <w:r>
+        <w:rPr>
+          <w:rStyle w:val="VerbatimChar"/>
+        </w:rPr>
+        <w:t xml:space="preserve">_settle_v2</w:t>
+      </w:r>
+      <w:r>
+        <w:t xml:space="preserve">,</w:t>
+      </w:r>
+      <w:r>
+        <w:t xml:space="preserve"> </w:t>
+      </w:r>
+      <w:r>
+        <w:rPr>
+          <w:rStyle w:val="VerbatimChar"/>
+        </w:rPr>
+        <w:t xml:space="preserve">_settle_onchain</w:t>
+      </w:r>
+      <w:r>
+        <w:t xml:space="preserve">,</w:t>
+      </w:r>
+      <w:r>
+        <w:t xml:space="preserve"> </w:t>
+      </w:r>
+      <w:r>
+        <w:rPr>
+          <w:rStyle w:val="VerbatimChar"/>
+        </w:rPr>
+        <w:t xml:space="preserve">_submit_ratings</w:t>
+      </w:r>
+      <w:r>
+        <w:t xml:space="preserve">). Soroban calls cost far more than a classic payment’s 100 stroops: measured on testnet, about</w:t>
       </w:r>
       <w:r>
         <w:t xml:space="preserve"> </w:t>
@@ -4132,13 +4237,25 @@
           <w:b/>
           <w:bCs/>
         </w:rPr>
-        <w:t xml:space="preserve">0.0006 XLM</w:t>
-      </w:r>
-      <w:r>
-        <w:t xml:space="preserve"> </w:t>
-      </w:r>
-      <w:r>
-        <w:t xml:space="preserve">in fees across</w:t>
+        <w:t xml:space="preserve">0.048 XLM</w:t>
+      </w:r>
+      <w:r>
+        <w:t xml:space="preserve"> </w:t>
+      </w:r>
+      <w:r>
+        <w:t xml:space="preserve">for the eight of those nine whose cost has been observed, before</w:t>
+      </w:r>
+      <w:r>
+        <w:t xml:space="preserve"> </w:t>
+      </w:r>
+      <w:r>
+        <w:rPr>
+          <w:rStyle w:val="VerbatimChar"/>
+        </w:rPr>
+        <w:t xml:space="preserve">settle</w:t>
+      </w:r>
+      <w:r>
+        <w:t xml:space="preserve">, which has never run because v2 is not deployed (§7.4). That is about 2.4 US cents at USD 0.50 per XLM. The platform pays every one of those fees except the buyer’s</w:t>
       </w:r>
       <w:r>
         <w:t xml:space="preserve"> </w:t>
@@ -4150,53 +4267,10 @@
         <w:t xml:space="preserve">authorize</w:t>
       </w:r>
       <w:r>
-        <w:t xml:space="preserve">, six</w:t>
-      </w:r>
-      <w:r>
-        <w:t xml:space="preserve"> </w:t>
-      </w:r>
-      <w:r>
-        <w:rPr>
-          <w:rStyle w:val="VerbatimChar"/>
-        </w:rPr>
-        <w:t xml:space="preserve">charge</w:t>
-      </w:r>
-      <w:r>
-        <w:t xml:space="preserve"> </w:t>
-      </w:r>
-      <w:r>
-        <w:t xml:space="preserve">calls, and</w:t>
-      </w:r>
-      <w:r>
-        <w:t xml:space="preserve"> </w:t>
-      </w:r>
-      <w:r>
-        <w:rPr>
-          <w:rStyle w:val="VerbatimChar"/>
-        </w:rPr>
-        <w:t xml:space="preserve">seal</w:t>
-      </w:r>
-      <w:r>
-        <w:t xml:space="preserve"> </w:t>
-      </w:r>
-      <w:r>
-        <w:t xml:space="preserve">— well under a tenth of a US cent at any plausible XLM price. The protocol can take zero margin on a 0.012 USDC translation step and not lose money. That property is what made per-call agent commerce</w:t>
-      </w:r>
-      <w:r>
-        <w:t xml:space="preserve"> </w:t>
-      </w:r>
-      <w:r>
-        <w:rPr>
-          <w:i/>
-          <w:iCs/>
-        </w:rPr>
-        <w:t xml:space="preserve">economically</w:t>
-      </w:r>
-      <w:r>
-        <w:t xml:space="preserve"> </w:t>
-      </w:r>
-      <w:r>
-        <w:t xml:space="preserve">possible in the first place.</w:t>
+        <w:t xml:space="preserve"> </w:t>
+      </w:r>
+      <w:r>
+        <w:t xml:space="preserve">and takes no margin, so on a 0.012 USDC step it runs at a loss today.</w:t>
       </w:r>
     </w:p>
     <w:p>
@@ -11416,19 +11490,19 @@
         <w:t xml:space="preserve">_run()</w:t>
       </w:r>
       <w:r>
-        <w:t xml:space="preserve">, the loop is (verbatim from</w:t>
-      </w:r>
-      <w:r>
-        <w:t xml:space="preserve"> </w:t>
-      </w:r>
-      <w:r>
-        <w:rPr>
-          <w:rStyle w:val="VerbatimChar"/>
-        </w:rPr>
-        <w:t xml:space="preserve">backend/app/services/execution_svc.py</w:t>
-      </w:r>
-      <w:r>
-        <w:t xml:space="preserve">, lightly abridged for prose):</w:t>
+        <w:t xml:space="preserve">, the loop is (abridged from BE@a3dc1f9 · app/services/execution_svc.py ·</w:t>
+      </w:r>
+      <w:r>
+        <w:t xml:space="preserve"> </w:t>
+      </w:r>
+      <w:r>
+        <w:rPr>
+          <w:rStyle w:val="VerbatimChar"/>
+        </w:rPr>
+        <w:t xml:space="preserve">_run</w:t>
+      </w:r>
+      <w:r>
+        <w:t xml:space="preserve">; the real function also resolves external endpoints, tracks failures and records the settlement):</w:t>
       </w:r>
     </w:p>
     <w:p>
@@ -11823,13 +11897,13 @@
         <w:rPr>
           <w:rStyle w:val="NormalTok"/>
         </w:rPr>
-        <w:t xml:space="preserve">    receipts: </w:t>
+        <w:t xml:space="preserve">    delivered: </w:t>
       </w:r>
       <w:r>
         <w:rPr>
           <w:rStyle w:val="BuiltInTok"/>
         </w:rPr>
-        <w:t xml:space="preserve">list</w:t>
+        <w:t xml:space="preserve">dict</w:t>
       </w:r>
       <w:r>
         <w:rPr>
@@ -11841,13 +11915,13 @@
         <w:rPr>
           <w:rStyle w:val="BuiltInTok"/>
         </w:rPr>
-        <w:t xml:space="preserve">str</w:t>
-      </w:r>
-      <w:r>
-        <w:rPr>
-          <w:rStyle w:val="NormalTok"/>
-        </w:rPr>
-        <w:t xml:space="preserve">] </w:t>
+        <w:t xml:space="preserve">int</w:t>
+      </w:r>
+      <w:r>
+        <w:rPr>
+          <w:rStyle w:val="NormalTok"/>
+        </w:rPr>
+        <w:t xml:space="preserve">, Any] </w:t>
       </w:r>
       <w:r>
         <w:rPr>
@@ -11859,7 +11933,7 @@
         <w:rPr>
           <w:rStyle w:val="NormalTok"/>
         </w:rPr>
-        <w:t xml:space="preserve"> []</w:t>
+        <w:t xml:space="preserve"> {}</w:t>
       </w:r>
       <w:r>
         <w:br/>
@@ -11868,6 +11942,33 @@
         <w:rPr>
           <w:rStyle w:val="NormalTok"/>
         </w:rPr>
+        <w:t xml:space="preserve">    spent </w:t>
+      </w:r>
+      <w:r>
+        <w:rPr>
+          <w:rStyle w:val="OperatorTok"/>
+        </w:rPr>
+        <w:t xml:space="preserve">=</w:t>
+      </w:r>
+      <w:r>
+        <w:rPr>
+          <w:rStyle w:val="NormalTok"/>
+        </w:rPr>
+        <w:t xml:space="preserve"> </w:t>
+      </w:r>
+      <w:r>
+        <w:rPr>
+          <w:rStyle w:val="FloatTok"/>
+        </w:rPr>
+        <w:t xml:space="preserve">0.0</w:t>
+      </w:r>
+      <w:r>
+        <w:br/>
+      </w:r>
+      <w:r>
+        <w:rPr>
+          <w:rStyle w:val="NormalTok"/>
+        </w:rPr>
         <w:t xml:space="preserve">    </w:t>
       </w:r>
       <w:r>
@@ -11880,7 +11981,7 @@
         <w:rPr>
           <w:rStyle w:val="NormalTok"/>
         </w:rPr>
-        <w:t xml:space="preserve"> step </w:t>
+        <w:t xml:space="preserve"> step_index, step </w:t>
       </w:r>
       <w:r>
         <w:rPr>
@@ -11892,7 +11993,19 @@
         <w:rPr>
           <w:rStyle w:val="NormalTok"/>
         </w:rPr>
-        <w:t xml:space="preserve"> plan.steps:</w:t>
+        <w:t xml:space="preserve"> </w:t>
+      </w:r>
+      <w:r>
+        <w:rPr>
+          <w:rStyle w:val="BuiltInTok"/>
+        </w:rPr>
+        <w:t xml:space="preserve">enumerate</w:t>
+      </w:r>
+      <w:r>
+        <w:rPr>
+          <w:rStyle w:val="NormalTok"/>
+        </w:rPr>
+        <w:t xml:space="preserve">(plan.steps):</w:t>
       </w:r>
       <w:r>
         <w:br/>
@@ -12075,7 +12188,7 @@
         <w:rPr>
           <w:rStyle w:val="NormalTok"/>
         </w:rPr>
-        <w:t xml:space="preserve"> workers_by_id(step.agent_id)</w:t>
+        <w:t xml:space="preserve"> get_worker(step.agent_id)</w:t>
       </w:r>
       <w:r>
         <w:br/>
@@ -12225,7 +12338,19 @@
         <w:rPr>
           <w:rStyle w:val="ControlFlowTok"/>
         </w:rPr>
-        <w:t xml:space="preserve">return</w:t>
+        <w:t xml:space="preserve">continue</w:t>
+      </w:r>
+      <w:r>
+        <w:rPr>
+          <w:rStyle w:val="NormalTok"/>
+        </w:rPr>
+        <w:t xml:space="preserve">                      </w:t>
+      </w:r>
+      <w:r>
+        <w:rPr>
+          <w:rStyle w:val="CommentTok"/>
+        </w:rPr>
+        <w:t xml:space="preserve"># the step fails; the run goes on</w:t>
       </w:r>
       <w:r>
         <w:br/>
@@ -12322,9 +12447,258 @@
       </w:r>
       <w:r>
         <w:rPr>
-          <w:rStyle w:val="FloatTok"/>
-        </w:rPr>
-        <w:t xml:space="preserve">120.0</w:t>
+          <w:rStyle w:val="NormalTok"/>
+        </w:rPr>
+        <w:t xml:space="preserve">STEP_TIMEOUT_SECONDS,   </w:t>
+      </w:r>
+      <w:r>
+        <w:rPr>
+          <w:rStyle w:val="CommentTok"/>
+        </w:rPr>
+        <w:t xml:space="preserve"># 120 s</w:t>
+      </w:r>
+      <w:r>
+        <w:br/>
+      </w:r>
+      <w:r>
+        <w:rPr>
+          <w:rStyle w:val="NormalTok"/>
+        </w:rPr>
+        <w:t xml:space="preserve">            )</w:t>
+      </w:r>
+      <w:r>
+        <w:br/>
+      </w:r>
+      <w:r>
+        <w:rPr>
+          <w:rStyle w:val="NormalTok"/>
+        </w:rPr>
+        <w:t xml:space="preserve">        </w:t>
+      </w:r>
+      <w:r>
+        <w:rPr>
+          <w:rStyle w:val="ControlFlowTok"/>
+        </w:rPr>
+        <w:t xml:space="preserve">except</w:t>
+      </w:r>
+      <w:r>
+        <w:rPr>
+          <w:rStyle w:val="NormalTok"/>
+        </w:rPr>
+        <w:t xml:space="preserve"> asyncio.</w:t>
+      </w:r>
+      <w:r>
+        <w:rPr>
+          <w:rStyle w:val="PreprocessorTok"/>
+        </w:rPr>
+        <w:t xml:space="preserve">TimeoutError</w:t>
+      </w:r>
+      <w:r>
+        <w:rPr>
+          <w:rStyle w:val="NormalTok"/>
+        </w:rPr>
+        <w:t xml:space="preserve">:</w:t>
+      </w:r>
+      <w:r>
+        <w:br/>
+      </w:r>
+      <w:r>
+        <w:rPr>
+          <w:rStyle w:val="NormalTok"/>
+        </w:rPr>
+        <w:t xml:space="preserve">            </w:t>
+      </w:r>
+      <w:r>
+        <w:rPr>
+          <w:rStyle w:val="ControlFlowTok"/>
+        </w:rPr>
+        <w:t xml:space="preserve">await</w:t>
+      </w:r>
+      <w:r>
+        <w:rPr>
+          <w:rStyle w:val="NormalTok"/>
+        </w:rPr>
+        <w:t xml:space="preserve"> _emit(task_id, start, </w:t>
+      </w:r>
+      <w:r>
+        <w:rPr>
+          <w:rStyle w:val="StringTok"/>
+        </w:rPr>
+        <w:t xml:space="preserve">"error"</w:t>
+      </w:r>
+      <w:r>
+        <w:rPr>
+          <w:rStyle w:val="NormalTok"/>
+        </w:rPr>
+        <w:t xml:space="preserve">, </w:t>
+      </w:r>
+      <w:r>
+        <w:rPr>
+          <w:rStyle w:val="SpecialStringTok"/>
+        </w:rPr>
+        <w:t xml:space="preserve">f"</w:t>
+      </w:r>
+      <w:r>
+        <w:rPr>
+          <w:rStyle w:val="SpecialCharTok"/>
+        </w:rPr>
+        <w:t xml:space="preserve">{</w:t>
+      </w:r>
+      <w:r>
+        <w:rPr>
+          <w:rStyle w:val="NormalTok"/>
+        </w:rPr>
+        <w:t xml:space="preserve">worker</w:t>
+      </w:r>
+      <w:r>
+        <w:rPr>
+          <w:rStyle w:val="SpecialCharTok"/>
+        </w:rPr>
+        <w:t xml:space="preserve">.</w:t>
+      </w:r>
+      <w:r>
+        <w:rPr>
+          <w:rStyle w:val="NormalTok"/>
+        </w:rPr>
+        <w:t xml:space="preserve">name</w:t>
+      </w:r>
+      <w:r>
+        <w:rPr>
+          <w:rStyle w:val="SpecialCharTok"/>
+        </w:rPr>
+        <w:t xml:space="preserve">}</w:t>
+      </w:r>
+      <w:r>
+        <w:rPr>
+          <w:rStyle w:val="SpecialStringTok"/>
+        </w:rPr>
+        <w:t xml:space="preserve"> timed out"</w:t>
+      </w:r>
+      <w:r>
+        <w:rPr>
+          <w:rStyle w:val="NormalTok"/>
+        </w:rPr>
+        <w:t xml:space="preserve">)</w:t>
+      </w:r>
+      <w:r>
+        <w:br/>
+      </w:r>
+      <w:r>
+        <w:rPr>
+          <w:rStyle w:val="NormalTok"/>
+        </w:rPr>
+        <w:t xml:space="preserve">            </w:t>
+      </w:r>
+      <w:r>
+        <w:rPr>
+          <w:rStyle w:val="ControlFlowTok"/>
+        </w:rPr>
+        <w:t xml:space="preserve">continue</w:t>
+      </w:r>
+      <w:r>
+        <w:br/>
+      </w:r>
+      <w:r>
+        <w:br/>
+      </w:r>
+      <w:r>
+        <w:rPr>
+          <w:rStyle w:val="NormalTok"/>
+        </w:rPr>
+        <w:t xml:space="preserve">        </w:t>
+      </w:r>
+      <w:r>
+        <w:rPr>
+          <w:rStyle w:val="CommentTok"/>
+        </w:rPr>
+        <w:t xml:space="preserve"># Nothing is paid inside the loop: a delivered step is only noted.</w:t>
+      </w:r>
+      <w:r>
+        <w:br/>
+      </w:r>
+      <w:r>
+        <w:rPr>
+          <w:rStyle w:val="NormalTok"/>
+        </w:rPr>
+        <w:t xml:space="preserve">        delivered[step_index] </w:t>
+      </w:r>
+      <w:r>
+        <w:rPr>
+          <w:rStyle w:val="OperatorTok"/>
+        </w:rPr>
+        <w:t xml:space="preserve">=</w:t>
+      </w:r>
+      <w:r>
+        <w:rPr>
+          <w:rStyle w:val="NormalTok"/>
+        </w:rPr>
+        <w:t xml:space="preserve"> result</w:t>
+      </w:r>
+      <w:r>
+        <w:br/>
+      </w:r>
+      <w:r>
+        <w:rPr>
+          <w:rStyle w:val="NormalTok"/>
+        </w:rPr>
+        <w:t xml:space="preserve">        spent </w:t>
+      </w:r>
+      <w:r>
+        <w:rPr>
+          <w:rStyle w:val="OperatorTok"/>
+        </w:rPr>
+        <w:t xml:space="preserve">+=</w:t>
+      </w:r>
+      <w:r>
+        <w:rPr>
+          <w:rStyle w:val="NormalTok"/>
+        </w:rPr>
+        <w:t xml:space="preserve"> step.est_price_usdc</w:t>
+      </w:r>
+      <w:r>
+        <w:br/>
+      </w:r>
+      <w:r>
+        <w:br/>
+      </w:r>
+      <w:r>
+        <w:rPr>
+          <w:rStyle w:val="NormalTok"/>
+        </w:rPr>
+        <w:t xml:space="preserve">        </w:t>
+      </w:r>
+      <w:r>
+        <w:rPr>
+          <w:rStyle w:val="CommentTok"/>
+        </w:rPr>
+        <w:t xml:space="preserve"># Emit summary + (optional) artifact.</w:t>
+      </w:r>
+      <w:r>
+        <w:br/>
+      </w:r>
+      <w:r>
+        <w:rPr>
+          <w:rStyle w:val="NormalTok"/>
+        </w:rPr>
+        <w:t xml:space="preserve">        </w:t>
+      </w:r>
+      <w:r>
+        <w:rPr>
+          <w:rStyle w:val="ControlFlowTok"/>
+        </w:rPr>
+        <w:t xml:space="preserve">await</w:t>
+      </w:r>
+      <w:r>
+        <w:rPr>
+          <w:rStyle w:val="NormalTok"/>
+        </w:rPr>
+        <w:t xml:space="preserve"> _emit(task_id, start, </w:t>
+      </w:r>
+      <w:r>
+        <w:rPr>
+          <w:rStyle w:val="StringTok"/>
+        </w:rPr>
+        <w:t xml:space="preserve">"out"</w:t>
       </w:r>
       <w:r>
         <w:rPr>
@@ -12339,7 +12713,31 @@
         <w:rPr>
           <w:rStyle w:val="NormalTok"/>
         </w:rPr>
-        <w:t xml:space="preserve">            )</w:t>
+        <w:t xml:space="preserve">                    result.get(</w:t>
+      </w:r>
+      <w:r>
+        <w:rPr>
+          <w:rStyle w:val="StringTok"/>
+        </w:rPr>
+        <w:t xml:space="preserve">"summary"</w:t>
+      </w:r>
+      <w:r>
+        <w:rPr>
+          <w:rStyle w:val="NormalTok"/>
+        </w:rPr>
+        <w:t xml:space="preserve">, </w:t>
+      </w:r>
+      <w:r>
+        <w:rPr>
+          <w:rStyle w:val="StringTok"/>
+        </w:rPr>
+        <w:t xml:space="preserve">"(no summary)"</w:t>
+      </w:r>
+      <w:r>
+        <w:rPr>
+          <w:rStyle w:val="NormalTok"/>
+        </w:rPr>
+        <w:t xml:space="preserve">))</w:t>
       </w:r>
       <w:r>
         <w:br/>
@@ -12354,19 +12752,271 @@
         <w:rPr>
           <w:rStyle w:val="ControlFlowTok"/>
         </w:rPr>
-        <w:t xml:space="preserve">except</w:t>
-      </w:r>
-      <w:r>
-        <w:rPr>
-          <w:rStyle w:val="NormalTok"/>
-        </w:rPr>
-        <w:t xml:space="preserve"> asyncio.</w:t>
-      </w:r>
-      <w:r>
-        <w:rPr>
-          <w:rStyle w:val="PreprocessorTok"/>
-        </w:rPr>
-        <w:t xml:space="preserve">TimeoutError</w:t>
+        <w:t xml:space="preserve">if</w:t>
+      </w:r>
+      <w:r>
+        <w:rPr>
+          <w:rStyle w:val="NormalTok"/>
+        </w:rPr>
+        <w:t xml:space="preserve"> (artifact </w:t>
+      </w:r>
+      <w:r>
+        <w:rPr>
+          <w:rStyle w:val="OperatorTok"/>
+        </w:rPr>
+        <w:t xml:space="preserve">:=</w:t>
+      </w:r>
+      <w:r>
+        <w:rPr>
+          <w:rStyle w:val="NormalTok"/>
+        </w:rPr>
+        <w:t xml:space="preserve"> result.get(</w:t>
+      </w:r>
+      <w:r>
+        <w:rPr>
+          <w:rStyle w:val="StringTok"/>
+        </w:rPr>
+        <w:t xml:space="preserve">"artifact"</w:t>
+      </w:r>
+      <w:r>
+        <w:rPr>
+          <w:rStyle w:val="NormalTok"/>
+        </w:rPr>
+        <w:t xml:space="preserve">)):</w:t>
+      </w:r>
+      <w:r>
+        <w:br/>
+      </w:r>
+      <w:r>
+        <w:rPr>
+          <w:rStyle w:val="NormalTok"/>
+        </w:rPr>
+        <w:t xml:space="preserve">            </w:t>
+      </w:r>
+      <w:r>
+        <w:rPr>
+          <w:rStyle w:val="ControlFlowTok"/>
+        </w:rPr>
+        <w:t xml:space="preserve">await</w:t>
+      </w:r>
+      <w:r>
+        <w:rPr>
+          <w:rStyle w:val="NormalTok"/>
+        </w:rPr>
+        <w:t xml:space="preserve"> _emit(task_id, start, </w:t>
+      </w:r>
+      <w:r>
+        <w:rPr>
+          <w:rStyle w:val="StringTok"/>
+        </w:rPr>
+        <w:t xml:space="preserve">"artifact"</w:t>
+      </w:r>
+      <w:r>
+        <w:rPr>
+          <w:rStyle w:val="NormalTok"/>
+        </w:rPr>
+        <w:t xml:space="preserve">,</w:t>
+      </w:r>
+      <w:r>
+        <w:br/>
+      </w:r>
+      <w:r>
+        <w:rPr>
+          <w:rStyle w:val="NormalTok"/>
+        </w:rPr>
+        <w:t xml:space="preserve">                        artifact_summary(artifact))</w:t>
+      </w:r>
+      <w:r>
+        <w:br/>
+      </w:r>
+      <w:r>
+        <w:rPr>
+          <w:rStyle w:val="NormalTok"/>
+        </w:rPr>
+        <w:t xml:space="preserve">            state.artifacts[task_id] </w:t>
+      </w:r>
+      <w:r>
+        <w:rPr>
+          <w:rStyle w:val="OperatorTok"/>
+        </w:rPr>
+        <w:t xml:space="preserve">=</w:t>
+      </w:r>
+      <w:r>
+        <w:rPr>
+          <w:rStyle w:val="NormalTok"/>
+        </w:rPr>
+        <w:t xml:space="preserve"> artifact</w:t>
+      </w:r>
+      <w:r>
+        <w:br/>
+      </w:r>
+      <w:r>
+        <w:br/>
+      </w:r>
+      <w:r>
+        <w:rPr>
+          <w:rStyle w:val="NormalTok"/>
+        </w:rPr>
+        <w:t xml:space="preserve">        context[step.name] </w:t>
+      </w:r>
+      <w:r>
+        <w:rPr>
+          <w:rStyle w:val="OperatorTok"/>
+        </w:rPr>
+        <w:t xml:space="preserve">=</w:t>
+      </w:r>
+      <w:r>
+        <w:rPr>
+          <w:rStyle w:val="NormalTok"/>
+        </w:rPr>
+        <w:t xml:space="preserve"> result  </w:t>
+      </w:r>
+      <w:r>
+        <w:rPr>
+          <w:rStyle w:val="CommentTok"/>
+        </w:rPr>
+        <w:t xml:space="preserve"># plumb forward</w:t>
+      </w:r>
+      <w:r>
+        <w:br/>
+      </w:r>
+      <w:r>
+        <w:br/>
+      </w:r>
+      <w:r>
+        <w:rPr>
+          <w:rStyle w:val="NormalTok"/>
+        </w:rPr>
+        <w:t xml:space="preserve">    </w:t>
+      </w:r>
+      <w:r>
+        <w:rPr>
+          <w:rStyle w:val="CommentTok"/>
+        </w:rPr>
+        <w:t xml:space="preserve"># Settle once, at the end, for the delivered steps; seal after it confirms.</w:t>
+      </w:r>
+      <w:r>
+        <w:br/>
+      </w:r>
+      <w:r>
+        <w:rPr>
+          <w:rStyle w:val="NormalTok"/>
+        </w:rPr>
+        <w:t xml:space="preserve">    job_id </w:t>
+      </w:r>
+      <w:r>
+        <w:rPr>
+          <w:rStyle w:val="OperatorTok"/>
+        </w:rPr>
+        <w:t xml:space="preserve">=</w:t>
+      </w:r>
+      <w:r>
+        <w:rPr>
+          <w:rStyle w:val="NormalTok"/>
+        </w:rPr>
+        <w:t xml:space="preserve"> </w:t>
+      </w:r>
+      <w:r>
+        <w:rPr>
+          <w:rStyle w:val="VariableTok"/>
+        </w:rPr>
+        <w:t xml:space="preserve">None</w:t>
+      </w:r>
+      <w:r>
+        <w:br/>
+      </w:r>
+      <w:r>
+        <w:rPr>
+          <w:rStyle w:val="NormalTok"/>
+        </w:rPr>
+        <w:t xml:space="preserve">    </w:t>
+      </w:r>
+      <w:r>
+        <w:rPr>
+          <w:rStyle w:val="ControlFlowTok"/>
+        </w:rPr>
+        <w:t xml:space="preserve">if</w:t>
+      </w:r>
+      <w:r>
+        <w:rPr>
+          <w:rStyle w:val="NormalTok"/>
+        </w:rPr>
+        <w:t xml:space="preserve"> auth_id_hex </w:t>
+      </w:r>
+      <w:r>
+        <w:rPr>
+          <w:rStyle w:val="KeywordTok"/>
+        </w:rPr>
+        <w:t xml:space="preserve">and</w:t>
+      </w:r>
+      <w:r>
+        <w:rPr>
+          <w:rStyle w:val="NormalTok"/>
+        </w:rPr>
+        <w:t xml:space="preserve"> payer </w:t>
+      </w:r>
+      <w:r>
+        <w:rPr>
+          <w:rStyle w:val="KeywordTok"/>
+        </w:rPr>
+        <w:t xml:space="preserve">and</w:t>
+      </w:r>
+      <w:r>
+        <w:rPr>
+          <w:rStyle w:val="NormalTok"/>
+        </w:rPr>
+        <w:t xml:space="preserve"> delivered:</w:t>
+      </w:r>
+      <w:r>
+        <w:br/>
+      </w:r>
+      <w:r>
+        <w:rPr>
+          <w:rStyle w:val="NormalTok"/>
+        </w:rPr>
+        <w:t xml:space="preserve">        </w:t>
+      </w:r>
+      <w:r>
+        <w:rPr>
+          <w:rStyle w:val="ControlFlowTok"/>
+        </w:rPr>
+        <w:t xml:space="preserve">if</w:t>
+      </w:r>
+      <w:r>
+        <w:rPr>
+          <w:rStyle w:val="NormalTok"/>
+        </w:rPr>
+        <w:t xml:space="preserve"> </w:t>
+      </w:r>
+      <w:r>
+        <w:rPr>
+          <w:rStyle w:val="ControlFlowTok"/>
+        </w:rPr>
+        <w:t xml:space="preserve">await</w:t>
+      </w:r>
+      <w:r>
+        <w:rPr>
+          <w:rStyle w:val="NormalTok"/>
+        </w:rPr>
+        <w:t xml:space="preserve"> _escrow_version() </w:t>
+      </w:r>
+      <w:r>
+        <w:rPr>
+          <w:rStyle w:val="OperatorTok"/>
+        </w:rPr>
+        <w:t xml:space="preserve">&gt;=</w:t>
+      </w:r>
+      <w:r>
+        <w:rPr>
+          <w:rStyle w:val="NormalTok"/>
+        </w:rPr>
+        <w:t xml:space="preserve"> </w:t>
+      </w:r>
+      <w:r>
+        <w:rPr>
+          <w:rStyle w:val="DecValTok"/>
+        </w:rPr>
+        <w:t xml:space="preserve">2</w:t>
       </w:r>
       <w:r>
         <w:rPr>
@@ -12385,6 +13035,48 @@
       </w:r>
       <w:r>
         <w:rPr>
+          <w:rStyle w:val="CommentTok"/>
+        </w:rPr>
+        <w:t xml:space="preserve"># v2: one `settle` pays each delivered step's owner from custody</w:t>
+      </w:r>
+      <w:r>
+        <w:br/>
+      </w:r>
+      <w:r>
+        <w:rPr>
+          <w:rStyle w:val="NormalTok"/>
+        </w:rPr>
+        <w:t xml:space="preserve">            </w:t>
+      </w:r>
+      <w:r>
+        <w:rPr>
+          <w:rStyle w:val="CommentTok"/>
+        </w:rPr>
+        <w:t xml:space="preserve"># and returns the rest to the buyer, then the seal.</w:t>
+      </w:r>
+      <w:r>
+        <w:br/>
+      </w:r>
+      <w:r>
+        <w:rPr>
+          <w:rStyle w:val="NormalTok"/>
+        </w:rPr>
+        <w:t xml:space="preserve">            settle_tx, proof_tx, job_id </w:t>
+      </w:r>
+      <w:r>
+        <w:rPr>
+          <w:rStyle w:val="OperatorTok"/>
+        </w:rPr>
+        <w:t xml:space="preserve">=</w:t>
+      </w:r>
+      <w:r>
+        <w:rPr>
+          <w:rStyle w:val="NormalTok"/>
+        </w:rPr>
+        <w:t xml:space="preserve"> </w:t>
+      </w:r>
+      <w:r>
+        <w:rPr>
           <w:rStyle w:val="ControlFlowTok"/>
         </w:rPr>
         <w:t xml:space="preserve">await</w:t>
@@ -12393,19 +13085,7 @@
         <w:rPr>
           <w:rStyle w:val="NormalTok"/>
         </w:rPr>
-        <w:t xml:space="preserve"> _emit(task_id, start, </w:t>
-      </w:r>
-      <w:r>
-        <w:rPr>
-          <w:rStyle w:val="StringTok"/>
-        </w:rPr>
-        <w:t xml:space="preserve">"error"</w:t>
-      </w:r>
-      <w:r>
-        <w:rPr>
-          <w:rStyle w:val="NormalTok"/>
-        </w:rPr>
-        <w:t xml:space="preserve">,</w:t>
+        <w:t xml:space="preserve"> _settle_v2(</w:t>
       </w:r>
       <w:r>
         <w:br/>
@@ -12414,55 +13094,31 @@
         <w:rPr>
           <w:rStyle w:val="NormalTok"/>
         </w:rPr>
-        <w:t xml:space="preserve">                        </w:t>
-      </w:r>
-      <w:r>
-        <w:rPr>
-          <w:rStyle w:val="SpecialStringTok"/>
-        </w:rPr>
-        <w:t xml:space="preserve">f"</w:t>
-      </w:r>
-      <w:r>
-        <w:rPr>
-          <w:rStyle w:val="SpecialCharTok"/>
-        </w:rPr>
-        <w:t xml:space="preserve">{</w:t>
-      </w:r>
-      <w:r>
-        <w:rPr>
-          <w:rStyle w:val="NormalTok"/>
-        </w:rPr>
-        <w:t xml:space="preserve">step</w:t>
-      </w:r>
-      <w:r>
-        <w:rPr>
-          <w:rStyle w:val="SpecialCharTok"/>
-        </w:rPr>
-        <w:t xml:space="preserve">.</w:t>
-      </w:r>
-      <w:r>
-        <w:rPr>
-          <w:rStyle w:val="NormalTok"/>
-        </w:rPr>
-        <w:t xml:space="preserve">name</w:t>
-      </w:r>
-      <w:r>
-        <w:rPr>
-          <w:rStyle w:val="SpecialCharTok"/>
-        </w:rPr>
-        <w:t xml:space="preserve">}</w:t>
-      </w:r>
-      <w:r>
-        <w:rPr>
-          <w:rStyle w:val="SpecialStringTok"/>
-        </w:rPr>
-        <w:t xml:space="preserve"> timed out after 120s"</w:t>
-      </w:r>
-      <w:r>
-        <w:rPr>
-          <w:rStyle w:val="NormalTok"/>
-        </w:rPr>
-        <w:t xml:space="preserve">)</w:t>
+        <w:t xml:space="preserve">                task_id, start, plan, payer</w:t>
+      </w:r>
+      <w:r>
+        <w:rPr>
+          <w:rStyle w:val="OperatorTok"/>
+        </w:rPr>
+        <w:t xml:space="preserve">=</w:t>
+      </w:r>
+      <w:r>
+        <w:rPr>
+          <w:rStyle w:val="NormalTok"/>
+        </w:rPr>
+        <w:t xml:space="preserve">payer, auth_id_hex</w:t>
+      </w:r>
+      <w:r>
+        <w:rPr>
+          <w:rStyle w:val="OperatorTok"/>
+        </w:rPr>
+        <w:t xml:space="preserve">=</w:t>
+      </w:r>
+      <w:r>
+        <w:rPr>
+          <w:rStyle w:val="NormalTok"/>
+        </w:rPr>
+        <w:t xml:space="preserve">auth_id_hex,</w:t>
       </w:r>
       <w:r>
         <w:br/>
@@ -12471,31 +13127,229 @@
         <w:rPr>
           <w:rStyle w:val="NormalTok"/>
         </w:rPr>
+        <w:t xml:space="preserve">                delivered_steps</w:t>
+      </w:r>
+      <w:r>
+        <w:rPr>
+          <w:rStyle w:val="OperatorTok"/>
+        </w:rPr>
+        <w:t xml:space="preserve">=</w:t>
+      </w:r>
+      <w:r>
+        <w:rPr>
+          <w:rStyle w:val="BuiltInTok"/>
+        </w:rPr>
+        <w:t xml:space="preserve">frozenset</w:t>
+      </w:r>
+      <w:r>
+        <w:rPr>
+          <w:rStyle w:val="NormalTok"/>
+        </w:rPr>
+        <w:t xml:space="preserve">(delivered))</w:t>
+      </w:r>
+      <w:r>
+        <w:br/>
+      </w:r>
+      <w:r>
+        <w:rPr>
+          <w:rStyle w:val="NormalTok"/>
+        </w:rPr>
+        <w:t xml:space="preserve">        </w:t>
+      </w:r>
+      <w:r>
+        <w:rPr>
+          <w:rStyle w:val="ControlFlowTok"/>
+        </w:rPr>
+        <w:t xml:space="preserve">else</w:t>
+      </w:r>
+      <w:r>
+        <w:rPr>
+          <w:rStyle w:val="NormalTok"/>
+        </w:rPr>
+        <w:t xml:space="preserve">:</w:t>
+      </w:r>
+      <w:r>
+        <w:br/>
+      </w:r>
+      <w:r>
+        <w:rPr>
+          <w:rStyle w:val="NormalTok"/>
+        </w:rPr>
         <w:t xml:space="preserve">            </w:t>
       </w:r>
       <w:r>
         <w:rPr>
+          <w:rStyle w:val="CommentTok"/>
+        </w:rPr>
+        <w:t xml:space="preserve"># v1 (deployed): one `charge` for the workflow's total, then the seal.</w:t>
+      </w:r>
+      <w:r>
+        <w:br/>
+      </w:r>
+      <w:r>
+        <w:rPr>
+          <w:rStyle w:val="NormalTok"/>
+        </w:rPr>
+        <w:t xml:space="preserve">            charge_tx, proof_tx, job_id </w:t>
+      </w:r>
+      <w:r>
+        <w:rPr>
+          <w:rStyle w:val="OperatorTok"/>
+        </w:rPr>
+        <w:t xml:space="preserve">=</w:t>
+      </w:r>
+      <w:r>
+        <w:rPr>
+          <w:rStyle w:val="NormalTok"/>
+        </w:rPr>
+        <w:t xml:space="preserve"> </w:t>
+      </w:r>
+      <w:r>
+        <w:rPr>
           <w:rStyle w:val="ControlFlowTok"/>
         </w:rPr>
-        <w:t xml:space="preserve">return</w:t>
+        <w:t xml:space="preserve">await</w:t>
+      </w:r>
+      <w:r>
+        <w:rPr>
+          <w:rStyle w:val="NormalTok"/>
+        </w:rPr>
+        <w:t xml:space="preserve"> _settle_onchain(</w:t>
       </w:r>
       <w:r>
         <w:br/>
       </w:r>
       <w:r>
+        <w:rPr>
+          <w:rStyle w:val="NormalTok"/>
+        </w:rPr>
+        <w:t xml:space="preserve">                task_id, start, plan, payer</w:t>
+      </w:r>
+      <w:r>
+        <w:rPr>
+          <w:rStyle w:val="OperatorTok"/>
+        </w:rPr>
+        <w:t xml:space="preserve">=</w:t>
+      </w:r>
+      <w:r>
+        <w:rPr>
+          <w:rStyle w:val="NormalTok"/>
+        </w:rPr>
+        <w:t xml:space="preserve">payer, auth_id_hex</w:t>
+      </w:r>
+      <w:r>
+        <w:rPr>
+          <w:rStyle w:val="OperatorTok"/>
+        </w:rPr>
+        <w:t xml:space="preserve">=</w:t>
+      </w:r>
+      <w:r>
+        <w:rPr>
+          <w:rStyle w:val="NormalTok"/>
+        </w:rPr>
+        <w:t xml:space="preserve">auth_id_hex,</w:t>
+      </w:r>
+      <w:r>
         <w:br/>
       </w:r>
       <w:r>
         <w:rPr>
           <w:rStyle w:val="NormalTok"/>
         </w:rPr>
+        <w:t xml:space="preserve">                total_usdc</w:t>
+      </w:r>
+      <w:r>
+        <w:rPr>
+          <w:rStyle w:val="OperatorTok"/>
+        </w:rPr>
+        <w:t xml:space="preserve">=</w:t>
+      </w:r>
+      <w:r>
+        <w:rPr>
+          <w:rStyle w:val="NormalTok"/>
+        </w:rPr>
+        <w:t xml:space="preserve">spent)</w:t>
+      </w:r>
+      <w:r>
+        <w:br/>
+      </w:r>
+      <w:r>
+        <w:rPr>
+          <w:rStyle w:val="NormalTok"/>
+        </w:rPr>
+        <w:t xml:space="preserve">    </w:t>
+      </w:r>
+      <w:r>
+        <w:rPr>
+          <w:rStyle w:val="CommentTok"/>
+        </w:rPr>
+        <w:t xml:space="preserve"># One rating per dispatched step, whether or not the money moved.</w:t>
+      </w:r>
+      <w:r>
+        <w:br/>
+      </w:r>
+      <w:r>
+        <w:rPr>
+          <w:rStyle w:val="NormalTok"/>
+        </w:rPr>
+        <w:t xml:space="preserve">    </w:t>
+      </w:r>
+      <w:r>
+        <w:rPr>
+          <w:rStyle w:val="ControlFlowTok"/>
+        </w:rPr>
+        <w:t xml:space="preserve">if</w:t>
+      </w:r>
+      <w:r>
+        <w:rPr>
+          <w:rStyle w:val="NormalTok"/>
+        </w:rPr>
+        <w:t xml:space="preserve"> auth_id_hex </w:t>
+      </w:r>
+      <w:r>
+        <w:rPr>
+          <w:rStyle w:val="KeywordTok"/>
+        </w:rPr>
+        <w:t xml:space="preserve">and</w:t>
+      </w:r>
+      <w:r>
+        <w:rPr>
+          <w:rStyle w:val="NormalTok"/>
+        </w:rPr>
+        <w:t xml:space="preserve"> payer:</w:t>
+      </w:r>
+      <w:r>
+        <w:br/>
+      </w:r>
+      <w:r>
+        <w:rPr>
+          <w:rStyle w:val="NormalTok"/>
+        </w:rPr>
         <w:t xml:space="preserve">        </w:t>
       </w:r>
       <w:r>
         <w:rPr>
-          <w:rStyle w:val="CommentTok"/>
-        </w:rPr>
-        <w:t xml:space="preserve"># Charge — happens only after a successful return.</w:t>
+          <w:rStyle w:val="ControlFlowTok"/>
+        </w:rPr>
+        <w:t xml:space="preserve">await</w:t>
+      </w:r>
+      <w:r>
+        <w:rPr>
+          <w:rStyle w:val="NormalTok"/>
+        </w:rPr>
+        <w:t xml:space="preserve"> _submit_ratings(task_id, start, plan, delivered, payer</w:t>
+      </w:r>
+      <w:r>
+        <w:rPr>
+          <w:rStyle w:val="OperatorTok"/>
+        </w:rPr>
+        <w:t xml:space="preserve">=</w:t>
+      </w:r>
+      <w:r>
+        <w:rPr>
+          <w:rStyle w:val="NormalTok"/>
+        </w:rPr>
+        <w:t xml:space="preserve">payer,</w:t>
       </w:r>
       <w:r>
         <w:br/>
@@ -12504,1039 +13358,31 @@
         <w:rPr>
           <w:rStyle w:val="NormalTok"/>
         </w:rPr>
-        <w:t xml:space="preserve">        </w:t>
-      </w:r>
-      <w:r>
-        <w:rPr>
-          <w:rStyle w:val="ControlFlowTok"/>
-        </w:rPr>
-        <w:t xml:space="preserve">if</w:t>
-      </w:r>
-      <w:r>
-        <w:rPr>
-          <w:rStyle w:val="NormalTok"/>
-        </w:rPr>
-        <w:t xml:space="preserve"> auth_id_hex </w:t>
+        <w:t xml:space="preserve">                              job_id</w:t>
+      </w:r>
+      <w:r>
+        <w:rPr>
+          <w:rStyle w:val="OperatorTok"/>
+        </w:rPr>
+        <w:t xml:space="preserve">=</w:t>
+      </w:r>
+      <w:r>
+        <w:rPr>
+          <w:rStyle w:val="NormalTok"/>
+        </w:rPr>
+        <w:t xml:space="preserve">job_id </w:t>
       </w:r>
       <w:r>
         <w:rPr>
           <w:rStyle w:val="KeywordTok"/>
         </w:rPr>
-        <w:t xml:space="preserve">and</w:t>
-      </w:r>
-      <w:r>
-        <w:rPr>
-          <w:rStyle w:val="NormalTok"/>
-        </w:rPr>
-        <w:t xml:space="preserve"> payer:</w:t>
-      </w:r>
-      <w:r>
-        <w:br/>
-      </w:r>
-      <w:r>
-        <w:rPr>
-          <w:rStyle w:val="NormalTok"/>
-        </w:rPr>
-        <w:t xml:space="preserve">            receipt_id, charge_tx </w:t>
-      </w:r>
-      <w:r>
-        <w:rPr>
-          <w:rStyle w:val="OperatorTok"/>
-        </w:rPr>
-        <w:t xml:space="preserve">=</w:t>
-      </w:r>
-      <w:r>
-        <w:rPr>
-          <w:rStyle w:val="NormalTok"/>
-        </w:rPr>
-        <w:t xml:space="preserve"> </w:t>
-      </w:r>
-      <w:r>
-        <w:rPr>
-          <w:rStyle w:val="ControlFlowTok"/>
-        </w:rPr>
-        <w:t xml:space="preserve">await</w:t>
-      </w:r>
-      <w:r>
-        <w:rPr>
-          <w:rStyle w:val="NormalTok"/>
-        </w:rPr>
-        <w:t xml:space="preserve"> stellar.charge(</w:t>
-      </w:r>
-      <w:r>
-        <w:br/>
-      </w:r>
-      <w:r>
-        <w:rPr>
-          <w:rStyle w:val="NormalTok"/>
-        </w:rPr>
-        <w:t xml:space="preserve">                auth_id_hex</w:t>
-      </w:r>
-      <w:r>
-        <w:rPr>
-          <w:rStyle w:val="OperatorTok"/>
-        </w:rPr>
-        <w:t xml:space="preserve">=</w:t>
-      </w:r>
-      <w:r>
-        <w:rPr>
-          <w:rStyle w:val="NormalTok"/>
-        </w:rPr>
-        <w:t xml:space="preserve">auth_id_hex,</w:t>
-      </w:r>
-      <w:r>
-        <w:br/>
-      </w:r>
-      <w:r>
-        <w:rPr>
-          <w:rStyle w:val="NormalTok"/>
-        </w:rPr>
-        <w:t xml:space="preserve">                payer</w:t>
-      </w:r>
-      <w:r>
-        <w:rPr>
-          <w:rStyle w:val="OperatorTok"/>
-        </w:rPr>
-        <w:t xml:space="preserve">=</w:t>
-      </w:r>
-      <w:r>
-        <w:rPr>
-          <w:rStyle w:val="NormalTok"/>
-        </w:rPr>
-        <w:t xml:space="preserve">payer,</w:t>
-      </w:r>
-      <w:r>
-        <w:br/>
-      </w:r>
-      <w:r>
-        <w:rPr>
-          <w:rStyle w:val="NormalTok"/>
-        </w:rPr>
-        <w:t xml:space="preserve">                agent_id</w:t>
-      </w:r>
-      <w:r>
-        <w:rPr>
-          <w:rStyle w:val="OperatorTok"/>
-        </w:rPr>
-        <w:t xml:space="preserve">=</w:t>
-      </w:r>
-      <w:r>
-        <w:rPr>
-          <w:rStyle w:val="NormalTok"/>
-        </w:rPr>
-        <w:t xml:space="preserve">step.agent_id,</w:t>
-      </w:r>
-      <w:r>
-        <w:br/>
-      </w:r>
-      <w:r>
-        <w:rPr>
-          <w:rStyle w:val="NormalTok"/>
-        </w:rPr>
-        <w:t xml:space="preserve">                amount_usdc</w:t>
-      </w:r>
-      <w:r>
-        <w:rPr>
-          <w:rStyle w:val="OperatorTok"/>
-        </w:rPr>
-        <w:t xml:space="preserve">=</w:t>
-      </w:r>
-      <w:r>
-        <w:rPr>
-          <w:rStyle w:val="NormalTok"/>
-        </w:rPr>
-        <w:t xml:space="preserve">step.price_usdc,</w:t>
-      </w:r>
-      <w:r>
-        <w:br/>
-      </w:r>
-      <w:r>
-        <w:rPr>
-          <w:rStyle w:val="NormalTok"/>
-        </w:rPr>
-        <w:t xml:space="preserve">                job_id_hex</w:t>
-      </w:r>
-      <w:r>
-        <w:rPr>
-          <w:rStyle w:val="OperatorTok"/>
-        </w:rPr>
-        <w:t xml:space="preserve">=</w:t>
-      </w:r>
-      <w:r>
-        <w:rPr>
-          <w:rStyle w:val="NormalTok"/>
-        </w:rPr>
-        <w:t xml:space="preserve">task_id,</w:t>
-      </w:r>
-      <w:r>
-        <w:br/>
-      </w:r>
-      <w:r>
-        <w:rPr>
-          <w:rStyle w:val="NormalTok"/>
-        </w:rPr>
-        <w:t xml:space="preserve">            )</w:t>
-      </w:r>
-      <w:r>
-        <w:br/>
-      </w:r>
-      <w:r>
-        <w:rPr>
-          <w:rStyle w:val="NormalTok"/>
-        </w:rPr>
-        <w:t xml:space="preserve">            receipts.append(receipt_id)</w:t>
-      </w:r>
-      <w:r>
-        <w:br/>
-      </w:r>
-      <w:r>
-        <w:rPr>
-          <w:rStyle w:val="NormalTok"/>
-        </w:rPr>
-        <w:t xml:space="preserve">            </w:t>
-      </w:r>
-      <w:r>
-        <w:rPr>
-          <w:rStyle w:val="ControlFlowTok"/>
-        </w:rPr>
-        <w:t xml:space="preserve">await</w:t>
-      </w:r>
-      <w:r>
-        <w:rPr>
-          <w:rStyle w:val="NormalTok"/>
-        </w:rPr>
-        <w:t xml:space="preserve"> _emit(task_id, start, </w:t>
-      </w:r>
-      <w:r>
-        <w:rPr>
-          <w:rStyle w:val="StringTok"/>
-        </w:rPr>
-        <w:t xml:space="preserve">"cost"</w:t>
-      </w:r>
-      <w:r>
-        <w:rPr>
-          <w:rStyle w:val="NormalTok"/>
-        </w:rPr>
-        <w:t xml:space="preserve">,</w:t>
-      </w:r>
-      <w:r>
-        <w:br/>
-      </w:r>
-      <w:r>
-        <w:rPr>
-          <w:rStyle w:val="NormalTok"/>
-        </w:rPr>
-        <w:t xml:space="preserve">                        </w:t>
-      </w:r>
-      <w:r>
-        <w:rPr>
-          <w:rStyle w:val="SpecialStringTok"/>
-        </w:rPr>
-        <w:t xml:space="preserve">f"x402 payment → </w:t>
-      </w:r>
-      <w:r>
-        <w:rPr>
-          <w:rStyle w:val="SpecialCharTok"/>
-        </w:rPr>
-        <w:t xml:space="preserve">{</w:t>
-      </w:r>
-      <w:r>
-        <w:rPr>
-          <w:rStyle w:val="NormalTok"/>
-        </w:rPr>
-        <w:t xml:space="preserve">step</w:t>
-      </w:r>
-      <w:r>
-        <w:rPr>
-          <w:rStyle w:val="SpecialCharTok"/>
-        </w:rPr>
-        <w:t xml:space="preserve">.</w:t>
-      </w:r>
-      <w:r>
-        <w:rPr>
-          <w:rStyle w:val="NormalTok"/>
-        </w:rPr>
-        <w:t xml:space="preserve">agent_id</w:t>
-      </w:r>
-      <w:r>
-        <w:rPr>
-          <w:rStyle w:val="SpecialCharTok"/>
-        </w:rPr>
-        <w:t xml:space="preserve">}</w:t>
-      </w:r>
-      <w:r>
-        <w:rPr>
-          <w:rStyle w:val="SpecialStringTok"/>
-        </w:rPr>
-        <w:t xml:space="preserve"> :: "</w:t>
-      </w:r>
-      <w:r>
-        <w:br/>
-      </w:r>
-      <w:r>
-        <w:rPr>
-          <w:rStyle w:val="NormalTok"/>
-        </w:rPr>
-        <w:t xml:space="preserve">                        </w:t>
-      </w:r>
-      <w:r>
-        <w:rPr>
-          <w:rStyle w:val="SpecialStringTok"/>
-        </w:rPr>
-        <w:t xml:space="preserve">f"</w:t>
-      </w:r>
-      <w:r>
-        <w:rPr>
-          <w:rStyle w:val="SpecialCharTok"/>
-        </w:rPr>
-        <w:t xml:space="preserve">{</w:t>
-      </w:r>
-      <w:r>
-        <w:rPr>
-          <w:rStyle w:val="NormalTok"/>
-        </w:rPr>
-        <w:t xml:space="preserve">step</w:t>
-      </w:r>
-      <w:r>
-        <w:rPr>
-          <w:rStyle w:val="SpecialCharTok"/>
-        </w:rPr>
-        <w:t xml:space="preserve">.</w:t>
-      </w:r>
-      <w:r>
-        <w:rPr>
-          <w:rStyle w:val="NormalTok"/>
-        </w:rPr>
-        <w:t xml:space="preserve">price_usdc</w:t>
-      </w:r>
-      <w:r>
-        <w:rPr>
-          <w:rStyle w:val="SpecialCharTok"/>
-        </w:rPr>
-        <w:t xml:space="preserve">}</w:t>
-      </w:r>
-      <w:r>
-        <w:rPr>
-          <w:rStyle w:val="SpecialStringTok"/>
-        </w:rPr>
-        <w:t xml:space="preserve"> USDC (</w:t>
-      </w:r>
-      <w:r>
-        <w:rPr>
-          <w:rStyle w:val="SpecialCharTok"/>
-        </w:rPr>
-        <w:t xml:space="preserve">{</w:t>
-      </w:r>
-      <w:r>
-        <w:rPr>
-          <w:rStyle w:val="NormalTok"/>
-        </w:rPr>
-        <w:t xml:space="preserve">charge_tx</w:t>
-      </w:r>
-      <w:r>
-        <w:rPr>
-          <w:rStyle w:val="SpecialCharTok"/>
-        </w:rPr>
-        <w:t xml:space="preserve">}</w:t>
-      </w:r>
-      <w:r>
-        <w:rPr>
-          <w:rStyle w:val="SpecialStringTok"/>
-        </w:rPr>
-        <w:t xml:space="preserve">)"</w:t>
-      </w:r>
-      <w:r>
-        <w:rPr>
-          <w:rStyle w:val="NormalTok"/>
-        </w:rPr>
-        <w:t xml:space="preserve">)</w:t>
-      </w:r>
-      <w:r>
-        <w:br/>
-      </w:r>
-      <w:r>
-        <w:br/>
-      </w:r>
-      <w:r>
-        <w:rPr>
-          <w:rStyle w:val="NormalTok"/>
-        </w:rPr>
-        <w:t xml:space="preserve">        </w:t>
-      </w:r>
-      <w:r>
-        <w:rPr>
-          <w:rStyle w:val="CommentTok"/>
-        </w:rPr>
-        <w:t xml:space="preserve"># Emit summary + (optional) artifact.</w:t>
-      </w:r>
-      <w:r>
-        <w:br/>
-      </w:r>
-      <w:r>
-        <w:rPr>
-          <w:rStyle w:val="NormalTok"/>
-        </w:rPr>
-        <w:t xml:space="preserve">        </w:t>
-      </w:r>
-      <w:r>
-        <w:rPr>
-          <w:rStyle w:val="ControlFlowTok"/>
-        </w:rPr>
-        <w:t xml:space="preserve">await</w:t>
-      </w:r>
-      <w:r>
-        <w:rPr>
-          <w:rStyle w:val="NormalTok"/>
-        </w:rPr>
-        <w:t xml:space="preserve"> _emit(task_id, start, </w:t>
-      </w:r>
-      <w:r>
-        <w:rPr>
-          <w:rStyle w:val="StringTok"/>
-        </w:rPr>
-        <w:t xml:space="preserve">"out"</w:t>
-      </w:r>
-      <w:r>
-        <w:rPr>
-          <w:rStyle w:val="NormalTok"/>
-        </w:rPr>
-        <w:t xml:space="preserve">,</w:t>
-      </w:r>
-      <w:r>
-        <w:br/>
-      </w:r>
-      <w:r>
-        <w:rPr>
-          <w:rStyle w:val="NormalTok"/>
-        </w:rPr>
-        <w:t xml:space="preserve">                    result.get(</w:t>
-      </w:r>
-      <w:r>
-        <w:rPr>
-          <w:rStyle w:val="StringTok"/>
-        </w:rPr>
-        <w:t xml:space="preserve">"summary"</w:t>
-      </w:r>
-      <w:r>
-        <w:rPr>
-          <w:rStyle w:val="NormalTok"/>
-        </w:rPr>
-        <w:t xml:space="preserve">, </w:t>
-      </w:r>
-      <w:r>
-        <w:rPr>
-          <w:rStyle w:val="StringTok"/>
-        </w:rPr>
-        <w:t xml:space="preserve">"(no summary)"</w:t>
-      </w:r>
-      <w:r>
-        <w:rPr>
-          <w:rStyle w:val="NormalTok"/>
-        </w:rPr>
-        <w:t xml:space="preserve">))</w:t>
-      </w:r>
-      <w:r>
-        <w:br/>
-      </w:r>
-      <w:r>
-        <w:rPr>
-          <w:rStyle w:val="NormalTok"/>
-        </w:rPr>
-        <w:t xml:space="preserve">        </w:t>
-      </w:r>
-      <w:r>
-        <w:rPr>
-          <w:rStyle w:val="ControlFlowTok"/>
-        </w:rPr>
-        <w:t xml:space="preserve">if</w:t>
-      </w:r>
-      <w:r>
-        <w:rPr>
-          <w:rStyle w:val="NormalTok"/>
-        </w:rPr>
-        <w:t xml:space="preserve"> (artifact </w:t>
-      </w:r>
-      <w:r>
-        <w:rPr>
-          <w:rStyle w:val="OperatorTok"/>
-        </w:rPr>
-        <w:t xml:space="preserve">:=</w:t>
-      </w:r>
-      <w:r>
-        <w:rPr>
-          <w:rStyle w:val="NormalTok"/>
-        </w:rPr>
-        <w:t xml:space="preserve"> result.get(</w:t>
-      </w:r>
-      <w:r>
-        <w:rPr>
-          <w:rStyle w:val="StringTok"/>
-        </w:rPr>
-        <w:t xml:space="preserve">"artifact"</w:t>
-      </w:r>
-      <w:r>
-        <w:rPr>
-          <w:rStyle w:val="NormalTok"/>
-        </w:rPr>
-        <w:t xml:space="preserve">)):</w:t>
-      </w:r>
-      <w:r>
-        <w:br/>
-      </w:r>
-      <w:r>
-        <w:rPr>
-          <w:rStyle w:val="NormalTok"/>
-        </w:rPr>
-        <w:t xml:space="preserve">            </w:t>
-      </w:r>
-      <w:r>
-        <w:rPr>
-          <w:rStyle w:val="ControlFlowTok"/>
-        </w:rPr>
-        <w:t xml:space="preserve">await</w:t>
-      </w:r>
-      <w:r>
-        <w:rPr>
-          <w:rStyle w:val="NormalTok"/>
-        </w:rPr>
-        <w:t xml:space="preserve"> _emit(task_id, start, </w:t>
-      </w:r>
-      <w:r>
-        <w:rPr>
-          <w:rStyle w:val="StringTok"/>
-        </w:rPr>
-        <w:t xml:space="preserve">"artifact"</w:t>
-      </w:r>
-      <w:r>
-        <w:rPr>
-          <w:rStyle w:val="NormalTok"/>
-        </w:rPr>
-        <w:t xml:space="preserve">,</w:t>
-      </w:r>
-      <w:r>
-        <w:br/>
-      </w:r>
-      <w:r>
-        <w:rPr>
-          <w:rStyle w:val="NormalTok"/>
-        </w:rPr>
-        <w:t xml:space="preserve">                        artifact_summary(artifact))</w:t>
-      </w:r>
-      <w:r>
-        <w:br/>
-      </w:r>
-      <w:r>
-        <w:rPr>
-          <w:rStyle w:val="NormalTok"/>
-        </w:rPr>
-        <w:t xml:space="preserve">            state.artifacts[task_id] </w:t>
-      </w:r>
-      <w:r>
-        <w:rPr>
-          <w:rStyle w:val="OperatorTok"/>
-        </w:rPr>
-        <w:t xml:space="preserve">=</w:t>
-      </w:r>
-      <w:r>
-        <w:rPr>
-          <w:rStyle w:val="NormalTok"/>
-        </w:rPr>
-        <w:t xml:space="preserve"> artifact</w:t>
-      </w:r>
-      <w:r>
-        <w:br/>
-      </w:r>
-      <w:r>
-        <w:br/>
-      </w:r>
-      <w:r>
-        <w:rPr>
-          <w:rStyle w:val="NormalTok"/>
-        </w:rPr>
-        <w:t xml:space="preserve">        context[step.name] </w:t>
-      </w:r>
-      <w:r>
-        <w:rPr>
-          <w:rStyle w:val="OperatorTok"/>
-        </w:rPr>
-        <w:t xml:space="preserve">=</w:t>
-      </w:r>
-      <w:r>
-        <w:rPr>
-          <w:rStyle w:val="NormalTok"/>
-        </w:rPr>
-        <w:t xml:space="preserve"> result  </w:t>
-      </w:r>
-      <w:r>
-        <w:rPr>
-          <w:rStyle w:val="CommentTok"/>
-        </w:rPr>
-        <w:t xml:space="preserve"># plumb forward</w:t>
-      </w:r>
-      <w:r>
-        <w:br/>
-      </w:r>
-      <w:r>
-        <w:br/>
-      </w:r>
-      <w:r>
-        <w:rPr>
-          <w:rStyle w:val="NormalTok"/>
-        </w:rPr>
-        <w:t xml:space="preserve">    </w:t>
-      </w:r>
-      <w:r>
-        <w:rPr>
-          <w:rStyle w:val="CommentTok"/>
-        </w:rPr>
-        <w:t xml:space="preserve"># Seal — write-once attestation on chain.</w:t>
-      </w:r>
-      <w:r>
-        <w:br/>
-      </w:r>
-      <w:r>
-        <w:rPr>
-          <w:rStyle w:val="NormalTok"/>
-        </w:rPr>
-        <w:t xml:space="preserve">    </w:t>
-      </w:r>
-      <w:r>
-        <w:rPr>
-          <w:rStyle w:val="ControlFlowTok"/>
-        </w:rPr>
-        <w:t xml:space="preserve">if</w:t>
-      </w:r>
-      <w:r>
-        <w:rPr>
-          <w:rStyle w:val="NormalTok"/>
-        </w:rPr>
-        <w:t xml:space="preserve"> auth_id_hex </w:t>
-      </w:r>
-      <w:r>
-        <w:rPr>
-          <w:rStyle w:val="KeywordTok"/>
-        </w:rPr>
-        <w:t xml:space="preserve">and</w:t>
-      </w:r>
-      <w:r>
-        <w:rPr>
-          <w:rStyle w:val="NormalTok"/>
-        </w:rPr>
-        <w:t xml:space="preserve"> payer:</w:t>
-      </w:r>
-      <w:r>
-        <w:br/>
-      </w:r>
-      <w:r>
-        <w:rPr>
-          <w:rStyle w:val="NormalTok"/>
-        </w:rPr>
-        <w:t xml:space="preserve">        seal_tx </w:t>
-      </w:r>
-      <w:r>
-        <w:rPr>
-          <w:rStyle w:val="OperatorTok"/>
-        </w:rPr>
-        <w:t xml:space="preserve">=</w:t>
-      </w:r>
-      <w:r>
-        <w:rPr>
-          <w:rStyle w:val="NormalTok"/>
-        </w:rPr>
-        <w:t xml:space="preserve"> </w:t>
-      </w:r>
-      <w:r>
-        <w:rPr>
-          <w:rStyle w:val="ControlFlowTok"/>
-        </w:rPr>
-        <w:t xml:space="preserve">await</w:t>
-      </w:r>
-      <w:r>
-        <w:rPr>
-          <w:rStyle w:val="NormalTok"/>
-        </w:rPr>
-        <w:t xml:space="preserve"> stellar.seal(</w:t>
-      </w:r>
-      <w:r>
-        <w:br/>
-      </w:r>
-      <w:r>
-        <w:rPr>
-          <w:rStyle w:val="NormalTok"/>
-        </w:rPr>
-        <w:t xml:space="preserve">            job_id_hex</w:t>
-      </w:r>
-      <w:r>
-        <w:rPr>
-          <w:rStyle w:val="OperatorTok"/>
-        </w:rPr>
-        <w:t xml:space="preserve">=</w:t>
-      </w:r>
-      <w:r>
-        <w:rPr>
-          <w:rStyle w:val="NormalTok"/>
-        </w:rPr>
-        <w:t xml:space="preserve">task_id,</w:t>
-      </w:r>
-      <w:r>
-        <w:br/>
-      </w:r>
-      <w:r>
-        <w:rPr>
-          <w:rStyle w:val="NormalTok"/>
-        </w:rPr>
-        <w:t xml:space="preserve">            orchestrator</w:t>
-      </w:r>
-      <w:r>
-        <w:rPr>
-          <w:rStyle w:val="OperatorTok"/>
-        </w:rPr>
-        <w:t xml:space="preserve">=</w:t>
-      </w:r>
-      <w:r>
-        <w:rPr>
-          <w:rStyle w:val="NormalTok"/>
-        </w:rPr>
-        <w:t xml:space="preserve">payer,</w:t>
-      </w:r>
-      <w:r>
-        <w:br/>
-      </w:r>
-      <w:r>
-        <w:rPr>
-          <w:rStyle w:val="NormalTok"/>
-        </w:rPr>
-        <w:t xml:space="preserve">            intent_hash</w:t>
-      </w:r>
-      <w:r>
-        <w:rPr>
-          <w:rStyle w:val="OperatorTok"/>
-        </w:rPr>
-        <w:t xml:space="preserve">=</w:t>
-      </w:r>
-      <w:r>
-        <w:rPr>
-          <w:rStyle w:val="NormalTok"/>
-        </w:rPr>
-        <w:t xml:space="preserve">hash_intent(plan.intent),</w:t>
-      </w:r>
-      <w:r>
-        <w:br/>
-      </w:r>
-      <w:r>
-        <w:rPr>
-          <w:rStyle w:val="NormalTok"/>
-        </w:rPr>
-        <w:t xml:space="preserve">            agents</w:t>
-      </w:r>
-      <w:r>
-        <w:rPr>
-          <w:rStyle w:val="OperatorTok"/>
-        </w:rPr>
-        <w:t xml:space="preserve">=</w:t>
-      </w:r>
-      <w:r>
-        <w:rPr>
-          <w:rStyle w:val="NormalTok"/>
-        </w:rPr>
-        <w:t xml:space="preserve">[s.agent_id </w:t>
-      </w:r>
-      <w:r>
-        <w:rPr>
-          <w:rStyle w:val="ControlFlowTok"/>
-        </w:rPr>
-        <w:t xml:space="preserve">for</w:t>
-      </w:r>
-      <w:r>
-        <w:rPr>
-          <w:rStyle w:val="NormalTok"/>
-        </w:rPr>
-        <w:t xml:space="preserve"> s </w:t>
-      </w:r>
-      <w:r>
-        <w:rPr>
-          <w:rStyle w:val="KeywordTok"/>
-        </w:rPr>
-        <w:t xml:space="preserve">in</w:t>
-      </w:r>
-      <w:r>
-        <w:rPr>
-          <w:rStyle w:val="NormalTok"/>
-        </w:rPr>
-        <w:t xml:space="preserve"> plan.steps],</w:t>
-      </w:r>
-      <w:r>
-        <w:br/>
-      </w:r>
-      <w:r>
-        <w:rPr>
-          <w:rStyle w:val="NormalTok"/>
-        </w:rPr>
-        <w:t xml:space="preserve">            receipts</w:t>
-      </w:r>
-      <w:r>
-        <w:rPr>
-          <w:rStyle w:val="OperatorTok"/>
-        </w:rPr>
-        <w:t xml:space="preserve">=</w:t>
-      </w:r>
-      <w:r>
-        <w:rPr>
-          <w:rStyle w:val="NormalTok"/>
-        </w:rPr>
-        <w:t xml:space="preserve">receipts,</w:t>
-      </w:r>
-      <w:r>
-        <w:br/>
-      </w:r>
-      <w:r>
-        <w:rPr>
-          <w:rStyle w:val="NormalTok"/>
-        </w:rPr>
-        <w:t xml:space="preserve">            total_spent</w:t>
-      </w:r>
-      <w:r>
-        <w:rPr>
-          <w:rStyle w:val="OperatorTok"/>
-        </w:rPr>
-        <w:t xml:space="preserve">=</w:t>
-      </w:r>
-      <w:r>
-        <w:rPr>
-          <w:rStyle w:val="BuiltInTok"/>
-        </w:rPr>
-        <w:t xml:space="preserve">sum</w:t>
-      </w:r>
-      <w:r>
-        <w:rPr>
-          <w:rStyle w:val="NormalTok"/>
-        </w:rPr>
-        <w:t xml:space="preserve">(s.price_usdc </w:t>
-      </w:r>
-      <w:r>
-        <w:rPr>
-          <w:rStyle w:val="ControlFlowTok"/>
-        </w:rPr>
-        <w:t xml:space="preserve">for</w:t>
-      </w:r>
-      <w:r>
-        <w:rPr>
-          <w:rStyle w:val="NormalTok"/>
-        </w:rPr>
-        <w:t xml:space="preserve"> s </w:t>
-      </w:r>
-      <w:r>
-        <w:rPr>
-          <w:rStyle w:val="KeywordTok"/>
-        </w:rPr>
-        <w:t xml:space="preserve">in</w:t>
-      </w:r>
-      <w:r>
-        <w:rPr>
-          <w:rStyle w:val="NormalTok"/>
-        </w:rPr>
-        <w:t xml:space="preserve"> plan.steps),</w:t>
-      </w:r>
-      <w:r>
-        <w:br/>
-      </w:r>
-      <w:r>
-        <w:rPr>
-          <w:rStyle w:val="NormalTok"/>
-        </w:rPr>
-        <w:t xml:space="preserve">        )</w:t>
-      </w:r>
-      <w:r>
-        <w:br/>
-      </w:r>
-      <w:r>
-        <w:rPr>
-          <w:rStyle w:val="NormalTok"/>
-        </w:rPr>
-        <w:t xml:space="preserve">        </w:t>
-      </w:r>
-      <w:r>
-        <w:rPr>
-          <w:rStyle w:val="ControlFlowTok"/>
-        </w:rPr>
-        <w:t xml:space="preserve">await</w:t>
-      </w:r>
-      <w:r>
-        <w:rPr>
-          <w:rStyle w:val="NormalTok"/>
-        </w:rPr>
-        <w:t xml:space="preserve"> _emit(task_id, start, </w:t>
-      </w:r>
-      <w:r>
-        <w:rPr>
-          <w:rStyle w:val="StringTok"/>
-        </w:rPr>
-        <w:t xml:space="preserve">"proof"</w:t>
-      </w:r>
-      <w:r>
-        <w:rPr>
-          <w:rStyle w:val="NormalTok"/>
-        </w:rPr>
-        <w:t xml:space="preserve">,</w:t>
-      </w:r>
-      <w:r>
-        <w:br/>
-      </w:r>
-      <w:r>
-        <w:rPr>
-          <w:rStyle w:val="NormalTok"/>
-        </w:rPr>
-        <w:t xml:space="preserve">                    </w:t>
-      </w:r>
-      <w:r>
-        <w:rPr>
-          <w:rStyle w:val="SpecialStringTok"/>
-        </w:rPr>
-        <w:t xml:space="preserve">f"workflow sealed — </w:t>
-      </w:r>
-      <w:r>
-        <w:rPr>
-          <w:rStyle w:val="SpecialCharTok"/>
-        </w:rPr>
-        <w:t xml:space="preserve">{</w:t>
-      </w:r>
-      <w:r>
-        <w:rPr>
-          <w:rStyle w:val="BuiltInTok"/>
-        </w:rPr>
-        <w:t xml:space="preserve">len</w:t>
-      </w:r>
-      <w:r>
-        <w:rPr>
-          <w:rStyle w:val="NormalTok"/>
-        </w:rPr>
-        <w:t xml:space="preserve">(plan.steps)</w:t>
-      </w:r>
-      <w:r>
-        <w:rPr>
-          <w:rStyle w:val="SpecialCharTok"/>
-        </w:rPr>
-        <w:t xml:space="preserve">}</w:t>
-      </w:r>
-      <w:r>
-        <w:rPr>
-          <w:rStyle w:val="SpecialStringTok"/>
-        </w:rPr>
-        <w:t xml:space="preserve"> agents · "</w:t>
-      </w:r>
-      <w:r>
-        <w:br/>
-      </w:r>
-      <w:r>
-        <w:rPr>
-          <w:rStyle w:val="NormalTok"/>
-        </w:rPr>
-        <w:t xml:space="preserve">                    </w:t>
-      </w:r>
-      <w:r>
-        <w:rPr>
-          <w:rStyle w:val="SpecialStringTok"/>
-        </w:rPr>
-        <w:t xml:space="preserve">f"</w:t>
-      </w:r>
-      <w:r>
-        <w:rPr>
-          <w:rStyle w:val="SpecialCharTok"/>
-        </w:rPr>
-        <w:t xml:space="preserve">{</w:t>
-      </w:r>
-      <w:r>
-        <w:rPr>
-          <w:rStyle w:val="BuiltInTok"/>
-        </w:rPr>
-        <w:t xml:space="preserve">sum</w:t>
-      </w:r>
-      <w:r>
-        <w:rPr>
-          <w:rStyle w:val="NormalTok"/>
-        </w:rPr>
-        <w:t xml:space="preserve">(s.price_usdc </w:t>
-      </w:r>
-      <w:r>
-        <w:rPr>
-          <w:rStyle w:val="ControlFlowTok"/>
-        </w:rPr>
-        <w:t xml:space="preserve">for</w:t>
-      </w:r>
-      <w:r>
-        <w:rPr>
-          <w:rStyle w:val="NormalTok"/>
-        </w:rPr>
-        <w:t xml:space="preserve"> s </w:t>
-      </w:r>
-      <w:r>
-        <w:rPr>
-          <w:rStyle w:val="KeywordTok"/>
-        </w:rPr>
-        <w:t xml:space="preserve">in</w:t>
-      </w:r>
-      <w:r>
-        <w:rPr>
-          <w:rStyle w:val="NormalTok"/>
-        </w:rPr>
-        <w:t xml:space="preserve"> plan.steps)</w:t>
-      </w:r>
-      <w:r>
-        <w:rPr>
-          <w:rStyle w:val="SpecialCharTok"/>
-        </w:rPr>
-        <w:t xml:space="preserve">}</w:t>
-      </w:r>
-      <w:r>
-        <w:rPr>
-          <w:rStyle w:val="SpecialStringTok"/>
-        </w:rPr>
-        <w:t xml:space="preserve"> USDC · "</w:t>
-      </w:r>
-      <w:r>
-        <w:br/>
-      </w:r>
-      <w:r>
-        <w:rPr>
-          <w:rStyle w:val="NormalTok"/>
-        </w:rPr>
-        <w:t xml:space="preserve">                    </w:t>
-      </w:r>
-      <w:r>
-        <w:rPr>
-          <w:rStyle w:val="SpecialStringTok"/>
-        </w:rPr>
-        <w:t xml:space="preserve">f"tx </w:t>
-      </w:r>
-      <w:r>
-        <w:rPr>
-          <w:rStyle w:val="SpecialCharTok"/>
-        </w:rPr>
-        <w:t xml:space="preserve">{</w:t>
-      </w:r>
-      <w:r>
-        <w:rPr>
-          <w:rStyle w:val="NormalTok"/>
-        </w:rPr>
-        <w:t xml:space="preserve">seal_tx</w:t>
-      </w:r>
-      <w:r>
-        <w:rPr>
-          <w:rStyle w:val="SpecialCharTok"/>
-        </w:rPr>
-        <w:t xml:space="preserve">}</w:t>
-      </w:r>
-      <w:r>
-        <w:rPr>
-          <w:rStyle w:val="SpecialStringTok"/>
-        </w:rPr>
-        <w:t xml:space="preserve">"</w:t>
-      </w:r>
-      <w:r>
-        <w:rPr>
-          <w:rStyle w:val="NormalTok"/>
-        </w:rPr>
-        <w:t xml:space="preserve">)</w:t>
+        <w:t xml:space="preserve">or</w:t>
+      </w:r>
+      <w:r>
+        <w:rPr>
+          <w:rStyle w:val="NormalTok"/>
+        </w:rPr>
+        <w:t xml:space="preserve"> unsettled_job_id(task_id))</w:t>
       </w:r>
     </w:p>
     <w:p>
@@ -13643,7 +13489,7 @@
         <w:t xml:space="preserve"> </w:t>
       </w:r>
       <w:r>
-        <w:t xml:space="preserve">line, the workflow stops, the buyer’s authorisation lapses on its own TTL, and no further charges are emitted. We never attempt to</w:t>
+        <w:t xml:space="preserve">line and the run moves on to the next step; the step that timed out is not billed. We never attempt to</w:t>
       </w:r>
       <w:r>
         <w:t xml:space="preserve"> </w:t>
@@ -13667,29 +13513,79 @@
           <w:b/>
           <w:bCs/>
         </w:rPr>
-        <w:t xml:space="preserve">Charges happen out-of-loop relative to the result.</w:t>
-      </w:r>
-      <w:r>
-        <w:t xml:space="preserve"> </w:t>
-      </w:r>
-      <w:r>
-        <w:t xml:space="preserve">The charge is emitted</w:t>
-      </w:r>
-      <w:r>
-        <w:t xml:space="preserve"> </w:t>
-      </w:r>
-      <w:r>
-        <w:rPr>
-          <w:i/>
-          <w:iCs/>
-        </w:rPr>
-        <w:t xml:space="preserve">after</w:t>
-      </w:r>
-      <w:r>
-        <w:t xml:space="preserve"> </w:t>
-      </w:r>
-      <w:r>
-        <w:t xml:space="preserve">the worker returns successfully. A failed worker never produces a charge. This means a buyer pays for value that arrived, never for value that didn’t.</w:t>
+        <w:t xml:space="preserve">Settlement happens once, after the loop.</w:t>
+      </w:r>
+      <w:r>
+        <w:t xml:space="preserve"> </w:t>
+      </w:r>
+      <w:r>
+        <w:t xml:space="preserve">Nothing is paid per step. At the end of the run the backend submits one settlement for the delivered steps only: one</w:t>
+      </w:r>
+      <w:r>
+        <w:t xml:space="preserve"> </w:t>
+      </w:r>
+      <w:r>
+        <w:rPr>
+          <w:rStyle w:val="VerbatimChar"/>
+        </w:rPr>
+        <w:t xml:space="preserve">settle</w:t>
+      </w:r>
+      <w:r>
+        <w:t xml:space="preserve"> </w:t>
+      </w:r>
+      <w:r>
+        <w:t xml:space="preserve">under escrow v2, one</w:t>
+      </w:r>
+      <w:r>
+        <w:t xml:space="preserve"> </w:t>
+      </w:r>
+      <w:r>
+        <w:rPr>
+          <w:rStyle w:val="VerbatimChar"/>
+        </w:rPr>
+        <w:t xml:space="preserve">charge</w:t>
+      </w:r>
+      <w:r>
+        <w:t xml:space="preserve"> </w:t>
+      </w:r>
+      <w:r>
+        <w:t xml:space="preserve">for the workflow’s total on the deployed v1, which cannot complete on testnet (§6.9). A failed step is never billed, so a buyer pays for value that arrived, never for value that didn’t (BE@a3dc1f9 · app/services/execution_svc.py ·</w:t>
+      </w:r>
+      <w:r>
+        <w:t xml:space="preserve"> </w:t>
+      </w:r>
+      <w:r>
+        <w:rPr>
+          <w:rStyle w:val="VerbatimChar"/>
+        </w:rPr>
+        <w:t xml:space="preserve">_run</w:t>
+      </w:r>
+      <w:r>
+        <w:t xml:space="preserve">,</w:t>
+      </w:r>
+      <w:r>
+        <w:t xml:space="preserve"> </w:t>
+      </w:r>
+      <w:r>
+        <w:rPr>
+          <w:rStyle w:val="VerbatimChar"/>
+        </w:rPr>
+        <w:t xml:space="preserve">_settle_v2</w:t>
+      </w:r>
+      <w:r>
+        <w:t xml:space="preserve">,</w:t>
+      </w:r>
+      <w:r>
+        <w:t xml:space="preserve"> </w:t>
+      </w:r>
+      <w:r>
+        <w:rPr>
+          <w:rStyle w:val="VerbatimChar"/>
+        </w:rPr>
+        <w:t xml:space="preserve">_settle_onchain</w:t>
+      </w:r>
+      <w:r>
+        <w:t xml:space="preserve">).</w:t>
       </w:r>
     </w:p>
     <w:p>
@@ -14539,7 +14435,7 @@
               <w:rPr>
                 <w:rStyle w:val="VerbatimChar"/>
               </w:rPr>
-              <w:t xml:space="preserve">CDHDMVVERSNZWFJIVOBM34CYLXE4A7UACHD3A6ROI63EYJY43J63WXKV</w:t>
+              <w:t xml:space="preserve">CDCSOBEVZUPQZV5GV4D6KYHZCLNGW2KXY74RUHSZ3EZUXF34DPW422ZT</w:t>
             </w:r>
           </w:p>
         </w:tc>
@@ -14668,7 +14564,10 @@
         <w:t xml:space="preserve">Receipt</w:t>
       </w:r>
       <w:r>
-        <w:t xml:space="preserve">,</w:t>
+        <w:t xml:space="preserve"> </w:t>
+      </w:r>
+      <w:r>
+        <w:t xml:space="preserve">and</w:t>
       </w:r>
       <w:r>
         <w:t xml:space="preserve"> </w:t>
@@ -14680,19 +14579,34 @@
         <w:t xml:space="preserve">Attestation</w:t>
       </w:r>
       <w:r>
-        <w:t xml:space="preserve">, and</w:t>
-      </w:r>
-      <w:r>
-        <w:t xml:space="preserve"> </w:t>
-      </w:r>
-      <w:r>
-        <w:rPr>
-          <w:rStyle w:val="VerbatimChar"/>
-        </w:rPr>
-        <w:t xml:space="preserve">Score</w:t>
-      </w:r>
-      <w:r>
-        <w:t xml:space="preserve">. Identifiers (</w:t>
+        <w:t xml:space="preserve">; the ledger’s</w:t>
+      </w:r>
+      <w:r>
+        <w:t xml:space="preserve"> </w:t>
+      </w:r>
+      <w:r>
+        <w:rPr>
+          <w:rStyle w:val="VerbatimChar"/>
+        </w:rPr>
+        <w:t xml:space="preserve">RepState</w:t>
+      </w:r>
+      <w:r>
+        <w:t xml:space="preserve"> </w:t>
+      </w:r>
+      <w:r>
+        <w:t xml:space="preserve">lives in the ledger itself (SC@dd2d642 · contract/shared/src/lib.rs; contract/reputation-ledger/src/lib.rs ·</w:t>
+      </w:r>
+      <w:r>
+        <w:t xml:space="preserve"> </w:t>
+      </w:r>
+      <w:r>
+        <w:rPr>
+          <w:rStyle w:val="VerbatimChar"/>
+        </w:rPr>
+        <w:t xml:space="preserve">RepState</w:t>
+      </w:r>
+      <w:r>
+        <w:t xml:space="preserve">). Identifiers (</w:t>
       </w:r>
       <w:r>
         <w:rPr>
@@ -14750,7 +14664,7 @@
       <w:r>
         <w:drawing>
           <wp:inline>
-            <wp:extent cx="5334000" cy="1441799"/>
+            <wp:extent cx="5334000" cy="1521501"/>
             <wp:effectExtent b="0" l="0" r="0" t="0"/>
             <wp:docPr descr="Figure 3" title="" id="57" name="Picture"/>
             <a:graphic>
@@ -14771,7 +14685,7 @@
                   <pic:spPr bwMode="auto">
                     <a:xfrm>
                       <a:off x="0" y="0"/>
-                      <a:ext cx="5334000" cy="1441799"/>
+                      <a:ext cx="5334000" cy="1521501"/>
                     </a:xfrm>
                     <a:prstGeom prst="rect">
                       <a:avLst/>
@@ -14873,7 +14787,31 @@
         <w:t xml:space="preserve"> </w:t>
       </w:r>
       <w:r>
-        <w:t xml:space="preserve">are write paths for the sealer and the scorer and public read paths for everyone else. The diagram draws one protocol key; on testnet the sealer and the scorer are the backend’s signing key, and the deployed escrow’s settler is the admin key (§6.1).</w:t>
+        <w:t xml:space="preserve">are write paths for the sealer and the scorer and public read paths for everyone else. On testnet the sealer and the scorer are the backend’s signing key,</w:t>
+      </w:r>
+      <w:r>
+        <w:t xml:space="preserve"> </w:t>
+      </w:r>
+      <w:r>
+        <w:rPr>
+          <w:rStyle w:val="VerbatimChar"/>
+        </w:rPr>
+        <w:t xml:space="preserve">GDB4N2…CDHP</w:t>
+      </w:r>
+      <w:r>
+        <w:t xml:space="preserve">, and the deployed escrow’s settler is the admin key,</w:t>
+      </w:r>
+      <w:r>
+        <w:t xml:space="preserve"> </w:t>
+      </w:r>
+      <w:r>
+        <w:rPr>
+          <w:rStyle w:val="VerbatimChar"/>
+        </w:rPr>
+        <w:t xml:space="preserve">GA7AI5…5OQV</w:t>
+      </w:r>
+      <w:r>
+        <w:t xml:space="preserve">; the backend key becomes the settler once escrow v2 is deployed (§6.1).</w:t>
       </w:r>
     </w:p>
     <w:p>
@@ -15135,7 +15073,10 @@
         <w:t xml:space="preserve">Receipt</w:t>
       </w:r>
       <w:r>
-        <w:t xml:space="preserve">,</w:t>
+        <w:t xml:space="preserve"> </w:t>
+      </w:r>
+      <w:r>
+        <w:t xml:space="preserve">and</w:t>
       </w:r>
       <w:r>
         <w:t xml:space="preserve"> </w:t>
@@ -15145,18 +15086,6 @@
           <w:rStyle w:val="VerbatimChar"/>
         </w:rPr>
         <w:t xml:space="preserve">Attestation</w:t>
-      </w:r>
-      <w:r>
-        <w:t xml:space="preserve">, and</w:t>
-      </w:r>
-      <w:r>
-        <w:t xml:space="preserve"> </w:t>
-      </w:r>
-      <w:r>
-        <w:rPr>
-          <w:rStyle w:val="VerbatimChar"/>
-        </w:rPr>
-        <w:t xml:space="preserve">Score</w:t>
       </w:r>
       <w:r>
         <w:t xml:space="preserve">. Below, every public entry point is listed with its exact signature from</w:t>
@@ -17781,7 +17710,7 @@
               <w:t xml:space="preserve"> </w:t>
             </w:r>
             <w:r>
-              <w:t xml:space="preserve">— rating &gt; 5</w:t>
+              <w:t xml:space="preserve">— rating &gt; 100, or weight outside 0 &lt; weight ≤ 100 USDC</w:t>
             </w:r>
           </w:p>
         </w:tc>
@@ -17852,7 +17781,7 @@
       <w:r>
         <w:drawing>
           <wp:inline>
-            <wp:extent cx="5334000" cy="4033637"/>
+            <wp:extent cx="5334000" cy="3900544"/>
             <wp:effectExtent b="0" l="0" r="0" t="0"/>
             <wp:docPr descr="Figure 5" title="" id="62" name="Picture"/>
             <a:graphic>
@@ -17873,7 +17802,7 @@
                   <pic:spPr bwMode="auto">
                     <a:xfrm>
                       <a:off x="0" y="0"/>
-                      <a:ext cx="5334000" cy="4033637"/>
+                      <a:ext cx="5334000" cy="3900544"/>
                     </a:xfrm>
                     <a:prstGeom prst="rect">
                       <a:avLst/>
@@ -17915,7 +17844,58 @@
         <w:t xml:space="preserve"> </w:t>
       </w:r>
       <w:r>
-        <w:t xml:space="preserve">The x402 flow as the deployed v1 contracts are written, across the four contracts and the asset SAC. On testnet the</w:t>
+        <w:t xml:space="preserve">The x402 flow on the deployed v1 contracts as the backend drives it: one</w:t>
+      </w:r>
+      <w:r>
+        <w:t xml:space="preserve"> </w:t>
+      </w:r>
+      <w:r>
+        <w:rPr>
+          <w:rStyle w:val="VerbatimChar"/>
+        </w:rPr>
+        <w:t xml:space="preserve">charge</w:t>
+      </w:r>
+      <w:r>
+        <w:t xml:space="preserve"> </w:t>
+      </w:r>
+      <w:r>
+        <w:t xml:space="preserve">for the workflow’s total, the seal once it confirms, and one rating per dispatched step (BE@a3dc1f9 · app/services/execution_svc.py ·</w:t>
+      </w:r>
+      <w:r>
+        <w:t xml:space="preserve"> </w:t>
+      </w:r>
+      <w:r>
+        <w:rPr>
+          <w:rStyle w:val="VerbatimChar"/>
+        </w:rPr>
+        <w:t xml:space="preserve">_settle_onchain</w:t>
+      </w:r>
+      <w:r>
+        <w:t xml:space="preserve">,</w:t>
+      </w:r>
+      <w:r>
+        <w:t xml:space="preserve"> </w:t>
+      </w:r>
+      <w:r>
+        <w:rPr>
+          <w:rStyle w:val="VerbatimChar"/>
+        </w:rPr>
+        <w:t xml:space="preserve">_submit_ratings</w:t>
+      </w:r>
+      <w:r>
+        <w:t xml:space="preserve">; SC@dd2d642 · contract/reputation-ledger/src/lib.rs ·</w:t>
+      </w:r>
+      <w:r>
+        <w:t xml:space="preserve"> </w:t>
+      </w:r>
+      <w:r>
+        <w:rPr>
+          <w:rStyle w:val="VerbatimChar"/>
+        </w:rPr>
+        <w:t xml:space="preserve">ReputationLedger::submit</w:t>
+      </w:r>
+      <w:r>
+        <w:t xml:space="preserve">). On testnet the</w:t>
       </w:r>
       <w:r>
         <w:t xml:space="preserve"> </w:t>
@@ -17930,7 +17910,7 @@
         <w:t xml:space="preserve"> </w:t>
       </w:r>
       <w:r>
-        <w:t xml:space="preserve">step fails, because the buyer’s signature is not in the charge transaction, so no charge has completed through the deployed escrow; escrow v2, merged but not deployed, takes custody at</w:t>
+        <w:t xml:space="preserve">step fails, because the buyer’s signature is not in the charge transaction, so no charge has completed and the seal is not reached; the ratings are written regardless. Escrow v2, merged but not deployed, takes custody at</w:t>
       </w:r>
       <w:r>
         <w:t xml:space="preserve"> </w:t>
@@ -17945,7 +17925,22 @@
         <w:t xml:space="preserve"> </w:t>
       </w:r>
       <w:r>
-        <w:t xml:space="preserve">and pays out in one</w:t>
+        <w:t xml:space="preserve">and replaces the</w:t>
+      </w:r>
+      <w:r>
+        <w:t xml:space="preserve"> </w:t>
+      </w:r>
+      <w:r>
+        <w:rPr>
+          <w:rStyle w:val="VerbatimChar"/>
+        </w:rPr>
+        <w:t xml:space="preserve">charge</w:t>
+      </w:r>
+      <w:r>
+        <w:t xml:space="preserve"> </w:t>
+      </w:r>
+      <w:r>
+        <w:t xml:space="preserve">with one</w:t>
       </w:r>
       <w:r>
         <w:t xml:space="preserve"> </w:t>
@@ -17960,7 +17955,7 @@
         <w:t xml:space="preserve"> </w:t>
       </w:r>
       <w:r>
-        <w:t xml:space="preserve">(§6.8, §6.9).</w:t>
+        <w:t xml:space="preserve">that pays each delivered step’s owner and returns the rest (§6.8, §6.9).</w:t>
       </w:r>
     </w:p>
     <w:p>
@@ -18783,7 +18778,7 @@
         <w:t xml:space="preserve">asyncio.wait_for(..., timeout=120)</w:t>
       </w:r>
       <w:r>
-        <w:t xml:space="preserve">. A hung worker stops the workflow with an</w:t>
+        <w:t xml:space="preserve">. A hung worker’s step fails with an</w:t>
       </w:r>
       <w:r>
         <w:t xml:space="preserve"> </w:t>
@@ -18798,22 +18793,31 @@
         <w:t xml:space="preserve"> </w:t>
       </w:r>
       <w:r>
-        <w:t xml:space="preserve">line, releases the user’s authorisation by lapse, and does not produce a</w:t>
-      </w:r>
-      <w:r>
-        <w:t xml:space="preserve"> </w:t>
-      </w:r>
-      <w:r>
-        <w:rPr>
-          <w:rStyle w:val="VerbatimChar"/>
-        </w:rPr>
-        <w:t xml:space="preserve">cost</w:t>
-      </w:r>
-      <w:r>
-        <w:t xml:space="preserve"> </w:t>
-      </w:r>
-      <w:r>
-        <w:t xml:space="preserve">line for the failed step.</w:t>
+        <w:t xml:space="preserve">line and the run moves on to the next step; the failed step is left out of the one settlement at the end, so it is never billed (BE@a3dc1f9 · app/services/execution_svc.py ·</w:t>
+      </w:r>
+      <w:r>
+        <w:t xml:space="preserve"> </w:t>
+      </w:r>
+      <w:r>
+        <w:rPr>
+          <w:rStyle w:val="VerbatimChar"/>
+        </w:rPr>
+        <w:t xml:space="preserve">_run</w:t>
+      </w:r>
+      <w:r>
+        <w:t xml:space="preserve">,</w:t>
+      </w:r>
+      <w:r>
+        <w:t xml:space="preserve"> </w:t>
+      </w:r>
+      <w:r>
+        <w:rPr>
+          <w:rStyle w:val="VerbatimChar"/>
+        </w:rPr>
+        <w:t xml:space="preserve">STEP_TIMEOUT_SECONDS</w:t>
+      </w:r>
+      <w:r>
+        <w:t xml:space="preserve">).</w:t>
       </w:r>
     </w:p>
     <w:p>
@@ -19208,7 +19212,7 @@
               <w:t xml:space="preserve"> </w:t>
             </w:r>
             <w:r>
-              <w:t xml:space="preserve">per step; failed worker emits</w:t>
+              <w:t xml:space="preserve">per step; the failed step emits</w:t>
             </w:r>
             <w:r>
               <w:t xml:space="preserve"> </w:t>
@@ -19220,22 +19224,7 @@
               <w:t xml:space="preserve">error</w:t>
             </w:r>
             <w:r>
-              <w:t xml:space="preserve">, no</w:t>
-            </w:r>
-            <w:r>
-              <w:t xml:space="preserve"> </w:t>
-            </w:r>
-            <w:r>
-              <w:rPr>
-                <w:rStyle w:val="VerbatimChar"/>
-              </w:rPr>
-              <w:t xml:space="preserve">cost</w:t>
-            </w:r>
-            <w:r>
-              <w:t xml:space="preserve"> </w:t>
-            </w:r>
-            <w:r>
-              <w:t xml:space="preserve">line, authorisation lapses naturally</w:t>
+              <w:t xml:space="preserve">, the run moves on, and the step is left out of the settlement</w:t>
             </w:r>
           </w:p>
         </w:tc>
@@ -20324,7 +20313,7 @@
         <w:t xml:space="preserve"> </w:t>
       </w:r>
       <w:r>
-        <w:t xml:space="preserve">line; every payment appears as a</w:t>
+        <w:t xml:space="preserve">line; the payment appears as one</w:t>
       </w:r>
       <w:r>
         <w:t xml:space="preserve"> </w:t>
@@ -20339,7 +20328,22 @@
         <w:t xml:space="preserve"> </w:t>
       </w:r>
       <w:r>
-        <w:t xml:space="preserve">line carrying the agent identifier and a transaction hash; the final seal appears as a</w:t>
+        <w:t xml:space="preserve">line for the run’s settlement, with its transaction hash (on testnet an</w:t>
+      </w:r>
+      <w:r>
+        <w:t xml:space="preserve"> </w:t>
+      </w:r>
+      <w:r>
+        <w:rPr>
+          <w:rStyle w:val="VerbatimChar"/>
+        </w:rPr>
+        <w:t xml:space="preserve">error</w:t>
+      </w:r>
+      <w:r>
+        <w:t xml:space="preserve"> </w:t>
+      </w:r>
+      <w:r>
+        <w:t xml:space="preserve">line, since the deployed escrow cannot complete a charge; §B.3); the final seal appears as a</w:t>
       </w:r>
       <w:r>
         <w:t xml:space="preserve"> </w:t>
@@ -20500,7 +20504,7 @@
         <w:rPr>
           <w:rStyle w:val="VerbatimChar"/>
         </w:rPr>
-        <w:t xml:space="preserve">Score</w:t>
+        <w:t xml:space="preserve">RepState</w:t>
       </w:r>
       <w:r>
         <w:t xml:space="preserve"> </w:t>
@@ -20530,7 +20534,7 @@
         <w:rPr>
           <w:rStyle w:val="VerbatimChar"/>
         </w:rPr>
-        <w:t xml:space="preserve">ReputationLedger.score(agent_id)</w:t>
+        <w:t xml:space="preserve">ReputationLedger.rep_state(agent_id)</w:t>
       </w:r>
       <w:r>
         <w:t xml:space="preserve"> </w:t>
@@ -28913,20 +28917,130 @@
         <w:pStyle w:val="BodyText"/>
       </w:pPr>
       <w:r>
-        <w:t xml:space="preserve">Network fees over the same window:</w:t>
+        <w:t xml:space="preserve">Network fees over the same window. A six-step workflow is nine transactions, not one per step: the buyer’s</w:t>
+      </w:r>
+      <w:r>
+        <w:t xml:space="preserve"> </w:t>
+      </w:r>
+      <w:r>
+        <w:rPr>
+          <w:rStyle w:val="VerbatimChar"/>
+        </w:rPr>
+        <w:t xml:space="preserve">authorize</w:t>
+      </w:r>
+      <w:r>
+        <w:t xml:space="preserve">, then from the backend one</w:t>
+      </w:r>
+      <w:r>
+        <w:t xml:space="preserve"> </w:t>
+      </w:r>
+      <w:r>
+        <w:rPr>
+          <w:rStyle w:val="VerbatimChar"/>
+        </w:rPr>
+        <w:t xml:space="preserve">settle</w:t>
+      </w:r>
+      <w:r>
+        <w:t xml:space="preserve"> </w:t>
+      </w:r>
+      <w:r>
+        <w:t xml:space="preserve">(escrow v2; one</w:t>
+      </w:r>
+      <w:r>
+        <w:t xml:space="preserve"> </w:t>
+      </w:r>
+      <w:r>
+        <w:rPr>
+          <w:rStyle w:val="VerbatimChar"/>
+        </w:rPr>
+        <w:t xml:space="preserve">charge</w:t>
+      </w:r>
+      <w:r>
+        <w:t xml:space="preserve"> </w:t>
+      </w:r>
+      <w:r>
+        <w:t xml:space="preserve">for the workflow’s total on the deployed v1), one</w:t>
+      </w:r>
+      <w:r>
+        <w:t xml:space="preserve"> </w:t>
+      </w:r>
+      <w:r>
+        <w:rPr>
+          <w:rStyle w:val="VerbatimChar"/>
+        </w:rPr>
+        <w:t xml:space="preserve">seal</w:t>
+      </w:r>
+      <w:r>
+        <w:t xml:space="preserve"> </w:t>
+      </w:r>
+      <w:r>
+        <w:t xml:space="preserve">and one rating</w:t>
+      </w:r>
+      <w:r>
+        <w:t xml:space="preserve"> </w:t>
+      </w:r>
+      <w:r>
+        <w:rPr>
+          <w:rStyle w:val="VerbatimChar"/>
+        </w:rPr>
+        <w:t xml:space="preserve">submit</w:t>
+      </w:r>
+      <w:r>
+        <w:t xml:space="preserve"> </w:t>
+      </w:r>
+      <w:r>
+        <w:t xml:space="preserve">per dispatched step (BE@a3dc1f9 · app/services/execution_svc.py ·</w:t>
+      </w:r>
+      <w:r>
+        <w:t xml:space="preserve"> </w:t>
+      </w:r>
+      <w:r>
+        <w:rPr>
+          <w:rStyle w:val="VerbatimChar"/>
+        </w:rPr>
+        <w:t xml:space="preserve">_settle_v2</w:t>
+      </w:r>
+      <w:r>
+        <w:t xml:space="preserve">,</w:t>
+      </w:r>
+      <w:r>
+        <w:t xml:space="preserve"> </w:t>
+      </w:r>
+      <w:r>
+        <w:rPr>
+          <w:rStyle w:val="VerbatimChar"/>
+        </w:rPr>
+        <w:t xml:space="preserve">_settle_onchain</w:t>
+      </w:r>
+      <w:r>
+        <w:t xml:space="preserve">,</w:t>
+      </w:r>
+      <w:r>
+        <w:t xml:space="preserve"> </w:t>
+      </w:r>
+      <w:r>
+        <w:rPr>
+          <w:rStyle w:val="VerbatimChar"/>
+        </w:rPr>
+        <w:t xml:space="preserve">_submit_ratings</w:t>
+      </w:r>
+      <w:r>
+        <w:t xml:space="preserve">). The fee per call is measured on the testnet contracts, one transaction each:</w:t>
       </w:r>
     </w:p>
     <w:tbl>
       <w:tblPr>
         <w:tblStyle w:val="Table"/>
-        <w:tblW w:type="auto" w:w="0"/>
+        <w:tblW w:type="pct" w:w="5000"/>
+        <w:tblLayout w:type="fixed"/>
         <w:tblLook w:firstRow="1" w:lastRow="0" w:firstColumn="0" w:lastColumn="0" w:noHBand="0" w:noVBand="0" w:val="0020"/>
       </w:tblPr>
       <w:tblGrid>
-        <w:gridCol w:w="1980"/>
-        <w:gridCol w:w="1980"/>
-        <w:gridCol w:w="1980"/>
-        <w:gridCol w:w="1980"/>
+        <w:gridCol w:w="1033"/>
+        <w:gridCol w:w="1721"/>
+        <w:gridCol w:w="1721"/>
+        <w:gridCol w:w="1721"/>
+        <w:gridCol w:w="1721"/>
       </w:tblGrid>
       <w:tr>
         <w:trPr>
@@ -28951,6 +29065,18 @@
               <w:jc w:val="center"/>
             </w:pPr>
             <w:r>
+              <w:t xml:space="preserve">Per workflow</w:t>
+            </w:r>
+          </w:p>
+        </w:tc>
+        <w:tc>
+          <w:tcPr/>
+          <w:p>
+            <w:pPr>
+              <w:pStyle w:val="Compact"/>
+              <w:jc w:val="center"/>
+            </w:pPr>
+            <w:r>
               <w:t xml:space="preserve">Calls/mo</w:t>
             </w:r>
           </w:p>
@@ -28963,7 +29089,7 @@
               <w:jc w:val="center"/>
             </w:pPr>
             <w:r>
-              <w:t xml:space="preserve">Stroops each</w:t>
+              <w:t xml:space="preserve">Stroops each (measured)</w:t>
             </w:r>
           </w:p>
         </w:tc>
@@ -28993,6 +29119,12 @@
               </w:rPr>
               <w:t xml:space="preserve">authorize</w:t>
             </w:r>
+            <w:r>
+              <w:t xml:space="preserve"> </w:t>
+            </w:r>
+            <w:r>
+              <w:t xml:space="preserve">(buyer)</w:t>
+            </w:r>
           </w:p>
         </w:tc>
         <w:tc>
@@ -29003,6 +29135,18 @@
               <w:jc w:val="center"/>
             </w:pPr>
             <w:r>
+              <w:t xml:space="preserve">1</w:t>
+            </w:r>
+          </w:p>
+        </w:tc>
+        <w:tc>
+          <w:tcPr/>
+          <w:p>
+            <w:pPr>
+              <w:pStyle w:val="Compact"/>
+              <w:jc w:val="center"/>
+            </w:pPr>
+            <w:r>
               <w:t xml:space="preserve">1,000</w:t>
             </w:r>
           </w:p>
@@ -29015,7 +29159,7 @@
               <w:jc w:val="center"/>
             </w:pPr>
             <w:r>
-              <w:t xml:space="preserve">~100</w:t>
+              <w:t xml:space="preserve">106,477</w:t>
             </w:r>
           </w:p>
         </w:tc>
@@ -29027,7 +29171,7 @@
               <w:jc w:val="center"/>
             </w:pPr>
             <w:r>
-              <w:t xml:space="preserve">0.0100</w:t>
+              <w:t xml:space="preserve">106.48 × 10⁶ stroops = 10.65</w:t>
             </w:r>
           </w:p>
         </w:tc>
@@ -29043,7 +29187,13 @@
               <w:rPr>
                 <w:rStyle w:val="VerbatimChar"/>
               </w:rPr>
-              <w:t xml:space="preserve">charge</w:t>
+              <w:t xml:space="preserve">settle</w:t>
+            </w:r>
+            <w:r>
+              <w:t xml:space="preserve"> </w:t>
+            </w:r>
+            <w:r>
+              <w:t xml:space="preserve">(v2)</w:t>
             </w:r>
           </w:p>
         </w:tc>
@@ -29055,7 +29205,7 @@
               <w:jc w:val="center"/>
             </w:pPr>
             <w:r>
-              <w:t xml:space="preserve">6,000</w:t>
+              <w:t xml:space="preserve">1</w:t>
             </w:r>
           </w:p>
         </w:tc>
@@ -29067,7 +29217,7 @@
               <w:jc w:val="center"/>
             </w:pPr>
             <w:r>
-              <w:t xml:space="preserve">~100</w:t>
+              <w:t xml:space="preserve">1,000</w:t>
             </w:r>
           </w:p>
         </w:tc>
@@ -29079,7 +29229,19 @@
               <w:jc w:val="center"/>
             </w:pPr>
             <w:r>
-              <w:t xml:space="preserve">0.0600</w:t>
+              <w:t xml:space="preserve">not measured: v2 is not deployed</w:t>
+            </w:r>
+          </w:p>
+        </w:tc>
+        <w:tc>
+          <w:tcPr/>
+          <w:p>
+            <w:pPr>
+              <w:pStyle w:val="Compact"/>
+              <w:jc w:val="center"/>
+            </w:pPr>
+            <w:r>
+              <w:t xml:space="preserve">—</w:t>
             </w:r>
           </w:p>
         </w:tc>
@@ -29107,6 +29269,18 @@
               <w:jc w:val="center"/>
             </w:pPr>
             <w:r>
+              <w:t xml:space="preserve">1</w:t>
+            </w:r>
+          </w:p>
+        </w:tc>
+        <w:tc>
+          <w:tcPr/>
+          <w:p>
+            <w:pPr>
+              <w:pStyle w:val="Compact"/>
+              <w:jc w:val="center"/>
+            </w:pPr>
+            <w:r>
               <w:t xml:space="preserve">1,000</w:t>
             </w:r>
           </w:p>
@@ -29119,7 +29293,7 @@
               <w:jc w:val="center"/>
             </w:pPr>
             <w:r>
-              <w:t xml:space="preserve">~100</w:t>
+              <w:t xml:space="preserve">57,926</w:t>
             </w:r>
           </w:p>
         </w:tc>
@@ -29131,7 +29305,7 @@
               <w:jc w:val="center"/>
             </w:pPr>
             <w:r>
-              <w:t xml:space="preserve">0.0100</w:t>
+              <w:t xml:space="preserve">57.93 × 10⁶ stroops = 5.79</w:t>
             </w:r>
           </w:p>
         </w:tc>
@@ -29165,6 +29339,18 @@
               <w:jc w:val="center"/>
             </w:pPr>
             <w:r>
+              <w:t xml:space="preserve">6</w:t>
+            </w:r>
+          </w:p>
+        </w:tc>
+        <w:tc>
+          <w:tcPr/>
+          <w:p>
+            <w:pPr>
+              <w:pStyle w:val="Compact"/>
+              <w:jc w:val="center"/>
+            </w:pPr>
+            <w:r>
               <w:t xml:space="preserve">6,000</w:t>
             </w:r>
           </w:p>
@@ -29177,7 +29363,7 @@
               <w:jc w:val="center"/>
             </w:pPr>
             <w:r>
-              <w:t xml:space="preserve">~100</w:t>
+              <w:t xml:space="preserve">53,314</w:t>
             </w:r>
           </w:p>
         </w:tc>
@@ -29189,7 +29375,7 @@
               <w:jc w:val="center"/>
             </w:pPr>
             <w:r>
-              <w:t xml:space="preserve">0.0600</w:t>
+              <w:t xml:space="preserve">319.88 × 10⁶ stroops = 31.99</w:t>
             </w:r>
           </w:p>
         </w:tc>
@@ -29222,19 +29408,7 @@
                 <w:b/>
                 <w:bCs/>
               </w:rPr>
-              <w:t xml:space="preserve">14,000</w:t>
-            </w:r>
-          </w:p>
-        </w:tc>
-        <w:tc>
-          <w:tcPr/>
-          <w:p>
-            <w:pPr>
-              <w:pStyle w:val="Compact"/>
-              <w:jc w:val="center"/>
-            </w:pPr>
-            <w:r>
-              <w:t xml:space="preserve">—</w:t>
+              <w:t xml:space="preserve">9</w:t>
             </w:r>
           </w:p>
         </w:tc>
@@ -29250,7 +29424,50 @@
                 <w:b/>
                 <w:bCs/>
               </w:rPr>
-              <w:t xml:space="preserve">≈ 0.14 XLM</w:t>
+              <w:t xml:space="preserve">9,000</w:t>
+            </w:r>
+          </w:p>
+        </w:tc>
+        <w:tc>
+          <w:tcPr/>
+          <w:p>
+            <w:pPr>
+              <w:pStyle w:val="Compact"/>
+              <w:jc w:val="center"/>
+            </w:pPr>
+            <w:r>
+              <w:t xml:space="preserve">—</w:t>
+            </w:r>
+          </w:p>
+        </w:tc>
+        <w:tc>
+          <w:tcPr/>
+          <w:p>
+            <w:pPr>
+              <w:pStyle w:val="Compact"/>
+              <w:jc w:val="center"/>
+            </w:pPr>
+            <w:r>
+              <w:rPr>
+                <w:b/>
+                <w:bCs/>
+              </w:rPr>
+              <w:t xml:space="preserve">≈ 48.43 XLM, before</w:t>
+            </w:r>
+            <w:r>
+              <w:rPr>
+                <w:b/>
+                <w:bCs/>
+              </w:rPr>
+              <w:t xml:space="preserve"> </w:t>
+            </w:r>
+            <w:r>
+              <w:rPr>
+                <w:rStyle w:val="VerbatimChar"/>
+                <w:b/>
+                <w:bCs/>
+              </w:rPr>
+              <w:t xml:space="preserve">settle</w:t>
             </w:r>
           </w:p>
         </w:tc>
@@ -29261,7 +29478,115 @@
         <w:pStyle w:val="BodyText"/>
       </w:pPr>
       <w:r>
-        <w:t xml:space="preserve">At any plausible XLM price under USD 0.50, the protocol’s monthly network cost across 1,000 workflows is</w:t>
+        <w:t xml:space="preserve">The samples are testnet transactions</w:t>
+      </w:r>
+      <w:r>
+        <w:t xml:space="preserve"> </w:t>
+      </w:r>
+      <w:r>
+        <w:rPr>
+          <w:rStyle w:val="VerbatimChar"/>
+        </w:rPr>
+        <w:t xml:space="preserve">027b0d42…9230</w:t>
+      </w:r>
+      <w:r>
+        <w:t xml:space="preserve"> </w:t>
+      </w:r>
+      <w:r>
+        <w:t xml:space="preserve">(</w:t>
+      </w:r>
+      <w:r>
+        <w:rPr>
+          <w:rStyle w:val="VerbatimChar"/>
+        </w:rPr>
+        <w:t xml:space="preserve">authorize</w:t>
+      </w:r>
+      <w:r>
+        <w:t xml:space="preserve">, 2026-09-22),</w:t>
+      </w:r>
+      <w:r>
+        <w:t xml:space="preserve"> </w:t>
+      </w:r>
+      <w:r>
+        <w:rPr>
+          <w:rStyle w:val="VerbatimChar"/>
+        </w:rPr>
+        <w:t xml:space="preserve">03c3f815…67b7</w:t>
+      </w:r>
+      <w:r>
+        <w:t xml:space="preserve"> </w:t>
+      </w:r>
+      <w:r>
+        <w:t xml:space="preserve">(</w:t>
+      </w:r>
+      <w:r>
+        <w:rPr>
+          <w:rStyle w:val="VerbatimChar"/>
+        </w:rPr>
+        <w:t xml:space="preserve">seal</w:t>
+      </w:r>
+      <w:r>
+        <w:t xml:space="preserve">, 2026-06-09) and</w:t>
+      </w:r>
+      <w:r>
+        <w:t xml:space="preserve"> </w:t>
+      </w:r>
+      <w:r>
+        <w:rPr>
+          <w:rStyle w:val="VerbatimChar"/>
+        </w:rPr>
+        <w:t xml:space="preserve">63031b49…28b2</w:t>
+      </w:r>
+      <w:r>
+        <w:t xml:space="preserve"> </w:t>
+      </w:r>
+      <w:r>
+        <w:t xml:space="preserve">(</w:t>
+      </w:r>
+      <w:r>
+        <w:rPr>
+          <w:rStyle w:val="VerbatimChar"/>
+        </w:rPr>
+        <w:t xml:space="preserve">submit</w:t>
+      </w:r>
+      <w:r>
+        <w:t xml:space="preserve">, 2026-09-22). A rating that writes an agent’s first evidence costs more, up to 189,423 stroops in the scorer’s recent history.</w:t>
+      </w:r>
+      <w:r>
+        <w:t xml:space="preserve"> </w:t>
+      </w:r>
+      <w:r>
+        <w:rPr>
+          <w:rStyle w:val="VerbatimChar"/>
+        </w:rPr>
+        <w:t xml:space="preserve">settle</w:t>
+      </w:r>
+      <w:r>
+        <w:t xml:space="preserve"> </w:t>
+      </w:r>
+      <w:r>
+        <w:t xml:space="preserve">has never run; the deployed v1</w:t>
+      </w:r>
+      <w:r>
+        <w:t xml:space="preserve"> </w:t>
+      </w:r>
+      <w:r>
+        <w:rPr>
+          <w:rStyle w:val="VerbatimChar"/>
+        </w:rPr>
+        <w:t xml:space="preserve">charge</w:t>
+      </w:r>
+      <w:r>
+        <w:t xml:space="preserve">, the nearest call measured, cost 54,989 stroops (</w:t>
+      </w:r>
+      <w:r>
+        <w:rPr>
+          <w:rStyle w:val="VerbatimChar"/>
+        </w:rPr>
+        <w:t xml:space="preserve">7932846b…9cc2</w:t>
+      </w:r>
+      <w:r>
+        <w:t xml:space="preserve">, 2026-06-09), which would add about 5.50 XLM a month (1,000 × 54,989 stroops = 54.99 × 10⁶ stroops). At USD 0.50 per XLM, the monthly network cost across 1,000 workflows is therefore about</w:t>
       </w:r>
       <w:r>
         <w:t xml:space="preserve"> </w:t>
@@ -29271,7 +29596,49 @@
           <w:b/>
           <w:bCs/>
         </w:rPr>
-        <w:t xml:space="preserve">under 7 US cents</w:t>
+        <w:t xml:space="preserve">USD 24 before</w:t>
+      </w:r>
+      <w:r>
+        <w:rPr>
+          <w:b/>
+          <w:bCs/>
+        </w:rPr>
+        <w:t xml:space="preserve"> </w:t>
+      </w:r>
+      <w:r>
+        <w:rPr>
+          <w:rStyle w:val="VerbatimChar"/>
+          <w:b/>
+          <w:bCs/>
+        </w:rPr>
+        <w:t xml:space="preserve">settle</w:t>
+      </w:r>
+      <w:r>
+        <w:t xml:space="preserve">, and about USD 27 with a</w:t>
+      </w:r>
+      <w:r>
+        <w:t xml:space="preserve"> </w:t>
+      </w:r>
+      <w:r>
+        <w:rPr>
+          <w:rStyle w:val="VerbatimChar"/>
+        </w:rPr>
+        <w:t xml:space="preserve">settle</w:t>
+      </w:r>
+      <w:r>
+        <w:t xml:space="preserve"> </w:t>
+      </w:r>
+      <w:r>
+        <w:t xml:space="preserve">priced like that</w:t>
+      </w:r>
+      <w:r>
+        <w:t xml:space="preserve"> </w:t>
+      </w:r>
+      <w:r>
+        <w:rPr>
+          <w:rStyle w:val="VerbatimChar"/>
+        </w:rPr>
+        <w:t xml:space="preserve">charge</w:t>
       </w:r>
       <w:r>
         <w:t xml:space="preserve">. The agent payouts of ≈ 172 USDC flow entirely through to agent owners; the protocol takes zero margin in v1.</w:t>
@@ -29360,7 +29727,82 @@
         <w:t xml:space="preserve"> </w:t>
       </w:r>
       <w:r>
-        <w:t xml:space="preserve">When network fees on Stellar are paid in stroops, the protocol still picks who pays. Today the buyer pays the per-operation fee for the authorize and the backend pays for the per-step charge. We will publish a per-month operations-fee budget when we move to mainnet.</w:t>
+        <w:t xml:space="preserve">When network fees on Stellar are paid in stroops, the protocol still picks who pays. Today the buyer pays the fee for the</w:t>
+      </w:r>
+      <w:r>
+        <w:t xml:space="preserve"> </w:t>
+      </w:r>
+      <w:r>
+        <w:rPr>
+          <w:rStyle w:val="VerbatimChar"/>
+        </w:rPr>
+        <w:t xml:space="preserve">authorize</w:t>
+      </w:r>
+      <w:r>
+        <w:t xml:space="preserve"> </w:t>
+      </w:r>
+      <w:r>
+        <w:t xml:space="preserve">and the backend pays for everything after it: the one</w:t>
+      </w:r>
+      <w:r>
+        <w:t xml:space="preserve"> </w:t>
+      </w:r>
+      <w:r>
+        <w:rPr>
+          <w:rStyle w:val="VerbatimChar"/>
+        </w:rPr>
+        <w:t xml:space="preserve">settle</w:t>
+      </w:r>
+      <w:r>
+        <w:t xml:space="preserve"> </w:t>
+      </w:r>
+      <w:r>
+        <w:t xml:space="preserve">(one</w:t>
+      </w:r>
+      <w:r>
+        <w:t xml:space="preserve"> </w:t>
+      </w:r>
+      <w:r>
+        <w:rPr>
+          <w:rStyle w:val="VerbatimChar"/>
+        </w:rPr>
+        <w:t xml:space="preserve">charge</w:t>
+      </w:r>
+      <w:r>
+        <w:t xml:space="preserve"> </w:t>
+      </w:r>
+      <w:r>
+        <w:t xml:space="preserve">on the deployed v1), the</w:t>
+      </w:r>
+      <w:r>
+        <w:t xml:space="preserve"> </w:t>
+      </w:r>
+      <w:r>
+        <w:rPr>
+          <w:rStyle w:val="VerbatimChar"/>
+        </w:rPr>
+        <w:t xml:space="preserve">seal</w:t>
+      </w:r>
+      <w:r>
+        <w:t xml:space="preserve"> </w:t>
+      </w:r>
+      <w:r>
+        <w:t xml:space="preserve">and each step’s rating</w:t>
+      </w:r>
+      <w:r>
+        <w:t xml:space="preserve"> </w:t>
+      </w:r>
+      <w:r>
+        <w:rPr>
+          <w:rStyle w:val="VerbatimChar"/>
+        </w:rPr>
+        <w:t xml:space="preserve">submit</w:t>
+      </w:r>
+      <w:r>
+        <w:t xml:space="preserve"> </w:t>
+      </w:r>
+      <w:r>
+        <w:t xml:space="preserve">(§7.4). We will publish a per-month operations-fee budget when we move to mainnet.</w:t>
       </w:r>
     </w:p>
     <w:p>
@@ -30225,7 +30667,7 @@
                 <w:rPr>
                   <w:rStyle w:val="Hyperlink"/>
                 </w:rPr>
-                <w:t xml:space="preserve">https://stellar.expert/explorer/testnet/contract/CDHDMVVERSNZWFJIVOBM34CYLXE4A7UACHD3A6ROI63EYJY43J63WXKV</w:t>
+                <w:t xml:space="preserve">https://stellar.expert/explorer/testnet/contract/CDCSOBEVZUPQZV5GV4D6KYHZCLNGW2KXY74RUHSZ3EZUXF34DPW422ZT</w:t>
               </w:r>
             </w:hyperlink>
           </w:p>
@@ -32207,7 +32649,7 @@
         <w:t xml:space="preserve"> </w:t>
       </w:r>
       <w:r>
-        <w:t xml:space="preserve">are supplied, the backend will sign and submit</w:t>
+        <w:t xml:space="preserve">are supplied, the backend signs and submits the settlement once, at the end of the run: one</w:t>
       </w:r>
       <w:r>
         <w:t xml:space="preserve"> </w:t>
@@ -32222,7 +32664,22 @@
         <w:t xml:space="preserve"> </w:t>
       </w:r>
       <w:r>
-        <w:t xml:space="preserve">and</w:t>
+        <w:t xml:space="preserve">for the workflow’s total on the deployed v1 escrow, or one</w:t>
+      </w:r>
+      <w:r>
+        <w:t xml:space="preserve"> </w:t>
+      </w:r>
+      <w:r>
+        <w:rPr>
+          <w:rStyle w:val="VerbatimChar"/>
+        </w:rPr>
+        <w:t xml:space="preserve">settle</w:t>
+      </w:r>
+      <w:r>
+        <w:t xml:space="preserve"> </w:t>
+      </w:r>
+      <w:r>
+        <w:t xml:space="preserve">paying each delivered step on escrow v2 (merged, not deployed), then the</w:t>
       </w:r>
       <w:r>
         <w:t xml:space="preserve"> </w:t>
@@ -32237,7 +32694,73 @@
         <w:t xml:space="preserve"> </w:t>
       </w:r>
       <w:r>
-        <w:t xml:space="preserve">XDR on chain per step.</w:t>
+        <w:t xml:space="preserve">once that confirms, and one rating</w:t>
+      </w:r>
+      <w:r>
+        <w:t xml:space="preserve"> </w:t>
+      </w:r>
+      <w:r>
+        <w:rPr>
+          <w:rStyle w:val="VerbatimChar"/>
+        </w:rPr>
+        <w:t xml:space="preserve">submit</w:t>
+      </w:r>
+      <w:r>
+        <w:t xml:space="preserve"> </w:t>
+      </w:r>
+      <w:r>
+        <w:t xml:space="preserve">per dispatched step (BE@a3dc1f9 · app/services/execution_svc.py ·</w:t>
+      </w:r>
+      <w:r>
+        <w:t xml:space="preserve"> </w:t>
+      </w:r>
+      <w:r>
+        <w:rPr>
+          <w:rStyle w:val="VerbatimChar"/>
+        </w:rPr>
+        <w:t xml:space="preserve">_settle_onchain</w:t>
+      </w:r>
+      <w:r>
+        <w:t xml:space="preserve">,</w:t>
+      </w:r>
+      <w:r>
+        <w:t xml:space="preserve"> </w:t>
+      </w:r>
+      <w:r>
+        <w:rPr>
+          <w:rStyle w:val="VerbatimChar"/>
+        </w:rPr>
+        <w:t xml:space="preserve">_settle_v2</w:t>
+      </w:r>
+      <w:r>
+        <w:t xml:space="preserve">,</w:t>
+      </w:r>
+      <w:r>
+        <w:t xml:space="preserve"> </w:t>
+      </w:r>
+      <w:r>
+        <w:rPr>
+          <w:rStyle w:val="VerbatimChar"/>
+        </w:rPr>
+        <w:t xml:space="preserve">_submit_ratings</w:t>
+      </w:r>
+      <w:r>
+        <w:t xml:space="preserve">). On testnet the v1</w:t>
+      </w:r>
+      <w:r>
+        <w:t xml:space="preserve"> </w:t>
+      </w:r>
+      <w:r>
+        <w:rPr>
+          <w:rStyle w:val="VerbatimChar"/>
+        </w:rPr>
+        <w:t xml:space="preserve">charge</w:t>
+      </w:r>
+      <w:r>
+        <w:t xml:space="preserve"> </w:t>
+      </w:r>
+      <w:r>
+        <w:t xml:space="preserve">cannot complete, so the seal is not reached (§6.9).</w:t>
       </w:r>
     </w:p>
     <w:p>
@@ -32463,6 +32986,48 @@
       <w:r>
         <w:t xml:space="preserve">.</w:t>
       </w:r>
+      <w:r>
+        <w:t xml:space="preserve"> </w:t>
+      </w:r>
+      <w:r>
+        <w:rPr>
+          <w:rStyle w:val="VerbatimChar"/>
+        </w:rPr>
+        <w:t xml:space="preserve">charge_tx</w:t>
+      </w:r>
+      <w:r>
+        <w:t xml:space="preserve"> </w:t>
+      </w:r>
+      <w:r>
+        <w:t xml:space="preserve">is the run’s one settlement transaction, or</w:t>
+      </w:r>
+      <w:r>
+        <w:t xml:space="preserve"> </w:t>
+      </w:r>
+      <w:r>
+        <w:rPr>
+          <w:rStyle w:val="VerbatimChar"/>
+        </w:rPr>
+        <w:t xml:space="preserve">null</w:t>
+      </w:r>
+      <w:r>
+        <w:t xml:space="preserve"> </w:t>
+      </w:r>
+      <w:r>
+        <w:t xml:space="preserve">when none confirmed (BE@a3dc1f9 · app/routers/tasks.py ·</w:t>
+      </w:r>
+      <w:r>
+        <w:t xml:space="preserve"> </w:t>
+      </w:r>
+      <w:r>
+        <w:rPr>
+          <w:rStyle w:val="VerbatimChar"/>
+        </w:rPr>
+        <w:t xml:space="preserve">ArtifactResponse</w:t>
+      </w:r>
+      <w:r>
+        <w:t xml:space="preserve">).</w:t>
+      </w:r>
     </w:p>
     <w:p>
       <w:pPr>
@@ -32965,57 +33530,9 @@
       </w:r>
       <w:r>
         <w:rPr>
-          <w:rStyle w:val="OtherTok"/>
-        </w:rPr>
-        <w:t xml:space="preserve">[</w:t>
-      </w:r>
-      <w:r>
-        <w:rPr>
           <w:rStyle w:val="StringTok"/>
         </w:rPr>
         <w:t xml:space="preserve">"47a13c…"</w:t>
-      </w:r>
-      <w:r>
-        <w:rPr>
-          <w:rStyle w:val="OtherTok"/>
-        </w:rPr>
-        <w:t xml:space="preserve">,</w:t>
-      </w:r>
-      <w:r>
-        <w:rPr>
-          <w:rStyle w:val="NormalTok"/>
-        </w:rPr>
-        <w:t xml:space="preserve"> </w:t>
-      </w:r>
-      <w:r>
-        <w:rPr>
-          <w:rStyle w:val="StringTok"/>
-        </w:rPr>
-        <w:t xml:space="preserve">"8b2f01…"</w:t>
-      </w:r>
-      <w:r>
-        <w:rPr>
-          <w:rStyle w:val="OtherTok"/>
-        </w:rPr>
-        <w:t xml:space="preserve">,</w:t>
-      </w:r>
-      <w:r>
-        <w:rPr>
-          <w:rStyle w:val="NormalTok"/>
-        </w:rPr>
-        <w:t xml:space="preserve"> </w:t>
-      </w:r>
-      <w:r>
-        <w:rPr>
-          <w:rStyle w:val="StringTok"/>
-        </w:rPr>
-        <w:t xml:space="preserve">"…"</w:t>
-      </w:r>
-      <w:r>
-        <w:rPr>
-          <w:rStyle w:val="OtherTok"/>
-        </w:rPr>
-        <w:t xml:space="preserve">]</w:t>
       </w:r>
       <w:r>
         <w:rPr>
@@ -33778,7 +34295,7 @@
         <w:rPr>
           <w:rStyle w:val="StringTok"/>
         </w:rPr>
-        <w:t xml:space="preserve">"CDHDMVVERSNZWFJIVOBM34CYLXE4A7UACHD3A6ROI63EYJY43J63WXKV"</w:t>
+        <w:t xml:space="preserve">"CDCSOBEVZUPQZV5GV4D6KYHZCLNGW2KXY74RUHSZ3EZUXF34DPW422ZT"</w:t>
       </w:r>
       <w:r>
         <w:rPr>
@@ -34115,7 +34632,19 @@
         <w:t xml:space="preserve">PaymentEscrow.charge</w:t>
       </w:r>
       <w:r>
-        <w:t xml:space="preserve">. Called once per step by the execution service when on-chain settlement is enabled. The request carries</w:t>
+        <w:t xml:space="preserve">, v1 only: against a v2 escrow it answers 409</w:t>
+      </w:r>
+      <w:r>
+        <w:t xml:space="preserve"> </w:t>
+      </w:r>
+      <w:r>
+        <w:rPr>
+          <w:rStyle w:val="VerbatimChar"/>
+        </w:rPr>
+        <w:t xml:space="preserve">charge_unsupported_on_v2</w:t>
+      </w:r>
+      <w:r>
+        <w:t xml:space="preserve">. It sits behind the operator API key when one is configured, and the execution service does not call it; a run settles once, at its end (§A.1). The request carries</w:t>
       </w:r>
       <w:r>
         <w:t xml:space="preserve"> </w:t>
@@ -34136,7 +34665,34 @@
         <w:rPr>
           <w:rStyle w:val="VerbatimChar"/>
         </w:rPr>
-        <w:t xml:space="preserve">payer</w:t>
+        <w:t xml:space="preserve">amount_usdc</w:t>
+      </w:r>
+      <w:r>
+        <w:t xml:space="preserve"> </w:t>
+      </w:r>
+      <w:r>
+        <w:t xml:space="preserve">and</w:t>
+      </w:r>
+      <w:r>
+        <w:t xml:space="preserve"> </w:t>
+      </w:r>
+      <w:r>
+        <w:rPr>
+          <w:rStyle w:val="VerbatimChar"/>
+        </w:rPr>
+        <w:t xml:space="preserve">job_id_hex</w:t>
+      </w:r>
+      <w:r>
+        <w:t xml:space="preserve">; the response carries the transaction’s</w:t>
+      </w:r>
+      <w:r>
+        <w:t xml:space="preserve"> </w:t>
+      </w:r>
+      <w:r>
+        <w:rPr>
+          <w:rStyle w:val="VerbatimChar"/>
+        </w:rPr>
+        <w:t xml:space="preserve">hash</w:t>
       </w:r>
       <w:r>
         <w:t xml:space="preserve">,</w:t>
@@ -34148,7 +34704,7 @@
         <w:rPr>
           <w:rStyle w:val="VerbatimChar"/>
         </w:rPr>
-        <w:t xml:space="preserve">agent_id</w:t>
+        <w:t xml:space="preserve">status</w:t>
       </w:r>
       <w:r>
         <w:t xml:space="preserve">,</w:t>
@@ -34160,22 +34716,25 @@
         <w:rPr>
           <w:rStyle w:val="VerbatimChar"/>
         </w:rPr>
-        <w:t xml:space="preserve">amount_usdc</w:t>
-      </w:r>
-      <w:r>
-        <w:t xml:space="preserve">, and</w:t>
-      </w:r>
-      <w:r>
-        <w:t xml:space="preserve"> </w:t>
-      </w:r>
-      <w:r>
-        <w:rPr>
-          <w:rStyle w:val="VerbatimChar"/>
-        </w:rPr>
-        <w:t xml:space="preserve">job_id_hex</w:t>
-      </w:r>
-      <w:r>
-        <w:t xml:space="preserve">; the response carries</w:t>
+        <w:t xml:space="preserve">ledger</w:t>
+      </w:r>
+      <w:r>
+        <w:t xml:space="preserve"> </w:t>
+      </w:r>
+      <w:r>
+        <w:t xml:space="preserve">and decoded</w:t>
+      </w:r>
+      <w:r>
+        <w:t xml:space="preserve"> </w:t>
+      </w:r>
+      <w:r>
+        <w:rPr>
+          <w:rStyle w:val="VerbatimChar"/>
+        </w:rPr>
+        <w:t xml:space="preserve">result</w:t>
+      </w:r>
+      <w:r>
+        <w:t xml:space="preserve">, the</w:t>
       </w:r>
       <w:r>
         <w:t xml:space="preserve"> </w:t>
@@ -34190,19 +34749,43 @@
         <w:t xml:space="preserve"> </w:t>
       </w:r>
       <w:r>
-        <w:t xml:space="preserve">and the broadcast</w:t>
-      </w:r>
-      <w:r>
-        <w:t xml:space="preserve"> </w:t>
-      </w:r>
-      <w:r>
-        <w:rPr>
-          <w:rStyle w:val="VerbatimChar"/>
-        </w:rPr>
-        <w:t xml:space="preserve">tx_hash</w:t>
-      </w:r>
-      <w:r>
-        <w:t xml:space="preserve">.</w:t>
+        <w:t xml:space="preserve">(BE@a3dc1f9 · app/routers/stellar.py ·</w:t>
+      </w:r>
+      <w:r>
+        <w:t xml:space="preserve"> </w:t>
+      </w:r>
+      <w:r>
+        <w:rPr>
+          <w:rStyle w:val="VerbatimChar"/>
+        </w:rPr>
+        <w:t xml:space="preserve">ChargeReq</w:t>
+      </w:r>
+      <w:r>
+        <w:t xml:space="preserve">,</w:t>
+      </w:r>
+      <w:r>
+        <w:t xml:space="preserve"> </w:t>
+      </w:r>
+      <w:r>
+        <w:rPr>
+          <w:rStyle w:val="VerbatimChar"/>
+        </w:rPr>
+        <w:t xml:space="preserve">server_charge</w:t>
+      </w:r>
+      <w:r>
+        <w:t xml:space="preserve">; app/stellar/client.py ·</w:t>
+      </w:r>
+      <w:r>
+        <w:t xml:space="preserve"> </w:t>
+      </w:r>
+      <w:r>
+        <w:rPr>
+          <w:rStyle w:val="VerbatimChar"/>
+        </w:rPr>
+        <w:t xml:space="preserve">_finalize_invoke</w:t>
+      </w:r>
+      <w:r>
+        <w:t xml:space="preserve">). On testnet the charge is signed by the backend’s key, which is not the deployed escrow’s settler, so the contract refuses it (§6.1).</w:t>
       </w:r>
     </w:p>
     <w:bookmarkEnd w:id="125"/>
@@ -34235,7 +34818,7 @@
         <w:t xml:space="preserve">AttestationRegistry.seal</w:t>
       </w:r>
       <w:r>
-        <w:t xml:space="preserve">. Called once at workflow completion. Carries</w:t>
+        <w:t xml:space="preserve">, behind the operator API key when one is configured. The execution service seals a run itself, once, after its settlement confirms, and does not call this route (§A.1). Carries</w:t>
       </w:r>
       <w:r>
         <w:t xml:space="preserve"> </w:t>
@@ -34268,7 +34851,7 @@
         <w:rPr>
           <w:rStyle w:val="VerbatimChar"/>
         </w:rPr>
-        <w:t xml:space="preserve">intent_hash</w:t>
+        <w:t xml:space="preserve">intent_hash_hex</w:t>
       </w:r>
       <w:r>
         <w:t xml:space="preserve">,</w:t>
@@ -34292,7 +34875,7 @@
         <w:rPr>
           <w:rStyle w:val="VerbatimChar"/>
         </w:rPr>
-        <w:t xml:space="preserve">receipts[]</w:t>
+        <w:t xml:space="preserve">receipts_hex[]</w:t>
       </w:r>
       <w:r>
         <w:t xml:space="preserve">,</w:t>
@@ -34304,22 +34887,64 @@
         <w:rPr>
           <w:rStyle w:val="VerbatimChar"/>
         </w:rPr>
-        <w:t xml:space="preserve">total_spent</w:t>
-      </w:r>
-      <w:r>
-        <w:t xml:space="preserve">; returns the broadcast</w:t>
-      </w:r>
-      <w:r>
-        <w:t xml:space="preserve"> </w:t>
-      </w:r>
-      <w:r>
-        <w:rPr>
-          <w:rStyle w:val="VerbatimChar"/>
-        </w:rPr>
-        <w:t xml:space="preserve">tx_hash</w:t>
-      </w:r>
-      <w:r>
-        <w:t xml:space="preserve">.</w:t>
+        <w:t xml:space="preserve">total_spent_usdc</w:t>
+      </w:r>
+      <w:r>
+        <w:t xml:space="preserve">; returns the transaction’s</w:t>
+      </w:r>
+      <w:r>
+        <w:t xml:space="preserve"> </w:t>
+      </w:r>
+      <w:r>
+        <w:rPr>
+          <w:rStyle w:val="VerbatimChar"/>
+        </w:rPr>
+        <w:t xml:space="preserve">hash</w:t>
+      </w:r>
+      <w:r>
+        <w:t xml:space="preserve"> </w:t>
+      </w:r>
+      <w:r>
+        <w:t xml:space="preserve">and</w:t>
+      </w:r>
+      <w:r>
+        <w:t xml:space="preserve"> </w:t>
+      </w:r>
+      <w:r>
+        <w:rPr>
+          <w:rStyle w:val="VerbatimChar"/>
+        </w:rPr>
+        <w:t xml:space="preserve">status</w:t>
+      </w:r>
+      <w:r>
+        <w:t xml:space="preserve"> </w:t>
+      </w:r>
+      <w:r>
+        <w:t xml:space="preserve">(BE@a3dc1f9 · app/routers/stellar.py ·</w:t>
+      </w:r>
+      <w:r>
+        <w:t xml:space="preserve"> </w:t>
+      </w:r>
+      <w:r>
+        <w:rPr>
+          <w:rStyle w:val="VerbatimChar"/>
+        </w:rPr>
+        <w:t xml:space="preserve">SealReq</w:t>
+      </w:r>
+      <w:r>
+        <w:t xml:space="preserve">,</w:t>
+      </w:r>
+      <w:r>
+        <w:t xml:space="preserve"> </w:t>
+      </w:r>
+      <w:r>
+        <w:rPr>
+          <w:rStyle w:val="VerbatimChar"/>
+        </w:rPr>
+        <w:t xml:space="preserve">server_seal</w:t>
+      </w:r>
+      <w:r>
+        <w:t xml:space="preserve">).</w:t>
       </w:r>
     </w:p>
     <w:bookmarkEnd w:id="126"/>
@@ -36432,6 +37057,14 @@
         <w:t xml:space="preserve">PaymentEscrow</w:t>
       </w:r>
     </w:p>
+    <w:p>
+      <w:pPr>
+        <w:pStyle w:val="FirstParagraph"/>
+      </w:pPr>
+      <w:r>
+        <w:t xml:space="preserve">The deployed escrow is v1 (SC@88aa554); escrow v2 (SC@dd2d642) is merged but not deployed, and changes the set (contract/payment-escrow/src/lib.rs at each commit).</w:t>
+      </w:r>
+    </w:p>
     <w:tbl>
       <w:tblPr>
         <w:tblStyle w:val="Table"/>
@@ -36550,6 +37183,9 @@
               </w:rPr>
               <w:t xml:space="preserve">authorize()</w:t>
             </w:r>
+            <w:r>
+              <w:t xml:space="preserve">, v1 and v2</w:t>
+            </w:r>
           </w:p>
         </w:tc>
       </w:tr>
@@ -36604,10 +37240,31 @@
               <w:pStyle w:val="Compact"/>
             </w:pPr>
             <w:r>
+              <w:t xml:space="preserve">v1</w:t>
+            </w:r>
+            <w:r>
+              <w:t xml:space="preserve"> </w:t>
+            </w:r>
+            <w:r>
               <w:rPr>
                 <w:rStyle w:val="VerbatimChar"/>
               </w:rPr>
               <w:t xml:space="preserve">charge()</w:t>
+            </w:r>
+            <w:r>
+              <w:t xml:space="preserve">; v2</w:t>
+            </w:r>
+            <w:r>
+              <w:t xml:space="preserve"> </w:t>
+            </w:r>
+            <w:r>
+              <w:rPr>
+                <w:rStyle w:val="VerbatimChar"/>
+              </w:rPr>
+              <w:t xml:space="preserve">settle()</w:t>
+            </w:r>
+            <w:r>
+              <w:t xml:space="preserve">, once per payout</w:t>
             </w:r>
           </w:p>
         </w:tc>
@@ -36638,7 +37295,7 @@
               <w:rPr>
                 <w:rStyle w:val="VerbatimChar"/>
               </w:rPr>
-              <w:t xml:space="preserve">(Symbol("revoked"), auth_id: BytesN&lt;16&gt;)</w:t>
+              <w:t xml:space="preserve">(Symbol("revoked"),)</w:t>
             </w:r>
           </w:p>
         </w:tc>
@@ -36652,21 +37309,222 @@
               <w:rPr>
                 <w:rStyle w:val="VerbatimChar"/>
               </w:rPr>
-              <w:t xml:space="preserve">payer: Address</w:t>
-            </w:r>
-          </w:p>
-        </w:tc>
-        <w:tc>
-          <w:tcPr/>
-          <w:p>
-            <w:pPr>
-              <w:pStyle w:val="Compact"/>
-            </w:pPr>
+              <w:t xml:space="preserve">auth_id: BytesN&lt;16&gt;</w:t>
+            </w:r>
+          </w:p>
+        </w:tc>
+        <w:tc>
+          <w:tcPr/>
+          <w:p>
+            <w:pPr>
+              <w:pStyle w:val="Compact"/>
+            </w:pPr>
+            <w:r>
+              <w:t xml:space="preserve">v1</w:t>
+            </w:r>
+            <w:r>
+              <w:t xml:space="preserve"> </w:t>
+            </w:r>
             <w:r>
               <w:rPr>
                 <w:rStyle w:val="VerbatimChar"/>
               </w:rPr>
               <w:t xml:space="preserve">revoke()</w:t>
+            </w:r>
+          </w:p>
+        </w:tc>
+      </w:tr>
+      <w:tr>
+        <w:tc>
+          <w:tcPr/>
+          <w:p>
+            <w:pPr>
+              <w:pStyle w:val="Compact"/>
+            </w:pPr>
+            <w:r>
+              <w:rPr>
+                <w:b/>
+                <w:bCs/>
+              </w:rPr>
+              <w:t xml:space="preserve">Settled</w:t>
+            </w:r>
+          </w:p>
+        </w:tc>
+        <w:tc>
+          <w:tcPr/>
+          <w:p>
+            <w:pPr>
+              <w:pStyle w:val="Compact"/>
+            </w:pPr>
+            <w:r>
+              <w:rPr>
+                <w:rStyle w:val="VerbatimChar"/>
+              </w:rPr>
+              <w:t xml:space="preserve">(Symbol("settled"),)</w:t>
+            </w:r>
+          </w:p>
+        </w:tc>
+        <w:tc>
+          <w:tcPr/>
+          <w:p>
+            <w:pPr>
+              <w:pStyle w:val="Compact"/>
+            </w:pPr>
+            <w:r>
+              <w:rPr>
+                <w:rStyle w:val="VerbatimChar"/>
+              </w:rPr>
+              <w:t xml:space="preserve">(auth_id: BytesN&lt;16&gt;, job_id: BytesN&lt;16&gt;, sum: i128, returned: i128)</w:t>
+            </w:r>
+          </w:p>
+        </w:tc>
+        <w:tc>
+          <w:tcPr/>
+          <w:p>
+            <w:pPr>
+              <w:pStyle w:val="Compact"/>
+            </w:pPr>
+            <w:r>
+              <w:t xml:space="preserve">v2</w:t>
+            </w:r>
+            <w:r>
+              <w:t xml:space="preserve"> </w:t>
+            </w:r>
+            <w:r>
+              <w:rPr>
+                <w:rStyle w:val="VerbatimChar"/>
+              </w:rPr>
+              <w:t xml:space="preserve">settle()</w:t>
+            </w:r>
+          </w:p>
+        </w:tc>
+      </w:tr>
+      <w:tr>
+        <w:tc>
+          <w:tcPr/>
+          <w:p>
+            <w:pPr>
+              <w:pStyle w:val="Compact"/>
+            </w:pPr>
+            <w:r>
+              <w:rPr>
+                <w:b/>
+                <w:bCs/>
+              </w:rPr>
+              <w:t xml:space="preserve">Reclaimed</w:t>
+            </w:r>
+          </w:p>
+        </w:tc>
+        <w:tc>
+          <w:tcPr/>
+          <w:p>
+            <w:pPr>
+              <w:pStyle w:val="Compact"/>
+            </w:pPr>
+            <w:r>
+              <w:rPr>
+                <w:rStyle w:val="VerbatimChar"/>
+              </w:rPr>
+              <w:t xml:space="preserve">(Symbol("reclaimd"),)</w:t>
+            </w:r>
+          </w:p>
+        </w:tc>
+        <w:tc>
+          <w:tcPr/>
+          <w:p>
+            <w:pPr>
+              <w:pStyle w:val="Compact"/>
+            </w:pPr>
+            <w:r>
+              <w:rPr>
+                <w:rStyle w:val="VerbatimChar"/>
+              </w:rPr>
+              <w:t xml:space="preserve">(auth_id: BytesN&lt;16&gt;, payer: Address, returned: i128)</w:t>
+            </w:r>
+          </w:p>
+        </w:tc>
+        <w:tc>
+          <w:tcPr/>
+          <w:p>
+            <w:pPr>
+              <w:pStyle w:val="Compact"/>
+            </w:pPr>
+            <w:r>
+              <w:t xml:space="preserve">v2</w:t>
+            </w:r>
+            <w:r>
+              <w:t xml:space="preserve"> </w:t>
+            </w:r>
+            <w:r>
+              <w:rPr>
+                <w:rStyle w:val="VerbatimChar"/>
+              </w:rPr>
+              <w:t xml:space="preserve">reclaim()</w:t>
+            </w:r>
+          </w:p>
+        </w:tc>
+      </w:tr>
+      <w:tr>
+        <w:tc>
+          <w:tcPr/>
+          <w:p>
+            <w:pPr>
+              <w:pStyle w:val="Compact"/>
+            </w:pPr>
+            <w:r>
+              <w:rPr>
+                <w:b/>
+                <w:bCs/>
+              </w:rPr>
+              <w:t xml:space="preserve">Settler rotated</w:t>
+            </w:r>
+          </w:p>
+        </w:tc>
+        <w:tc>
+          <w:tcPr/>
+          <w:p>
+            <w:pPr>
+              <w:pStyle w:val="Compact"/>
+            </w:pPr>
+            <w:r>
+              <w:rPr>
+                <w:rStyle w:val="VerbatimChar"/>
+              </w:rPr>
+              <w:t xml:space="preserve">(Symbol("settler"),)</w:t>
+            </w:r>
+          </w:p>
+        </w:tc>
+        <w:tc>
+          <w:tcPr/>
+          <w:p>
+            <w:pPr>
+              <w:pStyle w:val="Compact"/>
+            </w:pPr>
+            <w:r>
+              <w:rPr>
+                <w:rStyle w:val="VerbatimChar"/>
+              </w:rPr>
+              <w:t xml:space="preserve">(old: Address, new_settler: Address)</w:t>
+            </w:r>
+          </w:p>
+        </w:tc>
+        <w:tc>
+          <w:tcPr/>
+          <w:p>
+            <w:pPr>
+              <w:pStyle w:val="Compact"/>
+            </w:pPr>
+            <w:r>
+              <w:t xml:space="preserve">v2</w:t>
+            </w:r>
+            <w:r>
+              <w:t xml:space="preserve"> </w:t>
+            </w:r>
+            <w:r>
+              <w:rPr>
+                <w:rStyle w:val="VerbatimChar"/>
+              </w:rPr>
+              <w:t xml:space="preserve">set_settler()</w:t>
             </w:r>
           </w:p>
         </w:tc>
@@ -36868,66 +37726,48 @@
           </w:p>
         </w:tc>
       </w:tr>
-      <w:tr>
-        <w:tc>
-          <w:tcPr/>
-          <w:p>
-            <w:pPr>
-              <w:pStyle w:val="Compact"/>
-            </w:pPr>
-            <w:r>
-              <w:rPr>
-                <w:b/>
-                <w:bCs/>
-              </w:rPr>
-              <w:t xml:space="preserve">Sealer rotated</w:t>
-            </w:r>
-          </w:p>
-        </w:tc>
-        <w:tc>
-          <w:tcPr/>
-          <w:p>
-            <w:pPr>
-              <w:pStyle w:val="Compact"/>
-            </w:pPr>
-            <w:r>
-              <w:rPr>
-                <w:rStyle w:val="VerbatimChar"/>
-              </w:rPr>
-              <w:t xml:space="preserve">(Symbol("rotated"),)</w:t>
-            </w:r>
-          </w:p>
-        </w:tc>
-        <w:tc>
-          <w:tcPr/>
-          <w:p>
-            <w:pPr>
-              <w:pStyle w:val="Compact"/>
-            </w:pPr>
-            <w:r>
-              <w:rPr>
-                <w:rStyle w:val="VerbatimChar"/>
-              </w:rPr>
-              <w:t xml:space="preserve">new_sealer: Address</w:t>
-            </w:r>
-          </w:p>
-        </w:tc>
-        <w:tc>
-          <w:tcPr/>
-          <w:p>
-            <w:pPr>
-              <w:pStyle w:val="Compact"/>
-            </w:pPr>
-            <w:r>
-              <w:rPr>
-                <w:rStyle w:val="VerbatimChar"/>
-              </w:rPr>
-              <w:t xml:space="preserve">set_sealer()</w:t>
-            </w:r>
-          </w:p>
-        </w:tc>
-      </w:tr>
     </w:tbl>
+    <w:p>
+      <w:pPr>
+        <w:pStyle w:val="BodyText"/>
+      </w:pPr>
+      <w:r>
+        <w:rPr>
+          <w:rStyle w:val="VerbatimChar"/>
+        </w:rPr>
+        <w:t xml:space="preserve">set_sealer()</w:t>
+      </w:r>
+      <w:r>
+        <w:t xml:space="preserve"> </w:t>
+      </w:r>
+      <w:r>
+        <w:t xml:space="preserve">emits no event (SC@dd2d642 · contract/attestation-registry/src/lib.rs ·</w:t>
+      </w:r>
+      <w:r>
+        <w:t xml:space="preserve"> </w:t>
+      </w:r>
+      <w:r>
+        <w:rPr>
+          <w:rStyle w:val="VerbatimChar"/>
+        </w:rPr>
+        <w:t xml:space="preserve">AttestationRegistry::seal</w:t>
+      </w:r>
+      <w:r>
+        <w:t xml:space="preserve">,</w:t>
+      </w:r>
+      <w:r>
+        <w:t xml:space="preserve"> </w:t>
+      </w:r>
+      <w:r>
+        <w:rPr>
+          <w:rStyle w:val="VerbatimChar"/>
+        </w:rPr>
+        <w:t xml:space="preserve">AttestationRegistry::set_sealer</w:t>
+      </w:r>
+      <w:r>
+        <w:t xml:space="preserve">).</w:t>
+      </w:r>
+    </w:p>
     <w:p>
       <w:pPr>
         <w:pStyle w:val="SourceCode"/>
@@ -37490,22 +38330,52 @@
         <w:t xml:space="preserve"> </w:t>
       </w:r>
       <w:r>
-        <w:t xml:space="preserve">The Stellar address that registered an agent and to which</w:t>
-      </w:r>
-      <w:r>
-        <w:t xml:space="preserve"> </w:t>
-      </w:r>
-      <w:r>
-        <w:rPr>
-          <w:rStyle w:val="VerbatimChar"/>
-        </w:rPr>
-        <w:t xml:space="preserve">PaymentEscrow.charge</w:t>
-      </w:r>
-      <w:r>
-        <w:t xml:space="preserve"> </w:t>
-      </w:r>
-      <w:r>
-        <w:t xml:space="preserve">routes the per-step USDC payout. The owner is set at</w:t>
+        <w:t xml:space="preserve">The Stellar address that registered an agent and to which its payouts go: under escrow v2 (merged, not deployed) one</w:t>
+      </w:r>
+      <w:r>
+        <w:t xml:space="preserve"> </w:t>
+      </w:r>
+      <w:r>
+        <w:rPr>
+          <w:rStyle w:val="VerbatimChar"/>
+        </w:rPr>
+        <w:t xml:space="preserve">PaymentEscrow.settle</w:t>
+      </w:r>
+      <w:r>
+        <w:t xml:space="preserve"> </w:t>
+      </w:r>
+      <w:r>
+        <w:t xml:space="preserve">per workflow pays each delivered step’s price to the owner</w:t>
+      </w:r>
+      <w:r>
+        <w:t xml:space="preserve"> </w:t>
+      </w:r>
+      <w:r>
+        <w:rPr>
+          <w:rStyle w:val="VerbatimChar"/>
+        </w:rPr>
+        <w:t xml:space="preserve">AgentRegistry.owner_of</w:t>
+      </w:r>
+      <w:r>
+        <w:t xml:space="preserve"> </w:t>
+      </w:r>
+      <w:r>
+        <w:t xml:space="preserve">names; the deployed v1 escrow’s</w:t>
+      </w:r>
+      <w:r>
+        <w:t xml:space="preserve"> </w:t>
+      </w:r>
+      <w:r>
+        <w:rPr>
+          <w:rStyle w:val="VerbatimChar"/>
+        </w:rPr>
+        <w:t xml:space="preserve">charge</w:t>
+      </w:r>
+      <w:r>
+        <w:t xml:space="preserve"> </w:t>
+      </w:r>
+      <w:r>
+        <w:t xml:space="preserve">names the same owner but cannot complete its transfer on testnet (§6.9). The owner is set at</w:t>
       </w:r>
       <w:r>
         <w:t xml:space="preserve"> </w:t>
@@ -37935,7 +38805,19 @@
         <w:t xml:space="preserve">PaymentEscrow.charge(caller, auth_id, amount, job_id)</w:t>
       </w:r>
       <w:r>
-        <w:t xml:space="preserve">. Step 2 of x402. Settler-only. Validates the envelope, calls</w:t>
+        <w:t xml:space="preserve">, on the deployed v1 escrow only; v2 has no</w:t>
+      </w:r>
+      <w:r>
+        <w:t xml:space="preserve"> </w:t>
+      </w:r>
+      <w:r>
+        <w:rPr>
+          <w:rStyle w:val="VerbatimChar"/>
+        </w:rPr>
+        <w:t xml:space="preserve">charge</w:t>
+      </w:r>
+      <w:r>
+        <w:t xml:space="preserve">. Step 2 of x402 on v1, submitted once per workflow for its total. Settler-only. Validates the envelope, calls</w:t>
       </w:r>
       <w:r>
         <w:t xml:space="preserve"> </w:t>
@@ -39035,7 +39917,7 @@
         <w:t xml:space="preserve">Token::transfer</w:t>
       </w:r>
       <w:r>
-        <w:t xml:space="preserve">. The protocol calls SAC from</w:t>
+        <w:t xml:space="preserve">. The deployed v1 escrow calls it from</w:t>
       </w:r>
       <w:r>
         <w:t xml:space="preserve"> </w:t>
@@ -39050,7 +39932,31 @@
         <w:t xml:space="preserve"> </w:t>
       </w:r>
       <w:r>
-        <w:t xml:space="preserve">to move USDC from buyer to agent owner. See §5.3.</w:t>
+        <w:t xml:space="preserve">to move funds from buyer to agent owner, a transfer that cannot complete on testnet because the charge carries no buyer signature (§6.9). Escrow v2, merged but not deployed, calls it at</w:t>
+      </w:r>
+      <w:r>
+        <w:t xml:space="preserve"> </w:t>
+      </w:r>
+      <w:r>
+        <w:rPr>
+          <w:rStyle w:val="VerbatimChar"/>
+        </w:rPr>
+        <w:t xml:space="preserve">authorize</w:t>
+      </w:r>
+      <w:r>
+        <w:t xml:space="preserve">, to take the buyer’s funds into custody, and at</w:t>
+      </w:r>
+      <w:r>
+        <w:t xml:space="preserve"> </w:t>
+      </w:r>
+      <w:r>
+        <w:rPr>
+          <w:rStyle w:val="VerbatimChar"/>
+        </w:rPr>
+        <w:t xml:space="preserve">settle</w:t>
+      </w:r>
+      <w:r>
+        <w:t xml:space="preserve">, to pay owners and return the rest. See §5.3.</w:t>
       </w:r>
     </w:p>
     <w:p>
@@ -39522,16 +40428,73 @@
         <w:t xml:space="preserve"> </w:t>
       </w:r>
       <w:r>
-        <w:t xml:space="preserve">semantics: authorise once, draw multiple times within the envelope, settle on completion. Implemented on-chain by the</w:t>
-      </w:r>
-      <w:r>
-        <w:t xml:space="preserve"> </w:t>
-      </w:r>
-      <w:r>
-        <w:rPr>
-          <w:rStyle w:val="VerbatimChar"/>
-        </w:rPr>
-        <w:t xml:space="preserve">PaymentEscrow.authorize</w:t>
+        <w:t xml:space="preserve">semantics: authorise once, then settle within the envelope on completion. On the deployed v1 escrow it is</w:t>
+      </w:r>
+      <w:r>
+        <w:t xml:space="preserve"> </w:t>
+      </w:r>
+      <w:r>
+        <w:rPr>
+          <w:rStyle w:val="VerbatimChar"/>
+        </w:rPr>
+        <w:t xml:space="preserve">authorize</w:t>
+      </w:r>
+      <w:r>
+        <w:t xml:space="preserve"> </w:t>
+      </w:r>
+      <w:r>
+        <w:t xml:space="preserve">→ one</w:t>
+      </w:r>
+      <w:r>
+        <w:t xml:space="preserve"> </w:t>
+      </w:r>
+      <w:r>
+        <w:rPr>
+          <w:rStyle w:val="VerbatimChar"/>
+        </w:rPr>
+        <w:t xml:space="preserve">charge</w:t>
+      </w:r>
+      <w:r>
+        <w:t xml:space="preserve"> </w:t>
+      </w:r>
+      <w:r>
+        <w:t xml:space="preserve">for the workflow’s total →</w:t>
+      </w:r>
+      <w:r>
+        <w:t xml:space="preserve"> </w:t>
+      </w:r>
+      <w:r>
+        <w:rPr>
+          <w:rStyle w:val="VerbatimChar"/>
+        </w:rPr>
+        <w:t xml:space="preserve">seal</w:t>
+      </w:r>
+      <w:r>
+        <w:t xml:space="preserve">, and the charge cannot complete on testnet (§6.9); on escrow v2, merged but not deployed, it is</w:t>
+      </w:r>
+      <w:r>
+        <w:t xml:space="preserve"> </w:t>
+      </w:r>
+      <w:r>
+        <w:rPr>
+          <w:rStyle w:val="VerbatimChar"/>
+        </w:rPr>
+        <w:t xml:space="preserve">authorize</w:t>
+      </w:r>
+      <w:r>
+        <w:t xml:space="preserve"> </w:t>
+      </w:r>
+      <w:r>
+        <w:t xml:space="preserve">into custody → one</w:t>
+      </w:r>
+      <w:r>
+        <w:t xml:space="preserve"> </w:t>
+      </w:r>
+      <w:r>
+        <w:rPr>
+          <w:rStyle w:val="VerbatimChar"/>
+        </w:rPr>
+        <w:t xml:space="preserve">settle</w:t>
       </w:r>
       <w:r>
         <w:t xml:space="preserve"> </w:t>
@@ -39546,28 +40509,10 @@
         <w:rPr>
           <w:rStyle w:val="VerbatimChar"/>
         </w:rPr>
-        <w:t xml:space="preserve">charge</w:t>
-      </w:r>
-      <w:r>
-        <w:t xml:space="preserve"> </w:t>
-      </w:r>
-      <w:r>
-        <w:t xml:space="preserve">→</w:t>
-      </w:r>
-      <w:r>
-        <w:t xml:space="preserve"> </w:t>
-      </w:r>
-      <w:r>
-        <w:rPr>
-          <w:rStyle w:val="VerbatimChar"/>
-        </w:rPr>
         <w:t xml:space="preserve">seal</w:t>
       </w:r>
       <w:r>
-        <w:t xml:space="preserve"> </w:t>
-      </w:r>
-      <w:r>
-        <w:t xml:space="preserve">sequence. See §5.3.3, Figure 5.</w:t>
+        <w:t xml:space="preserve">. See §5.3.3, Figure 5.</w:t>
       </w:r>
     </w:p>
     <w:bookmarkEnd w:id="149"/>

--- a/litepaper/Orizon-Agents-Litepaper.docx
+++ b/litepaper/Orizon-Agents-Litepaper.docx
@@ -4255,7 +4255,7 @@
         <w:t xml:space="preserve">settle</w:t>
       </w:r>
       <w:r>
-        <w:t xml:space="preserve">, which has never run because v2 is not deployed (§7.4). That is about 2.4 US cents at USD 0.50 per XLM. The platform pays every one of those fees except the buyer’s</w:t>
+        <w:t xml:space="preserve">, which has never run because v2 is not deployed (§7.4). That is about 2.4 US cents at an assumed USD 0.50 per XLM (an assumption made on 2026-09-29, not a quote). The platform pays every one of those fees except the buyer’s</w:t>
       </w:r>
       <w:r>
         <w:t xml:space="preserve"> </w:t>
@@ -4437,7 +4437,7 @@
         <w:t xml:space="preserve"> </w:t>
       </w:r>
       <w:r>
-        <w:t xml:space="preserve">The four contracts compile to ~26 KB of WASM total. Storage is tiered (</w:t>
+        <w:t xml:space="preserve">The four deployed contracts are 32.7 KB of WASM in total (33,532 bytes, fetched from testnet; §5.3). Storage is tiered (</w:t>
       </w:r>
       <w:r>
         <w:rPr>
@@ -4542,10 +4542,34 @@
           <w:b/>
           <w:bCs/>
         </w:rPr>
-        <w:t xml:space="preserve">charges 1.1 cents per step, finalises in 5 s, and ships with 26 KB of contract code</w:t>
-      </w:r>
-      <w:r>
-        <w:t xml:space="preserve">. Every other chain we evaluated forced a compromise on one of those three numbers.</w:t>
+        <w:t xml:space="preserve">prices a step at 2.8 cents on average, finalises in 5 s, and ships with 33 KB of contract code</w:t>
+      </w:r>
+      <w:r>
+        <w:t xml:space="preserve">. The average is the six kit steps’ seeded prices, 0.024 + 0.009 + 0.018 + 0.054 + 0.052 + 0.011 = 0.168 USDC, divided by six (BE@a3dc1f9 · app/seed.py ·</w:t>
+      </w:r>
+      <w:r>
+        <w:t xml:space="preserve"> </w:t>
+      </w:r>
+      <w:r>
+        <w:rPr>
+          <w:rStyle w:val="VerbatimChar"/>
+        </w:rPr>
+        <w:t xml:space="preserve">_SEED</w:t>
+      </w:r>
+      <w:r>
+        <w:t xml:space="preserve">; app/services/orchestrator_svc.py ·</w:t>
+      </w:r>
+      <w:r>
+        <w:t xml:space="preserve"> </w:t>
+      </w:r>
+      <w:r>
+        <w:rPr>
+          <w:rStyle w:val="VerbatimChar"/>
+        </w:rPr>
+        <w:t xml:space="preserve">_KIT_PIPELINE</w:t>
+      </w:r>
+      <w:r>
+        <w:t xml:space="preserve">). Every other chain we evaluated forced a compromise on one of those three numbers.</w:t>
       </w:r>
     </w:p>
     <w:p>
@@ -14288,7 +14312,7 @@
               <w:jc w:val="center"/>
             </w:pPr>
             <w:r>
-              <w:t xml:space="preserve">7.2 KB</w:t>
+              <w:t xml:space="preserve">7.2 KB (7,335 B)</w:t>
             </w:r>
           </w:p>
         </w:tc>
@@ -14341,7 +14365,7 @@
               <w:jc w:val="center"/>
             </w:pPr>
             <w:r>
-              <w:t xml:space="preserve">9.8 KB</w:t>
+              <w:t xml:space="preserve">9.7 KB (9,953 B)</w:t>
             </w:r>
           </w:p>
         </w:tc>
@@ -14394,7 +14418,7 @@
               <w:jc w:val="center"/>
             </w:pPr>
             <w:r>
-              <w:t xml:space="preserve">5.1 KB</w:t>
+              <w:t xml:space="preserve">5.1 KB (5,192 B)</w:t>
             </w:r>
           </w:p>
         </w:tc>
@@ -14447,7 +14471,7 @@
               <w:jc w:val="center"/>
             </w:pPr>
             <w:r>
-              <w:t xml:space="preserve">5.1 KB</w:t>
+              <w:t xml:space="preserve">10.8 KB (11,052 B)</w:t>
             </w:r>
           </w:p>
         </w:tc>
@@ -14514,6 +14538,83 @@
         </w:tc>
       </w:tr>
     </w:tbl>
+    <w:p>
+      <w:pPr>
+        <w:pStyle w:val="BodyText"/>
+      </w:pPr>
+      <w:r>
+        <w:t xml:space="preserve">The WASM sizes are the code deployed at each address, fetched read-only from testnet with</w:t>
+      </w:r>
+      <w:r>
+        <w:t xml:space="preserve"> </w:t>
+      </w:r>
+      <w:r>
+        <w:rPr>
+          <w:rStyle w:val="VerbatimChar"/>
+        </w:rPr>
+        <w:t xml:space="preserve">stellar contract fetch</w:t>
+      </w:r>
+      <w:r>
+        <w:t xml:space="preserve"> </w:t>
+      </w:r>
+      <w:r>
+        <w:t xml:space="preserve">on 2026-09-29 (1 KB = 1,024 bytes); the four total 33,532 bytes, 32.7 KB. Their sha256 hashes, which are the on-chain WASM hashes, begin</w:t>
+      </w:r>
+      <w:r>
+        <w:t xml:space="preserve"> </w:t>
+      </w:r>
+      <w:r>
+        <w:rPr>
+          <w:rStyle w:val="VerbatimChar"/>
+        </w:rPr>
+        <w:t xml:space="preserve">a56d2db5</w:t>
+      </w:r>
+      <w:r>
+        <w:t xml:space="preserve">,</w:t>
+      </w:r>
+      <w:r>
+        <w:t xml:space="preserve"> </w:t>
+      </w:r>
+      <w:r>
+        <w:rPr>
+          <w:rStyle w:val="VerbatimChar"/>
+        </w:rPr>
+        <w:t xml:space="preserve">d732e8e6</w:t>
+      </w:r>
+      <w:r>
+        <w:t xml:space="preserve">,</w:t>
+      </w:r>
+      <w:r>
+        <w:t xml:space="preserve"> </w:t>
+      </w:r>
+      <w:r>
+        <w:rPr>
+          <w:rStyle w:val="VerbatimChar"/>
+        </w:rPr>
+        <w:t xml:space="preserve">7146c4dc</w:t>
+      </w:r>
+      <w:r>
+        <w:t xml:space="preserve"> </w:t>
+      </w:r>
+      <w:r>
+        <w:t xml:space="preserve">and</w:t>
+      </w:r>
+      <w:r>
+        <w:t xml:space="preserve"> </w:t>
+      </w:r>
+      <w:r>
+        <w:rPr>
+          <w:rStyle w:val="VerbatimChar"/>
+        </w:rPr>
+        <w:t xml:space="preserve">2fc4965a</w:t>
+      </w:r>
+      <w:r>
+        <w:t xml:space="preserve"> </w:t>
+      </w:r>
+      <w:r>
+        <w:t xml:space="preserve">in table order. Escrow v2 is not deployed, and its size is not measured.</w:t>
+      </w:r>
+    </w:p>
     <w:p>
       <w:pPr>
         <w:pStyle w:val="BodyText"/>
@@ -18228,19 +18329,19 @@
         <w:t xml:space="preserve">lto=true</w:t>
       </w:r>
       <w:r>
-        <w:t xml:space="preserve">, panic=abort) are documented in §5.3. The largest,</w:t>
-      </w:r>
-      <w:r>
-        <w:t xml:space="preserve"> </w:t>
-      </w:r>
-      <w:r>
-        <w:rPr>
-          <w:rStyle w:val="VerbatimChar"/>
-        </w:rPr>
-        <w:t xml:space="preserve">PaymentEscrow</w:t>
-      </w:r>
-      <w:r>
-        <w:t xml:space="preserve">, is 9.8 KB; the simplest,</w:t>
+        <w:t xml:space="preserve">, panic=abort) are documented in §5.3. The largest deployed,</w:t>
+      </w:r>
+      <w:r>
+        <w:t xml:space="preserve"> </w:t>
+      </w:r>
+      <w:r>
+        <w:rPr>
+          <w:rStyle w:val="VerbatimChar"/>
+        </w:rPr>
+        <w:t xml:space="preserve">ReputationLedger</w:t>
+      </w:r>
+      <w:r>
+        <w:t xml:space="preserve">, is 10.8 KB; the smallest,</w:t>
       </w:r>
       <w:r>
         <w:t xml:space="preserve"> </w:t>
@@ -29586,7 +29687,7 @@
         <w:t xml:space="preserve">7932846b…9cc2</w:t>
       </w:r>
       <w:r>
-        <w:t xml:space="preserve">, 2026-06-09), which would add about 5.50 XLM a month (1,000 × 54,989 stroops = 54.99 × 10⁶ stroops). At USD 0.50 per XLM, the monthly network cost across 1,000 workflows is therefore about</w:t>
+        <w:t xml:space="preserve">, 2026-06-09), which would add about 5.50 XLM a month (1,000 × 54,989 stroops = 54.99 × 10⁶ stroops). At an assumed USD 0.50 per XLM (an assumption made on 2026-09-29, not a quote), the monthly network cost across 1,000 workflows is therefore about</w:t>
       </w:r>
       <w:r>
         <w:t xml:space="preserve"> </w:t>
@@ -29614,7 +29715,10 @@
         <w:t xml:space="preserve">settle</w:t>
       </w:r>
       <w:r>
-        <w:t xml:space="preserve">, and about USD 27 with a</w:t>
+        <w:t xml:space="preserve"> </w:t>
+      </w:r>
+      <w:r>
+        <w:t xml:space="preserve">(48.43 × 0.50 = 24.21), and about USD 27 with a</w:t>
       </w:r>
       <w:r>
         <w:t xml:space="preserve"> </w:t>
@@ -29641,7 +29745,10 @@
         <w:t xml:space="preserve">charge</w:t>
       </w:r>
       <w:r>
-        <w:t xml:space="preserve">. The agent payouts of ≈ 172 USDC flow entirely through to agent owners; the protocol takes zero margin in v1.</w:t>
+        <w:t xml:space="preserve"> </w:t>
+      </w:r>
+      <w:r>
+        <w:t xml:space="preserve">((48.43 + 5.50) × 0.50 = 26.96). The agent payouts of ≈ 172 USDC flow entirely through to agent owners; the protocol takes zero margin in v1.</w:t>
       </w:r>
     </w:p>
     <w:p>
@@ -29668,7 +29775,22 @@
         <w:t xml:space="preserve">The cost of being a buyer is the agents you hire</w:t>
       </w:r>
       <w:r>
-        <w:t xml:space="preserve">, not infrastructure. A buyer running ten kit workflows a month pays 1.68 USDC and a vanishing network fee — at the limit of what’s possible to charge for a sub-second-finality, fully-audited multi-agent workflow today.</w:t>
+        <w:t xml:space="preserve">, not infrastructure. A buyer running ten kit workflows a month pays 1.68 USDC in agent prices and ten</w:t>
+      </w:r>
+      <w:r>
+        <w:t xml:space="preserve"> </w:t>
+      </w:r>
+      <w:r>
+        <w:rPr>
+          <w:rStyle w:val="VerbatimChar"/>
+        </w:rPr>
+        <w:t xml:space="preserve">authorize</w:t>
+      </w:r>
+      <w:r>
+        <w:t xml:space="preserve"> </w:t>
+      </w:r>
+      <w:r>
+        <w:t xml:space="preserve">fees, about 1.06 XLM (10 × 106,477 stroops), or about USD 0.53 at the assumed USD 0.50 per XLM; the platform pays the rest of the network fees.</w:t>
       </w:r>
     </w:p>
     <w:p>
@@ -29684,10 +29806,13 @@
           <w:b/>
           <w:bCs/>
         </w:rPr>
-        <w:t xml:space="preserve">The cost of operating the protocol is dominated by the inference bill</w:t>
-      </w:r>
-      <w:r>
-        <w:t xml:space="preserve">, not the chain. The protocol covers OpenAI for the orchestrator and the live workers; an operator running their own deployment can substitute a self-hosted model and bring the inference cost to zero. The on-chain footprint stays small.</w:t>
+        <w:t xml:space="preserve">The cost of operating the protocol is the chain plus the inference bill.</w:t>
+      </w:r>
+      <w:r>
+        <w:t xml:space="preserve"> </w:t>
+      </w:r>
+      <w:r>
+        <w:t xml:space="preserve">The chain part is measured above: about USD 24–27 a month for 1,000 workflows at the assumed rate, nearly all of it paid by the platform. The inference part is not measured: the protocol covers OpenAI for the orchestrator and the live workers, and this document states no per-workflow inference cost, so we do not claim which of the two is larger. An operator running their own deployment can substitute a self-hosted model, which moves the inference cost to their own hardware.</w:t>
       </w:r>
     </w:p>
     <w:bookmarkEnd w:id="91"/>
@@ -33963,7 +34088,88 @@
         <w:pStyle w:val="FirstParagraph"/>
       </w:pPr>
       <w:r>
-        <w:t xml:space="preserve">Canonical source of truth for contract IDs and network metadata.</w:t>
+        <w:t xml:space="preserve">Canonical source of truth for contract IDs and network metadata. The response below is the live testnet deployment’s, read on 2026-09-29; its shape is the</w:t>
+      </w:r>
+      <w:r>
+        <w:t xml:space="preserve"> </w:t>
+      </w:r>
+      <w:r>
+        <w:rPr>
+          <w:rStyle w:val="VerbatimChar"/>
+        </w:rPr>
+        <w:t xml:space="preserve">NetworkInfo</w:t>
+      </w:r>
+      <w:r>
+        <w:t xml:space="preserve"> </w:t>
+      </w:r>
+      <w:r>
+        <w:t xml:space="preserve">model on BE main (BE@a3dc1f9 · app/routers/stellar.py ·</w:t>
+      </w:r>
+      <w:r>
+        <w:t xml:space="preserve"> </w:t>
+      </w:r>
+      <w:r>
+        <w:rPr>
+          <w:rStyle w:val="VerbatimChar"/>
+        </w:rPr>
+        <w:t xml:space="preserve">NetworkInfo</w:t>
+      </w:r>
+      <w:r>
+        <w:t xml:space="preserve">,</w:t>
+      </w:r>
+      <w:r>
+        <w:t xml:space="preserve"> </w:t>
+      </w:r>
+      <w:r>
+        <w:rPr>
+          <w:rStyle w:val="VerbatimChar"/>
+        </w:rPr>
+        <w:t xml:space="preserve">network</w:t>
+      </w:r>
+      <w:r>
+        <w:t xml:space="preserve">), with the contract ids nested under</w:t>
+      </w:r>
+      <w:r>
+        <w:t xml:space="preserve"> </w:t>
+      </w:r>
+      <w:r>
+        <w:rPr>
+          <w:rStyle w:val="VerbatimChar"/>
+        </w:rPr>
+        <w:t xml:space="preserve">contracts</w:t>
+      </w:r>
+      <w:r>
+        <w:t xml:space="preserve">.</w:t>
+      </w:r>
+      <w:r>
+        <w:t xml:space="preserve"> </w:t>
+      </w:r>
+      <w:r>
+        <w:rPr>
+          <w:rStyle w:val="VerbatimChar"/>
+        </w:rPr>
+        <w:t xml:space="preserve">dispatch_signer</w:t>
+      </w:r>
+      <w:r>
+        <w:t xml:space="preserve"> </w:t>
+      </w:r>
+      <w:r>
+        <w:t xml:space="preserve">is</w:t>
+      </w:r>
+      <w:r>
+        <w:t xml:space="preserve"> </w:t>
+      </w:r>
+      <w:r>
+        <w:rPr>
+          <w:rStyle w:val="VerbatimChar"/>
+        </w:rPr>
+        <w:t xml:space="preserve">null</w:t>
+      </w:r>
+      <w:r>
+        <w:t xml:space="preserve"> </w:t>
+      </w:r>
+      <w:r>
+        <w:t xml:space="preserve">when no dispatch key is configured.</w:t>
       </w:r>
     </w:p>
     <w:p>
@@ -34022,7 +34228,7 @@
         <w:rPr>
           <w:rStyle w:val="NormalTok"/>
         </w:rPr>
-        <w:t xml:space="preserve">          </w:t>
+        <w:t xml:space="preserve"> </w:t>
       </w:r>
       <w:r>
         <w:rPr>
@@ -34049,6 +34255,45 @@
         <w:rPr>
           <w:rStyle w:val="DataTypeTok"/>
         </w:rPr>
+        <w:t xml:space="preserve">"rpc_url"</w:t>
+      </w:r>
+      <w:r>
+        <w:rPr>
+          <w:rStyle w:val="FunctionTok"/>
+        </w:rPr>
+        <w:t xml:space="preserve">:</w:t>
+      </w:r>
+      <w:r>
+        <w:rPr>
+          <w:rStyle w:val="NormalTok"/>
+        </w:rPr>
+        <w:t xml:space="preserve"> </w:t>
+      </w:r>
+      <w:r>
+        <w:rPr>
+          <w:rStyle w:val="StringTok"/>
+        </w:rPr>
+        <w:t xml:space="preserve">"https://soroban-testnet.stellar.org"</w:t>
+      </w:r>
+      <w:r>
+        <w:rPr>
+          <w:rStyle w:val="FunctionTok"/>
+        </w:rPr>
+        <w:t xml:space="preserve">,</w:t>
+      </w:r>
+      <w:r>
+        <w:br/>
+      </w:r>
+      <w:r>
+        <w:rPr>
+          <w:rStyle w:val="NormalTok"/>
+        </w:rPr>
+        <w:t xml:space="preserve">  </w:t>
+      </w:r>
+      <w:r>
+        <w:rPr>
+          <w:rStyle w:val="DataTypeTok"/>
+        </w:rPr>
         <w:t xml:space="preserve">"network_passphrase"</w:t>
       </w:r>
       <w:r>
@@ -34088,7 +34333,7 @@
         <w:rPr>
           <w:rStyle w:val="DataTypeTok"/>
         </w:rPr>
-        <w:t xml:space="preserve">"rpc_url"</w:t>
+        <w:t xml:space="preserve">"admin"</w:t>
       </w:r>
       <w:r>
         <w:rPr>
@@ -34100,13 +34345,13 @@
         <w:rPr>
           <w:rStyle w:val="NormalTok"/>
         </w:rPr>
-        <w:t xml:space="preserve">          </w:t>
+        <w:t xml:space="preserve"> </w:t>
       </w:r>
       <w:r>
         <w:rPr>
           <w:rStyle w:val="StringTok"/>
         </w:rPr>
-        <w:t xml:space="preserve">"https://soroban-testnet.stellar.org"</w:t>
+        <w:t xml:space="preserve">"GA7AI5TAJEZA27I666DSJC4MUJYBEWUYNNZWPU7R2ONA7IZQVO6R5OQV"</w:t>
       </w:r>
       <w:r>
         <w:rPr>
@@ -34127,7 +34372,7 @@
         <w:rPr>
           <w:rStyle w:val="DataTypeTok"/>
         </w:rPr>
-        <w:t xml:space="preserve">"admin"</w:t>
+        <w:t xml:space="preserve">"dispatch_signer"</w:t>
       </w:r>
       <w:r>
         <w:rPr>
@@ -34139,13 +34384,13 @@
         <w:rPr>
           <w:rStyle w:val="NormalTok"/>
         </w:rPr>
-        <w:t xml:space="preserve">            </w:t>
+        <w:t xml:space="preserve"> </w:t>
       </w:r>
       <w:r>
         <w:rPr>
           <w:rStyle w:val="StringTok"/>
         </w:rPr>
-        <w:t xml:space="preserve">"GA7AI5TAJEZA27I666DSJC4MUJYBEWUYNNZWPU7R2ONA7IZQVO6R5OQV"</w:t>
+        <w:t xml:space="preserve">"GB5MKHDFLJZ6OFPAHM7R4HGBUPFV5PZYL3W27VTIUZZ25JMQSDZBKCMR"</w:t>
       </w:r>
       <w:r>
         <w:rPr>
@@ -34166,6 +34411,117 @@
         <w:rPr>
           <w:rStyle w:val="DataTypeTok"/>
         </w:rPr>
+        <w:t xml:space="preserve">"asset"</w:t>
+      </w:r>
+      <w:r>
+        <w:rPr>
+          <w:rStyle w:val="FunctionTok"/>
+        </w:rPr>
+        <w:t xml:space="preserve">:</w:t>
+      </w:r>
+      <w:r>
+        <w:rPr>
+          <w:rStyle w:val="NormalTok"/>
+        </w:rPr>
+        <w:t xml:space="preserve"> </w:t>
+      </w:r>
+      <w:r>
+        <w:rPr>
+          <w:rStyle w:val="StringTok"/>
+        </w:rPr>
+        <w:t xml:space="preserve">"native"</w:t>
+      </w:r>
+      <w:r>
+        <w:rPr>
+          <w:rStyle w:val="FunctionTok"/>
+        </w:rPr>
+        <w:t xml:space="preserve">,</w:t>
+      </w:r>
+      <w:r>
+        <w:br/>
+      </w:r>
+      <w:r>
+        <w:rPr>
+          <w:rStyle w:val="NormalTok"/>
+        </w:rPr>
+        <w:t xml:space="preserve">  </w:t>
+      </w:r>
+      <w:r>
+        <w:rPr>
+          <w:rStyle w:val="DataTypeTok"/>
+        </w:rPr>
+        <w:t xml:space="preserve">"asset_sac"</w:t>
+      </w:r>
+      <w:r>
+        <w:rPr>
+          <w:rStyle w:val="FunctionTok"/>
+        </w:rPr>
+        <w:t xml:space="preserve">:</w:t>
+      </w:r>
+      <w:r>
+        <w:rPr>
+          <w:rStyle w:val="NormalTok"/>
+        </w:rPr>
+        <w:t xml:space="preserve"> </w:t>
+      </w:r>
+      <w:r>
+        <w:rPr>
+          <w:rStyle w:val="StringTok"/>
+        </w:rPr>
+        <w:t xml:space="preserve">"CDLZFC3SYJYDZT7K67VZ75HPJVIEUVNIXF47ZG2FB2RMQQVU2HHGCYSC"</w:t>
+      </w:r>
+      <w:r>
+        <w:rPr>
+          <w:rStyle w:val="FunctionTok"/>
+        </w:rPr>
+        <w:t xml:space="preserve">,</w:t>
+      </w:r>
+      <w:r>
+        <w:br/>
+      </w:r>
+      <w:r>
+        <w:rPr>
+          <w:rStyle w:val="NormalTok"/>
+        </w:rPr>
+        <w:t xml:space="preserve">  </w:t>
+      </w:r>
+      <w:r>
+        <w:rPr>
+          <w:rStyle w:val="DataTypeTok"/>
+        </w:rPr>
+        <w:t xml:space="preserve">"contracts"</w:t>
+      </w:r>
+      <w:r>
+        <w:rPr>
+          <w:rStyle w:val="FunctionTok"/>
+        </w:rPr>
+        <w:t xml:space="preserve">:</w:t>
+      </w:r>
+      <w:r>
+        <w:rPr>
+          <w:rStyle w:val="NormalTok"/>
+        </w:rPr>
+        <w:t xml:space="preserve"> </w:t>
+      </w:r>
+      <w:r>
+        <w:rPr>
+          <w:rStyle w:val="FunctionTok"/>
+        </w:rPr>
+        <w:t xml:space="preserve">{</w:t>
+      </w:r>
+      <w:r>
+        <w:br/>
+      </w:r>
+      <w:r>
+        <w:rPr>
+          <w:rStyle w:val="NormalTok"/>
+        </w:rPr>
+        <w:t xml:space="preserve">    </w:t>
+      </w:r>
+      <w:r>
+        <w:rPr>
+          <w:rStyle w:val="DataTypeTok"/>
+        </w:rPr>
         <w:t xml:space="preserve">"agent_registry"</w:t>
       </w:r>
       <w:r>
@@ -34178,7 +34534,7 @@
         <w:rPr>
           <w:rStyle w:val="NormalTok"/>
         </w:rPr>
-        <w:t xml:space="preserve">      </w:t>
+        <w:t xml:space="preserve"> </w:t>
       </w:r>
       <w:r>
         <w:rPr>
@@ -34199,142 +34555,124 @@
         <w:rPr>
           <w:rStyle w:val="NormalTok"/>
         </w:rPr>
+        <w:t xml:space="preserve">    </w:t>
+      </w:r>
+      <w:r>
+        <w:rPr>
+          <w:rStyle w:val="DataTypeTok"/>
+        </w:rPr>
+        <w:t xml:space="preserve">"reputation_ledger"</w:t>
+      </w:r>
+      <w:r>
+        <w:rPr>
+          <w:rStyle w:val="FunctionTok"/>
+        </w:rPr>
+        <w:t xml:space="preserve">:</w:t>
+      </w:r>
+      <w:r>
+        <w:rPr>
+          <w:rStyle w:val="NormalTok"/>
+        </w:rPr>
+        <w:t xml:space="preserve"> </w:t>
+      </w:r>
+      <w:r>
+        <w:rPr>
+          <w:rStyle w:val="StringTok"/>
+        </w:rPr>
+        <w:t xml:space="preserve">"CDCSOBEVZUPQZV5GV4D6KYHZCLNGW2KXY74RUHSZ3EZUXF34DPW422ZT"</w:t>
+      </w:r>
+      <w:r>
+        <w:rPr>
+          <w:rStyle w:val="FunctionTok"/>
+        </w:rPr>
+        <w:t xml:space="preserve">,</w:t>
+      </w:r>
+      <w:r>
+        <w:br/>
+      </w:r>
+      <w:r>
+        <w:rPr>
+          <w:rStyle w:val="NormalTok"/>
+        </w:rPr>
+        <w:t xml:space="preserve">    </w:t>
+      </w:r>
+      <w:r>
+        <w:rPr>
+          <w:rStyle w:val="DataTypeTok"/>
+        </w:rPr>
+        <w:t xml:space="preserve">"payment_escrow"</w:t>
+      </w:r>
+      <w:r>
+        <w:rPr>
+          <w:rStyle w:val="FunctionTok"/>
+        </w:rPr>
+        <w:t xml:space="preserve">:</w:t>
+      </w:r>
+      <w:r>
+        <w:rPr>
+          <w:rStyle w:val="NormalTok"/>
+        </w:rPr>
+        <w:t xml:space="preserve"> </w:t>
+      </w:r>
+      <w:r>
+        <w:rPr>
+          <w:rStyle w:val="StringTok"/>
+        </w:rPr>
+        <w:t xml:space="preserve">"CBJPTMAPMGODGZCZ2IMEQSRUX3WGUXNMKDTNN2KMJ3NFGYZ5OJ5525PI"</w:t>
+      </w:r>
+      <w:r>
+        <w:rPr>
+          <w:rStyle w:val="FunctionTok"/>
+        </w:rPr>
+        <w:t xml:space="preserve">,</w:t>
+      </w:r>
+      <w:r>
+        <w:br/>
+      </w:r>
+      <w:r>
+        <w:rPr>
+          <w:rStyle w:val="NormalTok"/>
+        </w:rPr>
+        <w:t xml:space="preserve">    </w:t>
+      </w:r>
+      <w:r>
+        <w:rPr>
+          <w:rStyle w:val="DataTypeTok"/>
+        </w:rPr>
+        <w:t xml:space="preserve">"attestation_registry"</w:t>
+      </w:r>
+      <w:r>
+        <w:rPr>
+          <w:rStyle w:val="FunctionTok"/>
+        </w:rPr>
+        <w:t xml:space="preserve">:</w:t>
+      </w:r>
+      <w:r>
+        <w:rPr>
+          <w:rStyle w:val="NormalTok"/>
+        </w:rPr>
+        <w:t xml:space="preserve"> </w:t>
+      </w:r>
+      <w:r>
+        <w:rPr>
+          <w:rStyle w:val="StringTok"/>
+        </w:rPr>
+        <w:t xml:space="preserve">"CBYUZKOET43UXTBXZUJIBBJW5ODGD2J2AZVVXCR3QONGOCAHOXQQHEGK"</w:t>
+      </w:r>
+      <w:r>
+        <w:br/>
+      </w:r>
+      <w:r>
+        <w:rPr>
+          <w:rStyle w:val="NormalTok"/>
+        </w:rPr>
         <w:t xml:space="preserve">  </w:t>
       </w:r>
       <w:r>
         <w:rPr>
-          <w:rStyle w:val="DataTypeTok"/>
-        </w:rPr>
-        <w:t xml:space="preserve">"payment_escrow"</w:t>
-      </w:r>
-      <w:r>
-        <w:rPr>
           <w:rStyle w:val="FunctionTok"/>
         </w:rPr>
-        <w:t xml:space="preserve">:</w:t>
-      </w:r>
-      <w:r>
-        <w:rPr>
-          <w:rStyle w:val="NormalTok"/>
-        </w:rPr>
-        <w:t xml:space="preserve">      </w:t>
-      </w:r>
-      <w:r>
-        <w:rPr>
-          <w:rStyle w:val="StringTok"/>
-        </w:rPr>
-        <w:t xml:space="preserve">"CBJPTMAPMGODGZCZ2IMEQSRUX3WGUXNMKDTNN2KMJ3NFGYZ5OJ5525PI"</w:t>
-      </w:r>
-      <w:r>
-        <w:rPr>
-          <w:rStyle w:val="FunctionTok"/>
-        </w:rPr>
-        <w:t xml:space="preserve">,</w:t>
-      </w:r>
-      <w:r>
-        <w:br/>
-      </w:r>
-      <w:r>
-        <w:rPr>
-          <w:rStyle w:val="NormalTok"/>
-        </w:rPr>
-        <w:t xml:space="preserve">  </w:t>
-      </w:r>
-      <w:r>
-        <w:rPr>
-          <w:rStyle w:val="DataTypeTok"/>
-        </w:rPr>
-        <w:t xml:space="preserve">"attestation_registry"</w:t>
-      </w:r>
-      <w:r>
-        <w:rPr>
-          <w:rStyle w:val="FunctionTok"/>
-        </w:rPr>
-        <w:t xml:space="preserve">:</w:t>
-      </w:r>
-      <w:r>
-        <w:rPr>
-          <w:rStyle w:val="StringTok"/>
-        </w:rPr>
-        <w:t xml:space="preserve">"CBYUZKOET43UXTBXZUJIBBJW5ODGD2J2AZVVXCR3QONGOCAHOXQQHEGK"</w:t>
-      </w:r>
-      <w:r>
-        <w:rPr>
-          <w:rStyle w:val="FunctionTok"/>
-        </w:rPr>
-        <w:t xml:space="preserve">,</w:t>
-      </w:r>
-      <w:r>
-        <w:br/>
-      </w:r>
-      <w:r>
-        <w:rPr>
-          <w:rStyle w:val="NormalTok"/>
-        </w:rPr>
-        <w:t xml:space="preserve">  </w:t>
-      </w:r>
-      <w:r>
-        <w:rPr>
-          <w:rStyle w:val="DataTypeTok"/>
-        </w:rPr>
-        <w:t xml:space="preserve">"reputation_ledger"</w:t>
-      </w:r>
-      <w:r>
-        <w:rPr>
-          <w:rStyle w:val="FunctionTok"/>
-        </w:rPr>
-        <w:t xml:space="preserve">:</w:t>
-      </w:r>
-      <w:r>
-        <w:rPr>
-          <w:rStyle w:val="NormalTok"/>
-        </w:rPr>
-        <w:t xml:space="preserve">   </w:t>
-      </w:r>
-      <w:r>
-        <w:rPr>
-          <w:rStyle w:val="StringTok"/>
-        </w:rPr>
-        <w:t xml:space="preserve">"CDCSOBEVZUPQZV5GV4D6KYHZCLNGW2KXY74RUHSZ3EZUXF34DPW422ZT"</w:t>
-      </w:r>
-      <w:r>
-        <w:rPr>
-          <w:rStyle w:val="FunctionTok"/>
-        </w:rPr>
-        <w:t xml:space="preserve">,</w:t>
-      </w:r>
-      <w:r>
-        <w:br/>
-      </w:r>
-      <w:r>
-        <w:rPr>
-          <w:rStyle w:val="NormalTok"/>
-        </w:rPr>
-        <w:t xml:space="preserve">  </w:t>
-      </w:r>
-      <w:r>
-        <w:rPr>
-          <w:rStyle w:val="DataTypeTok"/>
-        </w:rPr>
-        <w:t xml:space="preserve">"asset_sac"</w:t>
-      </w:r>
-      <w:r>
-        <w:rPr>
-          <w:rStyle w:val="FunctionTok"/>
-        </w:rPr>
-        <w:t xml:space="preserve">:</w:t>
-      </w:r>
-      <w:r>
-        <w:rPr>
-          <w:rStyle w:val="NormalTok"/>
-        </w:rPr>
-        <w:t xml:space="preserve">           </w:t>
-      </w:r>
-      <w:r>
-        <w:rPr>
-          <w:rStyle w:val="StringTok"/>
-        </w:rPr>
-        <w:t xml:space="preserve">"CDLZFC3SYJYDZT7K67VZ75HPJVIEUVNIXF47ZG2FB2RMQQVU2HHGCYSC"</w:t>
+        <w:t xml:space="preserve">}</w:t>
       </w:r>
       <w:r>
         <w:br/>

--- a/litepaper/Orizon-Agents-Litepaper.docx
+++ b/litepaper/Orizon-Agents-Litepaper.docx
@@ -23,7 +23,7 @@
         <w:pStyle w:val="Date"/>
       </w:pPr>
       <w:r>
-        <w:t xml:space="preserve">2026-09-29</w:t>
+        <w:t xml:space="preserve">2026-09-30</w:t>
       </w:r>
     </w:p>
     <w:bookmarkStart w:id="24" w:name="the-orizon-agents-protocol-litepaper"/>
@@ -91,7 +91,7 @@
         <w:t xml:space="preserve"> </w:t>
       </w:r>
       <w:r>
-        <w:t xml:space="preserve">2026-09-29</w:t>
+        <w:t xml:space="preserve">2026-09-30</w:t>
       </w:r>
       <w:r>
         <w:t xml:space="preserve"> </w:t>
@@ -2310,7 +2310,82 @@
         <w:t xml:space="preserve"> </w:t>
       </w:r>
       <w:r>
-        <w:t xml:space="preserve">operation grants an escrow contract the right to draw up to a maximum amount, for a single workflow, before an expiry. The protocol then pays the agents without re-prompting the user. That payment is not live on testnet: the deployed escrow’s</w:t>
+        <w:t xml:space="preserve">operation grants an escrow contract the right to draw up to a maximum amount, for a single workflow, before an expiry. The protocol then pays the agents without re-prompting the user. That payment has been live on testnet since 2026-09-30, when escrow v2 was deployed: it takes the funds into custody at</w:t>
+      </w:r>
+      <w:r>
+        <w:t xml:space="preserve"> </w:t>
+      </w:r>
+      <w:r>
+        <w:rPr>
+          <w:rStyle w:val="VerbatimChar"/>
+        </w:rPr>
+        <w:t xml:space="preserve">authorize</w:t>
+      </w:r>
+      <w:r>
+        <w:t xml:space="preserve"> </w:t>
+      </w:r>
+      <w:r>
+        <w:t xml:space="preserve">and, in one</w:t>
+      </w:r>
+      <w:r>
+        <w:t xml:space="preserve"> </w:t>
+      </w:r>
+      <w:r>
+        <w:rPr>
+          <w:rStyle w:val="VerbatimChar"/>
+        </w:rPr>
+        <w:t xml:space="preserve">settle</w:t>
+      </w:r>
+      <w:r>
+        <w:t xml:space="preserve">, pays each delivered step to its agent’s owner and returns the rest to the buyer (§6.8, §6.9; SC@dd2d642 · contract/payment-escrow/src/lib.rs ·</w:t>
+      </w:r>
+      <w:r>
+        <w:t xml:space="preserve"> </w:t>
+      </w:r>
+      <w:r>
+        <w:rPr>
+          <w:rStyle w:val="VerbatimChar"/>
+        </w:rPr>
+        <w:t xml:space="preserve">PaymentEscrow::authorize</w:t>
+      </w:r>
+      <w:r>
+        <w:t xml:space="preserve">,</w:t>
+      </w:r>
+      <w:r>
+        <w:t xml:space="preserve"> </w:t>
+      </w:r>
+      <w:r>
+        <w:rPr>
+          <w:rStyle w:val="VerbatimChar"/>
+        </w:rPr>
+        <w:t xml:space="preserve">PaymentEscrow::settle</w:t>
+      </w:r>
+      <w:r>
+        <w:t xml:space="preserve">; SC@06dc139 · addresses.json ·</w:t>
+      </w:r>
+      <w:r>
+        <w:t xml:space="preserve"> </w:t>
+      </w:r>
+      <w:r>
+        <w:rPr>
+          <w:rStyle w:val="VerbatimChar"/>
+        </w:rPr>
+        <w:t xml:space="preserve">payment_escrow_v2</w:t>
+      </w:r>
+      <w:r>
+        <w:t xml:space="preserve">). Its first settle is testnet tx</w:t>
+      </w:r>
+      <w:r>
+        <w:t xml:space="preserve"> </w:t>
+      </w:r>
+      <w:r>
+        <w:rPr>
+          <w:rStyle w:val="VerbatimChar"/>
+        </w:rPr>
+        <w:t xml:space="preserve">f0674419992bdf30cf730139e54e4cdd985e32b43ee15c91733e08424a8d1235</w:t>
+      </w:r>
+      <w:r>
+        <w:t xml:space="preserve">, a disclosed team run. The first escrow, v1, could not pay: its</w:t>
       </w:r>
       <w:r>
         <w:t xml:space="preserve"> </w:t>
@@ -2325,58 +2400,7 @@
         <w:t xml:space="preserve"> </w:t>
       </w:r>
       <w:r>
-        <w:t xml:space="preserve">cannot move the buyer’s funds on the settler’s signature alone, so no workflow has settled through it. Escrow v2, merged but not deployed, takes the funds into custody at</w:t>
-      </w:r>
-      <w:r>
-        <w:t xml:space="preserve"> </w:t>
-      </w:r>
-      <w:r>
-        <w:rPr>
-          <w:rStyle w:val="VerbatimChar"/>
-        </w:rPr>
-        <w:t xml:space="preserve">authorize</w:t>
-      </w:r>
-      <w:r>
-        <w:t xml:space="preserve"> </w:t>
-      </w:r>
-      <w:r>
-        <w:t xml:space="preserve">and, in one</w:t>
-      </w:r>
-      <w:r>
-        <w:t xml:space="preserve"> </w:t>
-      </w:r>
-      <w:r>
-        <w:rPr>
-          <w:rStyle w:val="VerbatimChar"/>
-        </w:rPr>
-        <w:t xml:space="preserve">settle</w:t>
-      </w:r>
-      <w:r>
-        <w:t xml:space="preserve">, pays each delivered step to its agent’s owner and returns the rest to the buyer (§6.8, §6.9; SC@dd2d642 · contract/payment-escrow/src/lib.rs ·</w:t>
-      </w:r>
-      <w:r>
-        <w:t xml:space="preserve"> </w:t>
-      </w:r>
-      <w:r>
-        <w:rPr>
-          <w:rStyle w:val="VerbatimChar"/>
-        </w:rPr>
-        <w:t xml:space="preserve">PaymentEscrow::authorize</w:t>
-      </w:r>
-      <w:r>
-        <w:t xml:space="preserve">,</w:t>
-      </w:r>
-      <w:r>
-        <w:t xml:space="preserve"> </w:t>
-      </w:r>
-      <w:r>
-        <w:rPr>
-          <w:rStyle w:val="VerbatimChar"/>
-        </w:rPr>
-        <w:t xml:space="preserve">PaymentEscrow::settle</w:t>
-      </w:r>
-      <w:r>
-        <w:t xml:space="preserve">).</w:t>
+        <w:t xml:space="preserve">cannot move the buyer’s funds on the settler’s signature alone, so no workflow settled through it.</w:t>
       </w:r>
     </w:p>
     <w:p>
@@ -2741,7 +2765,7 @@
         <w:t xml:space="preserve"> </w:t>
       </w:r>
       <w:r>
-        <w:t xml:space="preserve">accumulates ratings per agent. The scorer, which is the platform’s signing key and not the deployed escrow’s settler, submits one rating per step of a paid run; a replay guard keyed by</w:t>
+        <w:t xml:space="preserve">accumulates ratings per agent. The scorer, which is the platform’s signing key and, since 2026-09-30, also the escrow’s settler, submits one rating per step of a paid run; a replay guard keyed by</w:t>
       </w:r>
       <w:r>
         <w:t xml:space="preserve"> </w:t>
@@ -3853,20 +3877,7 @@
               <w:t xml:space="preserve">Live on testnet</w:t>
             </w:r>
             <w:r>
-              <w:t xml:space="preserve">: registration and reputation routing (§6.3, §6.7).</w:t>
-            </w:r>
-            <w:r>
-              <w:t xml:space="preserve"> </w:t>
-            </w:r>
-            <w:r>
-              <w:rPr>
-                <w:b/>
-                <w:bCs/>
-              </w:rPr>
-              <w:t xml:space="preserve">Merged, not deployed</w:t>
-            </w:r>
-            <w:r>
-              <w:t xml:space="preserve">: escrow v2, without which no dispute window opens on testnet (§6.8)</w:t>
+              <w:t xml:space="preserve">: registration and reputation routing (§6.3, §6.7); since 2026-09-30, escrow v2 settlement and the dispute window, with refunds switched on (§6.8)</w:t>
             </w:r>
           </w:p>
         </w:tc>
@@ -4164,7 +4175,7 @@
         <w:t xml:space="preserve"> </w:t>
       </w:r>
       <w:r>
-        <w:t xml:space="preserve">for the workflow’s total on the deployed v1), one</w:t>
+        <w:t xml:space="preserve">for the workflow’s total on the retired v1), one</w:t>
       </w:r>
       <w:r>
         <w:t xml:space="preserve"> </w:t>
@@ -4237,13 +4248,13 @@
           <w:b/>
           <w:bCs/>
         </w:rPr>
-        <w:t xml:space="preserve">0.048 XLM</w:t>
-      </w:r>
-      <w:r>
-        <w:t xml:space="preserve"> </w:t>
-      </w:r>
-      <w:r>
-        <w:t xml:space="preserve">for the eight of those nine whose cost has been observed, before</w:t>
+        <w:t xml:space="preserve">0.127 XLM</w:t>
+      </w:r>
+      <w:r>
+        <w:t xml:space="preserve"> </w:t>
+      </w:r>
+      <w:r>
+        <w:t xml:space="preserve">for all nine, of which the</w:t>
       </w:r>
       <w:r>
         <w:t xml:space="preserve"> </w:t>
@@ -4255,7 +4266,10 @@
         <w:t xml:space="preserve">settle</w:t>
       </w:r>
       <w:r>
-        <w:t xml:space="preserve">, which has never run because v2 is not deployed (§7.4). That is about 2.4 US cents at an assumed USD 0.50 per XLM (an assumption made on 2026-09-29, not a quote). The platform pays every one of those fees except the buyer’s</w:t>
+        <w:t xml:space="preserve"> </w:t>
+      </w:r>
+      <w:r>
+        <w:t xml:space="preserve">is about 0.079 XLM, the mean of the first three escrow v2 settles on 2026-09-30 (§7.4). That is about 6.4 US cents at an assumed USD 0.50 per XLM (an assumption made on 2026-09-29, not a quote). The platform pays every one of those fees except the buyer’s</w:t>
       </w:r>
       <w:r>
         <w:t xml:space="preserve"> </w:t>
@@ -4337,7 +4351,7 @@
         <w:t xml:space="preserve"> </w:t>
       </w:r>
       <w:r>
-        <w:t xml:space="preserve">directly — one cross-contract hop. In the deployed v1 escrow that call sits in</w:t>
+        <w:t xml:space="preserve">directly — one cross-contract hop. In the v1 escrow that call sits in</w:t>
       </w:r>
       <w:r>
         <w:t xml:space="preserve"> </w:t>
@@ -4352,7 +4366,7 @@
         <w:t xml:space="preserve"> </w:t>
       </w:r>
       <w:r>
-        <w:t xml:space="preserve">and cannot complete, because the transfer needs the buyer’s signature and the charge transaction carries only the settler’s; escrow v2, merged but not deployed, makes the transfer inside the buyer-signed</w:t>
+        <w:t xml:space="preserve">and cannot complete, because the transfer needs the buyer’s signature and the charge transaction carries only the settler’s; escrow v2, live on testnet since 2026-09-30, makes the transfer inside the buyer-signed</w:t>
       </w:r>
       <w:r>
         <w:t xml:space="preserve"> </w:t>
@@ -13558,7 +13572,7 @@
         <w:t xml:space="preserve"> </w:t>
       </w:r>
       <w:r>
-        <w:t xml:space="preserve">under escrow v2, one</w:t>
+        <w:t xml:space="preserve">under escrow v2, the live testnet escrow since 2026-09-30, and one</w:t>
       </w:r>
       <w:r>
         <w:t xml:space="preserve"> </w:t>
@@ -13573,7 +13587,7 @@
         <w:t xml:space="preserve"> </w:t>
       </w:r>
       <w:r>
-        <w:t xml:space="preserve">for the workflow’s total on the deployed v1, which cannot complete on testnet (§6.9). A failed step is never billed, so a buyer pays for value that arrived, never for value that didn’t (BE@a3dc1f9 · app/services/execution_svc.py ·</w:t>
+        <w:t xml:space="preserve">for the workflow’s total on the retired v1, which cannot complete (§6.9). A failed step is never billed, so a buyer pays for value that arrived, never for value that didn’t (BE@a3dc1f9 · app/services/execution_svc.py ·</w:t>
       </w:r>
       <w:r>
         <w:t xml:space="preserve"> </w:t>
@@ -14209,7 +14223,7 @@
         <w:t xml:space="preserve"> </w:t>
       </w:r>
       <w:r>
-        <w:t xml:space="preserve">are four lean Rust Soroban modules.</w:t>
+        <w:t xml:space="preserve">are four lean Rust Soroban modules. The escrow is deployed in two versions: v2 is the one the backend settles through, and v1 is kept as history.</w:t>
       </w:r>
     </w:p>
     <w:tbl>
@@ -14341,6 +14355,12 @@
               </w:rPr>
               <w:t xml:space="preserve">PaymentEscrow</w:t>
             </w:r>
+            <w:r>
+              <w:t xml:space="preserve"> </w:t>
+            </w:r>
+            <w:r>
+              <w:t xml:space="preserve">v1 (retired)</w:t>
+            </w:r>
           </w:p>
         </w:tc>
         <w:tc>
@@ -14376,7 +14396,7 @@
               <w:pStyle w:val="Compact"/>
             </w:pPr>
             <w:r>
-              <w:t xml:space="preserve">x402 authorize → charge → receipt flow; calls registry + SAC</w:t>
+              <w:t xml:space="preserve">x402 authorize → charge → receipt flow, whose charge cannot complete (D-039); still deployed, no longer used</w:t>
             </w:r>
           </w:p>
         </w:tc>
@@ -14495,6 +14515,65 @@
               <w:pStyle w:val="Compact"/>
             </w:pPr>
             <w:r>
+              <w:rPr>
+                <w:rStyle w:val="VerbatimChar"/>
+              </w:rPr>
+              <w:t xml:space="preserve">PaymentEscrow</w:t>
+            </w:r>
+            <w:r>
+              <w:t xml:space="preserve"> </w:t>
+            </w:r>
+            <w:r>
+              <w:t xml:space="preserve">v2 (live since 2026-09-30)</w:t>
+            </w:r>
+          </w:p>
+        </w:tc>
+        <w:tc>
+          <w:tcPr/>
+          <w:p>
+            <w:pPr>
+              <w:pStyle w:val="Compact"/>
+            </w:pPr>
+            <w:r>
+              <w:rPr>
+                <w:rStyle w:val="VerbatimChar"/>
+              </w:rPr>
+              <w:t xml:space="preserve">CCNO5TENCK3EK532I3OZLZ63323FEEULPAKJ74CUP3JZK3XQINRQ5VC4</w:t>
+            </w:r>
+          </w:p>
+        </w:tc>
+        <w:tc>
+          <w:tcPr/>
+          <w:p>
+            <w:pPr>
+              <w:pStyle w:val="Compact"/>
+              <w:jc w:val="center"/>
+            </w:pPr>
+            <w:r>
+              <w:t xml:space="preserve">12.8 KB (13,151 B)</w:t>
+            </w:r>
+          </w:p>
+        </w:tc>
+        <w:tc>
+          <w:tcPr/>
+          <w:p>
+            <w:pPr>
+              <w:pStyle w:val="Compact"/>
+            </w:pPr>
+            <w:r>
+              <w:t xml:space="preserve">Custody at authorize → per-step payouts at settle → reclaim after expiry; calls registry + SAC</w:t>
+            </w:r>
+          </w:p>
+        </w:tc>
+      </w:tr>
+      <w:tr>
+        <w:tc>
+          <w:tcPr/>
+          <w:p>
+            <w:pPr>
+              <w:pStyle w:val="Compact"/>
+            </w:pPr>
+            <w:r>
               <w:t xml:space="preserve">Native XLM SAC</w:t>
             </w:r>
           </w:p>
@@ -14555,10 +14634,7 @@
         <w:t xml:space="preserve">stellar contract fetch</w:t>
       </w:r>
       <w:r>
-        <w:t xml:space="preserve"> </w:t>
-      </w:r>
-      <w:r>
-        <w:t xml:space="preserve">on 2026-09-29 (1 KB = 1,024 bytes); the four total 33,532 bytes, 32.7 KB. Their sha256 hashes, which are the on-chain WASM hashes, begin</w:t>
+        <w:t xml:space="preserve">, on 2026-09-29 for the first four and on 2026-09-30 for escrow v2 (1 KB = 1,024 bytes); the first four total 33,532 bytes, 32.7 KB. Their sha256 hashes, which are the on-chain WASM hashes, begin</w:t>
       </w:r>
       <w:r>
         <w:t xml:space="preserve"> </w:t>
@@ -14612,7 +14688,34 @@
         <w:t xml:space="preserve"> </w:t>
       </w:r>
       <w:r>
-        <w:t xml:space="preserve">in table order. Escrow v2 is not deployed, and its size is not measured.</w:t>
+        <w:t xml:space="preserve">in table order; escrow v2’s begins</w:t>
+      </w:r>
+      <w:r>
+        <w:t xml:space="preserve"> </w:t>
+      </w:r>
+      <w:r>
+        <w:rPr>
+          <w:rStyle w:val="VerbatimChar"/>
+        </w:rPr>
+        <w:t xml:space="preserve">7571ef95</w:t>
+      </w:r>
+      <w:r>
+        <w:t xml:space="preserve">. Escrow v2’s address is recorded as</w:t>
+      </w:r>
+      <w:r>
+        <w:t xml:space="preserve"> </w:t>
+      </w:r>
+      <w:r>
+        <w:rPr>
+          <w:rStyle w:val="VerbatimChar"/>
+        </w:rPr>
+        <w:t xml:space="preserve">payment_escrow_v2</w:t>
+      </w:r>
+      <w:r>
+        <w:t xml:space="preserve"> </w:t>
+      </w:r>
+      <w:r>
+        <w:t xml:space="preserve">in the address book (SC@06dc139 · addresses.json).</w:t>
       </w:r>
     </w:p>
     <w:p>
@@ -14765,7 +14868,7 @@
       <w:r>
         <w:drawing>
           <wp:inline>
-            <wp:extent cx="5334000" cy="1521501"/>
+            <wp:extent cx="5334000" cy="1482152"/>
             <wp:effectExtent b="0" l="0" r="0" t="0"/>
             <wp:docPr descr="Figure 3" title="" id="57" name="Picture"/>
             <a:graphic>
@@ -14786,7 +14889,7 @@
                   <pic:spPr bwMode="auto">
                     <a:xfrm>
                       <a:off x="0" y="0"/>
-                      <a:ext cx="5334000" cy="1521501"/>
+                      <a:ext cx="5334000" cy="1482152"/>
                     </a:xfrm>
                     <a:prstGeom prst="rect">
                       <a:avLst/>
@@ -14888,7 +14991,7 @@
         <w:t xml:space="preserve"> </w:t>
       </w:r>
       <w:r>
-        <w:t xml:space="preserve">are write paths for the sealer and the scorer and public read paths for everyone else. On testnet the sealer and the scorer are the backend’s signing key,</w:t>
+        <w:t xml:space="preserve">are write paths for the sealer and the scorer and public read paths for everyone else. On testnet the backend’s signing key,</w:t>
       </w:r>
       <w:r>
         <w:t xml:space="preserve"> </w:t>
@@ -14900,7 +15003,7 @@
         <w:t xml:space="preserve">GDB4N2…CDHP</w:t>
       </w:r>
       <w:r>
-        <w:t xml:space="preserve">, and the deployed escrow’s settler is the admin key,</w:t>
+        <w:t xml:space="preserve">, is the sealer, the scorer and, since escrow v2 was deployed on 2026-09-30, the settler; the retired v1 escrow’s settler is the admin key,</w:t>
       </w:r>
       <w:r>
         <w:t xml:space="preserve"> </w:t>
@@ -14912,7 +15015,10 @@
         <w:t xml:space="preserve">GA7AI5…5OQV</w:t>
       </w:r>
       <w:r>
-        <w:t xml:space="preserve">; the backend key becomes the settler once escrow v2 is deployed (§6.1).</w:t>
+        <w:t xml:space="preserve"> </w:t>
+      </w:r>
+      <w:r>
+        <w:t xml:space="preserve">(§6.1).</w:t>
       </w:r>
     </w:p>
     <w:p>
@@ -14947,7 +15053,112 @@
         <w:t xml:space="preserve">auth_id</w:t>
       </w:r>
       <w:r>
-        <w:t xml:space="preserve">. The settler calls</w:t>
+        <w:t xml:space="preserve">; on escrow v2, the live testnet escrow since 2026-09-30, the same call moves</w:t>
+      </w:r>
+      <w:r>
+        <w:t xml:space="preserve"> </w:t>
+      </w:r>
+      <w:r>
+        <w:rPr>
+          <w:rStyle w:val="VerbatimChar"/>
+        </w:rPr>
+        <w:t xml:space="preserve">max_amount</w:t>
+      </w:r>
+      <w:r>
+        <w:t xml:space="preserve"> </w:t>
+      </w:r>
+      <w:r>
+        <w:t xml:space="preserve">from the buyer into escrow custody. At the end of the run the settler calls</w:t>
+      </w:r>
+      <w:r>
+        <w:t xml:space="preserve"> </w:t>
+      </w:r>
+      <w:r>
+        <w:rPr>
+          <w:rStyle w:val="VerbatimChar"/>
+        </w:rPr>
+        <w:t xml:space="preserve">settle(caller, auth_id, job_id, payouts)</w:t>
+      </w:r>
+      <w:r>
+        <w:t xml:space="preserve">, which pays each payout from custody to the owner</w:t>
+      </w:r>
+      <w:r>
+        <w:t xml:space="preserve"> </w:t>
+      </w:r>
+      <w:r>
+        <w:rPr>
+          <w:rStyle w:val="VerbatimChar"/>
+        </w:rPr>
+        <w:t xml:space="preserve">AgentRegistry.owner_of(agent_id)</w:t>
+      </w:r>
+      <w:r>
+        <w:t xml:space="preserve"> </w:t>
+      </w:r>
+      <w:r>
+        <w:t xml:space="preserve">names, via the asset’s</w:t>
+      </w:r>
+      <w:r>
+        <w:t xml:space="preserve"> </w:t>
+      </w:r>
+      <w:r>
+        <w:rPr>
+          <w:rStyle w:val="VerbatimChar"/>
+        </w:rPr>
+        <w:t xml:space="preserve">Token::transfer</w:t>
+      </w:r>
+      <w:r>
+        <w:t xml:space="preserve">, writes a receipt and a</w:t>
+      </w:r>
+      <w:r>
+        <w:t xml:space="preserve"> </w:t>
+      </w:r>
+      <w:r>
+        <w:rPr>
+          <w:rStyle w:val="VerbatimChar"/>
+        </w:rPr>
+        <w:t xml:space="preserve">charged</w:t>
+      </w:r>
+      <w:r>
+        <w:t xml:space="preserve"> </w:t>
+      </w:r>
+      <w:r>
+        <w:t xml:space="preserve">event per payout, and returns the rest to the buyer (SC@dd2d642 · contract/payment-escrow/src/lib.rs ·</w:t>
+      </w:r>
+      <w:r>
+        <w:t xml:space="preserve"> </w:t>
+      </w:r>
+      <w:r>
+        <w:rPr>
+          <w:rStyle w:val="VerbatimChar"/>
+        </w:rPr>
+        <w:t xml:space="preserve">PaymentEscrow::authorize</w:t>
+      </w:r>
+      <w:r>
+        <w:t xml:space="preserve">,</w:t>
+      </w:r>
+      <w:r>
+        <w:t xml:space="preserve"> </w:t>
+      </w:r>
+      <w:r>
+        <w:rPr>
+          <w:rStyle w:val="VerbatimChar"/>
+        </w:rPr>
+        <w:t xml:space="preserve">PaymentEscrow::settle</w:t>
+      </w:r>
+      <w:r>
+        <w:t xml:space="preserve">; BE@a3dc1f9 · app/services/execution_svc.py ·</w:t>
+      </w:r>
+      <w:r>
+        <w:t xml:space="preserve"> </w:t>
+      </w:r>
+      <w:r>
+        <w:rPr>
+          <w:rStyle w:val="VerbatimChar"/>
+        </w:rPr>
+        <w:t xml:space="preserve">_settle_v2</w:t>
+      </w:r>
+      <w:r>
+        <w:t xml:space="preserve">). On the retired v1 escrow that step was one</w:t>
       </w:r>
       <w:r>
         <w:t xml:space="preserve"> </w:t>
@@ -14959,31 +15170,10 @@
         <w:t xml:space="preserve">charge(caller, auth_id, amount, job_id)</w:t>
       </w:r>
       <w:r>
-        <w:t xml:space="preserve">, which validates the authorisation, looks up the agent owner via</w:t>
-      </w:r>
-      <w:r>
-        <w:t xml:space="preserve"> </w:t>
-      </w:r>
-      <w:r>
-        <w:rPr>
-          <w:rStyle w:val="VerbatimChar"/>
-        </w:rPr>
-        <w:t xml:space="preserve">AgentRegistry.owner_of(agent_id)</w:t>
-      </w:r>
-      <w:r>
-        <w:t xml:space="preserve">, and transfers USDC from the buyer to the owner via the asset’s</w:t>
-      </w:r>
-      <w:r>
-        <w:t xml:space="preserve"> </w:t>
-      </w:r>
-      <w:r>
-        <w:rPr>
-          <w:rStyle w:val="VerbatimChar"/>
-        </w:rPr>
-        <w:t xml:space="preserve">Token::transfer</w:t>
-      </w:r>
-      <w:r>
-        <w:t xml:space="preserve">. On the deployed escrow the settler is the admin key, not the backend’s, and that transfer cannot complete, because it needs the buyer’s signature, which the charge transaction does not carry (§6.1, §6.9; SC@88aa554 · contract/payment-escrow/src/lib.rs ·</w:t>
+        <w:t xml:space="preserve"> </w:t>
+      </w:r>
+      <w:r>
+        <w:t xml:space="preserve">for the workflow’s total, which transfers from the buyer to the owner; its settler is the admin key, not the backend’s, and that transfer cannot complete, because it needs the buyer’s signature, which the charge transaction does not carry (§6.1, §6.9; SC@88aa554 · contract/payment-escrow/src/lib.rs ·</w:t>
       </w:r>
       <w:r>
         <w:t xml:space="preserve"> </w:t>
@@ -14995,22 +15185,7 @@
         <w:t xml:space="preserve">PaymentEscrow::charge</w:t>
       </w:r>
       <w:r>
-        <w:t xml:space="preserve">). The backend submits one</w:t>
-      </w:r>
-      <w:r>
-        <w:t xml:space="preserve"> </w:t>
-      </w:r>
-      <w:r>
-        <w:rPr>
-          <w:rStyle w:val="VerbatimChar"/>
-        </w:rPr>
-        <w:t xml:space="preserve">charge</w:t>
-      </w:r>
-      <w:r>
-        <w:t xml:space="preserve"> </w:t>
-      </w:r>
-      <w:r>
-        <w:t xml:space="preserve">for the workflow’s total (BE@a3dc1f9 · app/services/execution_svc.py ·</w:t>
+        <w:t xml:space="preserve">; BE@a3dc1f9 · app/services/execution_svc.py ·</w:t>
       </w:r>
       <w:r>
         <w:t xml:space="preserve"> </w:t>
@@ -17945,7 +18120,7 @@
         <w:t xml:space="preserve"> </w:t>
       </w:r>
       <w:r>
-        <w:t xml:space="preserve">The x402 flow on the deployed v1 contracts as the backend drives it: one</w:t>
+        <w:t xml:space="preserve">The x402 flow on the v1 escrow, now history, as the backend drove it: one</w:t>
       </w:r>
       <w:r>
         <w:t xml:space="preserve"> </w:t>
@@ -18011,7 +18186,7 @@
         <w:t xml:space="preserve"> </w:t>
       </w:r>
       <w:r>
-        <w:t xml:space="preserve">step fails, because the buyer’s signature is not in the charge transaction, so no charge has completed and the seal is not reached; the ratings are written regardless. Escrow v2, merged but not deployed, takes custody at</w:t>
+        <w:t xml:space="preserve">step failed, because the buyer’s signature is not in the charge transaction, so no charge completed and the seal was not reached; the ratings were written regardless. Escrow v2, live on testnet since 2026-09-30, takes custody at</w:t>
       </w:r>
       <w:r>
         <w:t xml:space="preserve"> </w:t>
@@ -18056,7 +18231,31 @@
         <w:t xml:space="preserve"> </w:t>
       </w:r>
       <w:r>
-        <w:t xml:space="preserve">that pays each delivered step’s owner and returns the rest (§6.8, §6.9).</w:t>
+        <w:t xml:space="preserve">that pays each delivered step’s owner and returns the rest, after which the seal lands (for example settle</w:t>
+      </w:r>
+      <w:r>
+        <w:t xml:space="preserve"> </w:t>
+      </w:r>
+      <w:r>
+        <w:rPr>
+          <w:rStyle w:val="VerbatimChar"/>
+        </w:rPr>
+        <w:t xml:space="preserve">f0674419…1235</w:t>
+      </w:r>
+      <w:r>
+        <w:t xml:space="preserve">, then seal</w:t>
+      </w:r>
+      <w:r>
+        <w:t xml:space="preserve"> </w:t>
+      </w:r>
+      <w:r>
+        <w:rPr>
+          <w:rStyle w:val="VerbatimChar"/>
+        </w:rPr>
+        <w:t xml:space="preserve">f0b25fc5…2b5c</w:t>
+      </w:r>
+      <w:r>
+        <w:t xml:space="preserve">; §6.8, §6.9).</w:t>
       </w:r>
     </w:p>
     <w:p>
@@ -18564,13 +18763,40 @@
         <w:rPr>
           <w:rStyle w:val="VerbatimChar"/>
         </w:rPr>
+        <w:t xml:space="preserve">settle</w:t>
+      </w:r>
+      <w:r>
+        <w:t xml:space="preserve"> </w:t>
+      </w:r>
+      <w:r>
+        <w:t xml:space="preserve">on escrow v2 and</w:t>
+      </w:r>
+      <w:r>
+        <w:t xml:space="preserve"> </w:t>
+      </w:r>
+      <w:r>
+        <w:rPr>
+          <w:rStyle w:val="VerbatimChar"/>
+        </w:rPr>
         <w:t xml:space="preserve">charge</w:t>
       </w:r>
       <w:r>
         <w:t xml:space="preserve"> </w:t>
       </w:r>
       <w:r>
-        <w:t xml:space="preserve">(SC@88aa554 · contract/payment-escrow/src/lib.rs ·</w:t>
+        <w:t xml:space="preserve">on v1 (SC@dd2d642 · contract/payment-escrow/src/lib.rs ·</w:t>
+      </w:r>
+      <w:r>
+        <w:t xml:space="preserve"> </w:t>
+      </w:r>
+      <w:r>
+        <w:rPr>
+          <w:rStyle w:val="VerbatimChar"/>
+        </w:rPr>
+        <w:t xml:space="preserve">PaymentEscrow::settle</w:t>
+      </w:r>
+      <w:r>
+        <w:t xml:space="preserve">; SC@88aa554 · same file ·</w:t>
       </w:r>
       <w:r>
         <w:t xml:space="preserve"> </w:t>
@@ -18582,7 +18808,43 @@
         <w:t xml:space="preserve">PaymentEscrow::charge</w:t>
       </w:r>
       <w:r>
-        <w:t xml:space="preserve">). On the deployed escrow that settler is the admin key,</w:t>
+        <w:t xml:space="preserve">). On escrow v2, the live escrow since 2026-09-30, that settler is the backend’s own signing key,</w:t>
+      </w:r>
+      <w:r>
+        <w:t xml:space="preserve"> </w:t>
+      </w:r>
+      <w:r>
+        <w:rPr>
+          <w:rStyle w:val="VerbatimChar"/>
+        </w:rPr>
+        <w:t xml:space="preserve">GDB4N2…CDHP</w:t>
+      </w:r>
+      <w:r>
+        <w:t xml:space="preserve">, which also writes ratings (scorer), seals attestations (sealer) and pays dispute credits (§6.1; BE@a3dc1f9 · app/config.py ·</w:t>
+      </w:r>
+      <w:r>
+        <w:t xml:space="preserve"> </w:t>
+      </w:r>
+      <w:r>
+        <w:rPr>
+          <w:rStyle w:val="VerbatimChar"/>
+        </w:rPr>
+        <w:t xml:space="preserve">stellar_signing_key</w:t>
+      </w:r>
+      <w:r>
+        <w:t xml:space="preserve">; SC@06dc139 · addresses.json ·</w:t>
+      </w:r>
+      <w:r>
+        <w:t xml:space="preserve"> </w:t>
+      </w:r>
+      <w:r>
+        <w:rPr>
+          <w:rStyle w:val="VerbatimChar"/>
+        </w:rPr>
+        <w:t xml:space="preserve">payment_escrow_v2_settler</w:t>
+      </w:r>
+      <w:r>
+        <w:t xml:space="preserve">). On the retired v1 escrow it is the admin key,</w:t>
       </w:r>
       <w:r>
         <w:t xml:space="preserve"> </w:t>
@@ -18594,31 +18856,7 @@
         <w:t xml:space="preserve">GA7AI5…5OQV</w:t>
       </w:r>
       <w:r>
-        <w:t xml:space="preserve">. The backend’s own signing key,</w:t>
-      </w:r>
-      <w:r>
-        <w:t xml:space="preserve"> </w:t>
-      </w:r>
-      <w:r>
-        <w:rPr>
-          <w:rStyle w:val="VerbatimChar"/>
-        </w:rPr>
-        <w:t xml:space="preserve">GDB4N2…CDHP</w:t>
-      </w:r>
-      <w:r>
-        <w:t xml:space="preserve">, is a different key: it writes ratings (scorer), seals attestations (sealer) and pays dispute credits, and it becomes the escrow’s settler only once escrow v2 is deployed (§6.1; BE@a3dc1f9 · app/config.py ·</w:t>
-      </w:r>
-      <w:r>
-        <w:t xml:space="preserve"> </w:t>
-      </w:r>
-      <w:r>
-        <w:rPr>
-          <w:rStyle w:val="VerbatimChar"/>
-        </w:rPr>
-        <w:t xml:space="preserve">stellar_signing_key</w:t>
-      </w:r>
-      <w:r>
-        <w:t xml:space="preserve">). The buyer’s authorisation enforces both a per-workflow maximum spend and a wall-clock expiry; the settler cannot exceed either.</w:t>
+        <w:t xml:space="preserve">. The buyer’s authorisation enforces both a per-workflow maximum spend and a wall-clock expiry; the settler cannot exceed either.</w:t>
       </w:r>
     </w:p>
     <w:p>
@@ -19115,7 +19353,7 @@
               <w:pStyle w:val="Compact"/>
             </w:pPr>
             <w:r>
-              <w:t xml:space="preserve">Theft of the settler key: on testnet the admin key,</w:t>
+              <w:t xml:space="preserve">Theft of the settler key: on testnet, since escrow v2 was deployed on 2026-09-30, the backend’s signing key on its host (§6.1); on the retired v1 escrow, the admin key,</w:t>
             </w:r>
             <w:r>
               <w:t xml:space="preserve"> </w:t>
@@ -19126,9 +19364,6 @@
               </w:rPr>
               <w:t xml:space="preserve">GA7AI5…5OQV</w:t>
             </w:r>
-            <w:r>
-              <w:t xml:space="preserve">; once escrow v2 is deployed, the backend’s signing key on its host (§6.1)</w:t>
-            </w:r>
           </w:p>
         </w:tc>
         <w:tc>
@@ -19165,7 +19400,31 @@
               <w:t xml:space="preserve">expires_at</w:t>
             </w:r>
             <w:r>
-              <w:t xml:space="preserve">. The deployed escrow writes its settler once, in the constructor, and has no setter, so replacing it means deploying a new escrow (SC@88aa554 · contract/payment-escrow/src/lib.rs ·</w:t>
+              <w:t xml:space="preserve">. Escrow v2, the live escrow, has an admin-only</w:t>
+            </w:r>
+            <w:r>
+              <w:t xml:space="preserve"> </w:t>
+            </w:r>
+            <w:r>
+              <w:rPr>
+                <w:rStyle w:val="VerbatimChar"/>
+              </w:rPr>
+              <w:t xml:space="preserve">set_settler</w:t>
+            </w:r>
+            <w:r>
+              <w:t xml:space="preserve">, so a stolen settler key can be replaced without a redeploy (SC@dd2d642 · contract/payment-escrow/src/lib.rs ·</w:t>
+            </w:r>
+            <w:r>
+              <w:t xml:space="preserve"> </w:t>
+            </w:r>
+            <w:r>
+              <w:rPr>
+                <w:rStyle w:val="VerbatimChar"/>
+              </w:rPr>
+              <w:t xml:space="preserve">PaymentEscrow::set_settler</w:t>
+            </w:r>
+            <w:r>
+              <w:t xml:space="preserve">); the retired v1 escrow writes its settler once, in the constructor, and has no setter (SC@88aa554 · contract/payment-escrow/src/lib.rs ·</w:t>
             </w:r>
             <w:r>
               <w:t xml:space="preserve"> </w:t>
@@ -19177,33 +19436,6 @@
               <w:t xml:space="preserve">PaymentEscrow::__constructor</w:t>
             </w:r>
             <w:r>
-              <w:t xml:space="preserve">); escrow v2, merged but not deployed, adds an admin-only</w:t>
-            </w:r>
-            <w:r>
-              <w:t xml:space="preserve"> </w:t>
-            </w:r>
-            <w:r>
-              <w:rPr>
-                <w:rStyle w:val="VerbatimChar"/>
-              </w:rPr>
-              <w:t xml:space="preserve">set_settler</w:t>
-            </w:r>
-            <w:r>
-              <w:t xml:space="preserve"> </w:t>
-            </w:r>
-            <w:r>
-              <w:t xml:space="preserve">(SC@dd2d642 · contract/payment-escrow/src/lib.rs ·</w:t>
-            </w:r>
-            <w:r>
-              <w:t xml:space="preserve"> </w:t>
-            </w:r>
-            <w:r>
-              <w:rPr>
-                <w:rStyle w:val="VerbatimChar"/>
-              </w:rPr>
-              <w:t xml:space="preserve">PaymentEscrow::set_settler</w:t>
-            </w:r>
-            <w:r>
               <w:t xml:space="preserve">). The admin can rotate the sealer and the scorer via</w:t>
             </w:r>
             <w:r>
@@ -20429,7 +20661,7 @@
         <w:t xml:space="preserve"> </w:t>
       </w:r>
       <w:r>
-        <w:t xml:space="preserve">line for the run’s settlement, with its transaction hash (on testnet an</w:t>
+        <w:t xml:space="preserve">line for the run’s settlement, with its transaction hash (on the retired v1 escrow an</w:t>
       </w:r>
       <w:r>
         <w:t xml:space="preserve"> </w:t>
@@ -20444,7 +20676,7 @@
         <w:t xml:space="preserve"> </w:t>
       </w:r>
       <w:r>
-        <w:t xml:space="preserve">line, since the deployed escrow cannot complete a charge; §B.3); the final seal appears as a</w:t>
+        <w:t xml:space="preserve">line, since it cannot complete a charge; §B.3); the final seal appears as a</w:t>
       </w:r>
       <w:r>
         <w:t xml:space="preserve"> </w:t>
@@ -22031,7 +22263,7 @@
         <w:pStyle w:val="BodyText"/>
       </w:pPr>
       <w:r>
-        <w:t xml:space="preserve">The dispute window shipped with the Blue belt too, with a partial credit paid from the platform’s own key rather than drawn from a deposit; the refund path is off by default, and on testnet no window opens until escrow v2 is deployed (§6.8). Slashing for non-delivery, from a small staked deposit, remains the</w:t>
+        <w:t xml:space="preserve">The dispute window shipped with the Blue belt too, with a partial credit paid from the platform’s own key rather than drawn from a deposit; the refund path is off by default, and on testnet it was switched on, and the first window opened, when escrow v2 was deployed on 2026-09-30 (§6.8). Slashing for non-delivery, from a small staked deposit, remains the</w:t>
       </w:r>
       <w:r>
         <w:t xml:space="preserve"> </w:t>
@@ -22086,7 +22318,7 @@
           <w:i/>
           <w:iCs/>
         </w:rPr>
-        <w:t xml:space="preserve">v0.5, 2026-09-29: §6 updated for open registration, reputation-gated routing and the dispute window.</w:t>
+        <w:t xml:space="preserve">v0.5, 2026-09-29: §6 updated for open registration, reputation-gated routing and the dispute window. Revised 2026-09-30: escrow v2 deployed on testnet and settling, with refunds switched on.</w:t>
       </w:r>
     </w:p>
     <w:p>
@@ -22339,7 +22571,19 @@
         <w:t xml:space="preserve">PaymentEscrow::settle</w:t>
       </w:r>
       <w:r>
-        <w:t xml:space="preserve">); on the deployed v1 escrow no owner has yet been paid through the escrow (§6.9).</w:t>
+        <w:t xml:space="preserve">); escrow v2 has been the live testnet escrow since 2026-09-30, and its first settle, testnet tx</w:t>
+      </w:r>
+      <w:r>
+        <w:t xml:space="preserve"> </w:t>
+      </w:r>
+      <w:r>
+        <w:rPr>
+          <w:rStyle w:val="VerbatimChar"/>
+        </w:rPr>
+        <w:t xml:space="preserve">f0674419992bdf30cf730139e54e4cdd985e32b43ee15c91733e08424a8d1235</w:t>
+      </w:r>
+      <w:r>
+        <w:t xml:space="preserve">, paid a team-owned agent on a disclosed team run (§6.9).</w:t>
       </w:r>
     </w:p>
     <w:p>
@@ -22735,61 +22979,13 @@
           <w:b/>
           <w:bCs/>
         </w:rPr>
-        <w:t xml:space="preserve">The settler key cannot be rotated on the deployed escrow.</w:t>
-      </w:r>
-      <w:r>
-        <w:t xml:space="preserve"> </w:t>
-      </w:r>
-      <w:r>
-        <w:t xml:space="preserve">The testnet</w:t>
-      </w:r>
-      <w:r>
-        <w:t xml:space="preserve"> </w:t>
-      </w:r>
-      <w:r>
-        <w:rPr>
-          <w:rStyle w:val="VerbatimChar"/>
-        </w:rPr>
-        <w:t xml:space="preserve">PaymentEscrow</w:t>
-      </w:r>
-      <w:r>
-        <w:t xml:space="preserve"> </w:t>
-      </w:r>
-      <w:r>
-        <w:t xml:space="preserve">(</w:t>
-      </w:r>
-      <w:r>
-        <w:rPr>
-          <w:rStyle w:val="VerbatimChar"/>
-        </w:rPr>
-        <w:t xml:space="preserve">CBJPTMAP…25PI</w:t>
-      </w:r>
-      <w:r>
-        <w:t xml:space="preserve">, v1) writes its settler once, in the constructor, and has no setter (SC@88aa554 · contract/payment-escrow/src/lib.rs ·</w:t>
-      </w:r>
-      <w:r>
-        <w:t xml:space="preserve"> </w:t>
-      </w:r>
-      <w:r>
-        <w:rPr>
-          <w:rStyle w:val="VerbatimChar"/>
-        </w:rPr>
-        <w:t xml:space="preserve">PaymentEscrow::__constructor</w:t>
-      </w:r>
-      <w:r>
-        <w:t xml:space="preserve">, the only write of</w:t>
-      </w:r>
-      <w:r>
-        <w:t xml:space="preserve"> </w:t>
-      </w:r>
-      <w:r>
-        <w:rPr>
-          <w:rStyle w:val="VerbatimChar"/>
-        </w:rPr>
-        <w:t xml:space="preserve">DataKey::Settler</w:t>
-      </w:r>
-      <w:r>
-        <w:t xml:space="preserve">). Replacing that settler means deploying a new escrow. Escrow v2, merged in SC pull request #4 on 2026-09-28 but</w:t>
+        <w:t xml:space="preserve">The live escrow’s settler can be rotated; the first escrow’s could not.</w:t>
+      </w:r>
+      <w:r>
+        <w:t xml:space="preserve"> </w:t>
+      </w:r>
+      <w:r>
+        <w:t xml:space="preserve">Escrow v2, merged in SC pull request #4 on 2026-09-28, was</w:t>
       </w:r>
       <w:r>
         <w:t xml:space="preserve"> </w:t>
@@ -22799,13 +22995,49 @@
           <w:b/>
           <w:bCs/>
         </w:rPr>
-        <w:t xml:space="preserve">not deployed</w:t>
-      </w:r>
-      <w:r>
-        <w:t xml:space="preserve"> </w:t>
-      </w:r>
-      <w:r>
-        <w:t xml:space="preserve">on testnet as of 2026-09-29, adds an admin-only</w:t>
+        <w:t xml:space="preserve">deployed on testnet on 2026-09-30</w:t>
+      </w:r>
+      <w:r>
+        <w:t xml:space="preserve"> </w:t>
+      </w:r>
+      <w:r>
+        <w:t xml:space="preserve">at</w:t>
+      </w:r>
+      <w:r>
+        <w:t xml:space="preserve"> </w:t>
+      </w:r>
+      <w:r>
+        <w:rPr>
+          <w:rStyle w:val="VerbatimChar"/>
+        </w:rPr>
+        <w:t xml:space="preserve">CCNO5TEN…Q5VC4</w:t>
+      </w:r>
+      <w:r>
+        <w:t xml:space="preserve">, from the admin key, with the backend’s signing key as its settler (SC@06dc139 · addresses.json ·</w:t>
+      </w:r>
+      <w:r>
+        <w:t xml:space="preserve"> </w:t>
+      </w:r>
+      <w:r>
+        <w:rPr>
+          <w:rStyle w:val="VerbatimChar"/>
+        </w:rPr>
+        <w:t xml:space="preserve">payment_escrow_v2</w:t>
+      </w:r>
+      <w:r>
+        <w:t xml:space="preserve">,</w:t>
+      </w:r>
+      <w:r>
+        <w:t xml:space="preserve"> </w:t>
+      </w:r>
+      <w:r>
+        <w:rPr>
+          <w:rStyle w:val="VerbatimChar"/>
+        </w:rPr>
+        <w:t xml:space="preserve">payment_escrow_v2_settler</w:t>
+      </w:r>
+      <w:r>
+        <w:t xml:space="preserve">; SC pull request #6). It adds an admin-only</w:t>
       </w:r>
       <w:r>
         <w:t xml:space="preserve"> </w:t>
@@ -22832,7 +23064,76 @@
         <w:t xml:space="preserve">PaymentEscrow::set_settler</w:t>
       </w:r>
       <w:r>
-        <w:t xml:space="preserve">). A read-only simulation against the deployed escrow shows which contract is live: it exposes</w:t>
+        <w:t xml:space="preserve">), and a read-only simulation on 2026-09-30 returns</w:t>
+      </w:r>
+      <w:r>
+        <w:t xml:space="preserve"> </w:t>
+      </w:r>
+      <w:r>
+        <w:rPr>
+          <w:rStyle w:val="VerbatimChar"/>
+        </w:rPr>
+        <w:t xml:space="preserve">version()</w:t>
+      </w:r>
+      <w:r>
+        <w:t xml:space="preserve"> </w:t>
+      </w:r>
+      <w:r>
+        <w:t xml:space="preserve">2 and</w:t>
+      </w:r>
+      <w:r>
+        <w:t xml:space="preserve"> </w:t>
+      </w:r>
+      <w:r>
+        <w:rPr>
+          <w:rStyle w:val="VerbatimChar"/>
+        </w:rPr>
+        <w:t xml:space="preserve">settler()</w:t>
+      </w:r>
+      <w:r>
+        <w:t xml:space="preserve"> </w:t>
+      </w:r>
+      <w:r>
+        <w:rPr>
+          <w:rStyle w:val="VerbatimChar"/>
+        </w:rPr>
+        <w:t xml:space="preserve">GDB4N2…CDHP</w:t>
+      </w:r>
+      <w:r>
+        <w:t xml:space="preserve">. The first escrow, v1 (</w:t>
+      </w:r>
+      <w:r>
+        <w:rPr>
+          <w:rStyle w:val="VerbatimChar"/>
+        </w:rPr>
+        <w:t xml:space="preserve">CBJPTMAP…25PI</w:t>
+      </w:r>
+      <w:r>
+        <w:t xml:space="preserve">), still exists, but the backend no longer settles through it. It writes its settler once, in the constructor, and has no setter (SC@88aa554 · contract/payment-escrow/src/lib.rs ·</w:t>
+      </w:r>
+      <w:r>
+        <w:t xml:space="preserve"> </w:t>
+      </w:r>
+      <w:r>
+        <w:rPr>
+          <w:rStyle w:val="VerbatimChar"/>
+        </w:rPr>
+        <w:t xml:space="preserve">PaymentEscrow::__constructor</w:t>
+      </w:r>
+      <w:r>
+        <w:t xml:space="preserve">, the only write of</w:t>
+      </w:r>
+      <w:r>
+        <w:t xml:space="preserve"> </w:t>
+      </w:r>
+      <w:r>
+        <w:rPr>
+          <w:rStyle w:val="VerbatimChar"/>
+        </w:rPr>
+        <w:t xml:space="preserve">DataKey::Settler</w:t>
+      </w:r>
+      <w:r>
+        <w:t xml:space="preserve">), so replacing that settler meant deploying a new escrow. It exposes</w:t>
       </w:r>
       <w:r>
         <w:t xml:space="preserve"> </w:t>
@@ -23044,7 +23345,7 @@
               <w:pStyle w:val="Compact"/>
             </w:pPr>
             <w:r>
-              <w:t xml:space="preserve">admin of all four contracts; settler of the deployed escrow</w:t>
+              <w:t xml:space="preserve">admin of the four original contracts and of escrow v2; settler of the retired v1 escrow</w:t>
             </w:r>
           </w:p>
         </w:tc>
@@ -23067,7 +23368,34 @@
               <w:t xml:space="preserve">addresses.json</w:t>
             </w:r>
             <w:r>
-              <w:t xml:space="preserve">;</w:t>
+              <w:t xml:space="preserve"> </w:t>
+            </w:r>
+            <w:r>
+              <w:t xml:space="preserve">→</w:t>
+            </w:r>
+            <w:r>
+              <w:t xml:space="preserve"> </w:t>
+            </w:r>
+            <w:r>
+              <w:rPr>
+                <w:rStyle w:val="VerbatimChar"/>
+              </w:rPr>
+              <w:t xml:space="preserve">admin</w:t>
+            </w:r>
+            <w:r>
+              <w:t xml:space="preserve">,</w:t>
+            </w:r>
+            <w:r>
+              <w:t xml:space="preserve"> </w:t>
+            </w:r>
+            <w:r>
+              <w:rPr>
+                <w:rStyle w:val="VerbatimChar"/>
+              </w:rPr>
+              <w:t xml:space="preserve">payment_escrow_v2_admin</w:t>
+            </w:r>
+            <w:r>
+              <w:t xml:space="preserve">; v1</w:t>
             </w:r>
             <w:r>
               <w:t xml:space="preserve"> </w:t>
@@ -23115,7 +23443,7 @@
               <w:t xml:space="preserve">STELLAR_SIGNING_KEY</w:t>
             </w:r>
             <w:r>
-              <w:t xml:space="preserve">: scorer, sealer, and the wallet that funds dispute credits (§6.8)</w:t>
+              <w:t xml:space="preserve">: settler of escrow v2 since 2026-09-30, scorer, sealer, and the wallet that funds dispute credits (§6.8)</w:t>
             </w:r>
           </w:p>
         </w:tc>
@@ -23158,6 +23486,18 @@
               </w:rPr>
               <w:t xml:space="preserve">ratings.scorer</w:t>
             </w:r>
+            <w:r>
+              <w:t xml:space="preserve">; escrow v2</w:t>
+            </w:r>
+            <w:r>
+              <w:t xml:space="preserve"> </w:t>
+            </w:r>
+            <w:r>
+              <w:rPr>
+                <w:rStyle w:val="VerbatimChar"/>
+              </w:rPr>
+              <w:t xml:space="preserve">settler()</w:t>
+            </w:r>
           </w:p>
         </w:tc>
       </w:tr>
@@ -23223,7 +23563,7 @@
         <w:pStyle w:val="BodyText"/>
       </w:pPr>
       <w:r>
-        <w:t xml:space="preserve">The backend’s signing key is therefore not the settler the deployed escrow accepts, and</w:t>
+        <w:t xml:space="preserve">Until 2026-09-30 the backend’s signing key was not the settler the v1 escrow accepts, and v1’s</w:t>
       </w:r>
       <w:r>
         <w:t xml:space="preserve"> </w:t>
@@ -23250,19 +23590,7 @@
         <w:t xml:space="preserve">PaymentEscrow::charge</w:t>
       </w:r>
       <w:r>
-        <w:t xml:space="preserve">). Closing that gap needs either a redeployed v1 or escrow v2’s</w:t>
-      </w:r>
-      <w:r>
-        <w:t xml:space="preserve"> </w:t>
-      </w:r>
-      <w:r>
-        <w:rPr>
-          <w:rStyle w:val="VerbatimChar"/>
-        </w:rPr>
-        <w:t xml:space="preserve">set_settler</w:t>
-      </w:r>
-      <w:r>
-        <w:t xml:space="preserve">. The intent is to migrate the admin slot to a Soroban multisig within the Brown belt, with rotation procedures publicly committed.</w:t>
+        <w:t xml:space="preserve">). Escrow v2 closed that gap by being deployed with the signing key as its settler. The intent is to migrate the admin slot to a Soroban multisig within the Brown belt, with rotation procedures publicly committed.</w:t>
       </w:r>
     </w:p>
     <w:bookmarkEnd w:id="77"/>
@@ -25481,7 +25809,7 @@
         <w:pStyle w:val="BodyText"/>
       </w:pPr>
       <w:r>
-        <w:t xml:space="preserve">Earlier versions promised a pause-protected envelope around the settler role. What exists instead is escrow v2, which is merged but not deployed (§6.1). Its admin-only</w:t>
+        <w:t xml:space="preserve">Earlier versions promised a pause-protected envelope around the settler role. What exists instead is escrow v2, deployed on testnet on 2026-09-30 (§6.1). Its admin-only</w:t>
       </w:r>
       <w:r>
         <w:t xml:space="preserve"> </w:t>
@@ -25547,7 +25875,7 @@
         <w:t xml:space="preserve">settle</w:t>
       </w:r>
       <w:r>
-        <w:t xml:space="preserve">. On the deployed v1 escrow the admin has no lever over the settler at all.</w:t>
+        <w:t xml:space="preserve">. On the retired v1 escrow the admin has no lever over the settler at all.</w:t>
       </w:r>
     </w:p>
     <w:bookmarkEnd w:id="82"/>
@@ -25631,7 +25959,7 @@
         <w:t xml:space="preserve">orizon_dispatch_signing_key</w:t>
       </w:r>
       <w:r>
-        <w:t xml:space="preserve">). The backend has no admin-key setting, and on testnet its signing key is neither the admin nor the deployed escrow’s settler (§6.1).</w:t>
+        <w:t xml:space="preserve">). The backend has no admin-key setting, and on testnet its signing key is not the admin; since 2026-09-30 it is escrow v2’s settler (§6.1).</w:t>
       </w:r>
     </w:p>
     <w:p>
@@ -25718,7 +26046,7 @@
         </w:numPr>
       </w:pPr>
       <w:r>
-        <w:t xml:space="preserve">Backups of the admin and settler keys are split between two locations under the Blocksmiths’ key-management policy. The scorer and sealer keys are rotatable by the admin; the settler key is not on the deployed escrow, only on escrow v2 (§6.1). The admin key is, today, a single key: one signer, weight 1, on its testnet account. Multi-sig migration is on the roadmap (§6.1).</w:t>
+        <w:t xml:space="preserve">Backups of the admin and settler keys are split between two locations under the Blocksmiths’ key-management policy. The scorer and sealer keys are rotatable by the admin, and so is the settler key on escrow v2, the live escrow; on the retired v1 escrow it is not (§6.1). The admin key is, today, a single key: one signer, weight 1, on its testnet account. Multi-sig migration is on the roadmap (§6.1).</w:t>
       </w:r>
     </w:p>
     <w:bookmarkEnd w:id="83"/>
@@ -26743,7 +27071,7 @@
         <w:pStyle w:val="BodyText"/>
       </w:pPr>
       <w:r>
-        <w:t xml:space="preserve">Two limits apply. On the deployed v1 escrow a rating does not wait for the payment to settle, and v1 does not verify the authorisation a paid run presents, so ratings can accrue on runs that paid nothing; the backend closes this only against escrow v2 (BE@a3dc1f9 · docs/decisions/0011-execute-authorization-guard.md). And when the ledger cannot be read and no read younger than about five minutes exists, an agent is scored at the prior, so for that agent the floor fails open (reputation_svc.py, module docstring; app/config.py ·</w:t>
+        <w:t xml:space="preserve">Two limits apply, the first now history. On the v1 escrow a rating did not wait for the payment to settle, and v1 does not verify the authorisation a paid run presents, so ratings could accrue on runs that paid nothing; the backend closes this only against escrow v2, which it has settled through since 2026-09-30 (BE@a3dc1f9 · docs/decisions/0011-execute-authorization-guard.md). And when the ledger cannot be read and no read younger than about five minutes exists, an agent is scored at the prior, so for that agent the floor fails open (reputation_svc.py, module docstring; app/config.py ·</w:t>
       </w:r>
       <w:r>
         <w:t xml:space="preserve"> </w:t>
@@ -27173,7 +27501,64 @@
         <w:t xml:space="preserve">require_adjudicator</w:t>
       </w:r>
       <w:r>
-        <w:t xml:space="preserve">).</w:t>
+        <w:t xml:space="preserve">). The testnet deployment switched it on on 2026-09-30, with the refund reconcile sweep:</w:t>
+      </w:r>
+      <w:r>
+        <w:t xml:space="preserve"> </w:t>
+      </w:r>
+      <w:r>
+        <w:rPr>
+          <w:rStyle w:val="VerbatimChar"/>
+        </w:rPr>
+        <w:t xml:space="preserve">DISPUTE_REFUNDS_ENABLED</w:t>
+      </w:r>
+      <w:r>
+        <w:t xml:space="preserve"> </w:t>
+      </w:r>
+      <w:r>
+        <w:t xml:space="preserve">and</w:t>
+      </w:r>
+      <w:r>
+        <w:t xml:space="preserve"> </w:t>
+      </w:r>
+      <w:r>
+        <w:rPr>
+          <w:rStyle w:val="VerbatimChar"/>
+        </w:rPr>
+        <w:t xml:space="preserve">REFUND_RECONCILE_ENABLED</w:t>
+      </w:r>
+      <w:r>
+        <w:t xml:space="preserve"> </w:t>
+      </w:r>
+      <w:r>
+        <w:t xml:space="preserve">are both true there, and</w:t>
+      </w:r>
+      <w:r>
+        <w:t xml:space="preserve"> </w:t>
+      </w:r>
+      <w:r>
+        <w:rPr>
+          <w:rStyle w:val="VerbatimChar"/>
+        </w:rPr>
+        <w:t xml:space="preserve">GET /readiness</w:t>
+      </w:r>
+      <w:r>
+        <w:t xml:space="preserve"> </w:t>
+      </w:r>
+      <w:r>
+        <w:t xml:space="preserve">reads</w:t>
+      </w:r>
+      <w:r>
+        <w:t xml:space="preserve"> </w:t>
+      </w:r>
+      <w:r>
+        <w:rPr>
+          <w:rStyle w:val="VerbatimChar"/>
+        </w:rPr>
+        <w:t xml:space="preserve">disputes.reconcile.enabled: true</w:t>
+      </w:r>
+      <w:r>
+        <w:t xml:space="preserve">.</w:t>
       </w:r>
     </w:p>
     <w:p>
@@ -27191,7 +27576,7 @@
         <w:t xml:space="preserve"> </w:t>
       </w:r>
       <w:r>
-        <w:t xml:space="preserve">A dispute window opens only when a charge confirms, because the settlement record the window lives on is written at that moment (BE@a3dc1f9 · app/services/execution_svc.py ·</w:t>
+        <w:t xml:space="preserve">A dispute window opens only when a run’s settlement confirms, because the settlement record the window lives on is written at that moment (BE@a3dc1f9 · app/services/execution_svc.py ·</w:t>
       </w:r>
       <w:r>
         <w:t xml:space="preserve"> </w:t>
@@ -27203,7 +27588,7 @@
         <w:t xml:space="preserve">_record_settlement</w:t>
       </w:r>
       <w:r>
-        <w:t xml:space="preserve">). The deployed v1 escrow cannot complete a charge: it asks the buyer’s token balance to move on the settler’s signature alone, and its settler is not the backend’s key (§6.1; BE@a3dc1f9 · docs/decisions/0010-escrow-v2-custody-settlement.md, defect D-039). So no dispute window opens through the live testnet path until escrow v2 is deployed. Under v2 the buyer’s funds go into escrow custody at</w:t>
+        <w:t xml:space="preserve">). Until 2026-09-30 no window could open: the v1 escrow cannot complete a charge, because it asks the buyer’s token balance to move on the settler’s signature alone, and its settler is not the backend’s key (§6.1; BE@a3dc1f9 · docs/decisions/0010-escrow-v2-custody-settlement.md, defect D-039). Since escrow v2 was deployed that day, the buyer’s funds go into escrow custody at</w:t>
       </w:r>
       <w:r>
         <w:t xml:space="preserve"> </w:t>
@@ -27254,7 +27639,58 @@
         <w:t xml:space="preserve">PaymentEscrow::settle</w:t>
       </w:r>
       <w:r>
-        <w:t xml:space="preserve">). A paid step stays paid there too, so the credit remains platform-funded.</w:t>
+        <w:t xml:space="preserve">; SC@06dc139 · addresses.json ·</w:t>
+      </w:r>
+      <w:r>
+        <w:t xml:space="preserve"> </w:t>
+      </w:r>
+      <w:r>
+        <w:rPr>
+          <w:rStyle w:val="VerbatimChar"/>
+        </w:rPr>
+        <w:t xml:space="preserve">payment_escrow_v2</w:t>
+      </w:r>
+      <w:r>
+        <w:t xml:space="preserve">). The first three workflows settled through it on 2026-09-30, each a disclosed team run, sealed and rated (testnet settle txs</w:t>
+      </w:r>
+      <w:r>
+        <w:t xml:space="preserve"> </w:t>
+      </w:r>
+      <w:r>
+        <w:rPr>
+          <w:rStyle w:val="VerbatimChar"/>
+        </w:rPr>
+        <w:t xml:space="preserve">f0674419992bdf30cf730139e54e4cdd985e32b43ee15c91733e08424a8d1235</w:t>
+      </w:r>
+      <w:r>
+        <w:t xml:space="preserve">,</w:t>
+      </w:r>
+      <w:r>
+        <w:t xml:space="preserve"> </w:t>
+      </w:r>
+      <w:r>
+        <w:rPr>
+          <w:rStyle w:val="VerbatimChar"/>
+        </w:rPr>
+        <w:t xml:space="preserve">19f3420ddb5232a8328c66ec57c1e34890d09a38350e172fdfd9ce8d04a83397</w:t>
+      </w:r>
+      <w:r>
+        <w:t xml:space="preserve"> </w:t>
+      </w:r>
+      <w:r>
+        <w:t xml:space="preserve">and</w:t>
+      </w:r>
+      <w:r>
+        <w:t xml:space="preserve"> </w:t>
+      </w:r>
+      <w:r>
+        <w:rPr>
+          <w:rStyle w:val="VerbatimChar"/>
+        </w:rPr>
+        <w:t xml:space="preserve">785428bf6552208750b375703556c534da557dccd64df8d1db7f954a04ca554b</w:t>
+      </w:r>
+      <w:r>
+        <w:t xml:space="preserve">), and the first dispute was opened on the third; it is pending adjudication. A paid step stays paid under v2 too, so the credit remains platform-funded.</w:t>
       </w:r>
     </w:p>
     <w:bookmarkEnd w:id="85"/>
@@ -27294,7 +27730,7 @@
         <w:t xml:space="preserve"> </w:t>
       </w:r>
       <w:r>
-        <w:t xml:space="preserve">Everything above describes the Stellar testnet deployment (contract ids in SC@dd2d642 · addresses.json; live set at</w:t>
+        <w:t xml:space="preserve">Everything above describes the Stellar testnet deployment (contract ids in SC@06dc139 · addresses.json; live set at</w:t>
       </w:r>
       <w:r>
         <w:t xml:space="preserve"> </w:t>
@@ -27322,13 +27758,13 @@
           <w:b/>
           <w:bCs/>
         </w:rPr>
-        <w:t xml:space="preserve">The deployed escrow cannot settle.</w:t>
-      </w:r>
-      <w:r>
-        <w:t xml:space="preserve"> </w:t>
-      </w:r>
-      <w:r>
-        <w:t xml:space="preserve">The testnet</w:t>
+        <w:t xml:space="preserve">Escrow v2 settles; v1 could not.</w:t>
+      </w:r>
+      <w:r>
+        <w:t xml:space="preserve"> </w:t>
+      </w:r>
+      <w:r>
+        <w:t xml:space="preserve">Since 2026-09-30 the testnet</w:t>
       </w:r>
       <w:r>
         <w:t xml:space="preserve"> </w:t>
@@ -27343,7 +27779,7 @@
         <w:t xml:space="preserve"> </w:t>
       </w:r>
       <w:r>
-        <w:t xml:space="preserve">is v1, which cannot complete a charge (defect D-039, BE@a3dc1f9 · docs/decisions/0010-escrow-v2-custody-settlement.md). No agent owner has been paid through it, and no dispute window has opened through it. Escrow v2 fixes this with custody at</w:t>
+        <w:t xml:space="preserve">is v2, which takes custody at</w:t>
       </w:r>
       <w:r>
         <w:t xml:space="preserve"> </w:t>
@@ -27355,7 +27791,25 @@
         <w:t xml:space="preserve">authorize</w:t>
       </w:r>
       <w:r>
-        <w:t xml:space="preserve">; it is merged (SC pull request #4) and not deployed.</w:t>
+        <w:t xml:space="preserve"> </w:t>
+      </w:r>
+      <w:r>
+        <w:t xml:space="preserve">(SC pull requests #4 and #6). It settled its first three workflows that day, all disclosed team runs (settle tx</w:t>
+      </w:r>
+      <w:r>
+        <w:t xml:space="preserve"> </w:t>
+      </w:r>
+      <w:r>
+        <w:rPr>
+          <w:rStyle w:val="VerbatimChar"/>
+        </w:rPr>
+        <w:t xml:space="preserve">f0674419992bdf30cf730139e54e4cdd985e32b43ee15c91733e08424a8d1235</w:t>
+      </w:r>
+      <w:r>
+        <w:t xml:space="preserve"> </w:t>
+      </w:r>
+      <w:r>
+        <w:t xml:space="preserve">and two more, §6.8); no workflow has yet settled to an outside operator’s agent. The first escrow, v1, still exists but the backend no longer uses it. It cannot complete a charge (defect D-039, BE@a3dc1f9 · docs/decisions/0010-escrow-v2-custody-settlement.md), so no agent owner was paid and no dispute window opened through it.</w:t>
       </w:r>
     </w:p>
     <w:p>
@@ -27371,13 +27825,25 @@
           <w:b/>
           <w:bCs/>
         </w:rPr>
-        <w:t xml:space="preserve">One settler key, with no setter.</w:t>
-      </w:r>
-      <w:r>
-        <w:t xml:space="preserve"> </w:t>
-      </w:r>
-      <w:r>
-        <w:t xml:space="preserve">The deployed escrow has one settler key, fixed at construction. It cannot be rotated without a redeployment, and it is not the key the backend signs with (§6.1).</w:t>
+        <w:t xml:space="preserve">One settler key, now with a setter.</w:t>
+      </w:r>
+      <w:r>
+        <w:t xml:space="preserve"> </w:t>
+      </w:r>
+      <w:r>
+        <w:t xml:space="preserve">The live escrow has one settler key, the key the backend signs with, and the admin can move it with</w:t>
+      </w:r>
+      <w:r>
+        <w:t xml:space="preserve"> </w:t>
+      </w:r>
+      <w:r>
+        <w:rPr>
+          <w:rStyle w:val="VerbatimChar"/>
+        </w:rPr>
+        <w:t xml:space="preserve">set_settler</w:t>
+      </w:r>
+      <w:r>
+        <w:t xml:space="preserve">. The retired v1 escrow’s settler, the admin key, was fixed at construction (§6.1).</w:t>
       </w:r>
     </w:p>
     <w:p>
@@ -28089,7 +28555,7 @@
         <w:pStyle w:val="BodyText"/>
       </w:pPr>
       <w:r>
-        <w:t xml:space="preserve">A buyer authorises an envelope of 0.18 USDC (a small headroom above the planned total) for a 600-second TTL. Under escrow v2, merged but not deployed, the 0.18 USDC moves into escrow custody at</w:t>
+        <w:t xml:space="preserve">A buyer authorises an envelope of 0.18 USDC (a small headroom above the planned total) for a 600-second TTL. Under escrow v2, live on testnet since 2026-09-30, the 0.18 USDC moves into escrow custody at</w:t>
       </w:r>
       <w:r>
         <w:t xml:space="preserve"> </w:t>
@@ -28140,7 +28606,7 @@
         <w:t xml:space="preserve">PaymentEscrow::settle</w:t>
       </w:r>
       <w:r>
-        <w:t xml:space="preserve">). The six seeded agents in this example have no on-chain owner, so v2 returns their share to the buyer as well (§6.2). The deployed v1 escrow leaves the funds in the buyer’s wallet and asks</w:t>
+        <w:t xml:space="preserve">). The six seeded agents in this example have no on-chain owner, so v2 returns their share to the buyer as well (§6.2). The v1 escrow that preceded it left the funds in the buyer’s wallet and asked</w:t>
       </w:r>
       <w:r>
         <w:t xml:space="preserve"> </w:t>
@@ -28155,7 +28621,7 @@
         <w:t xml:space="preserve"> </w:t>
       </w:r>
       <w:r>
-        <w:t xml:space="preserve">to move them on the settler’s signature alone, which cannot complete, so no workflow has yet been paid through it (§6.9). A tetris workflow runs the same six-step shape with slightly different totals; the kit’s</w:t>
+        <w:t xml:space="preserve">to move them on the settler’s signature alone, which cannot complete, so no workflow was ever paid through it (§6.9). A tetris workflow runs the same six-step shape with slightly different totals; the kit’s</w:t>
       </w:r>
       <w:r>
         <w:t xml:space="preserve"> </w:t>
@@ -28521,7 +28987,7 @@
         <w:t xml:space="preserve">GDB4N2…CDHP</w:t>
       </w:r>
       <w:r>
-        <w:t xml:space="preserve">, not the deployed escrow’s settler (§6.1; SC@dd2d642 · contract/reputation-ledger/src/lib.rs ·</w:t>
+        <w:t xml:space="preserve">, which since 2026-09-30 is also escrow v2’s settler (§6.1; SC@dd2d642 · contract/reputation-ledger/src/lib.rs ·</w:t>
       </w:r>
       <w:r>
         <w:t xml:space="preserve"> </w:t>
@@ -29060,7 +29526,7 @@
         <w:t xml:space="preserve"> </w:t>
       </w:r>
       <w:r>
-        <w:t xml:space="preserve">for the workflow’s total on the deployed v1), one</w:t>
+        <w:t xml:space="preserve">for the workflow’s total on the retired v1), one</w:t>
       </w:r>
       <w:r>
         <w:t xml:space="preserve"> </w:t>
@@ -29330,7 +29796,7 @@
               <w:jc w:val="center"/>
             </w:pPr>
             <w:r>
-              <w:t xml:space="preserve">not measured: v2 is not deployed</w:t>
+              <w:t xml:space="preserve">790,647 (mean of 3)</w:t>
             </w:r>
           </w:p>
         </w:tc>
@@ -29342,7 +29808,7 @@
               <w:jc w:val="center"/>
             </w:pPr>
             <w:r>
-              <w:t xml:space="preserve">—</w:t>
+              <w:t xml:space="preserve">790.65 × 10⁶ stroops = 79.06</w:t>
             </w:r>
           </w:p>
         </w:tc>
@@ -29553,22 +30019,7 @@
                 <w:b/>
                 <w:bCs/>
               </w:rPr>
-              <w:t xml:space="preserve">≈ 48.43 XLM, before</w:t>
-            </w:r>
-            <w:r>
-              <w:rPr>
-                <w:b/>
-                <w:bCs/>
-              </w:rPr>
-              <w:t xml:space="preserve"> </w:t>
-            </w:r>
-            <w:r>
-              <w:rPr>
-                <w:rStyle w:val="VerbatimChar"/>
-                <w:b/>
-                <w:bCs/>
-              </w:rPr>
-              <w:t xml:space="preserve">settle</w:t>
+              <w:t xml:space="preserve">≈ 127.49 XLM</w:t>
             </w:r>
           </w:p>
         </w:tc>
@@ -29651,7 +30102,7 @@
         <w:t xml:space="preserve">submit</w:t>
       </w:r>
       <w:r>
-        <w:t xml:space="preserve">, 2026-09-22). A rating that writes an agent’s first evidence costs more, up to 189,423 stroops in the scorer’s recent history.</w:t>
+        <w:t xml:space="preserve">, 2026-09-22), and for</w:t>
       </w:r>
       <w:r>
         <w:t xml:space="preserve"> </w:t>
@@ -29666,7 +30117,79 @@
         <w:t xml:space="preserve"> </w:t>
       </w:r>
       <w:r>
-        <w:t xml:space="preserve">has never run; the deployed v1</w:t>
+        <w:t xml:space="preserve">the first three escrow v2 settles, all on 2026-09-30, whose fees Horizon reports as</w:t>
+      </w:r>
+      <w:r>
+        <w:t xml:space="preserve"> </w:t>
+      </w:r>
+      <w:r>
+        <w:rPr>
+          <w:rStyle w:val="VerbatimChar"/>
+        </w:rPr>
+        <w:t xml:space="preserve">fee_charged</w:t>
+      </w:r>
+      <w:r>
+        <w:t xml:space="preserve">:</w:t>
+      </w:r>
+      <w:r>
+        <w:t xml:space="preserve"> </w:t>
+      </w:r>
+      <w:r>
+        <w:rPr>
+          <w:rStyle w:val="VerbatimChar"/>
+        </w:rPr>
+        <w:t xml:space="preserve">f0674419…1235</w:t>
+      </w:r>
+      <w:r>
+        <w:t xml:space="preserve"> </w:t>
+      </w:r>
+      <w:r>
+        <w:t xml:space="preserve">(858,751 stroops),</w:t>
+      </w:r>
+      <w:r>
+        <w:t xml:space="preserve"> </w:t>
+      </w:r>
+      <w:r>
+        <w:rPr>
+          <w:rStyle w:val="VerbatimChar"/>
+        </w:rPr>
+        <w:t xml:space="preserve">19f3420d…3397</w:t>
+      </w:r>
+      <w:r>
+        <w:t xml:space="preserve"> </w:t>
+      </w:r>
+      <w:r>
+        <w:t xml:space="preserve">(854,885) and</w:t>
+      </w:r>
+      <w:r>
+        <w:t xml:space="preserve"> </w:t>
+      </w:r>
+      <w:r>
+        <w:rPr>
+          <w:rStyle w:val="VerbatimChar"/>
+        </w:rPr>
+        <w:t xml:space="preserve">785428bf…554b</w:t>
+      </w:r>
+      <w:r>
+        <w:t xml:space="preserve"> </w:t>
+      </w:r>
+      <w:r>
+        <w:t xml:space="preserve">(658,305). Their mean is (858,751 + 854,885 + 658,305) / 3 = 2,371,941 / 3 = 790,647 stroops, so 1,000 settles a month cost 1,000 × 790,647 stroops = 790.65 × 10⁶ stroops = 79.06 XLM. Each of those settles paid one delivered step to one owner; a settle that pays six owners writes more, and has not been measured.</w:t>
+      </w:r>
+      <w:r>
+        <w:t xml:space="preserve"> </w:t>
+      </w:r>
+      <w:r>
+        <w:rPr>
+          <w:rStyle w:val="VerbatimChar"/>
+        </w:rPr>
+        <w:t xml:space="preserve">settle</w:t>
+      </w:r>
+      <w:r>
+        <w:t xml:space="preserve"> </w:t>
+      </w:r>
+      <w:r>
+        <w:t xml:space="preserve">is now the largest line, about fourteen times the v1</w:t>
       </w:r>
       <w:r>
         <w:t xml:space="preserve"> </w:t>
@@ -29678,7 +30201,13 @@
         <w:t xml:space="preserve">charge</w:t>
       </w:r>
       <w:r>
-        <w:t xml:space="preserve">, the nearest call measured, cost 54,989 stroops (</w:t>
+        <w:t xml:space="preserve"> </w:t>
+      </w:r>
+      <w:r>
+        <w:t xml:space="preserve">it replaces (790,647 / 54,989 ≈ 14.4;</w:t>
+      </w:r>
+      <w:r>
+        <w:t xml:space="preserve"> </w:t>
       </w:r>
       <w:r>
         <w:rPr>
@@ -29687,7 +30216,19 @@
         <w:t xml:space="preserve">7932846b…9cc2</w:t>
       </w:r>
       <w:r>
-        <w:t xml:space="preserve">, 2026-06-09), which would add about 5.50 XLM a month (1,000 × 54,989 stroops = 54.99 × 10⁶ stroops). At an assumed USD 0.50 per XLM (an assumption made on 2026-09-29, not a quote), the monthly network cost across 1,000 workflows is therefore about</w:t>
+        <w:t xml:space="preserve">, 2026-06-09). The other rows are samples taken before escrow v2 went live, and are not re-priced here: the first v2 runs paid more for</w:t>
+      </w:r>
+      <w:r>
+        <w:t xml:space="preserve"> </w:t>
+      </w:r>
+      <w:r>
+        <w:rPr>
+          <w:rStyle w:val="VerbatimChar"/>
+        </w:rPr>
+        <w:t xml:space="preserve">authorize</w:t>
+      </w:r>
+      <w:r>
+        <w:t xml:space="preserve">, which under v2 also moves the buyer’s funds into custody, at 784,169 to 1,249,256 stroops. A rating that writes an agent’s first evidence costs more, up to 189,423 stroops in the scorer’s recent history. The total is 106,477,000 + 790,647,000 + 57,926,000 + 319,884,000 = 1,274,934,000 stroops, or 127.49 XLM. At an assumed USD 0.50 per XLM (an assumption made on 2026-09-29, not a quote), the monthly network cost across 1,000 workflows is therefore about</w:t>
       </w:r>
       <w:r>
         <w:t xml:space="preserve"> </w:t>
@@ -29697,58 +30238,13 @@
           <w:b/>
           <w:bCs/>
         </w:rPr>
-        <w:t xml:space="preserve">USD 24 before</w:t>
-      </w:r>
-      <w:r>
-        <w:rPr>
-          <w:b/>
-          <w:bCs/>
-        </w:rPr>
-        <w:t xml:space="preserve"> </w:t>
-      </w:r>
-      <w:r>
-        <w:rPr>
-          <w:rStyle w:val="VerbatimChar"/>
-          <w:b/>
-          <w:bCs/>
-        </w:rPr>
-        <w:t xml:space="preserve">settle</w:t>
-      </w:r>
-      <w:r>
-        <w:t xml:space="preserve"> </w:t>
-      </w:r>
-      <w:r>
-        <w:t xml:space="preserve">(48.43 × 0.50 = 24.21), and about USD 27 with a</w:t>
-      </w:r>
-      <w:r>
-        <w:t xml:space="preserve"> </w:t>
-      </w:r>
-      <w:r>
-        <w:rPr>
-          <w:rStyle w:val="VerbatimChar"/>
-        </w:rPr>
-        <w:t xml:space="preserve">settle</w:t>
-      </w:r>
-      <w:r>
-        <w:t xml:space="preserve"> </w:t>
-      </w:r>
-      <w:r>
-        <w:t xml:space="preserve">priced like that</w:t>
-      </w:r>
-      <w:r>
-        <w:t xml:space="preserve"> </w:t>
-      </w:r>
-      <w:r>
-        <w:rPr>
-          <w:rStyle w:val="VerbatimChar"/>
-        </w:rPr>
-        <w:t xml:space="preserve">charge</w:t>
-      </w:r>
-      <w:r>
-        <w:t xml:space="preserve"> </w:t>
-      </w:r>
-      <w:r>
-        <w:t xml:space="preserve">((48.43 + 5.50) × 0.50 = 26.96). The agent payouts of ≈ 172 USDC flow entirely through to agent owners; the protocol takes zero margin in v1.</w:t>
+        <w:t xml:space="preserve">USD 64</w:t>
+      </w:r>
+      <w:r>
+        <w:t xml:space="preserve"> </w:t>
+      </w:r>
+      <w:r>
+        <w:t xml:space="preserve">(127.49 × 0.50 = 63.75). The agent payouts of ≈ 172 USDC flow entirely through to agent owners; the protocol takes zero margin in v1.</w:t>
       </w:r>
     </w:p>
     <w:p>
@@ -29790,7 +30286,22 @@
         <w:t xml:space="preserve"> </w:t>
       </w:r>
       <w:r>
-        <w:t xml:space="preserve">fees, about 1.06 XLM (10 × 106,477 stroops), or about USD 0.53 at the assumed USD 0.50 per XLM; the platform pays the rest of the network fees.</w:t>
+        <w:t xml:space="preserve">fees, about 1.06 XLM at the table’s sample (10 × 106,477 stroops), or about USD 0.53 at the assumed USD 0.50 per XLM, and more at the v2</w:t>
+      </w:r>
+      <w:r>
+        <w:t xml:space="preserve"> </w:t>
+      </w:r>
+      <w:r>
+        <w:rPr>
+          <w:rStyle w:val="VerbatimChar"/>
+        </w:rPr>
+        <w:t xml:space="preserve">authorize</w:t>
+      </w:r>
+      <w:r>
+        <w:t xml:space="preserve"> </w:t>
+      </w:r>
+      <w:r>
+        <w:t xml:space="preserve">fees above; the platform pays the rest of the network fees.</w:t>
       </w:r>
     </w:p>
     <w:p>
@@ -29812,7 +30323,7 @@
         <w:t xml:space="preserve"> </w:t>
       </w:r>
       <w:r>
-        <w:t xml:space="preserve">The chain part is measured above: about USD 24–27 a month for 1,000 workflows at the assumed rate, nearly all of it paid by the platform. The inference part is not measured: the protocol covers OpenAI for the orchestrator and the live workers, and this document states no per-workflow inference cost, so we do not claim which of the two is larger. An operator running their own deployment can substitute a self-hosted model, which moves the inference cost to their own hardware.</w:t>
+        <w:t xml:space="preserve">The chain part is measured above: about USD 64 a month for 1,000 workflows at the assumed rate, nearly all of it paid by the platform. The inference part is not measured: the protocol covers OpenAI for the orchestrator and the live workers, and this document states no per-workflow inference cost, so we do not claim which of the two is larger. An operator running their own deployment can substitute a self-hosted model, which moves the inference cost to their own hardware.</w:t>
       </w:r>
     </w:p>
     <w:bookmarkEnd w:id="91"/>
@@ -29897,7 +30408,7 @@
         <w:t xml:space="preserve"> </w:t>
       </w:r>
       <w:r>
-        <w:t xml:space="preserve">on the deployed v1), the</w:t>
+        <w:t xml:space="preserve">on the retired v1), the</w:t>
       </w:r>
       <w:r>
         <w:t xml:space="preserve"> </w:t>
@@ -30396,7 +30907,7 @@
     </w:p>
     <w:bookmarkEnd w:id="98"/>
     <w:bookmarkEnd w:id="99"/>
-    <w:bookmarkStart w:id="104" w:name="additional-links"/>
+    <w:bookmarkStart w:id="105" w:name="additional-links"/>
     <w:p>
       <w:pPr>
         <w:pStyle w:val="Heading1"/>
@@ -30701,7 +31212,7 @@
               <w:t xml:space="preserve"> </w:t>
             </w:r>
             <w:r>
-              <w:t xml:space="preserve">on Stellar Expert</w:t>
+              <w:t xml:space="preserve">v2 (live since 2026-09-30) on Stellar Expert</w:t>
             </w:r>
           </w:p>
         </w:tc>
@@ -30712,6 +31223,44 @@
               <w:pStyle w:val="Compact"/>
             </w:pPr>
             <w:hyperlink r:id="rId101">
+              <w:r>
+                <w:rPr>
+                  <w:rStyle w:val="Hyperlink"/>
+                </w:rPr>
+                <w:t xml:space="preserve">https://stellar.expert/explorer/testnet/contract/CCNO5TENCK3EK532I3OZLZ63323FEEULPAKJ74CUP3JZK3XQINRQ5VC4</w:t>
+              </w:r>
+            </w:hyperlink>
+          </w:p>
+        </w:tc>
+      </w:tr>
+      <w:tr>
+        <w:tc>
+          <w:tcPr/>
+          <w:p>
+            <w:pPr>
+              <w:pStyle w:val="Compact"/>
+            </w:pPr>
+            <w:r>
+              <w:rPr>
+                <w:rStyle w:val="VerbatimChar"/>
+              </w:rPr>
+              <w:t xml:space="preserve">PaymentEscrow</w:t>
+            </w:r>
+            <w:r>
+              <w:t xml:space="preserve"> </w:t>
+            </w:r>
+            <w:r>
+              <w:t xml:space="preserve">v1 (retired) on Stellar Expert</w:t>
+            </w:r>
+          </w:p>
+        </w:tc>
+        <w:tc>
+          <w:tcPr/>
+          <w:p>
+            <w:pPr>
+              <w:pStyle w:val="Compact"/>
+            </w:pPr>
+            <w:hyperlink r:id="rId102">
               <w:r>
                 <w:rPr>
                   <w:rStyle w:val="Hyperlink"/>
@@ -30749,7 +31298,7 @@
             <w:pPr>
               <w:pStyle w:val="Compact"/>
             </w:pPr>
-            <w:hyperlink r:id="rId102">
+            <w:hyperlink r:id="rId103">
               <w:r>
                 <w:rPr>
                   <w:rStyle w:val="Hyperlink"/>
@@ -30787,7 +31336,7 @@
             <w:pPr>
               <w:pStyle w:val="Compact"/>
             </w:pPr>
-            <w:hyperlink r:id="rId103">
+            <w:hyperlink r:id="rId104">
               <w:r>
                 <w:rPr>
                   <w:rStyle w:val="Hyperlink"/>
@@ -30855,8 +31404,8 @@
         </w:tc>
       </w:tr>
     </w:tbl>
-    <w:bookmarkEnd w:id="104"/>
-    <w:bookmarkStart w:id="105" w:name="disclaimer"/>
+    <w:bookmarkEnd w:id="105"/>
+    <w:bookmarkStart w:id="106" w:name="disclaimer"/>
     <w:p>
       <w:pPr>
         <w:pStyle w:val="Heading1"/>
@@ -30922,7 +31471,7 @@
         <w:t xml:space="preserve"> </w:t>
       </w:r>
       <w:r>
-        <w:t xml:space="preserve">Sections marked as roadmap (notably §2.3 belt phases beyond Blue, with Blue’s escrow v2 merged but not deployed, §5.7 other than what §5.7.4 reports as shipped, §6.5) describe design intentions on the protocol’s published trajectory. The currently-shipped behaviour is described in §4, §5.1 through §5.6, §6.1 through §6.4, §6.7 through §6.8, and §7.1 through §7.2. Anything else is forward-looking and subject to change without notice.</w:t>
+        <w:t xml:space="preserve">Sections marked as roadmap (notably §2.3 belt phases beyond Blue, whose escrow v2 has been deployed on testnet since 2026-09-30, §5.7 other than what §5.7.4 reports as shipped, §6.5) describe design intentions on the protocol’s published trajectory. The currently-shipped behaviour is described in §4, §5.1 through §5.6, §6.1 through §6.4, §6.7 through §6.8, and §7.1 through §7.2. Anything else is forward-looking and subject to change without notice.</w:t>
       </w:r>
     </w:p>
     <w:p>
@@ -30985,7 +31534,58 @@
         <w:t xml:space="preserve"> </w:t>
       </w:r>
       <w:r>
-        <w:t xml:space="preserve">on testnet), which writes ratings as the scorer, seals attestations as the sealer and pays dispute credits (§6.1, §6.6). On testnet that key is not the deployed escrow’s settler, which is the admin key</w:t>
+        <w:t xml:space="preserve">on testnet), which writes ratings as the scorer, seals attestations as the sealer and pays dispute credits (§6.1, §6.6). On testnet that key has also been the escrow’s settler since 2026-09-30, when escrow v2 was deployed with it as settler (SC@06dc139 · addresses.json ·</w:t>
+      </w:r>
+      <w:r>
+        <w:t xml:space="preserve"> </w:t>
+      </w:r>
+      <w:r>
+        <w:rPr>
+          <w:rStyle w:val="VerbatimChar"/>
+        </w:rPr>
+        <w:t xml:space="preserve">payment_escrow_v2_settler</w:t>
+      </w:r>
+      <w:r>
+        <w:t xml:space="preserve">). The backend submits one</w:t>
+      </w:r>
+      <w:r>
+        <w:t xml:space="preserve"> </w:t>
+      </w:r>
+      <w:r>
+        <w:rPr>
+          <w:rStyle w:val="VerbatimChar"/>
+        </w:rPr>
+        <w:t xml:space="preserve">settle</w:t>
+      </w:r>
+      <w:r>
+        <w:t xml:space="preserve"> </w:t>
+      </w:r>
+      <w:r>
+        <w:t xml:space="preserve">for a workflow and seals after it confirms; the first three paid workflows, disclosed team runs, settled and were sealed that day (for example settle tx</w:t>
+      </w:r>
+      <w:r>
+        <w:t xml:space="preserve"> </w:t>
+      </w:r>
+      <w:r>
+        <w:rPr>
+          <w:rStyle w:val="VerbatimChar"/>
+        </w:rPr>
+        <w:t xml:space="preserve">f0674419992bdf30cf730139e54e4cdd985e32b43ee15c91733e08424a8d1235</w:t>
+      </w:r>
+      <w:r>
+        <w:t xml:space="preserve">; §6.8, §6.9; BE@a3dc1f9 · app/services/execution_svc.py ·</w:t>
+      </w:r>
+      <w:r>
+        <w:t xml:space="preserve"> </w:t>
+      </w:r>
+      <w:r>
+        <w:rPr>
+          <w:rStyle w:val="VerbatimChar"/>
+        </w:rPr>
+        <w:t xml:space="preserve">_settle_v2</w:t>
+      </w:r>
+      <w:r>
+        <w:t xml:space="preserve">). Before that, the v1 escrow’s settler was the admin key</w:t>
       </w:r>
       <w:r>
         <w:t xml:space="preserve"> </w:t>
@@ -30997,34 +31597,7 @@
         <w:t xml:space="preserve">GA7AI5…5OQV</w:t>
       </w:r>
       <w:r>
-        <w:t xml:space="preserve">, and the deployed v1 escrow cannot complete a charge in any case. The backend submits one</w:t>
-      </w:r>
-      <w:r>
-        <w:t xml:space="preserve"> </w:t>
-      </w:r>
-      <w:r>
-        <w:rPr>
-          <w:rStyle w:val="VerbatimChar"/>
-        </w:rPr>
-        <w:t xml:space="preserve">charge</w:t>
-      </w:r>
-      <w:r>
-        <w:t xml:space="preserve"> </w:t>
-      </w:r>
-      <w:r>
-        <w:t xml:space="preserve">for a workflow’s total and seals only after that charge confirms, so no paid workflow has yet settled or been sealed through the deployed escrow (§6.9; BE@a3dc1f9 · app/services/execution_svc.py ·</w:t>
-      </w:r>
-      <w:r>
-        <w:t xml:space="preserve"> </w:t>
-      </w:r>
-      <w:r>
-        <w:rPr>
-          <w:rStyle w:val="VerbatimChar"/>
-        </w:rPr>
-        <w:t xml:space="preserve">_settle_onchain</w:t>
-      </w:r>
-      <w:r>
-        <w:t xml:space="preserve">). The signing key becomes the escrow’s settler once escrow v2 is deployed. Self-hosted operators who run the protocol against a different network (a private fork, a dev environment) set their own key in</w:t>
+        <w:t xml:space="preserve">, and v1 cannot complete a charge, so no paid workflow settled or was sealed through it. Self-hosted operators who run the protocol against a different network (a private fork, a dev environment) set their own key in</w:t>
       </w:r>
       <w:r>
         <w:t xml:space="preserve"> </w:t>
@@ -31146,8 +31719,8 @@
         <w:t xml:space="preserve">, 2026-09-29</w:t>
       </w:r>
     </w:p>
-    <w:bookmarkEnd w:id="105"/>
-    <w:bookmarkStart w:id="133" w:name="a-appendix-a-rest-api-reference"/>
+    <w:bookmarkEnd w:id="106"/>
+    <w:bookmarkStart w:id="134" w:name="a-appendix-a-rest-api-reference"/>
     <w:p>
       <w:pPr>
         <w:pStyle w:val="Heading1"/>
@@ -31184,7 +31757,7 @@
         <w:t xml:space="preserve">.</w:t>
       </w:r>
     </w:p>
-    <w:bookmarkStart w:id="108" w:name="a.1-orchestrator"/>
+    <w:bookmarkStart w:id="109" w:name="a.1-orchestrator"/>
     <w:p>
       <w:pPr>
         <w:pStyle w:val="Heading2"/>
@@ -31193,7 +31766,7 @@
         <w:t xml:space="preserve">A.1 · Orchestrator</w:t>
       </w:r>
     </w:p>
-    <w:bookmarkStart w:id="106" w:name="post-apiorchestratordecompose"/>
+    <w:bookmarkStart w:id="107" w:name="post-apiorchestratordecompose"/>
     <w:p>
       <w:pPr>
         <w:pStyle w:val="Heading3"/>
@@ -32726,8 +33299,8 @@
         <w:t xml:space="preserve">}</w:t>
       </w:r>
     </w:p>
-    <w:bookmarkEnd w:id="106"/>
-    <w:bookmarkStart w:id="107" w:name="post-apiorchestratorexecute"/>
+    <w:bookmarkEnd w:id="107"/>
+    <w:bookmarkStart w:id="108" w:name="post-apiorchestratorexecute"/>
     <w:p>
       <w:pPr>
         <w:pStyle w:val="Heading3"/>
@@ -32783,28 +33356,28 @@
         <w:rPr>
           <w:rStyle w:val="VerbatimChar"/>
         </w:rPr>
+        <w:t xml:space="preserve">settle</w:t>
+      </w:r>
+      <w:r>
+        <w:t xml:space="preserve"> </w:t>
+      </w:r>
+      <w:r>
+        <w:t xml:space="preserve">paying each delivered step on escrow v2, the live testnet escrow since 2026-09-30, or one</w:t>
+      </w:r>
+      <w:r>
+        <w:t xml:space="preserve"> </w:t>
+      </w:r>
+      <w:r>
+        <w:rPr>
+          <w:rStyle w:val="VerbatimChar"/>
+        </w:rPr>
         <w:t xml:space="preserve">charge</w:t>
       </w:r>
       <w:r>
         <w:t xml:space="preserve"> </w:t>
       </w:r>
       <w:r>
-        <w:t xml:space="preserve">for the workflow’s total on the deployed v1 escrow, or one</w:t>
-      </w:r>
-      <w:r>
-        <w:t xml:space="preserve"> </w:t>
-      </w:r>
-      <w:r>
-        <w:rPr>
-          <w:rStyle w:val="VerbatimChar"/>
-        </w:rPr>
-        <w:t xml:space="preserve">settle</w:t>
-      </w:r>
-      <w:r>
-        <w:t xml:space="preserve"> </w:t>
-      </w:r>
-      <w:r>
-        <w:t xml:space="preserve">paying each delivered step on escrow v2 (merged, not deployed), then the</w:t>
+        <w:t xml:space="preserve">for the workflow’s total on the retired v1 escrow, then the</w:t>
       </w:r>
       <w:r>
         <w:t xml:space="preserve"> </w:t>
@@ -32843,6 +33416,18 @@
         <w:rPr>
           <w:rStyle w:val="VerbatimChar"/>
         </w:rPr>
+        <w:t xml:space="preserve">_settle_v2</w:t>
+      </w:r>
+      <w:r>
+        <w:t xml:space="preserve">,</w:t>
+      </w:r>
+      <w:r>
+        <w:t xml:space="preserve"> </w:t>
+      </w:r>
+      <w:r>
+        <w:rPr>
+          <w:rStyle w:val="VerbatimChar"/>
+        </w:rPr>
         <w:t xml:space="preserve">_settle_onchain</w:t>
       </w:r>
       <w:r>
@@ -32855,131 +33440,779 @@
         <w:rPr>
           <w:rStyle w:val="VerbatimChar"/>
         </w:rPr>
-        <w:t xml:space="preserve">_settle_v2</w:t>
-      </w:r>
-      <w:r>
+        <w:t xml:space="preserve">_submit_ratings</w:t>
+      </w:r>
+      <w:r>
+        <w:t xml:space="preserve">). The v1</w:t>
+      </w:r>
+      <w:r>
+        <w:t xml:space="preserve"> </w:t>
+      </w:r>
+      <w:r>
+        <w:rPr>
+          <w:rStyle w:val="VerbatimChar"/>
+        </w:rPr>
+        <w:t xml:space="preserve">charge</w:t>
+      </w:r>
+      <w:r>
+        <w:t xml:space="preserve"> </w:t>
+      </w:r>
+      <w:r>
+        <w:t xml:space="preserve">cannot complete, so on v1 the seal was never reached (§6.9).</w:t>
+      </w:r>
+    </w:p>
+    <w:p>
+      <w:pPr>
+        <w:pStyle w:val="SourceCode"/>
+      </w:pPr>
+      <w:r>
+        <w:rPr>
+          <w:rStyle w:val="VerbatimChar"/>
+        </w:rPr>
+        <w:t xml:space="preserve">POST /api/orchestrator/execute</w:t>
+      </w:r>
+      <w:r>
+        <w:br/>
+      </w:r>
+      <w:r>
+        <w:rPr>
+          <w:rStyle w:val="VerbatimChar"/>
+        </w:rPr>
+        <w:t xml:space="preserve">Content-Type: application/json</w:t>
+      </w:r>
+      <w:r>
+        <w:br/>
+      </w:r>
+      <w:r>
+        <w:br/>
+      </w:r>
+      <w:r>
+        <w:rPr>
+          <w:rStyle w:val="VerbatimChar"/>
+        </w:rPr>
+        <w:t xml:space="preserve">{ "plan_id": "pln_8a1f2c4b",</w:t>
+      </w:r>
+      <w:r>
+        <w:br/>
+      </w:r>
+      <w:r>
+        <w:rPr>
+          <w:rStyle w:val="VerbatimChar"/>
+        </w:rPr>
+        <w:t xml:space="preserve">  "auth_id_hex": "000000000000000000000000000000c4",</w:t>
+      </w:r>
+      <w:r>
+        <w:br/>
+      </w:r>
+      <w:r>
+        <w:rPr>
+          <w:rStyle w:val="VerbatimChar"/>
+        </w:rPr>
+        <w:t xml:space="preserve">  "payer": "GA7AI5TAJEZA27I666DSJC4MUJYBEWUYNNZWPU7R2ONA7IZQVO6R5OQV" }</w:t>
+      </w:r>
+    </w:p>
+    <w:p>
+      <w:pPr>
+        <w:pStyle w:val="SourceCode"/>
+      </w:pPr>
+      <w:r>
+        <w:rPr>
+          <w:rStyle w:val="DecValTok"/>
+        </w:rPr>
+        <w:t xml:space="preserve">202</w:t>
+      </w:r>
+      <w:r>
+        <w:rPr>
+          <w:rStyle w:val="NormalTok"/>
+        </w:rPr>
+        <w:t xml:space="preserve"> </w:t>
+      </w:r>
+      <w:r>
+        <w:rPr>
+          <w:rStyle w:val="ErrorTok"/>
+        </w:rPr>
+        <w:t xml:space="preserve">Accepted</w:t>
+      </w:r>
+      <w:r>
+        <w:br/>
+      </w:r>
+      <w:r>
+        <w:rPr>
+          <w:rStyle w:val="FunctionTok"/>
+        </w:rPr>
+        <w:t xml:space="preserve">{</w:t>
+      </w:r>
+      <w:r>
+        <w:rPr>
+          <w:rStyle w:val="NormalTok"/>
+        </w:rPr>
+        <w:t xml:space="preserve"> </w:t>
+      </w:r>
+      <w:r>
+        <w:rPr>
+          <w:rStyle w:val="DataTypeTok"/>
+        </w:rPr>
+        <w:t xml:space="preserve">"task_id"</w:t>
+      </w:r>
+      <w:r>
+        <w:rPr>
+          <w:rStyle w:val="FunctionTok"/>
+        </w:rPr>
+        <w:t xml:space="preserve">:</w:t>
+      </w:r>
+      <w:r>
+        <w:rPr>
+          <w:rStyle w:val="NormalTok"/>
+        </w:rPr>
+        <w:t xml:space="preserve"> </w:t>
+      </w:r>
+      <w:r>
+        <w:rPr>
+          <w:rStyle w:val="StringTok"/>
+        </w:rPr>
+        <w:t xml:space="preserve">"tsk_3f9c12a1"</w:t>
+      </w:r>
+      <w:r>
+        <w:rPr>
+          <w:rStyle w:val="NormalTok"/>
+        </w:rPr>
+        <w:t xml:space="preserve"> </w:t>
+      </w:r>
+      <w:r>
+        <w:rPr>
+          <w:rStyle w:val="FunctionTok"/>
+        </w:rPr>
+        <w:t xml:space="preserve">}</w:t>
+      </w:r>
+    </w:p>
+    <w:bookmarkEnd w:id="108"/>
+    <w:bookmarkEnd w:id="109"/>
+    <w:bookmarkStart w:id="115" w:name="a.2-tasks-and-trace"/>
+    <w:p>
+      <w:pPr>
+        <w:pStyle w:val="Heading2"/>
+      </w:pPr>
+      <w:r>
+        <w:t xml:space="preserve">A.2 · Tasks and trace</w:t>
+      </w:r>
+    </w:p>
+    <w:bookmarkStart w:id="110" w:name="get-apitasks"/>
+    <w:p>
+      <w:pPr>
+        <w:pStyle w:val="Heading3"/>
+      </w:pPr>
+      <w:r>
+        <w:rPr>
+          <w:rStyle w:val="VerbatimChar"/>
+        </w:rPr>
+        <w:t xml:space="preserve">GET /api/tasks</w:t>
+      </w:r>
+    </w:p>
+    <w:p>
+      <w:pPr>
+        <w:pStyle w:val="FirstParagraph"/>
+      </w:pPr>
+      <w:r>
+        <w:t xml:space="preserve">List recent tasks (running + complete + failed).</w:t>
+      </w:r>
+    </w:p>
+    <w:bookmarkEnd w:id="110"/>
+    <w:bookmarkStart w:id="111" w:name="get-apitaskstask_id"/>
+    <w:p>
+      <w:pPr>
+        <w:pStyle w:val="Heading3"/>
+      </w:pPr>
+      <w:r>
+        <w:rPr>
+          <w:rStyle w:val="VerbatimChar"/>
+        </w:rPr>
+        <w:t xml:space="preserve">GET /api/tasks/{task_id}</w:t>
+      </w:r>
+    </w:p>
+    <w:p>
+      <w:pPr>
+        <w:pStyle w:val="FirstParagraph"/>
+      </w:pPr>
+      <w:r>
+        <w:t xml:space="preserve">Single-task snapshot. Returns id, intent, agents involved, status, started timestamp, and total spent.</w:t>
+      </w:r>
+    </w:p>
+    <w:bookmarkEnd w:id="111"/>
+    <w:bookmarkStart w:id="112" w:name="get-apitaskstask_idartifact"/>
+    <w:p>
+      <w:pPr>
+        <w:pStyle w:val="Heading3"/>
+      </w:pPr>
+      <w:r>
+        <w:rPr>
+          <w:rStyle w:val="VerbatimChar"/>
+        </w:rPr>
+        <w:t xml:space="preserve">GET /api/tasks/{task_id}/artifact</w:t>
+      </w:r>
+    </w:p>
+    <w:p>
+      <w:pPr>
+        <w:pStyle w:val="FirstParagraph"/>
+      </w:pPr>
+      <w:r>
+        <w:t xml:space="preserve">Return the produced</w:t>
+      </w:r>
+      <w:r>
+        <w:t xml:space="preserve"> </w:t>
+      </w:r>
+      <w:r>
+        <w:rPr>
+          <w:rStyle w:val="VerbatimChar"/>
+        </w:rPr>
+        <w:t xml:space="preserve">CodeArtifact</w:t>
+      </w:r>
+      <w:r>
+        <w:t xml:space="preserve"> </w:t>
+      </w:r>
+      <w:r>
+        <w:t xml:space="preserve">once available. Polled by the frontend until</w:t>
+      </w:r>
+      <w:r>
+        <w:t xml:space="preserve"> </w:t>
+      </w:r>
+      <w:r>
+        <w:rPr>
+          <w:rStyle w:val="VerbatimChar"/>
+        </w:rPr>
+        <w:t xml:space="preserve">200</w:t>
+      </w:r>
+      <w:r>
+        <w:t xml:space="preserve">.</w:t>
+      </w:r>
+      <w:r>
+        <w:t xml:space="preserve"> </w:t>
+      </w:r>
+      <w:r>
+        <w:rPr>
+          <w:rStyle w:val="VerbatimChar"/>
+        </w:rPr>
+        <w:t xml:space="preserve">charge_tx</w:t>
+      </w:r>
+      <w:r>
+        <w:t xml:space="preserve"> </w:t>
+      </w:r>
+      <w:r>
+        <w:t xml:space="preserve">is the run’s one settlement transaction, or</w:t>
+      </w:r>
+      <w:r>
+        <w:t xml:space="preserve"> </w:t>
+      </w:r>
+      <w:r>
+        <w:rPr>
+          <w:rStyle w:val="VerbatimChar"/>
+        </w:rPr>
+        <w:t xml:space="preserve">null</w:t>
+      </w:r>
+      <w:r>
+        <w:t xml:space="preserve"> </w:t>
+      </w:r>
+      <w:r>
+        <w:t xml:space="preserve">when none confirmed (BE@a3dc1f9 · app/routers/tasks.py ·</w:t>
+      </w:r>
+      <w:r>
+        <w:t xml:space="preserve"> </w:t>
+      </w:r>
+      <w:r>
+        <w:rPr>
+          <w:rStyle w:val="VerbatimChar"/>
+        </w:rPr>
+        <w:t xml:space="preserve">ArtifactResponse</w:t>
+      </w:r>
+      <w:r>
+        <w:t xml:space="preserve">).</w:t>
+      </w:r>
+    </w:p>
+    <w:p>
+      <w:pPr>
+        <w:pStyle w:val="SourceCode"/>
+      </w:pPr>
+      <w:r>
+        <w:rPr>
+          <w:rStyle w:val="DecValTok"/>
+        </w:rPr>
+        <w:t xml:space="preserve">200</w:t>
+      </w:r>
+      <w:r>
+        <w:rPr>
+          <w:rStyle w:val="NormalTok"/>
+        </w:rPr>
+        <w:t xml:space="preserve"> </w:t>
+      </w:r>
+      <w:r>
+        <w:rPr>
+          <w:rStyle w:val="ErrorTok"/>
+        </w:rPr>
+        <w:t xml:space="preserve">OK</w:t>
+      </w:r>
+      <w:r>
+        <w:br/>
+      </w:r>
+      <w:r>
+        <w:rPr>
+          <w:rStyle w:val="FunctionTok"/>
+        </w:rPr>
+        <w:t xml:space="preserve">{</w:t>
+      </w:r>
+      <w:r>
+        <w:br/>
+      </w:r>
+      <w:r>
+        <w:rPr>
+          <w:rStyle w:val="NormalTok"/>
+        </w:rPr>
+        <w:t xml:space="preserve">  </w:t>
+      </w:r>
+      <w:r>
+        <w:rPr>
+          <w:rStyle w:val="DataTypeTok"/>
+        </w:rPr>
+        <w:t xml:space="preserve">"artifact"</w:t>
+      </w:r>
+      <w:r>
+        <w:rPr>
+          <w:rStyle w:val="FunctionTok"/>
+        </w:rPr>
+        <w:t xml:space="preserve">:</w:t>
+      </w:r>
+      <w:r>
+        <w:rPr>
+          <w:rStyle w:val="NormalTok"/>
+        </w:rPr>
+        <w:t xml:space="preserve"> </w:t>
+      </w:r>
+      <w:r>
+        <w:rPr>
+          <w:rStyle w:val="FunctionTok"/>
+        </w:rPr>
+        <w:t xml:space="preserve">{</w:t>
+      </w:r>
+      <w:r>
+        <w:br/>
+      </w:r>
+      <w:r>
+        <w:rPr>
+          <w:rStyle w:val="NormalTok"/>
+        </w:rPr>
+        <w:t xml:space="preserve">    </w:t>
+      </w:r>
+      <w:r>
+        <w:rPr>
+          <w:rStyle w:val="DataTypeTok"/>
+        </w:rPr>
+        <w:t xml:space="preserve">"title"</w:t>
+      </w:r>
+      <w:r>
+        <w:rPr>
+          <w:rStyle w:val="FunctionTok"/>
+        </w:rPr>
+        <w:t xml:space="preserve">:</w:t>
+      </w:r>
+      <w:r>
+        <w:rPr>
+          <w:rStyle w:val="NormalTok"/>
+        </w:rPr>
+        <w:t xml:space="preserve">   </w:t>
+      </w:r>
+      <w:r>
+        <w:rPr>
+          <w:rStyle w:val="StringTok"/>
+        </w:rPr>
+        <w:t xml:space="preserve">"AURORA·CALC"</w:t>
+      </w:r>
+      <w:r>
+        <w:rPr>
+          <w:rStyle w:val="FunctionTok"/>
+        </w:rPr>
         <w:t xml:space="preserve">,</w:t>
       </w:r>
       <w:r>
-        <w:t xml:space="preserve"> </w:t>
-      </w:r>
-      <w:r>
-        <w:rPr>
-          <w:rStyle w:val="VerbatimChar"/>
-        </w:rPr>
-        <w:t xml:space="preserve">_submit_ratings</w:t>
-      </w:r>
-      <w:r>
-        <w:t xml:space="preserve">). On testnet the v1</w:t>
-      </w:r>
-      <w:r>
-        <w:t xml:space="preserve"> </w:t>
-      </w:r>
-      <w:r>
-        <w:rPr>
-          <w:rStyle w:val="VerbatimChar"/>
-        </w:rPr>
-        <w:t xml:space="preserve">charge</w:t>
-      </w:r>
-      <w:r>
-        <w:t xml:space="preserve"> </w:t>
-      </w:r>
-      <w:r>
-        <w:t xml:space="preserve">cannot complete, so the seal is not reached (§6.9).</w:t>
-      </w:r>
-    </w:p>
-    <w:p>
-      <w:pPr>
-        <w:pStyle w:val="SourceCode"/>
-      </w:pPr>
-      <w:r>
-        <w:rPr>
-          <w:rStyle w:val="VerbatimChar"/>
-        </w:rPr>
-        <w:t xml:space="preserve">POST /api/orchestrator/execute</w:t>
-      </w:r>
-      <w:r>
         <w:br/>
       </w:r>
       <w:r>
         <w:rPr>
-          <w:rStyle w:val="VerbatimChar"/>
-        </w:rPr>
-        <w:t xml:space="preserve">Content-Type: application/json</w:t>
+          <w:rStyle w:val="NormalTok"/>
+        </w:rPr>
+        <w:t xml:space="preserve">    </w:t>
+      </w:r>
+      <w:r>
+        <w:rPr>
+          <w:rStyle w:val="DataTypeTok"/>
+        </w:rPr>
+        <w:t xml:space="preserve">"summary"</w:t>
+      </w:r>
+      <w:r>
+        <w:rPr>
+          <w:rStyle w:val="FunctionTok"/>
+        </w:rPr>
+        <w:t xml:space="preserve">:</w:t>
+      </w:r>
+      <w:r>
+        <w:rPr>
+          <w:rStyle w:val="NormalTok"/>
+        </w:rPr>
+        <w:t xml:space="preserve"> </w:t>
+      </w:r>
+      <w:r>
+        <w:rPr>
+          <w:rStyle w:val="StringTok"/>
+        </w:rPr>
+        <w:t xml:space="preserve">"Scientific calculator with history, memory, and a real keyboard."</w:t>
+      </w:r>
+      <w:r>
+        <w:rPr>
+          <w:rStyle w:val="FunctionTok"/>
+        </w:rPr>
+        <w:t xml:space="preserve">,</w:t>
       </w:r>
       <w:r>
         <w:br/>
       </w:r>
       <w:r>
+        <w:rPr>
+          <w:rStyle w:val="NormalTok"/>
+        </w:rPr>
+        <w:t xml:space="preserve">    </w:t>
+      </w:r>
+      <w:r>
+        <w:rPr>
+          <w:rStyle w:val="DataTypeTok"/>
+        </w:rPr>
+        <w:t xml:space="preserve">"files"</w:t>
+      </w:r>
+      <w:r>
+        <w:rPr>
+          <w:rStyle w:val="FunctionTok"/>
+        </w:rPr>
+        <w:t xml:space="preserve">:</w:t>
+      </w:r>
+      <w:r>
+        <w:rPr>
+          <w:rStyle w:val="NormalTok"/>
+        </w:rPr>
+        <w:t xml:space="preserve">   </w:t>
+      </w:r>
+      <w:r>
+        <w:rPr>
+          <w:rStyle w:val="OtherTok"/>
+        </w:rPr>
+        <w:t xml:space="preserve">[</w:t>
+      </w:r>
+      <w:r>
+        <w:rPr>
+          <w:rStyle w:val="FunctionTok"/>
+        </w:rPr>
+        <w:t xml:space="preserve">{</w:t>
+      </w:r>
+      <w:r>
+        <w:rPr>
+          <w:rStyle w:val="NormalTok"/>
+        </w:rPr>
+        <w:t xml:space="preserve"> </w:t>
+      </w:r>
+      <w:r>
+        <w:rPr>
+          <w:rStyle w:val="DataTypeTok"/>
+        </w:rPr>
+        <w:t xml:space="preserve">"path"</w:t>
+      </w:r>
+      <w:r>
+        <w:rPr>
+          <w:rStyle w:val="FunctionTok"/>
+        </w:rPr>
+        <w:t xml:space="preserve">:</w:t>
+      </w:r>
+      <w:r>
+        <w:rPr>
+          <w:rStyle w:val="NormalTok"/>
+        </w:rPr>
+        <w:t xml:space="preserve"> </w:t>
+      </w:r>
+      <w:r>
+        <w:rPr>
+          <w:rStyle w:val="StringTok"/>
+        </w:rPr>
+        <w:t xml:space="preserve">"index.html"</w:t>
+      </w:r>
+      <w:r>
+        <w:rPr>
+          <w:rStyle w:val="FunctionTok"/>
+        </w:rPr>
+        <w:t xml:space="preserve">,</w:t>
+      </w:r>
+      <w:r>
+        <w:rPr>
+          <w:rStyle w:val="NormalTok"/>
+        </w:rPr>
+        <w:t xml:space="preserve"> </w:t>
+      </w:r>
+      <w:r>
+        <w:rPr>
+          <w:rStyle w:val="DataTypeTok"/>
+        </w:rPr>
+        <w:t xml:space="preserve">"language"</w:t>
+      </w:r>
+      <w:r>
+        <w:rPr>
+          <w:rStyle w:val="FunctionTok"/>
+        </w:rPr>
+        <w:t xml:space="preserve">:</w:t>
+      </w:r>
+      <w:r>
+        <w:rPr>
+          <w:rStyle w:val="NormalTok"/>
+        </w:rPr>
+        <w:t xml:space="preserve"> </w:t>
+      </w:r>
+      <w:r>
+        <w:rPr>
+          <w:rStyle w:val="StringTok"/>
+        </w:rPr>
+        <w:t xml:space="preserve">"html"</w:t>
+      </w:r>
+      <w:r>
+        <w:rPr>
+          <w:rStyle w:val="FunctionTok"/>
+        </w:rPr>
+        <w:t xml:space="preserve">,</w:t>
+      </w:r>
+      <w:r>
+        <w:rPr>
+          <w:rStyle w:val="NormalTok"/>
+        </w:rPr>
+        <w:t xml:space="preserve"> </w:t>
+      </w:r>
+      <w:r>
+        <w:rPr>
+          <w:rStyle w:val="DataTypeTok"/>
+        </w:rPr>
+        <w:t xml:space="preserve">"content"</w:t>
+      </w:r>
+      <w:r>
+        <w:rPr>
+          <w:rStyle w:val="FunctionTok"/>
+        </w:rPr>
+        <w:t xml:space="preserve">:</w:t>
+      </w:r>
+      <w:r>
+        <w:rPr>
+          <w:rStyle w:val="NormalTok"/>
+        </w:rPr>
+        <w:t xml:space="preserve"> </w:t>
+      </w:r>
+      <w:r>
+        <w:rPr>
+          <w:rStyle w:val="StringTok"/>
+        </w:rPr>
+        <w:t xml:space="preserve">"&lt;!doctype html&gt;…"</w:t>
+      </w:r>
+      <w:r>
+        <w:rPr>
+          <w:rStyle w:val="NormalTok"/>
+        </w:rPr>
+        <w:t xml:space="preserve"> </w:t>
+      </w:r>
+      <w:r>
+        <w:rPr>
+          <w:rStyle w:val="FunctionTok"/>
+        </w:rPr>
+        <w:t xml:space="preserve">}</w:t>
+      </w:r>
+      <w:r>
+        <w:rPr>
+          <w:rStyle w:val="OtherTok"/>
+        </w:rPr>
+        <w:t xml:space="preserve">]</w:t>
+      </w:r>
+      <w:r>
+        <w:rPr>
+          <w:rStyle w:val="FunctionTok"/>
+        </w:rPr>
+        <w:t xml:space="preserve">,</w:t>
+      </w:r>
+      <w:r>
         <w:br/>
       </w:r>
       <w:r>
         <w:rPr>
-          <w:rStyle w:val="VerbatimChar"/>
-        </w:rPr>
-        <w:t xml:space="preserve">{ "plan_id": "pln_8a1f2c4b",</w:t>
+          <w:rStyle w:val="NormalTok"/>
+        </w:rPr>
+        <w:t xml:space="preserve">    </w:t>
+      </w:r>
+      <w:r>
+        <w:rPr>
+          <w:rStyle w:val="DataTypeTok"/>
+        </w:rPr>
+        <w:t xml:space="preserve">"entry"</w:t>
+      </w:r>
+      <w:r>
+        <w:rPr>
+          <w:rStyle w:val="FunctionTok"/>
+        </w:rPr>
+        <w:t xml:space="preserve">:</w:t>
+      </w:r>
+      <w:r>
+        <w:rPr>
+          <w:rStyle w:val="NormalTok"/>
+        </w:rPr>
+        <w:t xml:space="preserve">   </w:t>
+      </w:r>
+      <w:r>
+        <w:rPr>
+          <w:rStyle w:val="StringTok"/>
+        </w:rPr>
+        <w:t xml:space="preserve">"index.html"</w:t>
+      </w:r>
+      <w:r>
+        <w:rPr>
+          <w:rStyle w:val="FunctionTok"/>
+        </w:rPr>
+        <w:t xml:space="preserve">,</w:t>
       </w:r>
       <w:r>
         <w:br/>
       </w:r>
       <w:r>
         <w:rPr>
-          <w:rStyle w:val="VerbatimChar"/>
-        </w:rPr>
-        <w:t xml:space="preserve">  "auth_id_hex": "000000000000000000000000000000c4",</w:t>
+          <w:rStyle w:val="NormalTok"/>
+        </w:rPr>
+        <w:t xml:space="preserve">    </w:t>
+      </w:r>
+      <w:r>
+        <w:rPr>
+          <w:rStyle w:val="DataTypeTok"/>
+        </w:rPr>
+        <w:t xml:space="preserve">"preview_html"</w:t>
+      </w:r>
+      <w:r>
+        <w:rPr>
+          <w:rStyle w:val="FunctionTok"/>
+        </w:rPr>
+        <w:t xml:space="preserve">:</w:t>
+      </w:r>
+      <w:r>
+        <w:rPr>
+          <w:rStyle w:val="NormalTok"/>
+        </w:rPr>
+        <w:t xml:space="preserve"> </w:t>
+      </w:r>
+      <w:r>
+        <w:rPr>
+          <w:rStyle w:val="StringTok"/>
+        </w:rPr>
+        <w:t xml:space="preserve">"&lt;!doctype html&gt;…"</w:t>
+      </w:r>
+      <w:r>
+        <w:rPr>
+          <w:rStyle w:val="FunctionTok"/>
+        </w:rPr>
+        <w:t xml:space="preserve">,</w:t>
       </w:r>
       <w:r>
         <w:br/>
       </w:r>
       <w:r>
         <w:rPr>
-          <w:rStyle w:val="VerbatimChar"/>
-        </w:rPr>
-        <w:t xml:space="preserve">  "payer": "GA7AI5TAJEZA27I666DSJC4MUJYBEWUYNNZWPU7R2ONA7IZQVO6R5OQV" }</w:t>
-      </w:r>
-    </w:p>
-    <w:p>
-      <w:pPr>
-        <w:pStyle w:val="SourceCode"/>
-      </w:pPr>
-      <w:r>
-        <w:rPr>
-          <w:rStyle w:val="DecValTok"/>
-        </w:rPr>
-        <w:t xml:space="preserve">202</w:t>
-      </w:r>
-      <w:r>
-        <w:rPr>
-          <w:rStyle w:val="NormalTok"/>
-        </w:rPr>
-        <w:t xml:space="preserve"> </w:t>
-      </w:r>
-      <w:r>
-        <w:rPr>
-          <w:rStyle w:val="ErrorTok"/>
-        </w:rPr>
-        <w:t xml:space="preserve">Accepted</w:t>
+          <w:rStyle w:val="NormalTok"/>
+        </w:rPr>
+        <w:t xml:space="preserve">    </w:t>
+      </w:r>
+      <w:r>
+        <w:rPr>
+          <w:rStyle w:val="DataTypeTok"/>
+        </w:rPr>
+        <w:t xml:space="preserve">"source"</w:t>
+      </w:r>
+      <w:r>
+        <w:rPr>
+          <w:rStyle w:val="FunctionTok"/>
+        </w:rPr>
+        <w:t xml:space="preserve">:</w:t>
+      </w:r>
+      <w:r>
+        <w:rPr>
+          <w:rStyle w:val="NormalTok"/>
+        </w:rPr>
+        <w:t xml:space="preserve"> </w:t>
+      </w:r>
+      <w:r>
+        <w:rPr>
+          <w:rStyle w:val="StringTok"/>
+        </w:rPr>
+        <w:t xml:space="preserve">"baked"</w:t>
+      </w:r>
+      <w:r>
+        <w:rPr>
+          <w:rStyle w:val="FunctionTok"/>
+        </w:rPr>
+        <w:t xml:space="preserve">,</w:t>
       </w:r>
       <w:r>
         <w:br/>
       </w:r>
       <w:r>
         <w:rPr>
+          <w:rStyle w:val="NormalTok"/>
+        </w:rPr>
+        <w:t xml:space="preserve">    </w:t>
+      </w:r>
+      <w:r>
+        <w:rPr>
+          <w:rStyle w:val="DataTypeTok"/>
+        </w:rPr>
+        <w:t xml:space="preserve">"kit_id"</w:t>
+      </w:r>
+      <w:r>
+        <w:rPr>
           <w:rStyle w:val="FunctionTok"/>
         </w:rPr>
-        <w:t xml:space="preserve">{</w:t>
-      </w:r>
-      <w:r>
-        <w:rPr>
-          <w:rStyle w:val="NormalTok"/>
-        </w:rPr>
-        <w:t xml:space="preserve"> </w:t>
+        <w:t xml:space="preserve">:</w:t>
+      </w:r>
+      <w:r>
+        <w:rPr>
+          <w:rStyle w:val="NormalTok"/>
+        </w:rPr>
+        <w:t xml:space="preserve"> </w:t>
+      </w:r>
+      <w:r>
+        <w:rPr>
+          <w:rStyle w:val="StringTok"/>
+        </w:rPr>
+        <w:t xml:space="preserve">"calculator"</w:t>
+      </w:r>
+      <w:r>
+        <w:br/>
+      </w:r>
+      <w:r>
+        <w:rPr>
+          <w:rStyle w:val="NormalTok"/>
+        </w:rPr>
+        <w:t xml:space="preserve">  </w:t>
+      </w:r>
+      <w:r>
+        <w:rPr>
+          <w:rStyle w:val="FunctionTok"/>
+        </w:rPr>
+        <w:t xml:space="preserve">},</w:t>
+      </w:r>
+      <w:r>
+        <w:br/>
+      </w:r>
+      <w:r>
+        <w:rPr>
+          <w:rStyle w:val="NormalTok"/>
+        </w:rPr>
+        <w:t xml:space="preserve">  </w:t>
       </w:r>
       <w:r>
         <w:rPr>
           <w:rStyle w:val="DataTypeTok"/>
         </w:rPr>
-        <w:t xml:space="preserve">"task_id"</w:t>
+        <w:t xml:space="preserve">"charge_tx"</w:t>
       </w:r>
       <w:r>
         <w:rPr>
@@ -32997,33 +34230,59 @@
         <w:rPr>
           <w:rStyle w:val="StringTok"/>
         </w:rPr>
-        <w:t xml:space="preserve">"tsk_3f9c12a1"</w:t>
-      </w:r>
-      <w:r>
-        <w:rPr>
-          <w:rStyle w:val="NormalTok"/>
-        </w:rPr>
-        <w:t xml:space="preserve"> </w:t>
+        <w:t xml:space="preserve">"47a13c…"</w:t>
       </w:r>
       <w:r>
         <w:rPr>
           <w:rStyle w:val="FunctionTok"/>
         </w:rPr>
+        <w:t xml:space="preserve">,</w:t>
+      </w:r>
+      <w:r>
+        <w:br/>
+      </w:r>
+      <w:r>
+        <w:rPr>
+          <w:rStyle w:val="NormalTok"/>
+        </w:rPr>
+        <w:t xml:space="preserve">  </w:t>
+      </w:r>
+      <w:r>
+        <w:rPr>
+          <w:rStyle w:val="DataTypeTok"/>
+        </w:rPr>
+        <w:t xml:space="preserve">"proof_tx"</w:t>
+      </w:r>
+      <w:r>
+        <w:rPr>
+          <w:rStyle w:val="FunctionTok"/>
+        </w:rPr>
+        <w:t xml:space="preserve">:</w:t>
+      </w:r>
+      <w:r>
+        <w:rPr>
+          <w:rStyle w:val="NormalTok"/>
+        </w:rPr>
+        <w:t xml:space="preserve">  </w:t>
+      </w:r>
+      <w:r>
+        <w:rPr>
+          <w:rStyle w:val="StringTok"/>
+        </w:rPr>
+        <w:t xml:space="preserve">"0x7fa2c41b…b91d12e4"</w:t>
+      </w:r>
+      <w:r>
+        <w:br/>
+      </w:r>
+      <w:r>
+        <w:rPr>
+          <w:rStyle w:val="FunctionTok"/>
+        </w:rPr>
         <w:t xml:space="preserve">}</w:t>
       </w:r>
     </w:p>
-    <w:bookmarkEnd w:id="107"/>
-    <w:bookmarkEnd w:id="108"/>
-    <w:bookmarkStart w:id="114" w:name="a.2-tasks-and-trace"/>
-    <w:p>
-      <w:pPr>
-        <w:pStyle w:val="Heading2"/>
-      </w:pPr>
-      <w:r>
-        <w:t xml:space="preserve">A.2 · Tasks and trace</w:t>
-      </w:r>
-    </w:p>
-    <w:bookmarkStart w:id="109" w:name="get-apitasks"/>
+    <w:bookmarkEnd w:id="112"/>
+    <w:bookmarkStart w:id="113" w:name="get-apitracetask_id"/>
     <w:p>
       <w:pPr>
         <w:pStyle w:val="Heading3"/>
@@ -33032,7 +34291,7 @@
         <w:rPr>
           <w:rStyle w:val="VerbatimChar"/>
         </w:rPr>
-        <w:t xml:space="preserve">GET /api/tasks</w:t>
+        <w:t xml:space="preserve">GET /api/trace/{task_id}</w:t>
       </w:r>
     </w:p>
     <w:p>
@@ -33040,697 +34299,11 @@
         <w:pStyle w:val="FirstParagraph"/>
       </w:pPr>
       <w:r>
-        <w:t xml:space="preserve">List recent tasks (running + complete + failed).</w:t>
-      </w:r>
-    </w:p>
-    <w:bookmarkEnd w:id="109"/>
-    <w:bookmarkStart w:id="110" w:name="get-apitaskstask_id"/>
-    <w:p>
-      <w:pPr>
-        <w:pStyle w:val="Heading3"/>
-      </w:pPr>
-      <w:r>
-        <w:rPr>
-          <w:rStyle w:val="VerbatimChar"/>
-        </w:rPr>
-        <w:t xml:space="preserve">GET /api/tasks/{task_id}</w:t>
-      </w:r>
-    </w:p>
-    <w:p>
-      <w:pPr>
-        <w:pStyle w:val="FirstParagraph"/>
-      </w:pPr>
-      <w:r>
-        <w:t xml:space="preserve">Single-task snapshot. Returns id, intent, agents involved, status, started timestamp, and total spent.</w:t>
-      </w:r>
-    </w:p>
-    <w:bookmarkEnd w:id="110"/>
-    <w:bookmarkStart w:id="111" w:name="get-apitaskstask_idartifact"/>
-    <w:p>
-      <w:pPr>
-        <w:pStyle w:val="Heading3"/>
-      </w:pPr>
-      <w:r>
-        <w:rPr>
-          <w:rStyle w:val="VerbatimChar"/>
-        </w:rPr>
-        <w:t xml:space="preserve">GET /api/tasks/{task_id}/artifact</w:t>
-      </w:r>
-    </w:p>
-    <w:p>
-      <w:pPr>
-        <w:pStyle w:val="FirstParagraph"/>
-      </w:pPr>
-      <w:r>
-        <w:t xml:space="preserve">Return the produced</w:t>
-      </w:r>
-      <w:r>
-        <w:t xml:space="preserve"> </w:t>
-      </w:r>
-      <w:r>
-        <w:rPr>
-          <w:rStyle w:val="VerbatimChar"/>
-        </w:rPr>
-        <w:t xml:space="preserve">CodeArtifact</w:t>
-      </w:r>
-      <w:r>
-        <w:t xml:space="preserve"> </w:t>
-      </w:r>
-      <w:r>
-        <w:t xml:space="preserve">once available. Polled by the frontend until</w:t>
-      </w:r>
-      <w:r>
-        <w:t xml:space="preserve"> </w:t>
-      </w:r>
-      <w:r>
-        <w:rPr>
-          <w:rStyle w:val="VerbatimChar"/>
-        </w:rPr>
-        <w:t xml:space="preserve">200</w:t>
-      </w:r>
-      <w:r>
-        <w:t xml:space="preserve">.</w:t>
-      </w:r>
-      <w:r>
-        <w:t xml:space="preserve"> </w:t>
-      </w:r>
-      <w:r>
-        <w:rPr>
-          <w:rStyle w:val="VerbatimChar"/>
-        </w:rPr>
-        <w:t xml:space="preserve">charge_tx</w:t>
-      </w:r>
-      <w:r>
-        <w:t xml:space="preserve"> </w:t>
-      </w:r>
-      <w:r>
-        <w:t xml:space="preserve">is the run’s one settlement transaction, or</w:t>
-      </w:r>
-      <w:r>
-        <w:t xml:space="preserve"> </w:t>
-      </w:r>
-      <w:r>
-        <w:rPr>
-          <w:rStyle w:val="VerbatimChar"/>
-        </w:rPr>
-        <w:t xml:space="preserve">null</w:t>
-      </w:r>
-      <w:r>
-        <w:t xml:space="preserve"> </w:t>
-      </w:r>
-      <w:r>
-        <w:t xml:space="preserve">when none confirmed (BE@a3dc1f9 · app/routers/tasks.py ·</w:t>
-      </w:r>
-      <w:r>
-        <w:t xml:space="preserve"> </w:t>
-      </w:r>
-      <w:r>
-        <w:rPr>
-          <w:rStyle w:val="VerbatimChar"/>
-        </w:rPr>
-        <w:t xml:space="preserve">ArtifactResponse</w:t>
-      </w:r>
-      <w:r>
-        <w:t xml:space="preserve">).</w:t>
-      </w:r>
-    </w:p>
-    <w:p>
-      <w:pPr>
-        <w:pStyle w:val="SourceCode"/>
-      </w:pPr>
-      <w:r>
-        <w:rPr>
-          <w:rStyle w:val="DecValTok"/>
-        </w:rPr>
-        <w:t xml:space="preserve">200</w:t>
-      </w:r>
-      <w:r>
-        <w:rPr>
-          <w:rStyle w:val="NormalTok"/>
-        </w:rPr>
-        <w:t xml:space="preserve"> </w:t>
-      </w:r>
-      <w:r>
-        <w:rPr>
-          <w:rStyle w:val="ErrorTok"/>
-        </w:rPr>
-        <w:t xml:space="preserve">OK</w:t>
-      </w:r>
-      <w:r>
-        <w:br/>
-      </w:r>
-      <w:r>
-        <w:rPr>
-          <w:rStyle w:val="FunctionTok"/>
-        </w:rPr>
-        <w:t xml:space="preserve">{</w:t>
-      </w:r>
-      <w:r>
-        <w:br/>
-      </w:r>
-      <w:r>
-        <w:rPr>
-          <w:rStyle w:val="NormalTok"/>
-        </w:rPr>
-        <w:t xml:space="preserve">  </w:t>
-      </w:r>
-      <w:r>
-        <w:rPr>
-          <w:rStyle w:val="DataTypeTok"/>
-        </w:rPr>
-        <w:t xml:space="preserve">"artifact"</w:t>
-      </w:r>
-      <w:r>
-        <w:rPr>
-          <w:rStyle w:val="FunctionTok"/>
-        </w:rPr>
-        <w:t xml:space="preserve">:</w:t>
-      </w:r>
-      <w:r>
-        <w:rPr>
-          <w:rStyle w:val="NormalTok"/>
-        </w:rPr>
-        <w:t xml:space="preserve"> </w:t>
-      </w:r>
-      <w:r>
-        <w:rPr>
-          <w:rStyle w:val="FunctionTok"/>
-        </w:rPr>
-        <w:t xml:space="preserve">{</w:t>
-      </w:r>
-      <w:r>
-        <w:br/>
-      </w:r>
-      <w:r>
-        <w:rPr>
-          <w:rStyle w:val="NormalTok"/>
-        </w:rPr>
-        <w:t xml:space="preserve">    </w:t>
-      </w:r>
-      <w:r>
-        <w:rPr>
-          <w:rStyle w:val="DataTypeTok"/>
-        </w:rPr>
-        <w:t xml:space="preserve">"title"</w:t>
-      </w:r>
-      <w:r>
-        <w:rPr>
-          <w:rStyle w:val="FunctionTok"/>
-        </w:rPr>
-        <w:t xml:space="preserve">:</w:t>
-      </w:r>
-      <w:r>
-        <w:rPr>
-          <w:rStyle w:val="NormalTok"/>
-        </w:rPr>
-        <w:t xml:space="preserve">   </w:t>
-      </w:r>
-      <w:r>
-        <w:rPr>
-          <w:rStyle w:val="StringTok"/>
-        </w:rPr>
-        <w:t xml:space="preserve">"AURORA·CALC"</w:t>
-      </w:r>
-      <w:r>
-        <w:rPr>
-          <w:rStyle w:val="FunctionTok"/>
-        </w:rPr>
-        <w:t xml:space="preserve">,</w:t>
-      </w:r>
-      <w:r>
-        <w:br/>
-      </w:r>
-      <w:r>
-        <w:rPr>
-          <w:rStyle w:val="NormalTok"/>
-        </w:rPr>
-        <w:t xml:space="preserve">    </w:t>
-      </w:r>
-      <w:r>
-        <w:rPr>
-          <w:rStyle w:val="DataTypeTok"/>
-        </w:rPr>
-        <w:t xml:space="preserve">"summary"</w:t>
-      </w:r>
-      <w:r>
-        <w:rPr>
-          <w:rStyle w:val="FunctionTok"/>
-        </w:rPr>
-        <w:t xml:space="preserve">:</w:t>
-      </w:r>
-      <w:r>
-        <w:rPr>
-          <w:rStyle w:val="NormalTok"/>
-        </w:rPr>
-        <w:t xml:space="preserve"> </w:t>
-      </w:r>
-      <w:r>
-        <w:rPr>
-          <w:rStyle w:val="StringTok"/>
-        </w:rPr>
-        <w:t xml:space="preserve">"Scientific calculator with history, memory, and a real keyboard."</w:t>
-      </w:r>
-      <w:r>
-        <w:rPr>
-          <w:rStyle w:val="FunctionTok"/>
-        </w:rPr>
-        <w:t xml:space="preserve">,</w:t>
-      </w:r>
-      <w:r>
-        <w:br/>
-      </w:r>
-      <w:r>
-        <w:rPr>
-          <w:rStyle w:val="NormalTok"/>
-        </w:rPr>
-        <w:t xml:space="preserve">    </w:t>
-      </w:r>
-      <w:r>
-        <w:rPr>
-          <w:rStyle w:val="DataTypeTok"/>
-        </w:rPr>
-        <w:t xml:space="preserve">"files"</w:t>
-      </w:r>
-      <w:r>
-        <w:rPr>
-          <w:rStyle w:val="FunctionTok"/>
-        </w:rPr>
-        <w:t xml:space="preserve">:</w:t>
-      </w:r>
-      <w:r>
-        <w:rPr>
-          <w:rStyle w:val="NormalTok"/>
-        </w:rPr>
-        <w:t xml:space="preserve">   </w:t>
-      </w:r>
-      <w:r>
-        <w:rPr>
-          <w:rStyle w:val="OtherTok"/>
-        </w:rPr>
-        <w:t xml:space="preserve">[</w:t>
-      </w:r>
-      <w:r>
-        <w:rPr>
-          <w:rStyle w:val="FunctionTok"/>
-        </w:rPr>
-        <w:t xml:space="preserve">{</w:t>
-      </w:r>
-      <w:r>
-        <w:rPr>
-          <w:rStyle w:val="NormalTok"/>
-        </w:rPr>
-        <w:t xml:space="preserve"> </w:t>
-      </w:r>
-      <w:r>
-        <w:rPr>
-          <w:rStyle w:val="DataTypeTok"/>
-        </w:rPr>
-        <w:t xml:space="preserve">"path"</w:t>
-      </w:r>
-      <w:r>
-        <w:rPr>
-          <w:rStyle w:val="FunctionTok"/>
-        </w:rPr>
-        <w:t xml:space="preserve">:</w:t>
-      </w:r>
-      <w:r>
-        <w:rPr>
-          <w:rStyle w:val="NormalTok"/>
-        </w:rPr>
-        <w:t xml:space="preserve"> </w:t>
-      </w:r>
-      <w:r>
-        <w:rPr>
-          <w:rStyle w:val="StringTok"/>
-        </w:rPr>
-        <w:t xml:space="preserve">"index.html"</w:t>
-      </w:r>
-      <w:r>
-        <w:rPr>
-          <w:rStyle w:val="FunctionTok"/>
-        </w:rPr>
-        <w:t xml:space="preserve">,</w:t>
-      </w:r>
-      <w:r>
-        <w:rPr>
-          <w:rStyle w:val="NormalTok"/>
-        </w:rPr>
-        <w:t xml:space="preserve"> </w:t>
-      </w:r>
-      <w:r>
-        <w:rPr>
-          <w:rStyle w:val="DataTypeTok"/>
-        </w:rPr>
-        <w:t xml:space="preserve">"language"</w:t>
-      </w:r>
-      <w:r>
-        <w:rPr>
-          <w:rStyle w:val="FunctionTok"/>
-        </w:rPr>
-        <w:t xml:space="preserve">:</w:t>
-      </w:r>
-      <w:r>
-        <w:rPr>
-          <w:rStyle w:val="NormalTok"/>
-        </w:rPr>
-        <w:t xml:space="preserve"> </w:t>
-      </w:r>
-      <w:r>
-        <w:rPr>
-          <w:rStyle w:val="StringTok"/>
-        </w:rPr>
-        <w:t xml:space="preserve">"html"</w:t>
-      </w:r>
-      <w:r>
-        <w:rPr>
-          <w:rStyle w:val="FunctionTok"/>
-        </w:rPr>
-        <w:t xml:space="preserve">,</w:t>
-      </w:r>
-      <w:r>
-        <w:rPr>
-          <w:rStyle w:val="NormalTok"/>
-        </w:rPr>
-        <w:t xml:space="preserve"> </w:t>
-      </w:r>
-      <w:r>
-        <w:rPr>
-          <w:rStyle w:val="DataTypeTok"/>
-        </w:rPr>
-        <w:t xml:space="preserve">"content"</w:t>
-      </w:r>
-      <w:r>
-        <w:rPr>
-          <w:rStyle w:val="FunctionTok"/>
-        </w:rPr>
-        <w:t xml:space="preserve">:</w:t>
-      </w:r>
-      <w:r>
-        <w:rPr>
-          <w:rStyle w:val="NormalTok"/>
-        </w:rPr>
-        <w:t xml:space="preserve"> </w:t>
-      </w:r>
-      <w:r>
-        <w:rPr>
-          <w:rStyle w:val="StringTok"/>
-        </w:rPr>
-        <w:t xml:space="preserve">"&lt;!doctype html&gt;…"</w:t>
-      </w:r>
-      <w:r>
-        <w:rPr>
-          <w:rStyle w:val="NormalTok"/>
-        </w:rPr>
-        <w:t xml:space="preserve"> </w:t>
-      </w:r>
-      <w:r>
-        <w:rPr>
-          <w:rStyle w:val="FunctionTok"/>
-        </w:rPr>
-        <w:t xml:space="preserve">}</w:t>
-      </w:r>
-      <w:r>
-        <w:rPr>
-          <w:rStyle w:val="OtherTok"/>
-        </w:rPr>
-        <w:t xml:space="preserve">]</w:t>
-      </w:r>
-      <w:r>
-        <w:rPr>
-          <w:rStyle w:val="FunctionTok"/>
-        </w:rPr>
-        <w:t xml:space="preserve">,</w:t>
-      </w:r>
-      <w:r>
-        <w:br/>
-      </w:r>
-      <w:r>
-        <w:rPr>
-          <w:rStyle w:val="NormalTok"/>
-        </w:rPr>
-        <w:t xml:space="preserve">    </w:t>
-      </w:r>
-      <w:r>
-        <w:rPr>
-          <w:rStyle w:val="DataTypeTok"/>
-        </w:rPr>
-        <w:t xml:space="preserve">"entry"</w:t>
-      </w:r>
-      <w:r>
-        <w:rPr>
-          <w:rStyle w:val="FunctionTok"/>
-        </w:rPr>
-        <w:t xml:space="preserve">:</w:t>
-      </w:r>
-      <w:r>
-        <w:rPr>
-          <w:rStyle w:val="NormalTok"/>
-        </w:rPr>
-        <w:t xml:space="preserve">   </w:t>
-      </w:r>
-      <w:r>
-        <w:rPr>
-          <w:rStyle w:val="StringTok"/>
-        </w:rPr>
-        <w:t xml:space="preserve">"index.html"</w:t>
-      </w:r>
-      <w:r>
-        <w:rPr>
-          <w:rStyle w:val="FunctionTok"/>
-        </w:rPr>
-        <w:t xml:space="preserve">,</w:t>
-      </w:r>
-      <w:r>
-        <w:br/>
-      </w:r>
-      <w:r>
-        <w:rPr>
-          <w:rStyle w:val="NormalTok"/>
-        </w:rPr>
-        <w:t xml:space="preserve">    </w:t>
-      </w:r>
-      <w:r>
-        <w:rPr>
-          <w:rStyle w:val="DataTypeTok"/>
-        </w:rPr>
-        <w:t xml:space="preserve">"preview_html"</w:t>
-      </w:r>
-      <w:r>
-        <w:rPr>
-          <w:rStyle w:val="FunctionTok"/>
-        </w:rPr>
-        <w:t xml:space="preserve">:</w:t>
-      </w:r>
-      <w:r>
-        <w:rPr>
-          <w:rStyle w:val="NormalTok"/>
-        </w:rPr>
-        <w:t xml:space="preserve"> </w:t>
-      </w:r>
-      <w:r>
-        <w:rPr>
-          <w:rStyle w:val="StringTok"/>
-        </w:rPr>
-        <w:t xml:space="preserve">"&lt;!doctype html&gt;…"</w:t>
-      </w:r>
-      <w:r>
-        <w:rPr>
-          <w:rStyle w:val="FunctionTok"/>
-        </w:rPr>
-        <w:t xml:space="preserve">,</w:t>
-      </w:r>
-      <w:r>
-        <w:br/>
-      </w:r>
-      <w:r>
-        <w:rPr>
-          <w:rStyle w:val="NormalTok"/>
-        </w:rPr>
-        <w:t xml:space="preserve">    </w:t>
-      </w:r>
-      <w:r>
-        <w:rPr>
-          <w:rStyle w:val="DataTypeTok"/>
-        </w:rPr>
-        <w:t xml:space="preserve">"source"</w:t>
-      </w:r>
-      <w:r>
-        <w:rPr>
-          <w:rStyle w:val="FunctionTok"/>
-        </w:rPr>
-        <w:t xml:space="preserve">:</w:t>
-      </w:r>
-      <w:r>
-        <w:rPr>
-          <w:rStyle w:val="NormalTok"/>
-        </w:rPr>
-        <w:t xml:space="preserve"> </w:t>
-      </w:r>
-      <w:r>
-        <w:rPr>
-          <w:rStyle w:val="StringTok"/>
-        </w:rPr>
-        <w:t xml:space="preserve">"baked"</w:t>
-      </w:r>
-      <w:r>
-        <w:rPr>
-          <w:rStyle w:val="FunctionTok"/>
-        </w:rPr>
-        <w:t xml:space="preserve">,</w:t>
-      </w:r>
-      <w:r>
-        <w:br/>
-      </w:r>
-      <w:r>
-        <w:rPr>
-          <w:rStyle w:val="NormalTok"/>
-        </w:rPr>
-        <w:t xml:space="preserve">    </w:t>
-      </w:r>
-      <w:r>
-        <w:rPr>
-          <w:rStyle w:val="DataTypeTok"/>
-        </w:rPr>
-        <w:t xml:space="preserve">"kit_id"</w:t>
-      </w:r>
-      <w:r>
-        <w:rPr>
-          <w:rStyle w:val="FunctionTok"/>
-        </w:rPr>
-        <w:t xml:space="preserve">:</w:t>
-      </w:r>
-      <w:r>
-        <w:rPr>
-          <w:rStyle w:val="NormalTok"/>
-        </w:rPr>
-        <w:t xml:space="preserve"> </w:t>
-      </w:r>
-      <w:r>
-        <w:rPr>
-          <w:rStyle w:val="StringTok"/>
-        </w:rPr>
-        <w:t xml:space="preserve">"calculator"</w:t>
-      </w:r>
-      <w:r>
-        <w:br/>
-      </w:r>
-      <w:r>
-        <w:rPr>
-          <w:rStyle w:val="NormalTok"/>
-        </w:rPr>
-        <w:t xml:space="preserve">  </w:t>
-      </w:r>
-      <w:r>
-        <w:rPr>
-          <w:rStyle w:val="FunctionTok"/>
-        </w:rPr>
-        <w:t xml:space="preserve">},</w:t>
-      </w:r>
-      <w:r>
-        <w:br/>
-      </w:r>
-      <w:r>
-        <w:rPr>
-          <w:rStyle w:val="NormalTok"/>
-        </w:rPr>
-        <w:t xml:space="preserve">  </w:t>
-      </w:r>
-      <w:r>
-        <w:rPr>
-          <w:rStyle w:val="DataTypeTok"/>
-        </w:rPr>
-        <w:t xml:space="preserve">"charge_tx"</w:t>
-      </w:r>
-      <w:r>
-        <w:rPr>
-          <w:rStyle w:val="FunctionTok"/>
-        </w:rPr>
-        <w:t xml:space="preserve">:</w:t>
-      </w:r>
-      <w:r>
-        <w:rPr>
-          <w:rStyle w:val="NormalTok"/>
-        </w:rPr>
-        <w:t xml:space="preserve"> </w:t>
-      </w:r>
-      <w:r>
-        <w:rPr>
-          <w:rStyle w:val="StringTok"/>
-        </w:rPr>
-        <w:t xml:space="preserve">"47a13c…"</w:t>
-      </w:r>
-      <w:r>
-        <w:rPr>
-          <w:rStyle w:val="FunctionTok"/>
-        </w:rPr>
-        <w:t xml:space="preserve">,</w:t>
-      </w:r>
-      <w:r>
-        <w:br/>
-      </w:r>
-      <w:r>
-        <w:rPr>
-          <w:rStyle w:val="NormalTok"/>
-        </w:rPr>
-        <w:t xml:space="preserve">  </w:t>
-      </w:r>
-      <w:r>
-        <w:rPr>
-          <w:rStyle w:val="DataTypeTok"/>
-        </w:rPr>
-        <w:t xml:space="preserve">"proof_tx"</w:t>
-      </w:r>
-      <w:r>
-        <w:rPr>
-          <w:rStyle w:val="FunctionTok"/>
-        </w:rPr>
-        <w:t xml:space="preserve">:</w:t>
-      </w:r>
-      <w:r>
-        <w:rPr>
-          <w:rStyle w:val="NormalTok"/>
-        </w:rPr>
-        <w:t xml:space="preserve">  </w:t>
-      </w:r>
-      <w:r>
-        <w:rPr>
-          <w:rStyle w:val="StringTok"/>
-        </w:rPr>
-        <w:t xml:space="preserve">"0x7fa2c41b…b91d12e4"</w:t>
-      </w:r>
-      <w:r>
-        <w:br/>
-      </w:r>
-      <w:r>
-        <w:rPr>
-          <w:rStyle w:val="FunctionTok"/>
-        </w:rPr>
-        <w:t xml:space="preserve">}</w:t>
-      </w:r>
-    </w:p>
-    <w:bookmarkEnd w:id="111"/>
-    <w:bookmarkStart w:id="112" w:name="get-apitracetask_id"/>
-    <w:p>
-      <w:pPr>
-        <w:pStyle w:val="Heading3"/>
-      </w:pPr>
-      <w:r>
-        <w:rPr>
-          <w:rStyle w:val="VerbatimChar"/>
-        </w:rPr>
-        <w:t xml:space="preserve">GET /api/trace/{task_id}</w:t>
-      </w:r>
-    </w:p>
-    <w:p>
-      <w:pPr>
-        <w:pStyle w:val="FirstParagraph"/>
-      </w:pPr>
-      <w:r>
         <w:t xml:space="preserve">Full trace as a JSON array (snapshot). Useful for reconciliation.</w:t>
       </w:r>
     </w:p>
-    <w:bookmarkEnd w:id="112"/>
-    <w:bookmarkStart w:id="113" w:name="get-apitracetask_idstream"/>
+    <w:bookmarkEnd w:id="113"/>
+    <w:bookmarkStart w:id="114" w:name="get-apitracetask_idstream"/>
     <w:p>
       <w:pPr>
         <w:pStyle w:val="Heading3"/>
@@ -33911,9 +34484,9 @@
         <w:t xml:space="preserve">and closes when the workflow completes.</w:t>
       </w:r>
     </w:p>
-    <w:bookmarkEnd w:id="113"/>
     <w:bookmarkEnd w:id="114"/>
-    <w:bookmarkStart w:id="117" w:name="a.3-agents-and-registry"/>
+    <w:bookmarkEnd w:id="115"/>
+    <w:bookmarkStart w:id="118" w:name="a.3-agents-and-registry"/>
     <w:p>
       <w:pPr>
         <w:pStyle w:val="Heading2"/>
@@ -33922,7 +34495,7 @@
         <w:t xml:space="preserve">A.3 · Agents and registry</w:t>
       </w:r>
     </w:p>
-    <w:bookmarkStart w:id="115" w:name="get-apiagents"/>
+    <w:bookmarkStart w:id="116" w:name="get-apiagents"/>
     <w:p>
       <w:pPr>
         <w:pStyle w:val="Heading3"/>
@@ -33942,8 +34515,8 @@
         <w:t xml:space="preserve">Full registry snapshot. Returns the twelve seeded agents plus any registered on chain.</w:t>
       </w:r>
     </w:p>
-    <w:bookmarkEnd w:id="115"/>
-    <w:bookmarkStart w:id="116" w:name="get-apiagentsagent_id"/>
+    <w:bookmarkEnd w:id="116"/>
+    <w:bookmarkStart w:id="117" w:name="get-apiagentsagent_id"/>
     <w:p>
       <w:pPr>
         <w:pStyle w:val="Heading3"/>
@@ -33993,9 +34566,9 @@
         <w:t xml:space="preserve">reads.</w:t>
       </w:r>
     </w:p>
-    <w:bookmarkEnd w:id="116"/>
     <w:bookmarkEnd w:id="117"/>
-    <w:bookmarkStart w:id="120" w:name="a.4-metrics"/>
+    <w:bookmarkEnd w:id="118"/>
+    <w:bookmarkStart w:id="121" w:name="a.4-metrics"/>
     <w:p>
       <w:pPr>
         <w:pStyle w:val="Heading2"/>
@@ -34004,7 +34577,7 @@
         <w:t xml:space="preserve">A.4 · Metrics</w:t>
       </w:r>
     </w:p>
-    <w:bookmarkStart w:id="118" w:name="get-apimetricsoverview"/>
+    <w:bookmarkStart w:id="119" w:name="get-apimetricsoverview"/>
     <w:p>
       <w:pPr>
         <w:pStyle w:val="Heading3"/>
@@ -34024,8 +34597,8 @@
         <w:t xml:space="preserve">Dashboard tile data — agents online, tasks per second (rolling 60 s), average completion time, sparkline buckets.</w:t>
       </w:r>
     </w:p>
-    <w:bookmarkEnd w:id="118"/>
-    <w:bookmarkStart w:id="119" w:name="get-apiflowdefault"/>
+    <w:bookmarkEnd w:id="119"/>
+    <w:bookmarkStart w:id="120" w:name="get-apiflowdefault"/>
     <w:p>
       <w:pPr>
         <w:pStyle w:val="Heading3"/>
@@ -34060,9 +34633,9 @@
         <w:t xml:space="preserve">viewer — node list + edge list.</w:t>
       </w:r>
     </w:p>
-    <w:bookmarkEnd w:id="119"/>
     <w:bookmarkEnd w:id="120"/>
-    <w:bookmarkStart w:id="131" w:name="a.5-stellar"/>
+    <w:bookmarkEnd w:id="121"/>
+    <w:bookmarkStart w:id="132" w:name="a.5-stellar"/>
     <w:p>
       <w:pPr>
         <w:pStyle w:val="Heading2"/>
@@ -34071,7 +34644,7 @@
         <w:t xml:space="preserve">A.5 · Stellar</w:t>
       </w:r>
     </w:p>
-    <w:bookmarkStart w:id="121" w:name="get-apistellarnetwork"/>
+    <w:bookmarkStart w:id="122" w:name="get-apistellarnetwork"/>
     <w:p>
       <w:pPr>
         <w:pStyle w:val="Heading3"/>
@@ -34088,7 +34661,22 @@
         <w:pStyle w:val="FirstParagraph"/>
       </w:pPr>
       <w:r>
-        <w:t xml:space="preserve">Canonical source of truth for contract IDs and network metadata. The response below is the live testnet deployment’s, read on 2026-09-29; its shape is the</w:t>
+        <w:t xml:space="preserve">Canonical source of truth for contract IDs and network metadata. The response below is the live testnet deployment’s, read on 2026-09-30, after</w:t>
+      </w:r>
+      <w:r>
+        <w:t xml:space="preserve"> </w:t>
+      </w:r>
+      <w:r>
+        <w:rPr>
+          <w:rStyle w:val="VerbatimChar"/>
+        </w:rPr>
+        <w:t xml:space="preserve">payment_escrow</w:t>
+      </w:r>
+      <w:r>
+        <w:t xml:space="preserve"> </w:t>
+      </w:r>
+      <w:r>
+        <w:t xml:space="preserve">moved to escrow v2; its shape is the</w:t>
       </w:r>
       <w:r>
         <w:t xml:space="preserve"> </w:t>
@@ -34618,7 +35206,7 @@
         <w:rPr>
           <w:rStyle w:val="StringTok"/>
         </w:rPr>
-        <w:t xml:space="preserve">"CBJPTMAPMGODGZCZ2IMEQSRUX3WGUXNMKDTNN2KMJ3NFGYZ5OJ5525PI"</w:t>
+        <w:t xml:space="preserve">"CCNO5TENCK3EK532I3OZLZ63323FEEULPAKJ74CUP3JZK3XQINRQ5VC4"</w:t>
       </w:r>
       <w:r>
         <w:rPr>
@@ -34684,8 +35272,8 @@
         <w:t xml:space="preserve">}</w:t>
       </w:r>
     </w:p>
-    <w:bookmarkEnd w:id="121"/>
-    <w:bookmarkStart w:id="122" w:name="post-apistellarbuildauthorize"/>
+    <w:bookmarkEnd w:id="122"/>
+    <w:bookmarkStart w:id="123" w:name="post-apistellarbuildauthorize"/>
     <w:p>
       <w:pPr>
         <w:pStyle w:val="Heading3"/>
@@ -34859,8 +35447,8 @@
         <w:t xml:space="preserve">}</w:t>
       </w:r>
     </w:p>
-    <w:bookmarkEnd w:id="122"/>
-    <w:bookmarkStart w:id="123" w:name="post-apistellarbuildregister-agent"/>
+    <w:bookmarkEnd w:id="123"/>
+    <w:bookmarkStart w:id="124" w:name="post-apistellarbuildregister-agent"/>
     <w:p>
       <w:pPr>
         <w:pStyle w:val="Heading3"/>
@@ -34892,8 +35480,8 @@
         <w:t xml:space="preserve">. Used by agent operators to onboard their agent on chain.</w:t>
       </w:r>
     </w:p>
-    <w:bookmarkEnd w:id="123"/>
-    <w:bookmarkStart w:id="124" w:name="post-apistellarsubmit"/>
+    <w:bookmarkEnd w:id="124"/>
+    <w:bookmarkStart w:id="125" w:name="post-apistellarsubmit"/>
     <w:p>
       <w:pPr>
         <w:pStyle w:val="Heading3"/>
@@ -34940,8 +35528,8 @@
         <w:t xml:space="preserve">).</w:t>
       </w:r>
     </w:p>
-    <w:bookmarkEnd w:id="124"/>
-    <w:bookmarkStart w:id="125" w:name="post-apistellarservercharge"/>
+    <w:bookmarkEnd w:id="125"/>
+    <w:bookmarkStart w:id="126" w:name="post-apistellarservercharge"/>
     <w:p>
       <w:pPr>
         <w:pStyle w:val="Heading3"/>
@@ -35123,11 +35711,11 @@
         <w:t xml:space="preserve">_finalize_invoke</w:t>
       </w:r>
       <w:r>
-        <w:t xml:space="preserve">). On testnet the charge is signed by the backend’s key, which is not the deployed escrow’s settler, so the contract refuses it (§6.1).</w:t>
-      </w:r>
-    </w:p>
-    <w:bookmarkEnd w:id="125"/>
-    <w:bookmarkStart w:id="126" w:name="post-apistellarserverseal"/>
+        <w:t xml:space="preserve">). Against the retired v1 escrow the charge is signed by the backend’s key, which is not v1’s settler, so the contract refuses it; the live escrow is v2, where this route answers 409 (§6.1).</w:t>
+      </w:r>
+    </w:p>
+    <w:bookmarkEnd w:id="126"/>
+    <w:bookmarkStart w:id="127" w:name="post-apistellarserverseal"/>
     <w:p>
       <w:pPr>
         <w:pStyle w:val="Heading3"/>
@@ -35285,8 +35873,8 @@
         <w:t xml:space="preserve">).</w:t>
       </w:r>
     </w:p>
-    <w:bookmarkEnd w:id="126"/>
-    <w:bookmarkStart w:id="127" w:name="get-apistellaragentagent_id"/>
+    <w:bookmarkEnd w:id="127"/>
+    <w:bookmarkStart w:id="128" w:name="get-apistellaragentagent_id"/>
     <w:p>
       <w:pPr>
         <w:pStyle w:val="Heading3"/>
@@ -35321,8 +35909,8 @@
         <w:t xml:space="preserve">decoded into JSON.</w:t>
       </w:r>
     </w:p>
-    <w:bookmarkEnd w:id="127"/>
-    <w:bookmarkStart w:id="128" w:name="get-apistellarreputationagent_id"/>
+    <w:bookmarkEnd w:id="128"/>
+    <w:bookmarkStart w:id="129" w:name="get-apistellarreputationagent_id"/>
     <w:p>
       <w:pPr>
         <w:pStyle w:val="Heading3"/>
@@ -35372,8 +35960,8 @@
         <w:t xml:space="preserve">decoded into JSON.</w:t>
       </w:r>
     </w:p>
-    <w:bookmarkEnd w:id="128"/>
-    <w:bookmarkStart w:id="129" w:name="get-apistellarattestationjob_id_hex"/>
+    <w:bookmarkEnd w:id="129"/>
+    <w:bookmarkStart w:id="130" w:name="get-apistellarattestationjob_id_hex"/>
     <w:p>
       <w:pPr>
         <w:pStyle w:val="Heading3"/>
@@ -35408,8 +35996,8 @@
         <w:t xml:space="preserve">decoded into JSON. The format matches the §5.6.1 example verbatim.</w:t>
       </w:r>
     </w:p>
-    <w:bookmarkEnd w:id="129"/>
-    <w:bookmarkStart w:id="130" w:name="get-apistellarnew-id"/>
+    <w:bookmarkEnd w:id="130"/>
+    <w:bookmarkStart w:id="131" w:name="get-apistellarnew-id"/>
     <w:p>
       <w:pPr>
         <w:pStyle w:val="Heading3"/>
@@ -35444,9 +36032,9 @@
         <w:t xml:space="preserve">before kicking off a workflow that will be settled on chain.</w:t>
       </w:r>
     </w:p>
-    <w:bookmarkEnd w:id="130"/>
     <w:bookmarkEnd w:id="131"/>
-    <w:bookmarkStart w:id="132" w:name="a.6-error-responses"/>
+    <w:bookmarkEnd w:id="132"/>
+    <w:bookmarkStart w:id="133" w:name="a.6-error-responses"/>
     <w:p>
       <w:pPr>
         <w:pStyle w:val="Heading2"/>
@@ -35869,9 +36457,9 @@
         <w:t xml:space="preserve">is human-readable and may change.</w:t>
       </w:r>
     </w:p>
-    <w:bookmarkEnd w:id="132"/>
     <w:bookmarkEnd w:id="133"/>
-    <w:bookmarkStart w:id="142" w:name="b-appendix-b-trace-event-catalog"/>
+    <w:bookmarkEnd w:id="134"/>
+    <w:bookmarkStart w:id="143" w:name="b-appendix-b-trace-event-catalog"/>
     <w:p>
       <w:pPr>
         <w:pStyle w:val="Heading1"/>
@@ -36087,7 +36675,7 @@
         <w:t xml:space="preserve">The seven levels carry different semantics for downstream consumers (loggers, dashboards, on-chain reconcilers). They are stable for v0.1.</w:t>
       </w:r>
     </w:p>
-    <w:bookmarkStart w:id="134" w:name="b.1-input-intent-received"/>
+    <w:bookmarkStart w:id="135" w:name="b.1-input-intent-received"/>
     <w:p>
       <w:pPr>
         <w:pStyle w:val="Heading2"/>
@@ -36130,8 +36718,8 @@
         <w:t xml:space="preserve">00.000  input  intent received → 'calculator web app'</w:t>
       </w:r>
     </w:p>
-    <w:bookmarkEnd w:id="134"/>
-    <w:bookmarkStart w:id="135" w:name="b.2-exec-execution-milestone"/>
+    <w:bookmarkEnd w:id="135"/>
+    <w:bookmarkStart w:id="136" w:name="b.2-exec-execution-milestone"/>
     <w:p>
       <w:pPr>
         <w:pStyle w:val="Heading2"/>
@@ -36269,8 +36857,8 @@
         <w:t xml:space="preserve">lines as step boundaries.</w:t>
       </w:r>
     </w:p>
-    <w:bookmarkEnd w:id="135"/>
-    <w:bookmarkStart w:id="136" w:name="b.3-cost-on-chain-charge"/>
+    <w:bookmarkEnd w:id="136"/>
+    <w:bookmarkStart w:id="137" w:name="b.3-cost-on-chain-charge"/>
     <w:p>
       <w:pPr>
         <w:pStyle w:val="Heading2"/>
@@ -36433,7 +37021,34 @@
         <w:t xml:space="preserve">_settle_onchain</w:t>
       </w:r>
       <w:r>
-        <w:t xml:space="preserve">). On testnet no paid run gets a settled hash: the deployed escrow cannot complete a charge, and the trace carries an</w:t>
+        <w:t xml:space="preserve">). Since escrow v2 was deployed on testnet on 2026-09-30, that line is the run’s</w:t>
+      </w:r>
+      <w:r>
+        <w:t xml:space="preserve"> </w:t>
+      </w:r>
+      <w:r>
+        <w:rPr>
+          <w:rStyle w:val="VerbatimChar"/>
+        </w:rPr>
+        <w:t xml:space="preserve">x402 settle</w:t>
+      </w:r>
+      <w:r>
+        <w:t xml:space="preserve"> </w:t>
+      </w:r>
+      <w:r>
+        <w:t xml:space="preserve">with the settle transaction’s hash (BE@a3dc1f9 · app/services/execution_svc.py ·</w:t>
+      </w:r>
+      <w:r>
+        <w:t xml:space="preserve"> </w:t>
+      </w:r>
+      <w:r>
+        <w:rPr>
+          <w:rStyle w:val="VerbatimChar"/>
+        </w:rPr>
+        <w:t xml:space="preserve">_settle_v2</w:t>
+      </w:r>
+      <w:r>
+        <w:t xml:space="preserve">). On the retired v1 escrow no paid run got a settled hash: v1 cannot complete a charge, and the trace carried an</w:t>
       </w:r>
       <w:r>
         <w:t xml:space="preserve"> </w:t>
@@ -36451,8 +37066,8 @@
         <w:t xml:space="preserve">line in its place (§6.9).</w:t>
       </w:r>
     </w:p>
-    <w:bookmarkEnd w:id="136"/>
-    <w:bookmarkStart w:id="137" w:name="b.4-out-worker-result-summary"/>
+    <w:bookmarkEnd w:id="137"/>
+    <w:bookmarkStart w:id="138" w:name="b.4-out-worker-result-summary"/>
     <w:p>
       <w:pPr>
         <w:pStyle w:val="Heading2"/>
@@ -36566,8 +37181,8 @@
         <w:t xml:space="preserve">This is the line users skim to understand what each agent did.</w:t>
       </w:r>
     </w:p>
-    <w:bookmarkEnd w:id="137"/>
-    <w:bookmarkStart w:id="138" w:name="b.5-artifact-artifact-landed"/>
+    <w:bookmarkEnd w:id="138"/>
+    <w:bookmarkStart w:id="139" w:name="b.5-artifact-artifact-landed"/>
     <w:p>
       <w:pPr>
         <w:pStyle w:val="Heading2"/>
@@ -36648,8 +37263,8 @@
         <w:t xml:space="preserve">events to auto-switch the trace view to the artifact tab.</w:t>
       </w:r>
     </w:p>
-    <w:bookmarkEnd w:id="138"/>
-    <w:bookmarkStart w:id="139" w:name="b.6-proof-on-chain-seal"/>
+    <w:bookmarkEnd w:id="139"/>
+    <w:bookmarkStart w:id="140" w:name="b.6-proof-on-chain-seal"/>
     <w:p>
       <w:pPr>
         <w:pStyle w:val="Heading2"/>
@@ -36736,7 +37351,43 @@
         <w:t xml:space="preserve"> </w:t>
       </w:r>
       <w:r>
-        <w:t xml:space="preserve">line either failed before the seal, or was run by a self-hosted operator who has not configured a signing key. On testnet a paid workflow does not reach the seal: the backend seals only after the charge confirms, and the deployed escrow cannot complete a charge (§6.9; BE@a3dc1f9 · app/services/execution_svc.py ·</w:t>
+        <w:t xml:space="preserve">line either failed before the seal, or was run by a self-hosted operator who has not configured a signing key. The backend seals only after the run’s settlement confirms. On escrow v2, live on testnet since 2026-09-30, a paid workflow reaches the seal (for example seal tx</w:t>
+      </w:r>
+      <w:r>
+        <w:t xml:space="preserve"> </w:t>
+      </w:r>
+      <w:r>
+        <w:rPr>
+          <w:rStyle w:val="VerbatimChar"/>
+        </w:rPr>
+        <w:t xml:space="preserve">f0b25fc59ee3c0d3e85cd9d3c92c3d18211411a1c578f8bb2bb58ea59a7e2b5c</w:t>
+      </w:r>
+      <w:r>
+        <w:t xml:space="preserve">, after settle</w:t>
+      </w:r>
+      <w:r>
+        <w:t xml:space="preserve"> </w:t>
+      </w:r>
+      <w:r>
+        <w:rPr>
+          <w:rStyle w:val="VerbatimChar"/>
+        </w:rPr>
+        <w:t xml:space="preserve">f0674419…1235</w:t>
+      </w:r>
+      <w:r>
+        <w:t xml:space="preserve">); on the retired v1 escrow none did, because v1 cannot complete a charge (§6.9; BE@a3dc1f9 · app/services/execution_svc.py ·</w:t>
+      </w:r>
+      <w:r>
+        <w:t xml:space="preserve"> </w:t>
+      </w:r>
+      <w:r>
+        <w:rPr>
+          <w:rStyle w:val="VerbatimChar"/>
+        </w:rPr>
+        <w:t xml:space="preserve">_settle_v2</w:t>
+      </w:r>
+      <w:r>
+        <w:t xml:space="preserve">,</w:t>
       </w:r>
       <w:r>
         <w:t xml:space="preserve"> </w:t>
@@ -36778,8 +37429,8 @@
         <w:t xml:space="preserve">.</w:t>
       </w:r>
     </w:p>
-    <w:bookmarkEnd w:id="139"/>
-    <w:bookmarkStart w:id="140" w:name="b.7-error-unrecoverable-failure"/>
+    <w:bookmarkEnd w:id="140"/>
+    <w:bookmarkStart w:id="141" w:name="b.7-error-unrecoverable-failure"/>
     <w:p>
       <w:pPr>
         <w:pStyle w:val="Heading2"/>
@@ -36917,8 +37568,8 @@
         <w:t xml:space="preserve">and closes. The buyer’s authorisation is left to lapse on its TTL.</w:t>
       </w:r>
     </w:p>
-    <w:bookmarkEnd w:id="140"/>
-    <w:bookmarkStart w:id="141" w:name="b.8-stream-wire-format"/>
+    <w:bookmarkEnd w:id="141"/>
+    <w:bookmarkStart w:id="142" w:name="b.8-stream-wire-format"/>
     <w:p>
       <w:pPr>
         <w:pStyle w:val="Heading2"/>
@@ -37005,9 +37656,9 @@
         <w:t xml:space="preserve">Late subscribers receive the full history followed by the live tail, so the trace is always replayable from the beginning.</w:t>
       </w:r>
     </w:p>
-    <w:bookmarkEnd w:id="141"/>
     <w:bookmarkEnd w:id="142"/>
-    <w:bookmarkStart w:id="148" w:name="c-appendix-c-on-chain-events"/>
+    <w:bookmarkEnd w:id="143"/>
+    <w:bookmarkStart w:id="149" w:name="c-appendix-c-on-chain-events"/>
     <w:p>
       <w:pPr>
         <w:pStyle w:val="Heading1"/>
@@ -37089,7 +37740,7 @@
         <w:t xml:space="preserve">values are eight-byte ASCII tokens.</w:t>
       </w:r>
     </w:p>
-    <w:bookmarkStart w:id="143" w:name="c.1-agentregistry"/>
+    <w:bookmarkStart w:id="144" w:name="c.1-agentregistry"/>
     <w:p>
       <w:pPr>
         <w:pStyle w:val="Heading2"/>
@@ -37376,8 +38027,8 @@
         <w:t xml:space="preserve">data:   "GBVRJQ7HJ5DBPV2K…"   // owner address of the new agent</w:t>
       </w:r>
     </w:p>
-    <w:bookmarkEnd w:id="143"/>
-    <w:bookmarkStart w:id="144" w:name="c.2-paymentescrow"/>
+    <w:bookmarkEnd w:id="144"/>
+    <w:bookmarkStart w:id="145" w:name="c.2-paymentescrow"/>
     <w:p>
       <w:pPr>
         <w:pStyle w:val="Heading2"/>
@@ -37400,7 +38051,46 @@
         <w:pStyle w:val="FirstParagraph"/>
       </w:pPr>
       <w:r>
-        <w:t xml:space="preserve">The deployed escrow is v1 (SC@88aa554); escrow v2 (SC@dd2d642) is merged but not deployed, and changes the set (contract/payment-escrow/src/lib.rs at each commit).</w:t>
+        <w:t xml:space="preserve">The live testnet escrow is v2 (SC@dd2d642), deployed on 2026-09-30 at</w:t>
+      </w:r>
+      <w:r>
+        <w:t xml:space="preserve"> </w:t>
+      </w:r>
+      <w:r>
+        <w:rPr>
+          <w:rStyle w:val="VerbatimChar"/>
+        </w:rPr>
+        <w:t xml:space="preserve">CCNO5TEN…Q5VC4</w:t>
+      </w:r>
+      <w:r>
+        <w:t xml:space="preserve"> </w:t>
+      </w:r>
+      <w:r>
+        <w:t xml:space="preserve">(SC@06dc139 · addresses.json ·</w:t>
+      </w:r>
+      <w:r>
+        <w:t xml:space="preserve"> </w:t>
+      </w:r>
+      <w:r>
+        <w:rPr>
+          <w:rStyle w:val="VerbatimChar"/>
+        </w:rPr>
+        <w:t xml:space="preserve">payment_escrow_v2</w:t>
+      </w:r>
+      <w:r>
+        <w:t xml:space="preserve">); the retired v1 (SC@88aa554,</w:t>
+      </w:r>
+      <w:r>
+        <w:t xml:space="preserve"> </w:t>
+      </w:r>
+      <w:r>
+        <w:rPr>
+          <w:rStyle w:val="VerbatimChar"/>
+        </w:rPr>
+        <w:t xml:space="preserve">CBJPTMAP…25PI</w:t>
+      </w:r>
+      <w:r>
+        <w:t xml:space="preserve">) emits the older set (contract/payment-escrow/src/lib.rs at each commit).</w:t>
       </w:r>
     </w:p>
     <w:tbl>
@@ -37924,8 +38614,8 @@
         <w:t xml:space="preserve">         "0x0000000000000000000000000000002a")    // job_id</w:t>
       </w:r>
     </w:p>
-    <w:bookmarkEnd w:id="144"/>
-    <w:bookmarkStart w:id="145" w:name="c.3-attestationregistry"/>
+    <w:bookmarkEnd w:id="145"/>
+    <w:bookmarkStart w:id="146" w:name="c.3-attestationregistry"/>
     <w:p>
       <w:pPr>
         <w:pStyle w:val="Heading2"/>
@@ -38135,8 +38825,8 @@
         <w:t xml:space="preserve">data:   ("GA7AI5TAJEZA27I666DSJC4…", 1680000)   // orchestrator, total stroops (0.168 USDC)</w:t>
       </w:r>
     </w:p>
-    <w:bookmarkEnd w:id="145"/>
-    <w:bookmarkStart w:id="146" w:name="c.4-reputationledger"/>
+    <w:bookmarkEnd w:id="146"/>
+    <w:bookmarkStart w:id="147" w:name="c.4-reputationledger"/>
     <w:p>
       <w:pPr>
         <w:pStyle w:val="Heading2"/>
@@ -38418,8 +39108,8 @@
         <w:t xml:space="preserve">data:   (95, 540000, "0x0000000000000000000000000000002a", "auto")   // rating, weight, job_id, kind</w:t>
       </w:r>
     </w:p>
-    <w:bookmarkEnd w:id="146"/>
-    <w:bookmarkStart w:id="147" w:name="c.5-subscribing"/>
+    <w:bookmarkEnd w:id="147"/>
+    <w:bookmarkStart w:id="148" w:name="c.5-subscribing"/>
     <w:p>
       <w:pPr>
         <w:pStyle w:val="Heading2"/>
@@ -38495,7 +39185,7 @@
         <w:rPr>
           <w:rStyle w:val="VerbatimChar"/>
         </w:rPr>
-        <w:t xml:space="preserve">    "contractIds": ["CBJPTMAPMGODGZCZ2IMEQSRUX3WGUXNMKDTNN2KMJ3NFGYZ5OJ5525PI"],</w:t>
+        <w:t xml:space="preserve">    "contractIds": ["CCNO5TENCK3EK532I3OZLZ63323FEEULPAKJ74CUP3JZK3XQINRQ5VC4"],  // escrow v2</w:t>
       </w:r>
       <w:r>
         <w:br/>
@@ -38577,9 +39267,9 @@
         <w:t xml:space="preserve">; an external watcher can reuse the same shape against any RPC provider.</w:t>
       </w:r>
     </w:p>
-    <w:bookmarkEnd w:id="147"/>
     <w:bookmarkEnd w:id="148"/>
-    <w:bookmarkStart w:id="149" w:name="d-appendix-d-glossary"/>
+    <w:bookmarkEnd w:id="149"/>
+    <w:bookmarkStart w:id="150" w:name="d-appendix-d-glossary"/>
     <w:p>
       <w:pPr>
         <w:pStyle w:val="Heading1"/>
@@ -38668,7 +39358,7 @@
         <w:t xml:space="preserve"> </w:t>
       </w:r>
       <w:r>
-        <w:t xml:space="preserve">The Stellar address that registered an agent and to which its payouts go: under escrow v2 (merged, not deployed) one</w:t>
+        <w:t xml:space="preserve">The Stellar address that registered an agent and to which its payouts go: under escrow v2, the live testnet escrow since 2026-09-30, one</w:t>
       </w:r>
       <w:r>
         <w:t xml:space="preserve"> </w:t>
@@ -38698,7 +39388,7 @@
         <w:t xml:space="preserve"> </w:t>
       </w:r>
       <w:r>
-        <w:t xml:space="preserve">names; the deployed v1 escrow’s</w:t>
+        <w:t xml:space="preserve">names; the retired v1 escrow’s</w:t>
       </w:r>
       <w:r>
         <w:t xml:space="preserve"> </w:t>
@@ -39143,7 +39833,7 @@
         <w:t xml:space="preserve">PaymentEscrow.charge(caller, auth_id, amount, job_id)</w:t>
       </w:r>
       <w:r>
-        <w:t xml:space="preserve">, on the deployed v1 escrow only; v2 has no</w:t>
+        <w:t xml:space="preserve">, on the retired v1 escrow only; v2 has no</w:t>
       </w:r>
       <w:r>
         <w:t xml:space="preserve"> </w:t>
@@ -40255,7 +40945,7 @@
         <w:t xml:space="preserve">Token::transfer</w:t>
       </w:r>
       <w:r>
-        <w:t xml:space="preserve">. The deployed v1 escrow calls it from</w:t>
+        <w:t xml:space="preserve">. The retired v1 escrow calls it from</w:t>
       </w:r>
       <w:r>
         <w:t xml:space="preserve"> </w:t>
@@ -40270,7 +40960,7 @@
         <w:t xml:space="preserve"> </w:t>
       </w:r>
       <w:r>
-        <w:t xml:space="preserve">to move funds from buyer to agent owner, a transfer that cannot complete on testnet because the charge carries no buyer signature (§6.9). Escrow v2, merged but not deployed, calls it at</w:t>
+        <w:t xml:space="preserve">to move funds from buyer to agent owner, a transfer that cannot complete on testnet because the charge carries no buyer signature (§6.9). Escrow v2, live on testnet since 2026-09-30, calls it at</w:t>
       </w:r>
       <w:r>
         <w:t xml:space="preserve"> </w:t>
@@ -40336,7 +41026,7 @@
         <w:t xml:space="preserve">set_scorer</w:t>
       </w:r>
       <w:r>
-        <w:t xml:space="preserve">. On testnet it is the backend’s signing key, a different key from the deployed escrow’s settler since 2026-09-19. See §6.1.</w:t>
+        <w:t xml:space="preserve">. On testnet it is the backend’s signing key, which since 2026-09-30 is also escrow v2’s settler. See §6.1.</w:t>
       </w:r>
     </w:p>
     <w:p>
@@ -40437,7 +41127,7 @@
         <w:t xml:space="preserve">set_sealer</w:t>
       </w:r>
       <w:r>
-        <w:t xml:space="preserve">. On testnet it is the backend’s signing key, a different key from the deployed escrow’s settler since 2026-09-19. See §6.1.</w:t>
+        <w:t xml:space="preserve">. On testnet it is the backend’s signing key, which since 2026-09-30 is also escrow v2’s settler. See §6.1.</w:t>
       </w:r>
     </w:p>
     <w:p>
@@ -40464,28 +41154,28 @@
         <w:rPr>
           <w:rStyle w:val="VerbatimChar"/>
         </w:rPr>
+        <w:t xml:space="preserve">settle</w:t>
+      </w:r>
+      <w:r>
+        <w:t xml:space="preserve"> </w:t>
+      </w:r>
+      <w:r>
+        <w:t xml:space="preserve">on escrow v2, the live testnet escrow since 2026-09-30, and</w:t>
+      </w:r>
+      <w:r>
+        <w:t xml:space="preserve"> </w:t>
+      </w:r>
+      <w:r>
+        <w:rPr>
+          <w:rStyle w:val="VerbatimChar"/>
+        </w:rPr>
         <w:t xml:space="preserve">charge</w:t>
       </w:r>
       <w:r>
         <w:t xml:space="preserve"> </w:t>
       </w:r>
       <w:r>
-        <w:t xml:space="preserve">on the deployed escrow,</w:t>
-      </w:r>
-      <w:r>
-        <w:t xml:space="preserve"> </w:t>
-      </w:r>
-      <w:r>
-        <w:rPr>
-          <w:rStyle w:val="VerbatimChar"/>
-        </w:rPr>
-        <w:t xml:space="preserve">settle</w:t>
-      </w:r>
-      <w:r>
-        <w:t xml:space="preserve"> </w:t>
-      </w:r>
-      <w:r>
-        <w:t xml:space="preserve">on escrow v2. On the deployed escrow it is written once at construction and has no setter, so rotating it requires a redeploy; escrow v2 (merged, not yet deployed) adds an admin-only</w:t>
+        <w:t xml:space="preserve">on the retired v1. On v2 it is the backend’s signing key, and the admin can rotate it with</w:t>
       </w:r>
       <w:r>
         <w:t xml:space="preserve"> </w:t>
@@ -40497,7 +41187,7 @@
         <w:t xml:space="preserve">set_settler</w:t>
       </w:r>
       <w:r>
-        <w:t xml:space="preserve">. See §6.1.</w:t>
+        <w:t xml:space="preserve">; on v1 it is the admin key, written once at construction with no setter, so rotating it required a redeploy. See §6.1.</w:t>
       </w:r>
     </w:p>
     <w:p>
@@ -40766,7 +41456,7 @@
         <w:t xml:space="preserve"> </w:t>
       </w:r>
       <w:r>
-        <w:t xml:space="preserve">semantics: authorise once, then settle within the envelope on completion. On the deployed v1 escrow it is</w:t>
+        <w:t xml:space="preserve">semantics: authorise once, then settle within the envelope on completion. On escrow v2, the live testnet escrow since 2026-09-30, it is</w:t>
       </w:r>
       <w:r>
         <w:t xml:space="preserve"> </w:t>
@@ -40781,6 +41471,48 @@
         <w:t xml:space="preserve"> </w:t>
       </w:r>
       <w:r>
+        <w:t xml:space="preserve">into custody → one</w:t>
+      </w:r>
+      <w:r>
+        <w:t xml:space="preserve"> </w:t>
+      </w:r>
+      <w:r>
+        <w:rPr>
+          <w:rStyle w:val="VerbatimChar"/>
+        </w:rPr>
+        <w:t xml:space="preserve">settle</w:t>
+      </w:r>
+      <w:r>
+        <w:t xml:space="preserve"> </w:t>
+      </w:r>
+      <w:r>
+        <w:t xml:space="preserve">→</w:t>
+      </w:r>
+      <w:r>
+        <w:t xml:space="preserve"> </w:t>
+      </w:r>
+      <w:r>
+        <w:rPr>
+          <w:rStyle w:val="VerbatimChar"/>
+        </w:rPr>
+        <w:t xml:space="preserve">seal</w:t>
+      </w:r>
+      <w:r>
+        <w:t xml:space="preserve">; on the retired v1 escrow it was</w:t>
+      </w:r>
+      <w:r>
+        <w:t xml:space="preserve"> </w:t>
+      </w:r>
+      <w:r>
+        <w:rPr>
+          <w:rStyle w:val="VerbatimChar"/>
+        </w:rPr>
+        <w:t xml:space="preserve">authorize</w:t>
+      </w:r>
+      <w:r>
+        <w:t xml:space="preserve"> </w:t>
+      </w:r>
+      <w:r>
         <w:t xml:space="preserve">→ one</w:t>
       </w:r>
       <w:r>
@@ -40808,53 +41540,11 @@
         <w:t xml:space="preserve">seal</w:t>
       </w:r>
       <w:r>
-        <w:t xml:space="preserve">, and the charge cannot complete on testnet (§6.9); on escrow v2, merged but not deployed, it is</w:t>
-      </w:r>
-      <w:r>
-        <w:t xml:space="preserve"> </w:t>
-      </w:r>
-      <w:r>
-        <w:rPr>
-          <w:rStyle w:val="VerbatimChar"/>
-        </w:rPr>
-        <w:t xml:space="preserve">authorize</w:t>
-      </w:r>
-      <w:r>
-        <w:t xml:space="preserve"> </w:t>
-      </w:r>
-      <w:r>
-        <w:t xml:space="preserve">into custody → one</w:t>
-      </w:r>
-      <w:r>
-        <w:t xml:space="preserve"> </w:t>
-      </w:r>
-      <w:r>
-        <w:rPr>
-          <w:rStyle w:val="VerbatimChar"/>
-        </w:rPr>
-        <w:t xml:space="preserve">settle</w:t>
-      </w:r>
-      <w:r>
-        <w:t xml:space="preserve"> </w:t>
-      </w:r>
-      <w:r>
-        <w:t xml:space="preserve">→</w:t>
-      </w:r>
-      <w:r>
-        <w:t xml:space="preserve"> </w:t>
-      </w:r>
-      <w:r>
-        <w:rPr>
-          <w:rStyle w:val="VerbatimChar"/>
-        </w:rPr>
-        <w:t xml:space="preserve">seal</w:t>
-      </w:r>
-      <w:r>
-        <w:t xml:space="preserve">. See §5.3.3, Figure 5.</w:t>
-      </w:r>
-    </w:p>
-    <w:bookmarkEnd w:id="149"/>
-    <w:bookmarkStart w:id="158" w:name="e-appendix-e-getting-started"/>
+        <w:t xml:space="preserve">, and the charge cannot complete on testnet (§6.9). See §5.3.3, Figure 5.</w:t>
+      </w:r>
+    </w:p>
+    <w:bookmarkEnd w:id="150"/>
+    <w:bookmarkStart w:id="159" w:name="e-appendix-e-getting-started"/>
     <w:p>
       <w:pPr>
         <w:pStyle w:val="Heading1"/>
@@ -40871,7 +41561,7 @@
         <w:t xml:space="preserve">Three onboarding paths, depending on who you are. Each one is a copy-pasteable thirty-minute exercise against the live protocol.</w:t>
       </w:r>
     </w:p>
-    <w:bookmarkStart w:id="153" w:name="e.1-path-a-buyer"/>
+    <w:bookmarkStart w:id="154" w:name="e.1-path-a-buyer"/>
     <w:p>
       <w:pPr>
         <w:pStyle w:val="Heading2"/>
@@ -40905,7 +41595,7 @@
       <w:r>
         <w:t xml:space="preserve">Install Freighter (</w:t>
       </w:r>
-      <w:hyperlink r:id="rId150">
+      <w:hyperlink r:id="rId151">
         <w:r>
           <w:rPr>
             <w:rStyle w:val="Hyperlink"/>
@@ -40959,7 +41649,7 @@
       <w:r>
         <w:t xml:space="preserve"> </w:t>
       </w:r>
-      <w:hyperlink r:id="rId151">
+      <w:hyperlink r:id="rId152">
         <w:r>
           <w:rPr>
             <w:rStyle w:val="Hyperlink"/>
@@ -40994,7 +41684,7 @@
       <w:r>
         <w:t xml:space="preserve"> </w:t>
       </w:r>
-      <w:hyperlink r:id="rId152">
+      <w:hyperlink r:id="rId153">
         <w:r>
           <w:rPr>
             <w:rStyle w:val="Hyperlink"/>
@@ -41121,7 +41811,7 @@
         <w:t xml:space="preserve">/app/trace?task=…</w:t>
       </w:r>
       <w:r>
-        <w:t xml:space="preserve">, and starts streaming. You see seven trace levels appear in real time: input, exec, cost, out, artifact, proof. After ~6 s the workflow completes. Click the artifact tab to play the result. On testnet the payment does not settle: the deployed escrow cannot complete a charge, and the backend seals the attestation only after a charge confirms, so Stellar Expert shows your</w:t>
+        <w:t xml:space="preserve">, and starts streaming. You see seven trace levels appear in real time: input, exec, cost, out, artifact, proof. After ~6 s the workflow completes. Click the artifact tab to play the result. On testnet the payment settles through escrow v2, live since 2026-09-30: your</w:t>
       </w:r>
       <w:r>
         <w:t xml:space="preserve"> </w:t>
@@ -41136,16 +41826,73 @@
         <w:t xml:space="preserve"> </w:t>
       </w:r>
       <w:r>
-        <w:t xml:space="preserve">but no charge or seal for the run yet (§6.9; BE@a3dc1f9 · app/services/execution_svc.py ·</w:t>
-      </w:r>
-      <w:r>
-        <w:t xml:space="preserve"> </w:t>
-      </w:r>
-      <w:r>
-        <w:rPr>
-          <w:rStyle w:val="VerbatimChar"/>
-        </w:rPr>
-        <w:t xml:space="preserve">_settle_onchain</w:t>
+        <w:t xml:space="preserve">moved the plan’s total into custody, and at the end of the run one</w:t>
+      </w:r>
+      <w:r>
+        <w:t xml:space="preserve"> </w:t>
+      </w:r>
+      <w:r>
+        <w:rPr>
+          <w:rStyle w:val="VerbatimChar"/>
+        </w:rPr>
+        <w:t xml:space="preserve">settle</w:t>
+      </w:r>
+      <w:r>
+        <w:t xml:space="preserve"> </w:t>
+      </w:r>
+      <w:r>
+        <w:t xml:space="preserve">pays each delivered step whose agent has an on-chain owner and returns the rest (all of it, for the seeded agents, §6.2), after which the attestation is sealed, so Stellar Expert shows your</w:t>
+      </w:r>
+      <w:r>
+        <w:t xml:space="preserve"> </w:t>
+      </w:r>
+      <w:r>
+        <w:rPr>
+          <w:rStyle w:val="VerbatimChar"/>
+        </w:rPr>
+        <w:t xml:space="preserve">authorize</w:t>
+      </w:r>
+      <w:r>
+        <w:t xml:space="preserve">, the run’s</w:t>
+      </w:r>
+      <w:r>
+        <w:t xml:space="preserve"> </w:t>
+      </w:r>
+      <w:r>
+        <w:rPr>
+          <w:rStyle w:val="VerbatimChar"/>
+        </w:rPr>
+        <w:t xml:space="preserve">settle</w:t>
+      </w:r>
+      <w:r>
+        <w:t xml:space="preserve"> </w:t>
+      </w:r>
+      <w:r>
+        <w:t xml:space="preserve">and its</w:t>
+      </w:r>
+      <w:r>
+        <w:t xml:space="preserve"> </w:t>
+      </w:r>
+      <w:r>
+        <w:rPr>
+          <w:rStyle w:val="VerbatimChar"/>
+        </w:rPr>
+        <w:t xml:space="preserve">seal</w:t>
+      </w:r>
+      <w:r>
+        <w:t xml:space="preserve"> </w:t>
+      </w:r>
+      <w:r>
+        <w:t xml:space="preserve">(§6.8, §6.9; BE@a3dc1f9 · app/services/execution_svc.py ·</w:t>
+      </w:r>
+      <w:r>
+        <w:t xml:space="preserve"> </w:t>
+      </w:r>
+      <w:r>
+        <w:rPr>
+          <w:rStyle w:val="VerbatimChar"/>
+        </w:rPr>
+        <w:t xml:space="preserve">_settle_v2</w:t>
       </w:r>
       <w:r>
         <w:t xml:space="preserve">).</w:t>
@@ -41159,8 +41906,8 @@
         <w:t xml:space="preserve">That is the buyer experience end-to-end. No subscription, no API key, no model account. One signature, one workflow, one receipt.</w:t>
       </w:r>
     </w:p>
-    <w:bookmarkEnd w:id="153"/>
-    <w:bookmarkStart w:id="154" w:name="e.2-path-b-agent-operator"/>
+    <w:bookmarkEnd w:id="154"/>
+    <w:bookmarkStart w:id="155" w:name="e.2-path-b-agent-operator"/>
     <w:p>
       <w:pPr>
         <w:pStyle w:val="Heading2"/>
@@ -41933,7 +42680,34 @@
         <w:t xml:space="preserve"> </w:t>
       </w:r>
       <w:r>
-        <w:t xml:space="preserve">On the deployed v1 escrow no agent owner has yet been paid: its</w:t>
+        <w:t xml:space="preserve">Under escrow v2, the live testnet escrow since 2026-09-30, one</w:t>
+      </w:r>
+      <w:r>
+        <w:t xml:space="preserve"> </w:t>
+      </w:r>
+      <w:r>
+        <w:rPr>
+          <w:rStyle w:val="VerbatimChar"/>
+        </w:rPr>
+        <w:t xml:space="preserve">settle</w:t>
+      </w:r>
+      <w:r>
+        <w:t xml:space="preserve"> </w:t>
+      </w:r>
+      <w:r>
+        <w:t xml:space="preserve">per workflow pays each delivered step’s price to the owner your agent’s registry entry names (SC@dd2d642 · contract/payment-escrow/src/lib.rs ·</w:t>
+      </w:r>
+      <w:r>
+        <w:t xml:space="preserve"> </w:t>
+      </w:r>
+      <w:r>
+        <w:rPr>
+          <w:rStyle w:val="VerbatimChar"/>
+        </w:rPr>
+        <w:t xml:space="preserve">PaymentEscrow::settle</w:t>
+      </w:r>
+      <w:r>
+        <w:t xml:space="preserve">). Its first settles, on 2026-09-30, were disclosed team runs, and no outside operator’s agent has been paid yet (§6.9). The retired v1 escrow paid no agent owner: its</w:t>
       </w:r>
       <w:r>
         <w:t xml:space="preserve"> </w:t>
@@ -41948,38 +42722,11 @@
         <w:t xml:space="preserve"> </w:t>
       </w:r>
       <w:r>
-        <w:t xml:space="preserve">cannot complete (§6.9). Under escrow v2, merged but not deployed, one</w:t>
-      </w:r>
-      <w:r>
-        <w:t xml:space="preserve"> </w:t>
-      </w:r>
-      <w:r>
-        <w:rPr>
-          <w:rStyle w:val="VerbatimChar"/>
-        </w:rPr>
-        <w:t xml:space="preserve">settle</w:t>
-      </w:r>
-      <w:r>
-        <w:t xml:space="preserve"> </w:t>
-      </w:r>
-      <w:r>
-        <w:t xml:space="preserve">per workflow pays each delivered step’s price to the owner your agent’s registry entry names (SC@dd2d642 · contract/payment-escrow/src/lib.rs ·</w:t>
-      </w:r>
-      <w:r>
-        <w:t xml:space="preserve"> </w:t>
-      </w:r>
-      <w:r>
-        <w:rPr>
-          <w:rStyle w:val="VerbatimChar"/>
-        </w:rPr>
-        <w:t xml:space="preserve">PaymentEscrow::settle</w:t>
-      </w:r>
-      <w:r>
-        <w:t xml:space="preserve">).</w:t>
-      </w:r>
-    </w:p>
-    <w:bookmarkEnd w:id="154"/>
-    <w:bookmarkStart w:id="155" w:name="X620e82ea3ea0fcaae7dbf22cd9cab708677878b"/>
+        <w:t xml:space="preserve">cannot complete.</w:t>
+      </w:r>
+    </w:p>
+    <w:bookmarkEnd w:id="155"/>
+    <w:bookmarkStart w:id="156" w:name="X620e82ea3ea0fcaae7dbf22cd9cab708677878b"/>
     <w:p>
       <w:pPr>
         <w:pStyle w:val="Heading2"/>
@@ -42235,8 +42982,8 @@
         <w:t xml:space="preserve">The protocol’s value is the substrate and the receipts. Orchestrators, frontends, and indexers are deliberately pluggable.</w:t>
       </w:r>
     </w:p>
-    <w:bookmarkEnd w:id="155"/>
-    <w:bookmarkStart w:id="156" w:name="e.4-common-pitfalls"/>
+    <w:bookmarkEnd w:id="156"/>
+    <w:bookmarkStart w:id="157" w:name="e.4-common-pitfalls"/>
     <w:p>
       <w:pPr>
         <w:pStyle w:val="Heading2"/>
@@ -42446,7 +43193,7 @@
         <w:t xml:space="preserve"> </w:t>
       </w:r>
       <w:r>
-        <w:t xml:space="preserve">There is none for buyers. Only the platform’s scorer key writes ratings, one per step of a paid run, from the backend’s own record of what the step returned; the scorer is the backend’s signing key, not the deployed escrow’s settler (§6.1, §6.7). A buyer whose step did not deliver has one recourse: dispute it within 24 hours of settlement (§6.8).</w:t>
+        <w:t xml:space="preserve">There is none for buyers. Only the platform’s scorer key writes ratings, one per step of a paid run, from the backend’s own record of what the step returned; the scorer is the backend’s signing key, which is also escrow v2’s settler (§6.1, §6.7). A buyer whose step did not deliver has one recourse: dispute it within 24 hours of settlement (§6.8).</w:t>
       </w:r>
     </w:p>
     <w:p>
@@ -42456,8 +43203,8 @@
         </w:pict>
       </w:r>
     </w:p>
-    <w:bookmarkEnd w:id="156"/>
-    <w:bookmarkStart w:id="157" w:name="footer"/>
+    <w:bookmarkEnd w:id="157"/>
+    <w:bookmarkStart w:id="158" w:name="footer"/>
     <w:p>
       <w:pPr>
         <w:pStyle w:val="Heading2"/>
@@ -42481,7 +43228,7 @@
         <w:t xml:space="preserve"> </w:t>
       </w:r>
       <w:r>
-        <w:t xml:space="preserve">· version 0.5 · 2026-09-29</w:t>
+        <w:t xml:space="preserve">· version 0.5 · 2026-09-30</w:t>
       </w:r>
       <w:r>
         <w:t xml:space="preserve"> </w:t>
@@ -42571,8 +43318,8 @@
         <w:t xml:space="preserve">Type what you want. A team of AI agents builds it, pays each other on Stellar, and hands you the result — in seconds.</w:t>
       </w:r>
     </w:p>
-    <w:bookmarkEnd w:id="157"/>
     <w:bookmarkEnd w:id="158"/>
+    <w:bookmarkEnd w:id="159"/>
     <w:sectPr>
       <w:footnotePr>
         <w:numRestart w:val="eachSect"/>

--- a/litepaper/Orizon-Agents-Litepaper.docx
+++ b/litepaper/Orizon-Agents-Litepaper.docx
@@ -4238,7 +4238,7 @@
         <w:t xml:space="preserve">_submit_ratings</w:t>
       </w:r>
       <w:r>
-        <w:t xml:space="preserve">). Soroban calls cost far more than a classic payment’s 100 stroops: measured on testnet, about</w:t>
+        <w:t xml:space="preserve">). Soroban calls cost far more than a classic payment’s 100 stroops: measured on the escrow v2 team runs of 2026-09-30, about</w:t>
       </w:r>
       <w:r>
         <w:t xml:space="preserve"> </w:t>
@@ -4248,28 +4248,13 @@
           <w:b/>
           <w:bCs/>
         </w:rPr>
-        <w:t xml:space="preserve">0.127 XLM</w:t>
-      </w:r>
-      <w:r>
-        <w:t xml:space="preserve"> </w:t>
-      </w:r>
-      <w:r>
-        <w:t xml:space="preserve">for all nine, of which the</w:t>
-      </w:r>
-      <w:r>
-        <w:t xml:space="preserve"> </w:t>
-      </w:r>
-      <w:r>
-        <w:rPr>
-          <w:rStyle w:val="VerbatimChar"/>
-        </w:rPr>
-        <w:t xml:space="preserve">settle</w:t>
-      </w:r>
-      <w:r>
-        <w:t xml:space="preserve"> </w:t>
-      </w:r>
-      <w:r>
-        <w:t xml:space="preserve">is about 0.079 XLM, the mean of the first three escrow v2 settles on 2026-09-30 (§7.4). That is about 6.4 US cents at an assumed USD 0.50 per XLM (an assumption made on 2026-09-29, not a quote). The platform pays every one of those fees except the buyer’s</w:t>
+        <w:t xml:space="preserve">0.30 XLM</w:t>
+      </w:r>
+      <w:r>
+        <w:t xml:space="preserve"> </w:t>
+      </w:r>
+      <w:r>
+        <w:t xml:space="preserve">for all nine, or 0.91 XLM as sampled, a mean that includes one-off restores of archived ledger entries (§7.4). That is about 15 US cents, or 46 as sampled, at an assumed USD 0.50 per XLM (an assumption made on 2026-09-29, not a quote). The platform pays every one of those fees except the buyer’s</w:t>
       </w:r>
       <w:r>
         <w:t xml:space="preserve"> </w:t>
@@ -29592,7 +29577,34 @@
         <w:t xml:space="preserve">_submit_ratings</w:t>
       </w:r>
       <w:r>
-        <w:t xml:space="preserve">). The fee per call is measured on the testnet contracts, one transaction each:</w:t>
+        <w:t xml:space="preserve">). The fee per call is measured on the escrow v2 team runs of 2026-09-30, the six disclosed runs whose transactions are recorded in BE@ff8e5ea · docs/evidence/5.01/v2-team-runs/ (one</w:t>
+      </w:r>
+      <w:r>
+        <w:t xml:space="preserve"> </w:t>
+      </w:r>
+      <w:r>
+        <w:rPr>
+          <w:rStyle w:val="VerbatimChar"/>
+        </w:rPr>
+        <w:t xml:space="preserve">lifecycle.jsonl</w:t>
+      </w:r>
+      <w:r>
+        <w:t xml:space="preserve"> </w:t>
+      </w:r>
+      <w:r>
+        <w:t xml:space="preserve">per run), read from Horizon as each transaction’s</w:t>
+      </w:r>
+      <w:r>
+        <w:t xml:space="preserve"> </w:t>
+      </w:r>
+      <w:r>
+        <w:rPr>
+          <w:rStyle w:val="VerbatimChar"/>
+        </w:rPr>
+        <w:t xml:space="preserve">fee_charged</w:t>
+      </w:r>
+      <w:r>
+        <w:t xml:space="preserve">:</w:t>
       </w:r>
     </w:p>
     <w:tbl>
@@ -29656,7 +29668,7 @@
               <w:jc w:val="center"/>
             </w:pPr>
             <w:r>
-              <w:t xml:space="preserve">Stroops each (measured)</w:t>
+              <w:t xml:space="preserve">Stroops each: mean (min–max, samples)</w:t>
             </w:r>
           </w:p>
         </w:tc>
@@ -29726,7 +29738,7 @@
               <w:jc w:val="center"/>
             </w:pPr>
             <w:r>
-              <w:t xml:space="preserve">106,477</w:t>
+              <w:t xml:space="preserve">862,247 (784,169–1,249,256, n = 6)</w:t>
             </w:r>
           </w:p>
         </w:tc>
@@ -29738,7 +29750,7 @@
               <w:jc w:val="center"/>
             </w:pPr>
             <w:r>
-              <w:t xml:space="preserve">106.48 × 10⁶ stroops = 10.65</w:t>
+              <w:t xml:space="preserve">862.25 × 10⁶ stroops = 86.22</w:t>
             </w:r>
           </w:p>
         </w:tc>
@@ -29756,12 +29768,6 @@
               </w:rPr>
               <w:t xml:space="preserve">settle</w:t>
             </w:r>
-            <w:r>
-              <w:t xml:space="preserve"> </w:t>
-            </w:r>
-            <w:r>
-              <w:t xml:space="preserve">(v2)</w:t>
-            </w:r>
           </w:p>
         </w:tc>
         <w:tc>
@@ -29796,7 +29802,7 @@
               <w:jc w:val="center"/>
             </w:pPr>
             <w:r>
-              <w:t xml:space="preserve">790,647 (mean of 3)</w:t>
+              <w:t xml:space="preserve">790,647 (658,305–858,751, n = 3)</w:t>
             </w:r>
           </w:p>
         </w:tc>
@@ -29860,7 +29866,7 @@
               <w:jc w:val="center"/>
             </w:pPr>
             <w:r>
-              <w:t xml:space="preserve">57,926</w:t>
+              <w:t xml:space="preserve">6,222,403 (210,700–18,245,369, n = 3)</w:t>
             </w:r>
           </w:p>
         </w:tc>
@@ -29872,7 +29878,7 @@
               <w:jc w:val="center"/>
             </w:pPr>
             <w:r>
-              <w:t xml:space="preserve">57.93 × 10⁶ stroops = 5.79</w:t>
+              <w:t xml:space="preserve">6,222.40 × 10⁶ stroops = 622.24</w:t>
             </w:r>
           </w:p>
         </w:tc>
@@ -29930,7 +29936,7 @@
               <w:jc w:val="center"/>
             </w:pPr>
             <w:r>
-              <w:t xml:space="preserve">53,314</w:t>
+              <w:t xml:space="preserve">205,772 (85,685–302,591, n = 6)</w:t>
             </w:r>
           </w:p>
         </w:tc>
@@ -29942,7 +29948,7 @@
               <w:jc w:val="center"/>
             </w:pPr>
             <w:r>
-              <w:t xml:space="preserve">319.88 × 10⁶ stroops = 31.99</w:t>
+              <w:t xml:space="preserve">1,234.63 × 10⁶ stroops = 123.46</w:t>
             </w:r>
           </w:p>
         </w:tc>
@@ -29959,7 +29965,7 @@
                 <w:b/>
                 <w:bCs/>
               </w:rPr>
-              <w:t xml:space="preserve">Total network fee</w:t>
+              <w:t xml:space="preserve">Total, as sampled</w:t>
             </w:r>
           </w:p>
         </w:tc>
@@ -30019,7 +30025,84 @@
                 <w:b/>
                 <w:bCs/>
               </w:rPr>
-              <w:t xml:space="preserve">≈ 127.49 XLM</w:t>
+              <w:t xml:space="preserve">≈ 910.99 XLM</w:t>
+            </w:r>
+          </w:p>
+        </w:tc>
+      </w:tr>
+      <w:tr>
+        <w:tc>
+          <w:tcPr/>
+          <w:p>
+            <w:pPr>
+              <w:pStyle w:val="Compact"/>
+            </w:pPr>
+            <w:r>
+              <w:rPr>
+                <w:b/>
+                <w:bCs/>
+              </w:rPr>
+              <w:t xml:space="preserve">Total, without the archive restores</w:t>
+            </w:r>
+          </w:p>
+        </w:tc>
+        <w:tc>
+          <w:tcPr/>
+          <w:p>
+            <w:pPr>
+              <w:pStyle w:val="Compact"/>
+              <w:jc w:val="center"/>
+            </w:pPr>
+            <w:r>
+              <w:rPr>
+                <w:b/>
+                <w:bCs/>
+              </w:rPr>
+              <w:t xml:space="preserve">9</w:t>
+            </w:r>
+          </w:p>
+        </w:tc>
+        <w:tc>
+          <w:tcPr/>
+          <w:p>
+            <w:pPr>
+              <w:pStyle w:val="Compact"/>
+              <w:jc w:val="center"/>
+            </w:pPr>
+            <w:r>
+              <w:rPr>
+                <w:b/>
+                <w:bCs/>
+              </w:rPr>
+              <w:t xml:space="preserve">9,000</w:t>
+            </w:r>
+          </w:p>
+        </w:tc>
+        <w:tc>
+          <w:tcPr/>
+          <w:p>
+            <w:pPr>
+              <w:pStyle w:val="Compact"/>
+              <w:jc w:val="center"/>
+            </w:pPr>
+            <w:r>
+              <w:t xml:space="preserve">—</w:t>
+            </w:r>
+          </w:p>
+        </w:tc>
+        <w:tc>
+          <w:tcPr/>
+          <w:p>
+            <w:pPr>
+              <w:pStyle w:val="Compact"/>
+              <w:jc w:val="center"/>
+            </w:pPr>
+            <w:r>
+              <w:rPr>
+                <w:b/>
+                <w:bCs/>
+              </w:rPr>
+              <w:t xml:space="preserve">≈ 296.61 XLM</w:t>
             </w:r>
           </w:p>
         </w:tc>
@@ -30030,10 +30113,263 @@
         <w:pStyle w:val="BodyText"/>
       </w:pPr>
       <w:r>
-        <w:t xml:space="preserve">The samples are testnet transactions</w:t>
-      </w:r>
-      <w:r>
-        <w:t xml:space="preserve"> </w:t>
+        <w:t xml:space="preserve">The samples, all on 2026-09-30 between 09:29 and 09:39 UTC:</w:t>
+      </w:r>
+      <w:r>
+        <w:t xml:space="preserve"> </w:t>
+      </w:r>
+      <w:r>
+        <w:rPr>
+          <w:rStyle w:val="VerbatimChar"/>
+        </w:rPr>
+        <w:t xml:space="preserve">authorize</w:t>
+      </w:r>
+      <w:r>
+        <w:t xml:space="preserve"> </w:t>
+      </w:r>
+      <w:r>
+        <w:t xml:space="preserve">in all six runs (1,249,256; 784,169; 785,857; 784,171; 784,169; 785,859 stroops),</w:t>
+      </w:r>
+      <w:r>
+        <w:t xml:space="preserve"> </w:t>
+      </w:r>
+      <w:r>
+        <w:rPr>
+          <w:rStyle w:val="VerbatimChar"/>
+        </w:rPr>
+        <w:t xml:space="preserve">settle</w:t>
+      </w:r>
+      <w:r>
+        <w:t xml:space="preserve"> </w:t>
+      </w:r>
+      <w:r>
+        <w:t xml:space="preserve">and</w:t>
+      </w:r>
+      <w:r>
+        <w:t xml:space="preserve"> </w:t>
+      </w:r>
+      <w:r>
+        <w:rPr>
+          <w:rStyle w:val="VerbatimChar"/>
+        </w:rPr>
+        <w:t xml:space="preserve">seal</w:t>
+      </w:r>
+      <w:r>
+        <w:t xml:space="preserve"> </w:t>
+      </w:r>
+      <w:r>
+        <w:t xml:space="preserve">in the three healthy runs (settles</w:t>
+      </w:r>
+      <w:r>
+        <w:t xml:space="preserve"> </w:t>
+      </w:r>
+      <w:r>
+        <w:rPr>
+          <w:rStyle w:val="VerbatimChar"/>
+        </w:rPr>
+        <w:t xml:space="preserve">f0674419…1235</w:t>
+      </w:r>
+      <w:r>
+        <w:t xml:space="preserve"> </w:t>
+      </w:r>
+      <w:r>
+        <w:t xml:space="preserve">858,751,</w:t>
+      </w:r>
+      <w:r>
+        <w:t xml:space="preserve"> </w:t>
+      </w:r>
+      <w:r>
+        <w:rPr>
+          <w:rStyle w:val="VerbatimChar"/>
+        </w:rPr>
+        <w:t xml:space="preserve">19f3420d…3397</w:t>
+      </w:r>
+      <w:r>
+        <w:t xml:space="preserve"> </w:t>
+      </w:r>
+      <w:r>
+        <w:t xml:space="preserve">854,885 and</w:t>
+      </w:r>
+      <w:r>
+        <w:t xml:space="preserve"> </w:t>
+      </w:r>
+      <w:r>
+        <w:rPr>
+          <w:rStyle w:val="VerbatimChar"/>
+        </w:rPr>
+        <w:t xml:space="preserve">785428bf…554b</w:t>
+      </w:r>
+      <w:r>
+        <w:t xml:space="preserve"> </w:t>
+      </w:r>
+      <w:r>
+        <w:t xml:space="preserve">658,305; seals 18,245,369, 210,700 and 211,139), and one rating</w:t>
+      </w:r>
+      <w:r>
+        <w:t xml:space="preserve"> </w:t>
+      </w:r>
+      <w:r>
+        <w:rPr>
+          <w:rStyle w:val="VerbatimChar"/>
+        </w:rPr>
+        <w:t xml:space="preserve">submit</w:t>
+      </w:r>
+      <w:r>
+        <w:t xml:space="preserve"> </w:t>
+      </w:r>
+      <w:r>
+        <w:t xml:space="preserve">per run (296,690; 296,691; 167,290 for the healthy runs; 302,591; 85,685; 85,685 for the faulty agent’s). The means are 5,173,481 / 6 = 862,247 for</w:t>
+      </w:r>
+      <w:r>
+        <w:t xml:space="preserve"> </w:t>
+      </w:r>
+      <w:r>
+        <w:rPr>
+          <w:rStyle w:val="VerbatimChar"/>
+        </w:rPr>
+        <w:t xml:space="preserve">authorize</w:t>
+      </w:r>
+      <w:r>
+        <w:t xml:space="preserve">, 2,371,941 / 3 = 790,647 for</w:t>
+      </w:r>
+      <w:r>
+        <w:t xml:space="preserve"> </w:t>
+      </w:r>
+      <w:r>
+        <w:rPr>
+          <w:rStyle w:val="VerbatimChar"/>
+        </w:rPr>
+        <w:t xml:space="preserve">settle</w:t>
+      </w:r>
+      <w:r>
+        <w:t xml:space="preserve">, 18,667,208 / 3 = 6,222,403 for</w:t>
+      </w:r>
+      <w:r>
+        <w:t xml:space="preserve"> </w:t>
+      </w:r>
+      <w:r>
+        <w:rPr>
+          <w:rStyle w:val="VerbatimChar"/>
+        </w:rPr>
+        <w:t xml:space="preserve">seal</w:t>
+      </w:r>
+      <w:r>
+        <w:t xml:space="preserve"> </w:t>
+      </w:r>
+      <w:r>
+        <w:t xml:space="preserve">and 1,234,632 / 6 = 205,772 for</w:t>
+      </w:r>
+      <w:r>
+        <w:t xml:space="preserve"> </w:t>
+      </w:r>
+      <w:r>
+        <w:rPr>
+          <w:rStyle w:val="VerbatimChar"/>
+        </w:rPr>
+        <w:t xml:space="preserve">submit</w:t>
+      </w:r>
+      <w:r>
+        <w:t xml:space="preserve">, rounded to the stroop. A workflow therefore costs 862,247 + 790,647 + 6,222,403 + 6 × 205,772 = 9,109,929 stroops, about 0.91 XLM, and 1,000 of them cost 9,109,929,000 stroops, 910.99 XLM.</w:t>
+      </w:r>
+    </w:p>
+    <w:p>
+      <w:pPr>
+        <w:pStyle w:val="BodyText"/>
+      </w:pPr>
+      <w:r>
+        <w:t xml:space="preserve">Three caveats. First, the sample is small and the means carry one-off costs. Three of the transactions restored archived ledger entries before running, which Soroban charges for: the first</w:t>
+      </w:r>
+      <w:r>
+        <w:t xml:space="preserve"> </w:t>
+      </w:r>
+      <w:r>
+        <w:rPr>
+          <w:rStyle w:val="VerbatimChar"/>
+        </w:rPr>
+        <w:t xml:space="preserve">seal</w:t>
+      </w:r>
+      <w:r>
+        <w:t xml:space="preserve"> </w:t>
+      </w:r>
+      <w:r>
+        <w:t xml:space="preserve">(</w:t>
+      </w:r>
+      <w:r>
+        <w:rPr>
+          <w:rStyle w:val="VerbatimChar"/>
+        </w:rPr>
+        <w:t xml:space="preserve">f0b25fc5…2b5c</w:t>
+      </w:r>
+      <w:r>
+        <w:t xml:space="preserve">, 18,245,369 stroops) and the first two settles. A steady stream of workflows would not pay that on every call. Without those three samples,</w:t>
+      </w:r>
+      <w:r>
+        <w:t xml:space="preserve"> </w:t>
+      </w:r>
+      <w:r>
+        <w:rPr>
+          <w:rStyle w:val="VerbatimChar"/>
+        </w:rPr>
+        <w:t xml:space="preserve">settle</w:t>
+      </w:r>
+      <w:r>
+        <w:t xml:space="preserve"> </w:t>
+      </w:r>
+      <w:r>
+        <w:t xml:space="preserve">is 658,305 (n = 1) and</w:t>
+      </w:r>
+      <w:r>
+        <w:t xml:space="preserve"> </w:t>
+      </w:r>
+      <w:r>
+        <w:rPr>
+          <w:rStyle w:val="VerbatimChar"/>
+        </w:rPr>
+        <w:t xml:space="preserve">seal</w:t>
+      </w:r>
+      <w:r>
+        <w:t xml:space="preserve"> </w:t>
+      </w:r>
+      <w:r>
+        <w:t xml:space="preserve">is (210,700 + 211,139) / 2 = 210,920 (n = 2), so a workflow costs 862,247 + 658,305 + 210,920 + 1,234,632 = 2,966,104 stroops, about 0.30 XLM, and 1,000 cost 296.61 XLM. The rating mean still includes each agent’s first rating, which writes its first evidence and costs more (296,690 to 302,591, against 85,685 to 167,290 afterwards). Second, every sampled settle paid one delivered step to one owner. A settle with six payouts writes more, and has not been measured. Third, fees move with the network:</w:t>
+      </w:r>
+      <w:r>
+        <w:t xml:space="preserve"> </w:t>
+      </w:r>
+      <w:r>
+        <w:rPr>
+          <w:rStyle w:val="VerbatimChar"/>
+        </w:rPr>
+        <w:t xml:space="preserve">fee_charged</w:t>
+      </w:r>
+      <w:r>
+        <w:t xml:space="preserve"> </w:t>
+      </w:r>
+      <w:r>
+        <w:t xml:space="preserve">includes an inclusion fee that rises under surge pricing, and all the samples come from ten minutes of one testnet day.</w:t>
+      </w:r>
+    </w:p>
+    <w:p>
+      <w:pPr>
+        <w:pStyle w:val="BodyText"/>
+      </w:pPr>
+      <w:r>
+        <w:t xml:space="preserve">Before 2026-09-30 this table was priced from v1-era samples, for example a v1</w:t>
+      </w:r>
+      <w:r>
+        <w:t xml:space="preserve"> </w:t>
+      </w:r>
+      <w:r>
+        <w:rPr>
+          <w:rStyle w:val="VerbatimChar"/>
+        </w:rPr>
+        <w:t xml:space="preserve">authorize</w:t>
+      </w:r>
+      <w:r>
+        <w:t xml:space="preserve"> </w:t>
+      </w:r>
+      <w:r>
+        <w:t xml:space="preserve">at 106,477 stroops (</w:t>
       </w:r>
       <w:r>
         <w:rPr>
@@ -30042,10 +30378,10 @@
         <w:t xml:space="preserve">027b0d42…9230</w:t>
       </w:r>
       <w:r>
-        <w:t xml:space="preserve"> </w:t>
-      </w:r>
-      <w:r>
-        <w:t xml:space="preserve">(</w:t>
+        <w:t xml:space="preserve">, 2026-09-22). Those figures are history: a v2</w:t>
+      </w:r>
+      <w:r>
+        <w:t xml:space="preserve"> </w:t>
       </w:r>
       <w:r>
         <w:rPr>
@@ -30054,181 +30390,18 @@
         <w:t xml:space="preserve">authorize</w:t>
       </w:r>
       <w:r>
-        <w:t xml:space="preserve">, 2026-09-22),</w:t>
-      </w:r>
-      <w:r>
-        <w:t xml:space="preserve"> </w:t>
-      </w:r>
-      <w:r>
-        <w:rPr>
-          <w:rStyle w:val="VerbatimChar"/>
-        </w:rPr>
-        <w:t xml:space="preserve">03c3f815…67b7</w:t>
-      </w:r>
-      <w:r>
-        <w:t xml:space="preserve"> </w:t>
-      </w:r>
-      <w:r>
-        <w:t xml:space="preserve">(</w:t>
-      </w:r>
-      <w:r>
-        <w:rPr>
-          <w:rStyle w:val="VerbatimChar"/>
-        </w:rPr>
-        <w:t xml:space="preserve">seal</w:t>
-      </w:r>
-      <w:r>
-        <w:t xml:space="preserve">, 2026-06-09) and</w:t>
-      </w:r>
-      <w:r>
-        <w:t xml:space="preserve"> </w:t>
-      </w:r>
-      <w:r>
-        <w:rPr>
-          <w:rStyle w:val="VerbatimChar"/>
-        </w:rPr>
-        <w:t xml:space="preserve">63031b49…28b2</w:t>
-      </w:r>
-      <w:r>
-        <w:t xml:space="preserve"> </w:t>
-      </w:r>
-      <w:r>
-        <w:t xml:space="preserve">(</w:t>
-      </w:r>
-      <w:r>
-        <w:rPr>
-          <w:rStyle w:val="VerbatimChar"/>
-        </w:rPr>
-        <w:t xml:space="preserve">submit</w:t>
-      </w:r>
-      <w:r>
-        <w:t xml:space="preserve">, 2026-09-22), and for</w:t>
-      </w:r>
-      <w:r>
-        <w:t xml:space="preserve"> </w:t>
-      </w:r>
-      <w:r>
-        <w:rPr>
-          <w:rStyle w:val="VerbatimChar"/>
-        </w:rPr>
-        <w:t xml:space="preserve">settle</w:t>
-      </w:r>
-      <w:r>
-        <w:t xml:space="preserve"> </w:t>
-      </w:r>
-      <w:r>
-        <w:t xml:space="preserve">the first three escrow v2 settles, all on 2026-09-30, whose fees Horizon reports as</w:t>
-      </w:r>
-      <w:r>
-        <w:t xml:space="preserve"> </w:t>
-      </w:r>
-      <w:r>
-        <w:rPr>
-          <w:rStyle w:val="VerbatimChar"/>
-        </w:rPr>
-        <w:t xml:space="preserve">fee_charged</w:t>
-      </w:r>
-      <w:r>
-        <w:t xml:space="preserve">:</w:t>
-      </w:r>
-      <w:r>
-        <w:t xml:space="preserve"> </w:t>
-      </w:r>
-      <w:r>
-        <w:rPr>
-          <w:rStyle w:val="VerbatimChar"/>
-        </w:rPr>
-        <w:t xml:space="preserve">f0674419…1235</w:t>
-      </w:r>
-      <w:r>
-        <w:t xml:space="preserve"> </w:t>
-      </w:r>
-      <w:r>
-        <w:t xml:space="preserve">(858,751 stroops),</w:t>
-      </w:r>
-      <w:r>
-        <w:t xml:space="preserve"> </w:t>
-      </w:r>
-      <w:r>
-        <w:rPr>
-          <w:rStyle w:val="VerbatimChar"/>
-        </w:rPr>
-        <w:t xml:space="preserve">19f3420d…3397</w:t>
-      </w:r>
-      <w:r>
-        <w:t xml:space="preserve"> </w:t>
-      </w:r>
-      <w:r>
-        <w:t xml:space="preserve">(854,885) and</w:t>
-      </w:r>
-      <w:r>
-        <w:t xml:space="preserve"> </w:t>
-      </w:r>
-      <w:r>
-        <w:rPr>
-          <w:rStyle w:val="VerbatimChar"/>
-        </w:rPr>
-        <w:t xml:space="preserve">785428bf…554b</w:t>
-      </w:r>
-      <w:r>
-        <w:t xml:space="preserve"> </w:t>
-      </w:r>
-      <w:r>
-        <w:t xml:space="preserve">(658,305). Their mean is (858,751 + 854,885 + 658,305) / 3 = 2,371,941 / 3 = 790,647 stroops, so 1,000 settles a month cost 1,000 × 790,647 stroops = 790.65 × 10⁶ stroops = 79.06 XLM. Each of those settles paid one delivered step to one owner; a settle that pays six owners writes more, and has not been measured.</w:t>
-      </w:r>
-      <w:r>
-        <w:t xml:space="preserve"> </w:t>
-      </w:r>
-      <w:r>
-        <w:rPr>
-          <w:rStyle w:val="VerbatimChar"/>
-        </w:rPr>
-        <w:t xml:space="preserve">settle</w:t>
-      </w:r>
-      <w:r>
-        <w:t xml:space="preserve"> </w:t>
-      </w:r>
-      <w:r>
-        <w:t xml:space="preserve">is now the largest line, about fourteen times the v1</w:t>
-      </w:r>
-      <w:r>
-        <w:t xml:space="preserve"> </w:t>
-      </w:r>
-      <w:r>
-        <w:rPr>
-          <w:rStyle w:val="VerbatimChar"/>
-        </w:rPr>
-        <w:t xml:space="preserve">charge</w:t>
-      </w:r>
-      <w:r>
-        <w:t xml:space="preserve"> </w:t>
-      </w:r>
-      <w:r>
-        <w:t xml:space="preserve">it replaces (790,647 / 54,989 ≈ 14.4;</w:t>
-      </w:r>
-      <w:r>
-        <w:t xml:space="preserve"> </w:t>
-      </w:r>
-      <w:r>
-        <w:rPr>
-          <w:rStyle w:val="VerbatimChar"/>
-        </w:rPr>
-        <w:t xml:space="preserve">7932846b…9cc2</w:t>
-      </w:r>
-      <w:r>
-        <w:t xml:space="preserve">, 2026-06-09). The other rows are samples taken before escrow v2 went live, and are not re-priced here: the first v2 runs paid more for</w:t>
-      </w:r>
-      <w:r>
-        <w:t xml:space="preserve"> </w:t>
-      </w:r>
-      <w:r>
-        <w:rPr>
-          <w:rStyle w:val="VerbatimChar"/>
-        </w:rPr>
-        <w:t xml:space="preserve">authorize</w:t>
-      </w:r>
-      <w:r>
-        <w:t xml:space="preserve">, which under v2 also moves the buyer’s funds into custody, at 784,169 to 1,249,256 stroops. A rating that writes an agent’s first evidence costs more, up to 189,423 stroops in the scorer’s recent history. The total is 106,477,000 + 790,647,000 + 57,926,000 + 319,884,000 = 1,274,934,000 stroops, or 127.49 XLM. At an assumed USD 0.50 per XLM (an assumption made on 2026-09-29, not a quote), the monthly network cost across 1,000 workflows is therefore about</w:t>
+        <w:t xml:space="preserve"> </w:t>
+      </w:r>
+      <w:r>
+        <w:t xml:space="preserve">also moves the buyer’s funds into custody.</w:t>
+      </w:r>
+    </w:p>
+    <w:p>
+      <w:pPr>
+        <w:pStyle w:val="BodyText"/>
+      </w:pPr>
+      <w:r>
+        <w:t xml:space="preserve">At an assumed USD 0.50 per XLM (an assumption made on 2026-09-29, not a quote), the monthly network cost across 1,000 workflows is therefore about</w:t>
       </w:r>
       <w:r>
         <w:t xml:space="preserve"> </w:t>
@@ -30238,13 +30411,13 @@
           <w:b/>
           <w:bCs/>
         </w:rPr>
-        <w:t xml:space="preserve">USD 64</w:t>
-      </w:r>
-      <w:r>
-        <w:t xml:space="preserve"> </w:t>
-      </w:r>
-      <w:r>
-        <w:t xml:space="preserve">(127.49 × 0.50 = 63.75). The agent payouts of ≈ 172 USDC flow entirely through to agent owners; the protocol takes zero margin in v1.</w:t>
+        <w:t xml:space="preserve">USD 148</w:t>
+      </w:r>
+      <w:r>
+        <w:t xml:space="preserve"> </w:t>
+      </w:r>
+      <w:r>
+        <w:t xml:space="preserve">without the archive restores (296.61 × 0.50 = 148.31), and about USD 455 as sampled (910.99 × 0.50 = 455.50). The agent payouts of ≈ 172 USDC flow entirely through to agent owners; the protocol takes zero margin in v1.</w:t>
       </w:r>
     </w:p>
     <w:p>
@@ -30286,22 +30459,7 @@
         <w:t xml:space="preserve"> </w:t>
       </w:r>
       <w:r>
-        <w:t xml:space="preserve">fees, about 1.06 XLM at the table’s sample (10 × 106,477 stroops), or about USD 0.53 at the assumed USD 0.50 per XLM, and more at the v2</w:t>
-      </w:r>
-      <w:r>
-        <w:t xml:space="preserve"> </w:t>
-      </w:r>
-      <w:r>
-        <w:rPr>
-          <w:rStyle w:val="VerbatimChar"/>
-        </w:rPr>
-        <w:t xml:space="preserve">authorize</w:t>
-      </w:r>
-      <w:r>
-        <w:t xml:space="preserve"> </w:t>
-      </w:r>
-      <w:r>
-        <w:t xml:space="preserve">fees above; the platform pays the rest of the network fees.</w:t>
+        <w:t xml:space="preserve">fees, about 0.86 XLM at the measured mean (10 × 862,247 stroops = 8,622,470 stroops), or about USD 0.43 at the assumed USD 0.50 per XLM; the platform pays the rest of the network fees.</w:t>
       </w:r>
     </w:p>
     <w:p>
@@ -30323,7 +30481,7 @@
         <w:t xml:space="preserve"> </w:t>
       </w:r>
       <w:r>
-        <w:t xml:space="preserve">The chain part is measured above: about USD 64 a month for 1,000 workflows at the assumed rate, nearly all of it paid by the platform. The inference part is not measured: the protocol covers OpenAI for the orchestrator and the live workers, and this document states no per-workflow inference cost, so we do not claim which of the two is larger. An operator running their own deployment can substitute a self-hosted model, which moves the inference cost to their own hardware.</w:t>
+        <w:t xml:space="preserve">The chain part is measured above: about USD 148 a month for 1,000 workflows at the assumed rate without the one-off archive restores, and USD 455 as sampled, nearly all of it paid by the platform. The inference part is not measured: the protocol covers OpenAI for the orchestrator and the live workers, and this document states no per-workflow inference cost, so we do not claim which of the two is larger. An operator running their own deployment can substitute a self-hosted model, which moves the inference cost to their own hardware.</w:t>
       </w:r>
     </w:p>
     <w:bookmarkEnd w:id="91"/>
